--- a/Thesis Text.docx
+++ b/Thesis Text.docx
@@ -5,6 +5,7 @@
     <w:p>
       <w:pPr>
         <w:rPr>
+          <w:rFonts w:ascii="Calibri" w:hAnsi="Calibri" w:cs="Calibri"/>
           <w:b/>
           <w:bCs/>
           <w:sz w:val="22"/>
@@ -13,23 +14,38 @@
       </w:pPr>
       <w:r>
         <w:rPr>
+          <w:rFonts w:ascii="Calibri" w:hAnsi="Calibri" w:cs="Calibri"/>
           <w:b/>
           <w:bCs/>
           <w:sz w:val="22"/>
           <w:szCs w:val="22"/>
         </w:rPr>
-        <w:t>2.1 Gaze Estimation</w:t>
-      </w:r>
+        <w:t xml:space="preserve">2.1 Gaze </w:t>
+      </w:r>
+      <w:proofErr w:type="spellStart"/>
+      <w:r>
+        <w:rPr>
+          <w:rFonts w:ascii="Calibri" w:hAnsi="Calibri" w:cs="Calibri"/>
+          <w:b/>
+          <w:bCs/>
+          <w:sz w:val="22"/>
+          <w:szCs w:val="22"/>
+        </w:rPr>
+        <w:t>Estimation</w:t>
+      </w:r>
+      <w:proofErr w:type="spellEnd"/>
     </w:p>
     <w:p>
       <w:pPr>
         <w:rPr>
-          <w:sz w:val="22"/>
-          <w:szCs w:val="22"/>
-        </w:rPr>
-      </w:pPr>
-      <w:r>
-        <w:rPr>
+          <w:rFonts w:ascii="Calibri" w:hAnsi="Calibri" w:cs="Calibri"/>
+          <w:sz w:val="22"/>
+          <w:szCs w:val="22"/>
+        </w:rPr>
+      </w:pPr>
+      <w:r>
+        <w:rPr>
+          <w:rFonts w:ascii="Calibri" w:hAnsi="Calibri" w:cs="Calibri"/>
           <w:b/>
           <w:bCs/>
           <w:sz w:val="22"/>
@@ -45,12 +61,14 @@
           <w:numId w:val="1"/>
         </w:numPr>
         <w:rPr>
-          <w:sz w:val="22"/>
-          <w:szCs w:val="22"/>
-        </w:rPr>
-      </w:pPr>
-      <w:r>
-        <w:rPr>
+          <w:rFonts w:ascii="Calibri" w:hAnsi="Calibri" w:cs="Calibri"/>
+          <w:sz w:val="22"/>
+          <w:szCs w:val="22"/>
+        </w:rPr>
+      </w:pPr>
+      <w:r>
+        <w:rPr>
+          <w:rFonts w:ascii="Calibri" w:hAnsi="Calibri" w:cs="Calibri"/>
           <w:sz w:val="22"/>
           <w:szCs w:val="22"/>
         </w:rPr>
@@ -64,12 +82,14 @@
           <w:numId w:val="1"/>
         </w:numPr>
         <w:rPr>
-          <w:sz w:val="22"/>
-          <w:szCs w:val="22"/>
-        </w:rPr>
-      </w:pPr>
-      <w:r>
-        <w:rPr>
+          <w:rFonts w:ascii="Calibri" w:hAnsi="Calibri" w:cs="Calibri"/>
+          <w:sz w:val="22"/>
+          <w:szCs w:val="22"/>
+        </w:rPr>
+      </w:pPr>
+      <w:r>
+        <w:rPr>
+          <w:rFonts w:ascii="Calibri" w:hAnsi="Calibri" w:cs="Calibri"/>
           <w:sz w:val="22"/>
           <w:szCs w:val="22"/>
         </w:rPr>
@@ -83,12 +103,14 @@
           <w:numId w:val="1"/>
         </w:numPr>
         <w:rPr>
-          <w:sz w:val="22"/>
-          <w:szCs w:val="22"/>
-        </w:rPr>
-      </w:pPr>
-      <w:r>
-        <w:rPr>
+          <w:rFonts w:ascii="Calibri" w:hAnsi="Calibri" w:cs="Calibri"/>
+          <w:sz w:val="22"/>
+          <w:szCs w:val="22"/>
+        </w:rPr>
+      </w:pPr>
+      <w:r>
+        <w:rPr>
+          <w:rFonts w:ascii="Calibri" w:hAnsi="Calibri" w:cs="Calibri"/>
           <w:sz w:val="22"/>
           <w:szCs w:val="22"/>
         </w:rPr>
@@ -98,12 +120,14 @@
     <w:p>
       <w:pPr>
         <w:rPr>
-          <w:sz w:val="22"/>
-          <w:szCs w:val="22"/>
-        </w:rPr>
-      </w:pPr>
-      <w:r>
-        <w:rPr>
+          <w:rFonts w:ascii="Calibri" w:hAnsi="Calibri" w:cs="Calibri"/>
+          <w:sz w:val="22"/>
+          <w:szCs w:val="22"/>
+        </w:rPr>
+      </w:pPr>
+      <w:r>
+        <w:rPr>
+          <w:rFonts w:ascii="Calibri" w:hAnsi="Calibri" w:cs="Calibri"/>
           <w:sz w:val="22"/>
           <w:szCs w:val="22"/>
         </w:rPr>
@@ -117,12 +141,14 @@
           <w:numId w:val="2"/>
         </w:numPr>
         <w:rPr>
-          <w:sz w:val="22"/>
-          <w:szCs w:val="22"/>
-        </w:rPr>
-      </w:pPr>
-      <w:r>
-        <w:rPr>
+          <w:rFonts w:ascii="Calibri" w:hAnsi="Calibri" w:cs="Calibri"/>
+          <w:sz w:val="22"/>
+          <w:szCs w:val="22"/>
+        </w:rPr>
+      </w:pPr>
+      <w:r>
+        <w:rPr>
+          <w:rFonts w:ascii="Calibri" w:hAnsi="Calibri" w:cs="Calibri"/>
           <w:sz w:val="22"/>
           <w:szCs w:val="22"/>
         </w:rPr>
@@ -136,12 +162,14 @@
           <w:numId w:val="2"/>
         </w:numPr>
         <w:rPr>
-          <w:sz w:val="22"/>
-          <w:szCs w:val="22"/>
-        </w:rPr>
-      </w:pPr>
-      <w:r>
-        <w:rPr>
+          <w:rFonts w:ascii="Calibri" w:hAnsi="Calibri" w:cs="Calibri"/>
+          <w:sz w:val="22"/>
+          <w:szCs w:val="22"/>
+        </w:rPr>
+      </w:pPr>
+      <w:r>
+        <w:rPr>
+          <w:rFonts w:ascii="Calibri" w:hAnsi="Calibri" w:cs="Calibri"/>
           <w:sz w:val="22"/>
           <w:szCs w:val="22"/>
         </w:rPr>
@@ -151,19 +179,48 @@
     <w:p>
       <w:pPr>
         <w:rPr>
-          <w:sz w:val="22"/>
-          <w:szCs w:val="22"/>
-        </w:rPr>
-      </w:pPr>
-      <w:r>
-        <w:rPr>
-          <w:sz w:val="22"/>
-          <w:szCs w:val="22"/>
-        </w:rPr>
-        <w:t>Gaze Estimation</w:t>
-      </w:r>
-      <w:r>
-        <w:rPr>
+          <w:rFonts w:ascii="Calibri" w:hAnsi="Calibri" w:cs="Calibri"/>
+          <w:sz w:val="22"/>
+          <w:szCs w:val="22"/>
+        </w:rPr>
+      </w:pPr>
+      <w:r>
+        <w:rPr>
+          <w:rFonts w:ascii="Calibri" w:hAnsi="Calibri" w:cs="Calibri"/>
+          <w:sz w:val="22"/>
+          <w:szCs w:val="22"/>
+        </w:rPr>
+        <w:t>Die Blickschätzung (</w:t>
+      </w:r>
+      <w:r>
+        <w:rPr>
+          <w:rFonts w:ascii="Calibri" w:hAnsi="Calibri" w:cs="Calibri"/>
+          <w:sz w:val="22"/>
+          <w:szCs w:val="22"/>
+        </w:rPr>
+        <w:t xml:space="preserve">Gaze </w:t>
+      </w:r>
+      <w:proofErr w:type="spellStart"/>
+      <w:r>
+        <w:rPr>
+          <w:rFonts w:ascii="Calibri" w:hAnsi="Calibri" w:cs="Calibri"/>
+          <w:sz w:val="22"/>
+          <w:szCs w:val="22"/>
+        </w:rPr>
+        <w:t>Estimation</w:t>
+      </w:r>
+      <w:proofErr w:type="spellEnd"/>
+      <w:r>
+        <w:rPr>
+          <w:rFonts w:ascii="Calibri" w:hAnsi="Calibri" w:cs="Calibri"/>
+          <w:sz w:val="22"/>
+          <w:szCs w:val="22"/>
+        </w:rPr>
+        <w:t>)</w:t>
+      </w:r>
+      <w:r>
+        <w:rPr>
+          <w:rFonts w:ascii="Calibri" w:hAnsi="Calibri" w:cs="Calibri"/>
           <w:sz w:val="22"/>
           <w:szCs w:val="22"/>
         </w:rPr>
@@ -171,6 +228,7 @@
       </w:r>
       <w:r>
         <w:rPr>
+          <w:rFonts w:ascii="Calibri" w:hAnsi="Calibri" w:cs="Calibri"/>
           <w:sz w:val="22"/>
           <w:szCs w:val="22"/>
         </w:rPr>
@@ -178,6 +236,7 @@
       </w:r>
       <w:r>
         <w:rPr>
+          <w:rFonts w:ascii="Calibri" w:hAnsi="Calibri" w:cs="Calibri"/>
           <w:sz w:val="22"/>
           <w:szCs w:val="22"/>
         </w:rPr>
@@ -185,20 +244,137 @@
       </w:r>
       <w:r>
         <w:rPr>
-          <w:sz w:val="22"/>
-          <w:szCs w:val="22"/>
-        </w:rPr>
-        <w:t xml:space="preserve">. Zuerst werden Augen erkannt und ihre Position im Bild festgestellt. Dann werden diese Augen </w:t>
-      </w:r>
-      <w:r>
-        <w:rPr>
-          <w:sz w:val="22"/>
-          <w:szCs w:val="22"/>
-        </w:rPr>
-        <w:t>genutzt,</w:t>
-      </w:r>
-      <w:r>
-        <w:rPr>
+          <w:rFonts w:ascii="Calibri" w:hAnsi="Calibri" w:cs="Calibri"/>
+          <w:sz w:val="22"/>
+          <w:szCs w:val="22"/>
+        </w:rPr>
+        <w:t xml:space="preserve">. </w:t>
+      </w:r>
+      <w:r>
+        <w:rPr>
+          <w:rFonts w:ascii="Calibri" w:hAnsi="Calibri" w:cs="Calibri"/>
+          <w:sz w:val="22"/>
+          <w:szCs w:val="22"/>
+        </w:rPr>
+        <w:t>Zunächst</w:t>
+      </w:r>
+      <w:r>
+        <w:rPr>
+          <w:rFonts w:ascii="Calibri" w:hAnsi="Calibri" w:cs="Calibri"/>
+          <w:sz w:val="22"/>
+          <w:szCs w:val="22"/>
+        </w:rPr>
+        <w:t xml:space="preserve"> werden </w:t>
+      </w:r>
+      <w:r>
+        <w:rPr>
+          <w:rFonts w:ascii="Calibri" w:hAnsi="Calibri" w:cs="Calibri"/>
+          <w:sz w:val="22"/>
+          <w:szCs w:val="22"/>
+        </w:rPr>
+        <w:t xml:space="preserve">die </w:t>
+      </w:r>
+      <w:r>
+        <w:rPr>
+          <w:rFonts w:ascii="Calibri" w:hAnsi="Calibri" w:cs="Calibri"/>
+          <w:sz w:val="22"/>
+          <w:szCs w:val="22"/>
+        </w:rPr>
+        <w:t xml:space="preserve">Augen erkannt und ihre Position im Bild </w:t>
+      </w:r>
+      <w:r>
+        <w:rPr>
+          <w:rFonts w:ascii="Calibri" w:hAnsi="Calibri" w:cs="Calibri"/>
+          <w:sz w:val="22"/>
+          <w:szCs w:val="22"/>
+        </w:rPr>
+        <w:t>bestimmt</w:t>
+      </w:r>
+      <w:r>
+        <w:rPr>
+          <w:rFonts w:ascii="Calibri" w:hAnsi="Calibri" w:cs="Calibri"/>
+          <w:sz w:val="22"/>
+          <w:szCs w:val="22"/>
+        </w:rPr>
+        <w:t xml:space="preserve">. </w:t>
+      </w:r>
+      <w:r>
+        <w:rPr>
+          <w:rFonts w:ascii="Calibri" w:hAnsi="Calibri" w:cs="Calibri"/>
+          <w:sz w:val="22"/>
+          <w:szCs w:val="22"/>
+        </w:rPr>
+        <w:t>Anschließend</w:t>
+      </w:r>
+      <w:r>
+        <w:rPr>
+          <w:rFonts w:ascii="Calibri" w:hAnsi="Calibri" w:cs="Calibri"/>
+          <w:sz w:val="22"/>
+          <w:szCs w:val="22"/>
+        </w:rPr>
+        <w:t xml:space="preserve"> </w:t>
+      </w:r>
+      <w:r>
+        <w:rPr>
+          <w:rFonts w:ascii="Calibri" w:hAnsi="Calibri" w:cs="Calibri"/>
+          <w:sz w:val="22"/>
+          <w:szCs w:val="22"/>
+        </w:rPr>
+        <w:t>werden</w:t>
+      </w:r>
+      <w:r>
+        <w:rPr>
+          <w:rFonts w:ascii="Calibri" w:hAnsi="Calibri" w:cs="Calibri"/>
+          <w:sz w:val="22"/>
+          <w:szCs w:val="22"/>
+        </w:rPr>
+        <w:t xml:space="preserve"> diese Informationen gemeinsam mit den Ergebnissen der </w:t>
+      </w:r>
+      <w:r>
+        <w:rPr>
+          <w:rFonts w:ascii="Calibri" w:hAnsi="Calibri" w:cs="Calibri"/>
+          <w:sz w:val="22"/>
+          <w:szCs w:val="22"/>
+        </w:rPr>
+        <w:t xml:space="preserve">Head Pose </w:t>
+      </w:r>
+      <w:proofErr w:type="spellStart"/>
+      <w:r>
+        <w:rPr>
+          <w:rFonts w:ascii="Calibri" w:hAnsi="Calibri" w:cs="Calibri"/>
+          <w:sz w:val="22"/>
+          <w:szCs w:val="22"/>
+        </w:rPr>
+        <w:t>Estimation</w:t>
+      </w:r>
+      <w:proofErr w:type="spellEnd"/>
+      <w:r>
+        <w:rPr>
+          <w:rFonts w:ascii="Calibri" w:hAnsi="Calibri" w:cs="Calibri"/>
+          <w:sz w:val="22"/>
+          <w:szCs w:val="22"/>
+        </w:rPr>
+        <w:t xml:space="preserve"> </w:t>
+      </w:r>
+      <w:r>
+        <w:rPr>
+          <w:rFonts w:ascii="Calibri" w:hAnsi="Calibri" w:cs="Calibri"/>
+          <w:sz w:val="22"/>
+          <w:szCs w:val="22"/>
+        </w:rPr>
+        <w:t>verwendet</w:t>
+      </w:r>
+      <w:r>
+        <w:rPr>
+          <w:rFonts w:ascii="Calibri" w:hAnsi="Calibri" w:cs="Calibri"/>
+          <w:sz w:val="22"/>
+          <w:szCs w:val="22"/>
+        </w:rPr>
+        <w:t>,</w:t>
+      </w:r>
+      <w:r>
+        <w:rPr>
+          <w:rFonts w:ascii="Calibri" w:hAnsi="Calibri" w:cs="Calibri"/>
           <w:sz w:val="22"/>
           <w:szCs w:val="22"/>
         </w:rPr>
@@ -206,13 +382,23 @@
       </w:r>
       <w:r>
         <w:rPr>
-          <w:sz w:val="22"/>
-          <w:szCs w:val="22"/>
-        </w:rPr>
-        <w:t>zu schätzen wo die Person hinschaut oder was beobachtet wird.</w:t>
-      </w:r>
-      <w:r>
-        <w:rPr>
+          <w:rFonts w:ascii="Calibri" w:hAnsi="Calibri" w:cs="Calibri"/>
+          <w:sz w:val="22"/>
+          <w:szCs w:val="22"/>
+        </w:rPr>
+        <w:t xml:space="preserve">die Blickrichtung einer Person beziehungsweise das betrachtete Objekt </w:t>
+      </w:r>
+      <w:r>
+        <w:rPr>
+          <w:rFonts w:ascii="Calibri" w:hAnsi="Calibri" w:cs="Calibri"/>
+          <w:sz w:val="22"/>
+          <w:szCs w:val="22"/>
+        </w:rPr>
+        <w:t>zu schätzen.</w:t>
+      </w:r>
+      <w:r>
+        <w:rPr>
+          <w:rFonts w:ascii="Calibri" w:hAnsi="Calibri" w:cs="Calibri"/>
           <w:sz w:val="22"/>
           <w:szCs w:val="22"/>
         </w:rPr>
@@ -220,6 +406,7 @@
       </w:r>
       <w:r>
         <w:rPr>
+          <w:rFonts w:ascii="Calibri" w:hAnsi="Calibri" w:cs="Calibri"/>
           <w:sz w:val="22"/>
           <w:szCs w:val="22"/>
         </w:rPr>
@@ -227,76 +414,241 @@
       </w:r>
       <w:r>
         <w:rPr>
-          <w:sz w:val="22"/>
-          <w:szCs w:val="22"/>
-        </w:rPr>
-        <w:t xml:space="preserve"> daher</w:t>
-      </w:r>
-      <w:r>
-        <w:rPr>
-          <w:sz w:val="22"/>
-          <w:szCs w:val="22"/>
-        </w:rPr>
-        <w:t xml:space="preserve"> als zweidimensionale Position auf einer Oberfläche (2D Gaze) oder als dreidimensionaler Richtungsvektor im Raum (3D Gaze) dargestellt werden. Der 2D Gaze wird hauptsächlich bei bildschirmbasierten Anwendungen verwendet</w:t>
-      </w:r>
-      <w:r>
-        <w:rPr>
-          <w:sz w:val="22"/>
-          <w:szCs w:val="22"/>
-        </w:rPr>
-        <w:t xml:space="preserve"> als Blickrichtung auf eine Ebene, während der 3D Gaze eine allgemeine Blickrichtung im Raum beschreibt.</w:t>
+          <w:rFonts w:ascii="Calibri" w:hAnsi="Calibri" w:cs="Calibri"/>
+          <w:sz w:val="22"/>
+          <w:szCs w:val="22"/>
+        </w:rPr>
+        <w:t xml:space="preserve"> </w:t>
+      </w:r>
+      <w:r>
+        <w:rPr>
+          <w:rFonts w:ascii="Calibri" w:hAnsi="Calibri" w:cs="Calibri"/>
+          <w:sz w:val="22"/>
+          <w:szCs w:val="22"/>
+        </w:rPr>
+        <w:t>dabei entweder</w:t>
+      </w:r>
+      <w:r>
+        <w:rPr>
+          <w:rFonts w:ascii="Calibri" w:hAnsi="Calibri" w:cs="Calibri"/>
+          <w:sz w:val="22"/>
+          <w:szCs w:val="22"/>
+        </w:rPr>
+        <w:t xml:space="preserve"> als zweidimensionale Position auf einer Oberfläche (2D Gaze) oder als dreidimensionaler Richtungsvektor im Raum (3D Gaze) dargestellt werden. Der 2D Gaze wird hauptsächlich </w:t>
+      </w:r>
+      <w:r>
+        <w:rPr>
+          <w:rFonts w:ascii="Calibri" w:hAnsi="Calibri" w:cs="Calibri"/>
+          <w:sz w:val="22"/>
+          <w:szCs w:val="22"/>
+        </w:rPr>
+        <w:t>in</w:t>
+      </w:r>
+      <w:r>
+        <w:rPr>
+          <w:rFonts w:ascii="Calibri" w:hAnsi="Calibri" w:cs="Calibri"/>
+          <w:sz w:val="22"/>
+          <w:szCs w:val="22"/>
+        </w:rPr>
+        <w:t xml:space="preserve"> bildschirmbasierten Anwendungen </w:t>
+      </w:r>
+      <w:r>
+        <w:rPr>
+          <w:rFonts w:ascii="Calibri" w:hAnsi="Calibri" w:cs="Calibri"/>
+          <w:sz w:val="22"/>
+          <w:szCs w:val="22"/>
+        </w:rPr>
+        <w:t>eingesetzt und beschreibt</w:t>
+      </w:r>
+      <w:r>
+        <w:rPr>
+          <w:rFonts w:ascii="Calibri" w:hAnsi="Calibri" w:cs="Calibri"/>
+          <w:sz w:val="22"/>
+          <w:szCs w:val="22"/>
+        </w:rPr>
+        <w:t xml:space="preserve"> </w:t>
+      </w:r>
+      <w:r>
+        <w:rPr>
+          <w:rFonts w:ascii="Calibri" w:hAnsi="Calibri" w:cs="Calibri"/>
+          <w:sz w:val="22"/>
+          <w:szCs w:val="22"/>
+        </w:rPr>
+        <w:t>Blickposition</w:t>
+      </w:r>
+      <w:r>
+        <w:rPr>
+          <w:rFonts w:ascii="Calibri" w:hAnsi="Calibri" w:cs="Calibri"/>
+          <w:sz w:val="22"/>
+          <w:szCs w:val="22"/>
+        </w:rPr>
+        <w:t xml:space="preserve"> auf eine Ebene</w:t>
+      </w:r>
+      <w:r>
+        <w:rPr>
+          <w:rFonts w:ascii="Calibri" w:hAnsi="Calibri" w:cs="Calibri"/>
+          <w:sz w:val="22"/>
+          <w:szCs w:val="22"/>
+        </w:rPr>
+        <w:t>.</w:t>
+      </w:r>
+      <w:r>
+        <w:rPr>
+          <w:rFonts w:ascii="Calibri" w:hAnsi="Calibri" w:cs="Calibri"/>
+          <w:sz w:val="22"/>
+          <w:szCs w:val="22"/>
+        </w:rPr>
+        <w:t xml:space="preserve"> </w:t>
+      </w:r>
+      <w:r>
+        <w:rPr>
+          <w:rFonts w:ascii="Calibri" w:hAnsi="Calibri" w:cs="Calibri"/>
+          <w:sz w:val="22"/>
+          <w:szCs w:val="22"/>
+        </w:rPr>
+        <w:t>D</w:t>
+      </w:r>
+      <w:r>
+        <w:rPr>
+          <w:rFonts w:ascii="Calibri" w:hAnsi="Calibri" w:cs="Calibri"/>
+          <w:sz w:val="22"/>
+          <w:szCs w:val="22"/>
+        </w:rPr>
+        <w:t xml:space="preserve">er 3D Gaze </w:t>
+      </w:r>
+      <w:r>
+        <w:rPr>
+          <w:rFonts w:ascii="Calibri" w:hAnsi="Calibri" w:cs="Calibri"/>
+          <w:sz w:val="22"/>
+          <w:szCs w:val="22"/>
+        </w:rPr>
+        <w:t>hingegen repräsentiert die</w:t>
+      </w:r>
+      <w:r>
+        <w:rPr>
+          <w:rFonts w:ascii="Calibri" w:hAnsi="Calibri" w:cs="Calibri"/>
+          <w:sz w:val="22"/>
+          <w:szCs w:val="22"/>
+        </w:rPr>
+        <w:t xml:space="preserve"> allgemeine Blickrichtung</w:t>
+      </w:r>
+      <w:r>
+        <w:rPr>
+          <w:rFonts w:ascii="Calibri" w:hAnsi="Calibri" w:cs="Calibri"/>
+          <w:sz w:val="22"/>
+          <w:szCs w:val="22"/>
+        </w:rPr>
+        <w:t xml:space="preserve"> einer Person</w:t>
+      </w:r>
+      <w:r>
+        <w:rPr>
+          <w:rFonts w:ascii="Calibri" w:hAnsi="Calibri" w:cs="Calibri"/>
+          <w:sz w:val="22"/>
+          <w:szCs w:val="22"/>
+        </w:rPr>
+        <w:t xml:space="preserve"> im</w:t>
+      </w:r>
+      <w:r>
+        <w:rPr>
+          <w:rFonts w:ascii="Calibri" w:hAnsi="Calibri" w:cs="Calibri"/>
+          <w:sz w:val="22"/>
+          <w:szCs w:val="22"/>
+        </w:rPr>
+        <w:t xml:space="preserve"> dreidimensionalen</w:t>
+      </w:r>
+      <w:r>
+        <w:rPr>
+          <w:rFonts w:ascii="Calibri" w:hAnsi="Calibri" w:cs="Calibri"/>
+          <w:sz w:val="22"/>
+          <w:szCs w:val="22"/>
+        </w:rPr>
+        <w:t xml:space="preserve"> Raum beschreibt.</w:t>
       </w:r>
     </w:p>
     <w:p>
       <w:pPr>
         <w:rPr>
-          <w:sz w:val="22"/>
-          <w:szCs w:val="22"/>
-        </w:rPr>
-      </w:pPr>
-      <w:r>
-        <w:rPr>
-          <w:sz w:val="22"/>
-          <w:szCs w:val="22"/>
-        </w:rPr>
-        <w:t>Sie findet Anwendung</w:t>
-      </w:r>
-      <w:r>
-        <w:rPr>
-          <w:sz w:val="22"/>
-          <w:szCs w:val="22"/>
-        </w:rPr>
-        <w:t xml:space="preserve"> für uns speziell bei der Fahrerüberwachung (Driver Monitoring) um Ablenkungen, Müdigkeit oder Unaufmerksamkeit zu erkennen.</w:t>
+          <w:rFonts w:ascii="Calibri" w:hAnsi="Calibri" w:cs="Calibri"/>
+          <w:sz w:val="22"/>
+          <w:szCs w:val="22"/>
+        </w:rPr>
+      </w:pPr>
+      <w:r>
+        <w:rPr>
+          <w:rFonts w:ascii="Calibri" w:hAnsi="Calibri" w:cs="Calibri"/>
+          <w:sz w:val="22"/>
+          <w:szCs w:val="22"/>
+        </w:rPr>
+        <w:t>Anwendungen</w:t>
       </w:r>
     </w:p>
     <w:p>
       <w:pPr>
         <w:rPr>
-          <w:sz w:val="22"/>
-          <w:szCs w:val="22"/>
-        </w:rPr>
-      </w:pPr>
+          <w:rFonts w:ascii="Calibri" w:hAnsi="Calibri" w:cs="Calibri"/>
+          <w:sz w:val="22"/>
+          <w:szCs w:val="22"/>
+        </w:rPr>
+      </w:pPr>
+      <w:r>
+        <w:rPr>
+          <w:rFonts w:ascii="Calibri" w:hAnsi="Calibri" w:cs="Calibri"/>
+          <w:sz w:val="22"/>
+          <w:szCs w:val="22"/>
+          <w:highlight w:val="yellow"/>
+        </w:rPr>
+        <w:t>Sie findet Anwendung</w:t>
+      </w:r>
+      <w:r>
+        <w:rPr>
+          <w:rFonts w:ascii="Calibri" w:hAnsi="Calibri" w:cs="Calibri"/>
+          <w:sz w:val="22"/>
+          <w:szCs w:val="22"/>
+          <w:highlight w:val="yellow"/>
+        </w:rPr>
+        <w:t xml:space="preserve"> für uns speziell bei der Fahrerüberwachung (Driver Monitoring) um Ablenkungen, Müdigkeit oder Unaufmerksamkeit zu erkennen</w:t>
+      </w:r>
+      <w:r>
+        <w:rPr>
+          <w:rFonts w:ascii="Calibri" w:hAnsi="Calibri" w:cs="Calibri"/>
+          <w:sz w:val="22"/>
+          <w:szCs w:val="22"/>
+        </w:rPr>
+        <w:t>.</w:t>
+      </w:r>
     </w:p>
     <w:p>
       <w:pPr>
         <w:rPr>
-          <w:sz w:val="22"/>
-          <w:szCs w:val="22"/>
-        </w:rPr>
-      </w:pPr>
-      <w:r>
-        <w:rPr>
-          <w:sz w:val="22"/>
-          <w:szCs w:val="22"/>
-        </w:rPr>
-        <w:pict w14:anchorId="66B813BC">
-          <v:rect id="_x0000_i1049" style="width:0;height:1.5pt" o:hralign="center" o:hrstd="t" o:hr="t" fillcolor="#a0a0a0" stroked="f"/>
-        </w:pict>
-      </w:r>
+          <w:rFonts w:ascii="Calibri" w:hAnsi="Calibri" w:cs="Calibri"/>
+          <w:sz w:val="22"/>
+          <w:szCs w:val="22"/>
+        </w:rPr>
+      </w:pPr>
     </w:p>
     <w:p>
       <w:pPr>
         <w:rPr>
+          <w:rFonts w:ascii="Calibri" w:hAnsi="Calibri" w:cs="Calibri"/>
+          <w:sz w:val="22"/>
+          <w:szCs w:val="22"/>
+        </w:rPr>
+      </w:pPr>
+      <w:r>
+        <w:rPr>
+          <w:rFonts w:ascii="Calibri" w:hAnsi="Calibri" w:cs="Calibri"/>
+          <w:sz w:val="22"/>
+          <w:szCs w:val="22"/>
+        </w:rPr>
+        <w:pict w14:anchorId="66B813BC">
+          <v:rect id="_x0000_i1025" style="width:0;height:1.5pt" o:hralign="center" o:hrstd="t" o:hr="t" fillcolor="#a0a0a0" stroked="f"/>
+        </w:pict>
+      </w:r>
+    </w:p>
+    <w:p>
+      <w:pPr>
+        <w:rPr>
+          <w:rFonts w:ascii="Calibri" w:hAnsi="Calibri" w:cs="Calibri"/>
           <w:b/>
           <w:bCs/>
           <w:sz w:val="22"/>
@@ -305,6 +657,7 @@
       </w:pPr>
       <w:r>
         <w:rPr>
+          <w:rFonts w:ascii="Calibri" w:hAnsi="Calibri" w:cs="Calibri"/>
           <w:b/>
           <w:bCs/>
           <w:sz w:val="22"/>
@@ -320,12 +673,14 @@
           <w:numId w:val="3"/>
         </w:numPr>
         <w:rPr>
-          <w:sz w:val="22"/>
-          <w:szCs w:val="22"/>
-        </w:rPr>
-      </w:pPr>
-      <w:r>
-        <w:rPr>
+          <w:rFonts w:ascii="Calibri" w:hAnsi="Calibri" w:cs="Calibri"/>
+          <w:sz w:val="22"/>
+          <w:szCs w:val="22"/>
+        </w:rPr>
+      </w:pPr>
+      <w:r>
+        <w:rPr>
+          <w:rFonts w:ascii="Calibri" w:hAnsi="Calibri" w:cs="Calibri"/>
           <w:sz w:val="22"/>
           <w:szCs w:val="22"/>
         </w:rPr>
@@ -339,16 +694,36 @@
           <w:numId w:val="3"/>
         </w:numPr>
         <w:rPr>
-          <w:sz w:val="22"/>
-          <w:szCs w:val="22"/>
-        </w:rPr>
-      </w:pPr>
-      <w:r>
-        <w:rPr>
-          <w:sz w:val="22"/>
-          <w:szCs w:val="22"/>
-        </w:rPr>
-        <w:t>Shape-Based Models</w:t>
+          <w:rFonts w:ascii="Calibri" w:hAnsi="Calibri" w:cs="Calibri"/>
+          <w:sz w:val="22"/>
+          <w:szCs w:val="22"/>
+        </w:rPr>
+      </w:pPr>
+      <w:r>
+        <w:rPr>
+          <w:rFonts w:ascii="Calibri" w:hAnsi="Calibri" w:cs="Calibri"/>
+          <w:sz w:val="22"/>
+          <w:szCs w:val="22"/>
+        </w:rPr>
+        <w:t>Shape-</w:t>
+      </w:r>
+      <w:proofErr w:type="spellStart"/>
+      <w:r>
+        <w:rPr>
+          <w:rFonts w:ascii="Calibri" w:hAnsi="Calibri" w:cs="Calibri"/>
+          <w:sz w:val="22"/>
+          <w:szCs w:val="22"/>
+        </w:rPr>
+        <w:t>Based</w:t>
+      </w:r>
+      <w:proofErr w:type="spellEnd"/>
+      <w:r>
+        <w:rPr>
+          <w:rFonts w:ascii="Calibri" w:hAnsi="Calibri" w:cs="Calibri"/>
+          <w:sz w:val="22"/>
+          <w:szCs w:val="22"/>
+        </w:rPr>
+        <w:t xml:space="preserve"> Models</w:t>
       </w:r>
     </w:p>
     <w:p>
@@ -358,16 +733,36 @@
           <w:numId w:val="3"/>
         </w:numPr>
         <w:rPr>
-          <w:sz w:val="22"/>
-          <w:szCs w:val="22"/>
-        </w:rPr>
-      </w:pPr>
-      <w:r>
-        <w:rPr>
-          <w:sz w:val="22"/>
-          <w:szCs w:val="22"/>
-        </w:rPr>
-        <w:t>Feature-Based Models</w:t>
+          <w:rFonts w:ascii="Calibri" w:hAnsi="Calibri" w:cs="Calibri"/>
+          <w:sz w:val="22"/>
+          <w:szCs w:val="22"/>
+        </w:rPr>
+      </w:pPr>
+      <w:r>
+        <w:rPr>
+          <w:rFonts w:ascii="Calibri" w:hAnsi="Calibri" w:cs="Calibri"/>
+          <w:sz w:val="22"/>
+          <w:szCs w:val="22"/>
+        </w:rPr>
+        <w:t>Feature-</w:t>
+      </w:r>
+      <w:proofErr w:type="spellStart"/>
+      <w:r>
+        <w:rPr>
+          <w:rFonts w:ascii="Calibri" w:hAnsi="Calibri" w:cs="Calibri"/>
+          <w:sz w:val="22"/>
+          <w:szCs w:val="22"/>
+        </w:rPr>
+        <w:t>Based</w:t>
+      </w:r>
+      <w:proofErr w:type="spellEnd"/>
+      <w:r>
+        <w:rPr>
+          <w:rFonts w:ascii="Calibri" w:hAnsi="Calibri" w:cs="Calibri"/>
+          <w:sz w:val="22"/>
+          <w:szCs w:val="22"/>
+        </w:rPr>
+        <w:t xml:space="preserve"> Models</w:t>
       </w:r>
     </w:p>
     <w:p>
@@ -377,12 +772,14 @@
           <w:numId w:val="3"/>
         </w:numPr>
         <w:rPr>
-          <w:sz w:val="22"/>
-          <w:szCs w:val="22"/>
-        </w:rPr>
-      </w:pPr>
-      <w:r>
-        <w:rPr>
+          <w:rFonts w:ascii="Calibri" w:hAnsi="Calibri" w:cs="Calibri"/>
+          <w:sz w:val="22"/>
+          <w:szCs w:val="22"/>
+        </w:rPr>
+      </w:pPr>
+      <w:r>
+        <w:rPr>
+          <w:rFonts w:ascii="Calibri" w:hAnsi="Calibri" w:cs="Calibri"/>
           <w:sz w:val="22"/>
           <w:szCs w:val="22"/>
         </w:rPr>
@@ -392,12 +789,14 @@
     <w:p>
       <w:pPr>
         <w:rPr>
-          <w:sz w:val="22"/>
-          <w:szCs w:val="22"/>
-        </w:rPr>
-      </w:pPr>
-      <w:r>
-        <w:rPr>
+          <w:rFonts w:ascii="Calibri" w:hAnsi="Calibri" w:cs="Calibri"/>
+          <w:sz w:val="22"/>
+          <w:szCs w:val="22"/>
+        </w:rPr>
+      </w:pPr>
+      <w:r>
+        <w:rPr>
+          <w:rFonts w:ascii="Calibri" w:hAnsi="Calibri" w:cs="Calibri"/>
           <w:sz w:val="22"/>
           <w:szCs w:val="22"/>
         </w:rPr>
@@ -411,12 +810,14 @@
           <w:numId w:val="4"/>
         </w:numPr>
         <w:rPr>
-          <w:sz w:val="22"/>
-          <w:szCs w:val="22"/>
-        </w:rPr>
-      </w:pPr>
-      <w:r>
-        <w:rPr>
+          <w:rFonts w:ascii="Calibri" w:hAnsi="Calibri" w:cs="Calibri"/>
+          <w:sz w:val="22"/>
+          <w:szCs w:val="22"/>
+        </w:rPr>
+      </w:pPr>
+      <w:r>
+        <w:rPr>
+          <w:rFonts w:ascii="Calibri" w:hAnsi="Calibri" w:cs="Calibri"/>
           <w:sz w:val="22"/>
           <w:szCs w:val="22"/>
         </w:rPr>
@@ -426,23 +827,1069 @@
     <w:p>
       <w:pPr>
         <w:rPr>
-          <w:sz w:val="22"/>
-          <w:szCs w:val="22"/>
-        </w:rPr>
-      </w:pPr>
-      <w:r>
-        <w:rPr>
-          <w:sz w:val="22"/>
-          <w:szCs w:val="22"/>
-        </w:rPr>
-        <w:pict w14:anchorId="3EDA06E9">
-          <v:rect id="_x0000_i1050" style="width:0;height:1.5pt" o:hralign="center" o:hrstd="t" o:hr="t" fillcolor="#a0a0a0" stroked="f"/>
-        </w:pict>
+          <w:rFonts w:ascii="Calibri" w:hAnsi="Calibri" w:cs="Calibri"/>
+          <w:sz w:val="22"/>
+          <w:szCs w:val="22"/>
+        </w:rPr>
+      </w:pPr>
+      <w:r>
+        <w:rPr>
+          <w:rFonts w:ascii="Calibri" w:hAnsi="Calibri" w:cs="Calibri"/>
+          <w:sz w:val="22"/>
+          <w:szCs w:val="22"/>
+        </w:rPr>
+        <w:t xml:space="preserve">Das Grundprinzip </w:t>
+      </w:r>
+      <w:r>
+        <w:rPr>
+          <w:rFonts w:ascii="Calibri" w:hAnsi="Calibri" w:cs="Calibri"/>
+          <w:sz w:val="22"/>
+          <w:szCs w:val="22"/>
+        </w:rPr>
+        <w:t>modellbasierter</w:t>
+      </w:r>
+      <w:r>
+        <w:rPr>
+          <w:rFonts w:ascii="Calibri" w:hAnsi="Calibri" w:cs="Calibri"/>
+          <w:sz w:val="22"/>
+          <w:szCs w:val="22"/>
+        </w:rPr>
+        <w:t xml:space="preserve"> Verfahren </w:t>
+      </w:r>
+      <w:r>
+        <w:rPr>
+          <w:rFonts w:ascii="Calibri" w:hAnsi="Calibri" w:cs="Calibri"/>
+          <w:sz w:val="22"/>
+          <w:szCs w:val="22"/>
+        </w:rPr>
+        <w:t>besteht</w:t>
+      </w:r>
+      <w:r>
+        <w:rPr>
+          <w:rFonts w:ascii="Calibri" w:hAnsi="Calibri" w:cs="Calibri"/>
+          <w:sz w:val="22"/>
+          <w:szCs w:val="22"/>
+        </w:rPr>
+        <w:t xml:space="preserve"> </w:t>
+      </w:r>
+      <w:r>
+        <w:rPr>
+          <w:rFonts w:ascii="Calibri" w:hAnsi="Calibri" w:cs="Calibri"/>
+          <w:sz w:val="22"/>
+          <w:szCs w:val="22"/>
+        </w:rPr>
+        <w:t>in der</w:t>
+      </w:r>
+      <w:r>
+        <w:rPr>
+          <w:rFonts w:ascii="Calibri" w:hAnsi="Calibri" w:cs="Calibri"/>
+          <w:sz w:val="22"/>
+          <w:szCs w:val="22"/>
+        </w:rPr>
+        <w:t xml:space="preserve"> Verwendung eines geometrischen Augenmodells</w:t>
+      </w:r>
+      <w:r>
+        <w:rPr>
+          <w:rFonts w:ascii="Calibri" w:hAnsi="Calibri" w:cs="Calibri"/>
+          <w:sz w:val="22"/>
+          <w:szCs w:val="22"/>
+        </w:rPr>
+        <w:t xml:space="preserve"> zur Rekonstruktion der Blickrichtung</w:t>
+      </w:r>
+      <w:r>
+        <w:rPr>
+          <w:rFonts w:ascii="Calibri" w:hAnsi="Calibri" w:cs="Calibri"/>
+          <w:sz w:val="22"/>
+          <w:szCs w:val="22"/>
+        </w:rPr>
+        <w:t>.</w:t>
+      </w:r>
+      <w:r>
+        <w:rPr>
+          <w:rFonts w:ascii="Calibri" w:hAnsi="Calibri" w:cs="Calibri"/>
+          <w:sz w:val="22"/>
+          <w:szCs w:val="22"/>
+        </w:rPr>
+        <w:t xml:space="preserve"> Hierbei wird das Auge durch vereinfachte geometrische Strukturen</w:t>
+      </w:r>
+      <w:r>
+        <w:rPr>
+          <w:rFonts w:ascii="Calibri" w:hAnsi="Calibri" w:cs="Calibri"/>
+          <w:sz w:val="22"/>
+          <w:szCs w:val="22"/>
+        </w:rPr>
+        <w:t xml:space="preserve"> beschrieben</w:t>
+      </w:r>
+      <w:r>
+        <w:rPr>
+          <w:rFonts w:ascii="Calibri" w:hAnsi="Calibri" w:cs="Calibri"/>
+          <w:sz w:val="22"/>
+          <w:szCs w:val="22"/>
+        </w:rPr>
+        <w:t xml:space="preserve">, </w:t>
+      </w:r>
+      <w:r>
+        <w:rPr>
+          <w:rFonts w:ascii="Calibri" w:hAnsi="Calibri" w:cs="Calibri"/>
+          <w:sz w:val="22"/>
+          <w:szCs w:val="22"/>
+        </w:rPr>
+        <w:t>beispielsweise durch einen</w:t>
+      </w:r>
+      <w:r>
+        <w:rPr>
+          <w:rFonts w:ascii="Calibri" w:hAnsi="Calibri" w:cs="Calibri"/>
+          <w:sz w:val="22"/>
+          <w:szCs w:val="22"/>
+        </w:rPr>
+        <w:t xml:space="preserve"> kugelförmige</w:t>
+      </w:r>
+      <w:r>
+        <w:rPr>
+          <w:rFonts w:ascii="Calibri" w:hAnsi="Calibri" w:cs="Calibri"/>
+          <w:sz w:val="22"/>
+          <w:szCs w:val="22"/>
+        </w:rPr>
+        <w:t>n</w:t>
+      </w:r>
+      <w:r>
+        <w:rPr>
+          <w:rFonts w:ascii="Calibri" w:hAnsi="Calibri" w:cs="Calibri"/>
+          <w:sz w:val="22"/>
+          <w:szCs w:val="22"/>
+        </w:rPr>
+        <w:t xml:space="preserve"> Augapfel und </w:t>
+      </w:r>
+      <w:r>
+        <w:rPr>
+          <w:rFonts w:ascii="Calibri" w:hAnsi="Calibri" w:cs="Calibri"/>
+          <w:sz w:val="22"/>
+          <w:szCs w:val="22"/>
+        </w:rPr>
+        <w:t>eine kreisförmige Pupille</w:t>
+      </w:r>
+      <w:r>
+        <w:rPr>
+          <w:rFonts w:ascii="Calibri" w:hAnsi="Calibri" w:cs="Calibri"/>
+          <w:sz w:val="22"/>
+          <w:szCs w:val="22"/>
+        </w:rPr>
+        <w:t>. A</w:t>
+      </w:r>
+      <w:r>
+        <w:rPr>
+          <w:rFonts w:ascii="Calibri" w:hAnsi="Calibri" w:cs="Calibri"/>
+          <w:sz w:val="22"/>
+          <w:szCs w:val="22"/>
+        </w:rPr>
+        <w:t>nhand der geschätzten Geometrie des Auges</w:t>
+      </w:r>
+      <w:r>
+        <w:rPr>
+          <w:rFonts w:ascii="Calibri" w:hAnsi="Calibri" w:cs="Calibri"/>
+          <w:sz w:val="22"/>
+          <w:szCs w:val="22"/>
+        </w:rPr>
+        <w:t xml:space="preserve"> kann anschließend die Blickrichtung berechnet werden. Hansen und Ji unterscheiden </w:t>
+      </w:r>
+      <w:r>
+        <w:rPr>
+          <w:rFonts w:ascii="Calibri" w:hAnsi="Calibri" w:cs="Calibri"/>
+          <w:sz w:val="22"/>
+          <w:szCs w:val="22"/>
+        </w:rPr>
+        <w:t>innerhalb der modellbasierten Vehrfahren</w:t>
+      </w:r>
+      <w:r>
+        <w:rPr>
+          <w:rFonts w:ascii="Calibri" w:hAnsi="Calibri" w:cs="Calibri"/>
+          <w:sz w:val="22"/>
+          <w:szCs w:val="22"/>
+        </w:rPr>
+        <w:t xml:space="preserve"> insbesondere</w:t>
+      </w:r>
+      <w:r>
+        <w:rPr>
+          <w:rFonts w:ascii="Calibri" w:hAnsi="Calibri" w:cs="Calibri"/>
+          <w:sz w:val="22"/>
+          <w:szCs w:val="22"/>
+        </w:rPr>
+        <w:t xml:space="preserve"> zwischen</w:t>
+      </w:r>
+      <w:r>
+        <w:rPr>
+          <w:rFonts w:ascii="Calibri" w:hAnsi="Calibri" w:cs="Calibri"/>
+          <w:sz w:val="22"/>
+          <w:szCs w:val="22"/>
+        </w:rPr>
+        <w:t xml:space="preserve"> Shape-</w:t>
+      </w:r>
+      <w:proofErr w:type="spellStart"/>
+      <w:r>
+        <w:rPr>
+          <w:rFonts w:ascii="Calibri" w:hAnsi="Calibri" w:cs="Calibri"/>
+          <w:sz w:val="22"/>
+          <w:szCs w:val="22"/>
+        </w:rPr>
+        <w:t>Based</w:t>
+      </w:r>
+      <w:proofErr w:type="spellEnd"/>
+      <w:r>
+        <w:rPr>
+          <w:rFonts w:ascii="Calibri" w:hAnsi="Calibri" w:cs="Calibri"/>
+          <w:sz w:val="22"/>
+          <w:szCs w:val="22"/>
+        </w:rPr>
+        <w:t>-</w:t>
+      </w:r>
+      <w:r>
+        <w:rPr>
+          <w:rFonts w:ascii="Calibri" w:hAnsi="Calibri" w:cs="Calibri"/>
+          <w:sz w:val="22"/>
+          <w:szCs w:val="22"/>
+        </w:rPr>
+        <w:t>Verfahren</w:t>
+      </w:r>
+      <w:r>
+        <w:rPr>
+          <w:rFonts w:ascii="Calibri" w:hAnsi="Calibri" w:cs="Calibri"/>
+          <w:sz w:val="22"/>
+          <w:szCs w:val="22"/>
+        </w:rPr>
+        <w:t xml:space="preserve"> und Feature-</w:t>
+      </w:r>
+      <w:proofErr w:type="spellStart"/>
+      <w:r>
+        <w:rPr>
+          <w:rFonts w:ascii="Calibri" w:hAnsi="Calibri" w:cs="Calibri"/>
+          <w:sz w:val="22"/>
+          <w:szCs w:val="22"/>
+        </w:rPr>
+        <w:t>Based</w:t>
+      </w:r>
+      <w:proofErr w:type="spellEnd"/>
+      <w:r>
+        <w:rPr>
+          <w:rFonts w:ascii="Calibri" w:hAnsi="Calibri" w:cs="Calibri"/>
+          <w:sz w:val="22"/>
+          <w:szCs w:val="22"/>
+        </w:rPr>
+        <w:t>-Verfahren</w:t>
+      </w:r>
+      <w:r>
+        <w:rPr>
+          <w:rFonts w:ascii="Calibri" w:hAnsi="Calibri" w:cs="Calibri"/>
+          <w:sz w:val="22"/>
+          <w:szCs w:val="22"/>
+        </w:rPr>
+        <w:t>.</w:t>
+      </w:r>
+      <w:r>
+        <w:rPr>
+          <w:rFonts w:ascii="Calibri" w:hAnsi="Calibri" w:cs="Calibri"/>
+          <w:sz w:val="22"/>
+          <w:szCs w:val="22"/>
+        </w:rPr>
+        <w:t xml:space="preserve"> </w:t>
       </w:r>
     </w:p>
     <w:p>
       <w:pPr>
         <w:rPr>
+          <w:rFonts w:ascii="Calibri" w:hAnsi="Calibri" w:cs="Calibri"/>
+          <w:sz w:val="22"/>
+          <w:szCs w:val="22"/>
+        </w:rPr>
+      </w:pPr>
+      <w:proofErr w:type="spellStart"/>
+      <w:r>
+        <w:rPr>
+          <w:rFonts w:ascii="Calibri" w:hAnsi="Calibri" w:cs="Calibri"/>
+          <w:b/>
+          <w:sz w:val="22"/>
+          <w:szCs w:val="22"/>
+        </w:rPr>
+        <w:lastRenderedPageBreak/>
+        <w:t>Shaped</w:t>
+      </w:r>
+      <w:proofErr w:type="spellEnd"/>
+      <w:r>
+        <w:rPr>
+          <w:rFonts w:ascii="Calibri" w:hAnsi="Calibri" w:cs="Calibri"/>
+          <w:b/>
+          <w:sz w:val="22"/>
+          <w:szCs w:val="22"/>
+        </w:rPr>
+        <w:t>-</w:t>
+      </w:r>
+      <w:proofErr w:type="spellStart"/>
+      <w:r>
+        <w:rPr>
+          <w:rFonts w:ascii="Calibri" w:hAnsi="Calibri" w:cs="Calibri"/>
+          <w:b/>
+          <w:sz w:val="22"/>
+          <w:szCs w:val="22"/>
+        </w:rPr>
+        <w:t>Based</w:t>
+      </w:r>
+      <w:proofErr w:type="spellEnd"/>
+      <w:r>
+        <w:rPr>
+          <w:rFonts w:ascii="Calibri" w:hAnsi="Calibri" w:cs="Calibri"/>
+          <w:b/>
+          <w:sz w:val="22"/>
+          <w:szCs w:val="22"/>
+        </w:rPr>
+        <w:t>-Verfahren</w:t>
+      </w:r>
+      <w:r>
+        <w:rPr>
+          <w:rFonts w:ascii="Calibri" w:hAnsi="Calibri" w:cs="Calibri"/>
+          <w:sz w:val="22"/>
+          <w:szCs w:val="22"/>
+        </w:rPr>
+        <w:t xml:space="preserve"> verwenden</w:t>
+      </w:r>
+      <w:r>
+        <w:rPr>
+          <w:rFonts w:ascii="Calibri" w:hAnsi="Calibri" w:cs="Calibri"/>
+          <w:sz w:val="22"/>
+          <w:szCs w:val="22"/>
+        </w:rPr>
+        <w:t>,</w:t>
+      </w:r>
+      <w:r>
+        <w:rPr>
+          <w:rFonts w:ascii="Calibri" w:hAnsi="Calibri" w:cs="Calibri"/>
+          <w:sz w:val="22"/>
+          <w:szCs w:val="22"/>
+        </w:rPr>
+        <w:t xml:space="preserve"> </w:t>
+      </w:r>
+      <w:r>
+        <w:rPr>
+          <w:rFonts w:ascii="Calibri" w:hAnsi="Calibri" w:cs="Calibri"/>
+          <w:sz w:val="22"/>
+          <w:szCs w:val="22"/>
+        </w:rPr>
+        <w:t>neben dem</w:t>
+      </w:r>
+      <w:r>
+        <w:rPr>
+          <w:rFonts w:ascii="Calibri" w:hAnsi="Calibri" w:cs="Calibri"/>
+          <w:sz w:val="22"/>
+          <w:szCs w:val="22"/>
+        </w:rPr>
+        <w:t xml:space="preserve"> geometrische</w:t>
+      </w:r>
+      <w:r>
+        <w:rPr>
+          <w:rFonts w:ascii="Calibri" w:hAnsi="Calibri" w:cs="Calibri"/>
+          <w:sz w:val="22"/>
+          <w:szCs w:val="22"/>
+        </w:rPr>
+        <w:t>m</w:t>
+      </w:r>
+      <w:r>
+        <w:rPr>
+          <w:rFonts w:ascii="Calibri" w:hAnsi="Calibri" w:cs="Calibri"/>
+          <w:sz w:val="22"/>
+          <w:szCs w:val="22"/>
+        </w:rPr>
+        <w:t xml:space="preserve"> Augenmodell</w:t>
+      </w:r>
+      <w:r>
+        <w:rPr>
+          <w:rFonts w:ascii="Calibri" w:hAnsi="Calibri" w:cs="Calibri"/>
+          <w:sz w:val="22"/>
+          <w:szCs w:val="22"/>
+        </w:rPr>
+        <w:t xml:space="preserve">, </w:t>
+      </w:r>
+      <w:r>
+        <w:rPr>
+          <w:rFonts w:ascii="Calibri" w:hAnsi="Calibri" w:cs="Calibri"/>
+          <w:sz w:val="22"/>
+          <w:szCs w:val="22"/>
+        </w:rPr>
+        <w:t xml:space="preserve">zusätzlich </w:t>
+      </w:r>
+      <w:r>
+        <w:rPr>
+          <w:rFonts w:ascii="Calibri" w:hAnsi="Calibri" w:cs="Calibri"/>
+          <w:sz w:val="22"/>
+          <w:szCs w:val="22"/>
+        </w:rPr>
+        <w:t>ein Ähnlichkeitsmaß</w:t>
+      </w:r>
+      <w:r>
+        <w:rPr>
+          <w:rFonts w:ascii="Calibri" w:hAnsi="Calibri" w:cs="Calibri"/>
+          <w:sz w:val="22"/>
+          <w:szCs w:val="22"/>
+        </w:rPr>
+        <w:t xml:space="preserve"> (</w:t>
+      </w:r>
+      <w:proofErr w:type="spellStart"/>
+      <w:r>
+        <w:rPr>
+          <w:rFonts w:ascii="Calibri" w:hAnsi="Calibri" w:cs="Calibri"/>
+          <w:sz w:val="22"/>
+          <w:szCs w:val="22"/>
+        </w:rPr>
+        <w:t>Similarity</w:t>
+      </w:r>
+      <w:proofErr w:type="spellEnd"/>
+      <w:r>
+        <w:rPr>
+          <w:rFonts w:ascii="Calibri" w:hAnsi="Calibri" w:cs="Calibri"/>
+          <w:sz w:val="22"/>
+          <w:szCs w:val="22"/>
+        </w:rPr>
+        <w:t xml:space="preserve"> </w:t>
+      </w:r>
+      <w:proofErr w:type="spellStart"/>
+      <w:r>
+        <w:rPr>
+          <w:rFonts w:ascii="Calibri" w:hAnsi="Calibri" w:cs="Calibri"/>
+          <w:sz w:val="22"/>
+          <w:szCs w:val="22"/>
+        </w:rPr>
+        <w:t>Measure</w:t>
+      </w:r>
+      <w:proofErr w:type="spellEnd"/>
+      <w:r>
+        <w:rPr>
+          <w:rFonts w:ascii="Calibri" w:hAnsi="Calibri" w:cs="Calibri"/>
+          <w:sz w:val="22"/>
+          <w:szCs w:val="22"/>
+        </w:rPr>
+        <w:t>)</w:t>
+      </w:r>
+      <w:r>
+        <w:rPr>
+          <w:rFonts w:ascii="Calibri" w:hAnsi="Calibri" w:cs="Calibri"/>
+          <w:sz w:val="22"/>
+          <w:szCs w:val="22"/>
+        </w:rPr>
+        <w:t>, um das Modell an die Bilddaten anzupassen.</w:t>
+      </w:r>
+      <w:r>
+        <w:rPr>
+          <w:rFonts w:ascii="Calibri" w:hAnsi="Calibri" w:cs="Calibri"/>
+          <w:sz w:val="22"/>
+          <w:szCs w:val="22"/>
+        </w:rPr>
+        <w:t xml:space="preserve"> Hierzu werden die Parameter des Augenmodells iterativ verändert, bis eine möglichst hohe Übereinstimmung zwischen Modell und beobachtetem Auge im Bild erreicht wird. </w:t>
+      </w:r>
+      <w:r>
+        <w:rPr>
+          <w:rFonts w:ascii="Calibri" w:hAnsi="Calibri" w:cs="Calibri"/>
+          <w:sz w:val="22"/>
+          <w:szCs w:val="22"/>
+        </w:rPr>
+        <w:t xml:space="preserve">Die Anpassung </w:t>
+      </w:r>
+      <w:r>
+        <w:rPr>
+          <w:rFonts w:ascii="Calibri" w:hAnsi="Calibri" w:cs="Calibri"/>
+          <w:sz w:val="22"/>
+          <w:szCs w:val="22"/>
+        </w:rPr>
+        <w:t>erfolgt sowohl</w:t>
+      </w:r>
+      <w:r>
+        <w:rPr>
+          <w:rFonts w:ascii="Calibri" w:hAnsi="Calibri" w:cs="Calibri"/>
+          <w:sz w:val="22"/>
+          <w:szCs w:val="22"/>
+        </w:rPr>
+        <w:t xml:space="preserve"> durch starre</w:t>
+      </w:r>
+      <w:r>
+        <w:rPr>
+          <w:rFonts w:ascii="Calibri" w:hAnsi="Calibri" w:cs="Calibri"/>
+          <w:sz w:val="22"/>
+          <w:szCs w:val="22"/>
+        </w:rPr>
+        <w:t xml:space="preserve"> </w:t>
+      </w:r>
+      <w:proofErr w:type="gramStart"/>
+      <w:r>
+        <w:rPr>
+          <w:rFonts w:ascii="Calibri" w:hAnsi="Calibri" w:cs="Calibri"/>
+          <w:sz w:val="22"/>
+          <w:szCs w:val="22"/>
+        </w:rPr>
+        <w:t>Transformationen,</w:t>
+      </w:r>
+      <w:proofErr w:type="gramEnd"/>
+      <w:r>
+        <w:rPr>
+          <w:rFonts w:ascii="Calibri" w:hAnsi="Calibri" w:cs="Calibri"/>
+          <w:sz w:val="22"/>
+          <w:szCs w:val="22"/>
+        </w:rPr>
+        <w:t xml:space="preserve"> wie Translation, Rotation und Skalierung, als auch durch </w:t>
+      </w:r>
+      <w:r>
+        <w:rPr>
+          <w:rFonts w:ascii="Calibri" w:hAnsi="Calibri" w:cs="Calibri"/>
+          <w:sz w:val="22"/>
+          <w:szCs w:val="22"/>
+        </w:rPr>
+        <w:t>nicht</w:t>
+      </w:r>
+      <w:r>
+        <w:rPr>
+          <w:rFonts w:ascii="Calibri" w:hAnsi="Calibri" w:cs="Calibri"/>
+          <w:sz w:val="22"/>
+          <w:szCs w:val="22"/>
+        </w:rPr>
+        <w:t xml:space="preserve"> s</w:t>
+      </w:r>
+      <w:r>
+        <w:rPr>
+          <w:rFonts w:ascii="Calibri" w:hAnsi="Calibri" w:cs="Calibri"/>
+          <w:sz w:val="22"/>
+          <w:szCs w:val="22"/>
+        </w:rPr>
+        <w:t>tarre Transformationen</w:t>
+      </w:r>
+      <w:r>
+        <w:rPr>
+          <w:rFonts w:ascii="Calibri" w:hAnsi="Calibri" w:cs="Calibri"/>
+          <w:sz w:val="22"/>
+          <w:szCs w:val="22"/>
+        </w:rPr>
+        <w:t>, die Formveränderungen des Auges, beispielsweise durch Augenlidbewegungen oder perspektivische Verzerrungen, berücksichtigen</w:t>
+      </w:r>
+      <w:r>
+        <w:rPr>
+          <w:rFonts w:ascii="Calibri" w:hAnsi="Calibri" w:cs="Calibri"/>
+          <w:sz w:val="22"/>
+          <w:szCs w:val="22"/>
+        </w:rPr>
+        <w:t xml:space="preserve">. Diese Verfahren </w:t>
+      </w:r>
+      <w:r>
+        <w:rPr>
+          <w:rFonts w:ascii="Calibri" w:hAnsi="Calibri" w:cs="Calibri"/>
+          <w:sz w:val="22"/>
+          <w:szCs w:val="22"/>
+        </w:rPr>
+        <w:t>versuchen im Allgemeinen d</w:t>
+      </w:r>
+      <w:r>
+        <w:rPr>
+          <w:rFonts w:ascii="Calibri" w:hAnsi="Calibri" w:cs="Calibri"/>
+          <w:sz w:val="22"/>
+          <w:szCs w:val="22"/>
+        </w:rPr>
+        <w:t>ie vollständige Geometrie des</w:t>
+      </w:r>
+      <w:r>
+        <w:rPr>
+          <w:rFonts w:ascii="Calibri" w:hAnsi="Calibri" w:cs="Calibri"/>
+          <w:sz w:val="22"/>
+          <w:szCs w:val="22"/>
+        </w:rPr>
+        <w:t xml:space="preserve"> Auge</w:t>
+      </w:r>
+      <w:r>
+        <w:rPr>
+          <w:rFonts w:ascii="Calibri" w:hAnsi="Calibri" w:cs="Calibri"/>
+          <w:sz w:val="22"/>
+          <w:szCs w:val="22"/>
+        </w:rPr>
+        <w:t>s</w:t>
+      </w:r>
+      <w:r>
+        <w:rPr>
+          <w:rFonts w:ascii="Calibri" w:hAnsi="Calibri" w:cs="Calibri"/>
+          <w:sz w:val="22"/>
+          <w:szCs w:val="22"/>
+        </w:rPr>
+        <w:t xml:space="preserve"> zu rekonstruieren</w:t>
+      </w:r>
+      <w:r>
+        <w:rPr>
+          <w:rFonts w:ascii="Calibri" w:hAnsi="Calibri" w:cs="Calibri"/>
+          <w:sz w:val="22"/>
+          <w:szCs w:val="22"/>
+        </w:rPr>
+        <w:t>.</w:t>
+      </w:r>
+    </w:p>
+    <w:p>
+      <w:pPr>
+        <w:rPr>
+          <w:rFonts w:ascii="Calibri" w:hAnsi="Calibri" w:cs="Calibri"/>
+          <w:sz w:val="22"/>
+          <w:szCs w:val="22"/>
+        </w:rPr>
+      </w:pPr>
+      <w:r>
+        <w:rPr>
+          <w:rFonts w:ascii="Calibri" w:hAnsi="Calibri" w:cs="Calibri"/>
+          <w:b/>
+          <w:sz w:val="22"/>
+          <w:szCs w:val="22"/>
+        </w:rPr>
+        <w:t>Feature-</w:t>
+      </w:r>
+      <w:proofErr w:type="spellStart"/>
+      <w:r>
+        <w:rPr>
+          <w:rFonts w:ascii="Calibri" w:hAnsi="Calibri" w:cs="Calibri"/>
+          <w:b/>
+          <w:sz w:val="22"/>
+          <w:szCs w:val="22"/>
+        </w:rPr>
+        <w:t>Based</w:t>
+      </w:r>
+      <w:proofErr w:type="spellEnd"/>
+      <w:r>
+        <w:rPr>
+          <w:rFonts w:ascii="Calibri" w:hAnsi="Calibri" w:cs="Calibri"/>
+          <w:b/>
+          <w:sz w:val="22"/>
+          <w:szCs w:val="22"/>
+        </w:rPr>
+        <w:t>-Verfahren</w:t>
+      </w:r>
+      <w:r>
+        <w:rPr>
+          <w:rFonts w:ascii="Calibri" w:hAnsi="Calibri" w:cs="Calibri"/>
+          <w:sz w:val="22"/>
+          <w:szCs w:val="22"/>
+        </w:rPr>
+        <w:t xml:space="preserve"> verwenden</w:t>
+      </w:r>
+      <w:r>
+        <w:rPr>
+          <w:rFonts w:ascii="Calibri" w:hAnsi="Calibri" w:cs="Calibri"/>
+          <w:sz w:val="22"/>
+          <w:szCs w:val="22"/>
+        </w:rPr>
+        <w:t xml:space="preserve"> im Gegensatz</w:t>
+      </w:r>
+      <w:r>
+        <w:rPr>
+          <w:rFonts w:ascii="Calibri" w:hAnsi="Calibri" w:cs="Calibri"/>
+          <w:sz w:val="22"/>
+          <w:szCs w:val="22"/>
+        </w:rPr>
+        <w:t xml:space="preserve"> zu Shape-</w:t>
+      </w:r>
+      <w:proofErr w:type="spellStart"/>
+      <w:r>
+        <w:rPr>
+          <w:rFonts w:ascii="Calibri" w:hAnsi="Calibri" w:cs="Calibri"/>
+          <w:sz w:val="22"/>
+          <w:szCs w:val="22"/>
+        </w:rPr>
+        <w:t>Based</w:t>
+      </w:r>
+      <w:proofErr w:type="spellEnd"/>
+      <w:r>
+        <w:rPr>
+          <w:rFonts w:ascii="Calibri" w:hAnsi="Calibri" w:cs="Calibri"/>
+          <w:sz w:val="22"/>
+          <w:szCs w:val="22"/>
+        </w:rPr>
+        <w:t>-Verfahren</w:t>
+      </w:r>
+      <w:r>
+        <w:rPr>
+          <w:rFonts w:ascii="Calibri" w:hAnsi="Calibri" w:cs="Calibri"/>
+          <w:sz w:val="22"/>
+          <w:szCs w:val="22"/>
+        </w:rPr>
+        <w:t xml:space="preserve"> nur einige, leicht erkennbare Merkmale des Auges. </w:t>
+      </w:r>
+      <w:r>
+        <w:rPr>
+          <w:rFonts w:ascii="Calibri" w:hAnsi="Calibri" w:cs="Calibri"/>
+          <w:sz w:val="22"/>
+          <w:szCs w:val="22"/>
+        </w:rPr>
+        <w:t>Zu Merkmalen zählen unter anderem der</w:t>
+      </w:r>
+      <w:r>
+        <w:rPr>
+          <w:rFonts w:ascii="Calibri" w:hAnsi="Calibri" w:cs="Calibri"/>
+          <w:sz w:val="22"/>
+          <w:szCs w:val="22"/>
+        </w:rPr>
+        <w:t xml:space="preserve"> Limbus,</w:t>
+      </w:r>
+      <w:r>
+        <w:rPr>
+          <w:rFonts w:ascii="Calibri" w:hAnsi="Calibri" w:cs="Calibri"/>
+          <w:sz w:val="22"/>
+          <w:szCs w:val="22"/>
+        </w:rPr>
+        <w:t xml:space="preserve"> das</w:t>
+      </w:r>
+      <w:r>
+        <w:rPr>
+          <w:rFonts w:ascii="Calibri" w:hAnsi="Calibri" w:cs="Calibri"/>
+          <w:sz w:val="22"/>
+          <w:szCs w:val="22"/>
+        </w:rPr>
+        <w:t xml:space="preserve"> Pupillenzentrum, Hornhautreflexion</w:t>
+      </w:r>
+      <w:r>
+        <w:rPr>
+          <w:rFonts w:ascii="Calibri" w:hAnsi="Calibri" w:cs="Calibri"/>
+          <w:sz w:val="22"/>
+          <w:szCs w:val="22"/>
+        </w:rPr>
+        <w:t>en</w:t>
+      </w:r>
+      <w:r>
+        <w:rPr>
+          <w:rFonts w:ascii="Calibri" w:hAnsi="Calibri" w:cs="Calibri"/>
+          <w:sz w:val="22"/>
+          <w:szCs w:val="22"/>
+        </w:rPr>
+        <w:t xml:space="preserve">, </w:t>
+      </w:r>
+      <w:r>
+        <w:rPr>
+          <w:rFonts w:ascii="Calibri" w:hAnsi="Calibri" w:cs="Calibri"/>
+          <w:sz w:val="22"/>
+          <w:szCs w:val="22"/>
+        </w:rPr>
+        <w:t>sowie</w:t>
+      </w:r>
+      <w:r>
+        <w:rPr>
+          <w:rFonts w:ascii="Calibri" w:hAnsi="Calibri" w:cs="Calibri"/>
+          <w:sz w:val="22"/>
+          <w:szCs w:val="22"/>
+        </w:rPr>
+        <w:t xml:space="preserve"> </w:t>
+      </w:r>
+      <w:r>
+        <w:rPr>
+          <w:rFonts w:ascii="Calibri" w:hAnsi="Calibri" w:cs="Calibri"/>
+          <w:sz w:val="22"/>
+          <w:szCs w:val="22"/>
+        </w:rPr>
+        <w:t xml:space="preserve">die </w:t>
+      </w:r>
+      <w:r>
+        <w:rPr>
+          <w:rFonts w:ascii="Calibri" w:hAnsi="Calibri" w:cs="Calibri"/>
+          <w:sz w:val="22"/>
+          <w:szCs w:val="22"/>
+        </w:rPr>
+        <w:t>Augenwinkel</w:t>
+      </w:r>
+      <w:r>
+        <w:rPr>
+          <w:rFonts w:ascii="Calibri" w:hAnsi="Calibri" w:cs="Calibri"/>
+          <w:sz w:val="22"/>
+          <w:szCs w:val="22"/>
+        </w:rPr>
+        <w:t xml:space="preserve"> und </w:t>
+      </w:r>
+      <w:r>
+        <w:rPr>
+          <w:rFonts w:ascii="Calibri" w:hAnsi="Calibri" w:cs="Calibri"/>
+          <w:sz w:val="22"/>
+          <w:szCs w:val="22"/>
+        </w:rPr>
+        <w:t xml:space="preserve">die </w:t>
+      </w:r>
+      <w:r>
+        <w:rPr>
+          <w:rFonts w:ascii="Calibri" w:hAnsi="Calibri" w:cs="Calibri"/>
+          <w:sz w:val="22"/>
+          <w:szCs w:val="22"/>
+        </w:rPr>
+        <w:t>Augenmitte.</w:t>
+      </w:r>
+      <w:r>
+        <w:rPr>
+          <w:rFonts w:ascii="Calibri" w:hAnsi="Calibri" w:cs="Calibri"/>
+          <w:sz w:val="22"/>
+          <w:szCs w:val="22"/>
+        </w:rPr>
+        <w:t xml:space="preserve"> Nach der Detektion der Merkmale werden deren relative Positionen und </w:t>
+      </w:r>
+      <w:r>
+        <w:rPr>
+          <w:rFonts w:ascii="Calibri" w:hAnsi="Calibri" w:cs="Calibri"/>
+          <w:sz w:val="22"/>
+          <w:szCs w:val="22"/>
+        </w:rPr>
+        <w:t>Abstände</w:t>
+      </w:r>
+      <w:r>
+        <w:rPr>
+          <w:rFonts w:ascii="Calibri" w:hAnsi="Calibri" w:cs="Calibri"/>
+          <w:sz w:val="22"/>
+          <w:szCs w:val="22"/>
+        </w:rPr>
+        <w:t xml:space="preserve"> zueinander bestimmt, um die Blickrichtung zu schätzen. </w:t>
+      </w:r>
+      <w:r>
+        <w:rPr>
+          <w:rFonts w:ascii="Calibri" w:hAnsi="Calibri" w:cs="Calibri"/>
+          <w:sz w:val="22"/>
+          <w:szCs w:val="22"/>
+        </w:rPr>
+        <w:t>Ein</w:t>
+      </w:r>
+      <w:r>
+        <w:rPr>
+          <w:rFonts w:ascii="Calibri" w:hAnsi="Calibri" w:cs="Calibri"/>
+          <w:sz w:val="22"/>
+          <w:szCs w:val="22"/>
+        </w:rPr>
+        <w:t xml:space="preserve"> bekanntes</w:t>
+      </w:r>
+      <w:r>
+        <w:rPr>
+          <w:rFonts w:ascii="Calibri" w:hAnsi="Calibri" w:cs="Calibri"/>
+          <w:sz w:val="22"/>
+          <w:szCs w:val="22"/>
+        </w:rPr>
+        <w:t xml:space="preserve"> </w:t>
+      </w:r>
+      <w:r>
+        <w:rPr>
+          <w:rFonts w:ascii="Calibri" w:hAnsi="Calibri" w:cs="Calibri"/>
+          <w:sz w:val="22"/>
+          <w:szCs w:val="22"/>
+        </w:rPr>
+        <w:t xml:space="preserve">Beispiel </w:t>
+      </w:r>
+      <w:r>
+        <w:rPr>
+          <w:rFonts w:ascii="Calibri" w:hAnsi="Calibri" w:cs="Calibri"/>
+          <w:sz w:val="22"/>
+          <w:szCs w:val="22"/>
+        </w:rPr>
+        <w:t>stellt</w:t>
+      </w:r>
+      <w:r>
+        <w:rPr>
+          <w:rFonts w:ascii="Calibri" w:hAnsi="Calibri" w:cs="Calibri"/>
+          <w:sz w:val="22"/>
+          <w:szCs w:val="22"/>
+        </w:rPr>
+        <w:t xml:space="preserve"> die Verwendung von Hornhautreflexionen</w:t>
+      </w:r>
+      <w:r>
+        <w:rPr>
+          <w:rFonts w:ascii="Calibri" w:hAnsi="Calibri" w:cs="Calibri"/>
+          <w:sz w:val="22"/>
+          <w:szCs w:val="22"/>
+        </w:rPr>
+        <w:t xml:space="preserve"> dar.</w:t>
+      </w:r>
+      <w:r>
+        <w:rPr>
+          <w:rFonts w:ascii="Calibri" w:hAnsi="Calibri" w:cs="Calibri"/>
+          <w:sz w:val="22"/>
+          <w:szCs w:val="22"/>
+        </w:rPr>
+        <w:t xml:space="preserve"> </w:t>
+      </w:r>
+      <w:r>
+        <w:rPr>
+          <w:rFonts w:ascii="Calibri" w:hAnsi="Calibri" w:cs="Calibri"/>
+          <w:sz w:val="22"/>
+          <w:szCs w:val="22"/>
+        </w:rPr>
+        <w:t>Da</w:t>
+      </w:r>
+      <w:r>
+        <w:rPr>
+          <w:rFonts w:ascii="Calibri" w:hAnsi="Calibri" w:cs="Calibri"/>
+          <w:sz w:val="22"/>
+          <w:szCs w:val="22"/>
+        </w:rPr>
+        <w:t xml:space="preserve">bei </w:t>
+      </w:r>
+      <w:r>
+        <w:rPr>
+          <w:rFonts w:ascii="Calibri" w:hAnsi="Calibri" w:cs="Calibri"/>
+          <w:sz w:val="22"/>
+          <w:szCs w:val="22"/>
+        </w:rPr>
+        <w:t>erzeugt e</w:t>
+      </w:r>
+      <w:r>
+        <w:rPr>
+          <w:rFonts w:ascii="Calibri" w:hAnsi="Calibri" w:cs="Calibri"/>
+          <w:sz w:val="22"/>
+          <w:szCs w:val="22"/>
+        </w:rPr>
+        <w:t xml:space="preserve">ine Lichtquelle Reflexionspunkte auf der Hornhaut, sogenannte </w:t>
+      </w:r>
+      <w:proofErr w:type="spellStart"/>
+      <w:r>
+        <w:rPr>
+          <w:rFonts w:ascii="Calibri" w:hAnsi="Calibri" w:cs="Calibri"/>
+          <w:sz w:val="22"/>
+          <w:szCs w:val="22"/>
+        </w:rPr>
+        <w:t>Glints</w:t>
+      </w:r>
+      <w:proofErr w:type="spellEnd"/>
+      <w:r>
+        <w:rPr>
+          <w:rFonts w:ascii="Calibri" w:hAnsi="Calibri" w:cs="Calibri"/>
+          <w:sz w:val="22"/>
+          <w:szCs w:val="22"/>
+        </w:rPr>
+        <w:t>.</w:t>
+      </w:r>
+      <w:r>
+        <w:rPr>
+          <w:rFonts w:ascii="Calibri" w:hAnsi="Calibri" w:cs="Calibri"/>
+          <w:sz w:val="22"/>
+          <w:szCs w:val="22"/>
+        </w:rPr>
+        <w:t xml:space="preserve"> </w:t>
+      </w:r>
+      <w:r>
+        <w:rPr>
+          <w:rFonts w:ascii="Calibri" w:hAnsi="Calibri" w:cs="Calibri"/>
+          <w:sz w:val="22"/>
+          <w:szCs w:val="22"/>
+        </w:rPr>
+        <w:t>Aus der</w:t>
+      </w:r>
+      <w:r>
+        <w:rPr>
+          <w:rFonts w:ascii="Calibri" w:hAnsi="Calibri" w:cs="Calibri"/>
+          <w:sz w:val="22"/>
+          <w:szCs w:val="22"/>
+        </w:rPr>
+        <w:t xml:space="preserve"> relative</w:t>
+      </w:r>
+      <w:r>
+        <w:rPr>
+          <w:rFonts w:ascii="Calibri" w:hAnsi="Calibri" w:cs="Calibri"/>
+          <w:sz w:val="22"/>
+          <w:szCs w:val="22"/>
+        </w:rPr>
+        <w:t>n</w:t>
+      </w:r>
+      <w:r>
+        <w:rPr>
+          <w:rFonts w:ascii="Calibri" w:hAnsi="Calibri" w:cs="Calibri"/>
+          <w:sz w:val="22"/>
+          <w:szCs w:val="22"/>
+        </w:rPr>
+        <w:t xml:space="preserve"> </w:t>
+      </w:r>
+      <w:r>
+        <w:rPr>
+          <w:rFonts w:ascii="Calibri" w:hAnsi="Calibri" w:cs="Calibri"/>
+          <w:sz w:val="22"/>
+          <w:szCs w:val="22"/>
+        </w:rPr>
+        <w:t xml:space="preserve">Lage der </w:t>
+      </w:r>
+      <w:proofErr w:type="spellStart"/>
+      <w:r>
+        <w:rPr>
+          <w:rFonts w:ascii="Calibri" w:hAnsi="Calibri" w:cs="Calibri"/>
+          <w:sz w:val="22"/>
+          <w:szCs w:val="22"/>
+        </w:rPr>
+        <w:t>Glints</w:t>
+      </w:r>
+      <w:proofErr w:type="spellEnd"/>
+      <w:r>
+        <w:rPr>
+          <w:rFonts w:ascii="Calibri" w:hAnsi="Calibri" w:cs="Calibri"/>
+          <w:sz w:val="22"/>
+          <w:szCs w:val="22"/>
+        </w:rPr>
+        <w:t xml:space="preserve"> zum Pupillenzentrum</w:t>
+      </w:r>
+      <w:r>
+        <w:rPr>
+          <w:rFonts w:ascii="Calibri" w:hAnsi="Calibri" w:cs="Calibri"/>
+          <w:sz w:val="22"/>
+          <w:szCs w:val="22"/>
+        </w:rPr>
+        <w:t xml:space="preserve"> kann anschließend</w:t>
+      </w:r>
+      <w:r>
+        <w:rPr>
+          <w:rFonts w:ascii="Calibri" w:hAnsi="Calibri" w:cs="Calibri"/>
+          <w:sz w:val="22"/>
+          <w:szCs w:val="22"/>
+        </w:rPr>
+        <w:t xml:space="preserve"> eine Blickrichtung </w:t>
+      </w:r>
+      <w:r>
+        <w:rPr>
+          <w:rFonts w:ascii="Calibri" w:hAnsi="Calibri" w:cs="Calibri"/>
+          <w:sz w:val="22"/>
+          <w:szCs w:val="22"/>
+        </w:rPr>
+        <w:t>berechnet werden</w:t>
+      </w:r>
+      <w:r>
+        <w:rPr>
+          <w:rFonts w:ascii="Calibri" w:hAnsi="Calibri" w:cs="Calibri"/>
+          <w:sz w:val="22"/>
+          <w:szCs w:val="22"/>
+        </w:rPr>
+        <w:t>.</w:t>
+      </w:r>
+    </w:p>
+    <w:p>
+      <w:pPr>
+        <w:rPr>
+          <w:rFonts w:ascii="Calibri" w:hAnsi="Calibri" w:cs="Calibri"/>
+          <w:sz w:val="22"/>
+          <w:szCs w:val="22"/>
+        </w:rPr>
+      </w:pPr>
+    </w:p>
+    <w:p>
+      <w:pPr>
+        <w:rPr>
+          <w:rFonts w:ascii="Calibri" w:hAnsi="Calibri" w:cs="Calibri"/>
+          <w:sz w:val="22"/>
+          <w:szCs w:val="22"/>
+        </w:rPr>
+      </w:pPr>
+    </w:p>
+    <w:p>
+      <w:pPr>
+        <w:rPr>
+          <w:rFonts w:ascii="Calibri" w:hAnsi="Calibri" w:cs="Calibri"/>
+          <w:sz w:val="22"/>
+          <w:szCs w:val="22"/>
+        </w:rPr>
+      </w:pPr>
+      <w:r>
+        <w:rPr>
+          <w:rFonts w:ascii="Calibri" w:hAnsi="Calibri" w:cs="Calibri"/>
+          <w:sz w:val="22"/>
+          <w:szCs w:val="22"/>
+        </w:rPr>
+        <w:pict w14:anchorId="3EDA06E9">
+          <v:rect id="_x0000_i1026" style="width:0;height:1.5pt" o:hralign="center" o:hrstd="t" o:hr="t" fillcolor="#a0a0a0" stroked="f"/>
+        </w:pict>
+      </w:r>
+    </w:p>
+    <w:p>
+      <w:pPr>
+        <w:rPr>
+          <w:rFonts w:ascii="Calibri" w:hAnsi="Calibri" w:cs="Calibri"/>
           <w:b/>
           <w:bCs/>
           <w:sz w:val="22"/>
@@ -451,12 +1898,35 @@
       </w:pPr>
       <w:r>
         <w:rPr>
+          <w:rFonts w:ascii="Calibri" w:hAnsi="Calibri" w:cs="Calibri"/>
           <w:b/>
           <w:bCs/>
           <w:sz w:val="22"/>
           <w:szCs w:val="22"/>
         </w:rPr>
-        <w:t>2.1.2 Appearance-Based Verfahren</w:t>
+        <w:t xml:space="preserve">2.1.2 </w:t>
+      </w:r>
+      <w:proofErr w:type="spellStart"/>
+      <w:r>
+        <w:rPr>
+          <w:rFonts w:ascii="Calibri" w:hAnsi="Calibri" w:cs="Calibri"/>
+          <w:b/>
+          <w:bCs/>
+          <w:sz w:val="22"/>
+          <w:szCs w:val="22"/>
+        </w:rPr>
+        <w:t>Appearance-Based</w:t>
+      </w:r>
+      <w:proofErr w:type="spellEnd"/>
+      <w:r>
+        <w:rPr>
+          <w:rFonts w:ascii="Calibri" w:hAnsi="Calibri" w:cs="Calibri"/>
+          <w:b/>
+          <w:bCs/>
+          <w:sz w:val="22"/>
+          <w:szCs w:val="22"/>
+        </w:rPr>
+        <w:t xml:space="preserve"> Verfahren</w:t>
       </w:r>
     </w:p>
     <w:p>
@@ -466,12 +1936,14 @@
           <w:numId w:val="5"/>
         </w:numPr>
         <w:rPr>
-          <w:sz w:val="22"/>
-          <w:szCs w:val="22"/>
-        </w:rPr>
-      </w:pPr>
-      <w:r>
-        <w:rPr>
+          <w:rFonts w:ascii="Calibri" w:hAnsi="Calibri" w:cs="Calibri"/>
+          <w:sz w:val="22"/>
+          <w:szCs w:val="22"/>
+        </w:rPr>
+      </w:pPr>
+      <w:r>
+        <w:rPr>
+          <w:rFonts w:ascii="Calibri" w:hAnsi="Calibri" w:cs="Calibri"/>
           <w:sz w:val="22"/>
           <w:szCs w:val="22"/>
         </w:rPr>
@@ -485,16 +1957,28 @@
           <w:numId w:val="5"/>
         </w:numPr>
         <w:rPr>
-          <w:sz w:val="22"/>
-          <w:szCs w:val="22"/>
-        </w:rPr>
-      </w:pPr>
-      <w:r>
-        <w:rPr>
-          <w:sz w:val="22"/>
-          <w:szCs w:val="22"/>
-        </w:rPr>
-        <w:t>Machine Learning</w:t>
+          <w:rFonts w:ascii="Calibri" w:hAnsi="Calibri" w:cs="Calibri"/>
+          <w:sz w:val="22"/>
+          <w:szCs w:val="22"/>
+        </w:rPr>
+      </w:pPr>
+      <w:proofErr w:type="spellStart"/>
+      <w:r>
+        <w:rPr>
+          <w:rFonts w:ascii="Calibri" w:hAnsi="Calibri" w:cs="Calibri"/>
+          <w:sz w:val="22"/>
+          <w:szCs w:val="22"/>
+        </w:rPr>
+        <w:t>Machine</w:t>
+      </w:r>
+      <w:proofErr w:type="spellEnd"/>
+      <w:r>
+        <w:rPr>
+          <w:rFonts w:ascii="Calibri" w:hAnsi="Calibri" w:cs="Calibri"/>
+          <w:sz w:val="22"/>
+          <w:szCs w:val="22"/>
+        </w:rPr>
+        <w:t xml:space="preserve"> Learning</w:t>
       </w:r>
     </w:p>
     <w:p>
@@ -504,12 +1988,14 @@
           <w:numId w:val="5"/>
         </w:numPr>
         <w:rPr>
-          <w:sz w:val="22"/>
-          <w:szCs w:val="22"/>
-        </w:rPr>
-      </w:pPr>
-      <w:r>
-        <w:rPr>
+          <w:rFonts w:ascii="Calibri" w:hAnsi="Calibri" w:cs="Calibri"/>
+          <w:sz w:val="22"/>
+          <w:szCs w:val="22"/>
+        </w:rPr>
+      </w:pPr>
+      <w:r>
+        <w:rPr>
+          <w:rFonts w:ascii="Calibri" w:hAnsi="Calibri" w:cs="Calibri"/>
           <w:sz w:val="22"/>
           <w:szCs w:val="22"/>
         </w:rPr>
@@ -523,12 +2009,14 @@
           <w:numId w:val="5"/>
         </w:numPr>
         <w:rPr>
-          <w:sz w:val="22"/>
-          <w:szCs w:val="22"/>
-        </w:rPr>
-      </w:pPr>
-      <w:r>
-        <w:rPr>
+          <w:rFonts w:ascii="Calibri" w:hAnsi="Calibri" w:cs="Calibri"/>
+          <w:sz w:val="22"/>
+          <w:szCs w:val="22"/>
+        </w:rPr>
+      </w:pPr>
+      <w:r>
+        <w:rPr>
+          <w:rFonts w:ascii="Calibri" w:hAnsi="Calibri" w:cs="Calibri"/>
           <w:sz w:val="22"/>
           <w:szCs w:val="22"/>
         </w:rPr>
@@ -538,12 +2026,14 @@
     <w:p>
       <w:pPr>
         <w:rPr>
-          <w:sz w:val="22"/>
-          <w:szCs w:val="22"/>
-        </w:rPr>
-      </w:pPr>
-      <w:r>
-        <w:rPr>
+          <w:rFonts w:ascii="Calibri" w:hAnsi="Calibri" w:cs="Calibri"/>
+          <w:sz w:val="22"/>
+          <w:szCs w:val="22"/>
+        </w:rPr>
+      </w:pPr>
+      <w:r>
+        <w:rPr>
+          <w:rFonts w:ascii="Calibri" w:hAnsi="Calibri" w:cs="Calibri"/>
           <w:sz w:val="22"/>
           <w:szCs w:val="22"/>
         </w:rPr>
@@ -557,39 +2047,379 @@
           <w:numId w:val="6"/>
         </w:numPr>
         <w:rPr>
-          <w:sz w:val="22"/>
-          <w:szCs w:val="22"/>
-        </w:rPr>
-      </w:pPr>
-      <w:r>
-        <w:rPr>
-          <w:sz w:val="22"/>
-          <w:szCs w:val="22"/>
-        </w:rPr>
-        <w:lastRenderedPageBreak/>
+          <w:rFonts w:ascii="Calibri" w:hAnsi="Calibri" w:cs="Calibri"/>
+          <w:sz w:val="22"/>
+          <w:szCs w:val="22"/>
+        </w:rPr>
+      </w:pPr>
+      <w:r>
+        <w:rPr>
+          <w:rFonts w:ascii="Calibri" w:hAnsi="Calibri" w:cs="Calibri"/>
+          <w:sz w:val="22"/>
+          <w:szCs w:val="22"/>
+        </w:rPr>
         <w:t>Cheng et al. (2024)</w:t>
       </w:r>
     </w:p>
     <w:p>
       <w:pPr>
         <w:rPr>
-          <w:sz w:val="22"/>
-          <w:szCs w:val="22"/>
-        </w:rPr>
-      </w:pPr>
-      <w:r>
-        <w:rPr>
-          <w:sz w:val="22"/>
-          <w:szCs w:val="22"/>
-        </w:rPr>
-        <w:pict w14:anchorId="4D47FCE6">
-          <v:rect id="_x0000_i1051" style="width:0;height:1.5pt" o:hralign="center" o:hrstd="t" o:hr="t" fillcolor="#a0a0a0" stroked="f"/>
-        </w:pict>
+          <w:rFonts w:ascii="Calibri" w:hAnsi="Calibri" w:cs="Calibri"/>
+          <w:sz w:val="22"/>
+          <w:szCs w:val="22"/>
+        </w:rPr>
+      </w:pPr>
+      <w:r>
+        <w:rPr>
+          <w:rFonts w:ascii="Calibri" w:hAnsi="Calibri" w:cs="Calibri"/>
+          <w:sz w:val="22"/>
+          <w:szCs w:val="22"/>
+        </w:rPr>
+        <w:t xml:space="preserve">Im Gegensatz zu modellbasierten Verfahren verwenden </w:t>
+      </w:r>
+      <w:proofErr w:type="spellStart"/>
+      <w:r>
+        <w:rPr>
+          <w:rFonts w:ascii="Calibri" w:hAnsi="Calibri" w:cs="Calibri"/>
+          <w:sz w:val="22"/>
+          <w:szCs w:val="22"/>
+        </w:rPr>
+        <w:t>Appearance</w:t>
+      </w:r>
+      <w:proofErr w:type="spellEnd"/>
+      <w:r>
+        <w:rPr>
+          <w:rFonts w:ascii="Calibri" w:hAnsi="Calibri" w:cs="Calibri"/>
+          <w:sz w:val="22"/>
+          <w:szCs w:val="22"/>
+        </w:rPr>
+        <w:t>-</w:t>
+      </w:r>
+      <w:proofErr w:type="spellStart"/>
+      <w:r>
+        <w:rPr>
+          <w:rFonts w:ascii="Calibri" w:hAnsi="Calibri" w:cs="Calibri"/>
+          <w:sz w:val="22"/>
+          <w:szCs w:val="22"/>
+        </w:rPr>
+        <w:t>Based</w:t>
+      </w:r>
+      <w:proofErr w:type="spellEnd"/>
+      <w:r>
+        <w:rPr>
+          <w:rFonts w:ascii="Calibri" w:hAnsi="Calibri" w:cs="Calibri"/>
+          <w:sz w:val="22"/>
+          <w:szCs w:val="22"/>
+        </w:rPr>
+        <w:t>-Verfahren</w:t>
+      </w:r>
+      <w:r>
+        <w:rPr>
+          <w:rFonts w:ascii="Calibri" w:hAnsi="Calibri" w:cs="Calibri"/>
+          <w:sz w:val="22"/>
+          <w:szCs w:val="22"/>
+        </w:rPr>
+        <w:t xml:space="preserve"> </w:t>
+      </w:r>
+      <w:r>
+        <w:rPr>
+          <w:rFonts w:ascii="Calibri" w:hAnsi="Calibri" w:cs="Calibri"/>
+          <w:sz w:val="22"/>
+          <w:szCs w:val="22"/>
+        </w:rPr>
+        <w:t>kein explizites geometrisches Augenmodell. Stattdessen wird die Blickrichtung direkt aus dem visuellen Erscheinungsbild (</w:t>
+      </w:r>
+      <w:proofErr w:type="spellStart"/>
+      <w:r>
+        <w:rPr>
+          <w:rFonts w:ascii="Calibri" w:hAnsi="Calibri" w:cs="Calibri"/>
+          <w:sz w:val="22"/>
+          <w:szCs w:val="22"/>
+        </w:rPr>
+        <w:t>Appearance</w:t>
+      </w:r>
+      <w:proofErr w:type="spellEnd"/>
+      <w:r>
+        <w:rPr>
+          <w:rFonts w:ascii="Calibri" w:hAnsi="Calibri" w:cs="Calibri"/>
+          <w:sz w:val="22"/>
+          <w:szCs w:val="22"/>
+        </w:rPr>
+        <w:t>) des Auges geschätzt.</w:t>
+      </w:r>
+      <w:r>
+        <w:rPr>
+          <w:rFonts w:ascii="Calibri" w:hAnsi="Calibri" w:cs="Calibri"/>
+          <w:sz w:val="22"/>
+          <w:szCs w:val="22"/>
+        </w:rPr>
+        <w:t xml:space="preserve"> </w:t>
+      </w:r>
+      <w:r>
+        <w:rPr>
+          <w:rFonts w:ascii="Calibri" w:hAnsi="Calibri" w:cs="Calibri"/>
+          <w:sz w:val="22"/>
+          <w:szCs w:val="22"/>
+        </w:rPr>
+        <w:t>In früheren Ansätzen basierte</w:t>
+      </w:r>
+      <w:r>
+        <w:rPr>
+          <w:rFonts w:ascii="Calibri" w:hAnsi="Calibri" w:cs="Calibri"/>
+          <w:sz w:val="22"/>
+          <w:szCs w:val="22"/>
+        </w:rPr>
+        <w:t xml:space="preserve"> die Schätzung auf Vorlagenvergleichen</w:t>
+      </w:r>
+      <w:r>
+        <w:rPr>
+          <w:rFonts w:ascii="Calibri" w:hAnsi="Calibri" w:cs="Calibri"/>
+          <w:sz w:val="22"/>
+          <w:szCs w:val="22"/>
+        </w:rPr>
+        <w:t xml:space="preserve"> (Template </w:t>
+      </w:r>
+      <w:proofErr w:type="spellStart"/>
+      <w:r>
+        <w:rPr>
+          <w:rFonts w:ascii="Calibri" w:hAnsi="Calibri" w:cs="Calibri"/>
+          <w:sz w:val="22"/>
+          <w:szCs w:val="22"/>
+        </w:rPr>
+        <w:t>Matching</w:t>
+      </w:r>
+      <w:proofErr w:type="spellEnd"/>
+      <w:r>
+        <w:rPr>
+          <w:rFonts w:ascii="Calibri" w:hAnsi="Calibri" w:cs="Calibri"/>
+          <w:sz w:val="22"/>
+          <w:szCs w:val="22"/>
+        </w:rPr>
+        <w:t>)</w:t>
+      </w:r>
+      <w:r>
+        <w:rPr>
+          <w:rFonts w:ascii="Calibri" w:hAnsi="Calibri" w:cs="Calibri"/>
+          <w:sz w:val="22"/>
+          <w:szCs w:val="22"/>
+        </w:rPr>
+        <w:t xml:space="preserve"> und handentwickelten Bildmerkmalen. </w:t>
+      </w:r>
+      <w:r>
+        <w:rPr>
+          <w:rFonts w:ascii="Calibri" w:hAnsi="Calibri" w:cs="Calibri"/>
+          <w:sz w:val="22"/>
+          <w:szCs w:val="22"/>
+        </w:rPr>
+        <w:t>Hierbei wird ein aufgenommenes Augenbild mit einer Datenbank von Referenzbildern verglichen, die bekannte Blickrichtungen zugeordnet sind. Die Blickrichtung des ähnlichsten Referenzbild wird anschließend als Schätzung für das aktuelle Augenbild verwendet. Spätere Verfahren verwenden anstelle vollständiger Augenbilder spezifische Bildmerkmale, um die Blickrichtung vorherzusagen.</w:t>
       </w:r>
     </w:p>
     <w:p>
       <w:pPr>
         <w:rPr>
+          <w:rFonts w:ascii="Calibri" w:hAnsi="Calibri" w:cs="Calibri"/>
+          <w:sz w:val="22"/>
+          <w:szCs w:val="22"/>
+        </w:rPr>
+      </w:pPr>
+      <w:r>
+        <w:rPr>
+          <w:rFonts w:ascii="Calibri" w:hAnsi="Calibri" w:cs="Calibri"/>
+          <w:sz w:val="22"/>
+          <w:szCs w:val="22"/>
+        </w:rPr>
+        <w:t xml:space="preserve">Heute sind </w:t>
+      </w:r>
+      <w:proofErr w:type="spellStart"/>
+      <w:r>
+        <w:rPr>
+          <w:rFonts w:ascii="Calibri" w:hAnsi="Calibri" w:cs="Calibri"/>
+          <w:sz w:val="22"/>
+          <w:szCs w:val="22"/>
+        </w:rPr>
+        <w:t>Appearance</w:t>
+      </w:r>
+      <w:proofErr w:type="spellEnd"/>
+      <w:r>
+        <w:rPr>
+          <w:rFonts w:ascii="Calibri" w:hAnsi="Calibri" w:cs="Calibri"/>
+          <w:sz w:val="22"/>
+          <w:szCs w:val="22"/>
+        </w:rPr>
+        <w:t>-</w:t>
+      </w:r>
+      <w:proofErr w:type="spellStart"/>
+      <w:r>
+        <w:rPr>
+          <w:rFonts w:ascii="Calibri" w:hAnsi="Calibri" w:cs="Calibri"/>
+          <w:sz w:val="22"/>
+          <w:szCs w:val="22"/>
+        </w:rPr>
+        <w:t>Based</w:t>
+      </w:r>
+      <w:proofErr w:type="spellEnd"/>
+      <w:r>
+        <w:rPr>
+          <w:rFonts w:ascii="Calibri" w:hAnsi="Calibri" w:cs="Calibri"/>
+          <w:sz w:val="22"/>
+          <w:szCs w:val="22"/>
+        </w:rPr>
+        <w:t>-Verfahren überwiegend durch Deep Learning realisiert. Statt festen Regeln und Vorlagen, lernen die Modelle den Zusammenhang zwischen Augenbild und Blickrichtung direkt aus den Trainingsdaten</w:t>
+      </w:r>
+      <w:r>
+        <w:rPr>
+          <w:rFonts w:ascii="Calibri" w:hAnsi="Calibri" w:cs="Calibri"/>
+          <w:sz w:val="22"/>
+          <w:szCs w:val="22"/>
+        </w:rPr>
+        <w:t xml:space="preserve">. </w:t>
+      </w:r>
+      <w:r>
+        <w:rPr>
+          <w:rFonts w:ascii="Calibri" w:hAnsi="Calibri" w:cs="Calibri"/>
+          <w:sz w:val="22"/>
+          <w:szCs w:val="22"/>
+        </w:rPr>
+        <w:t xml:space="preserve">Durch die Deep Feature </w:t>
+      </w:r>
+      <w:proofErr w:type="spellStart"/>
+      <w:r>
+        <w:rPr>
+          <w:rFonts w:ascii="Calibri" w:hAnsi="Calibri" w:cs="Calibri"/>
+          <w:sz w:val="22"/>
+          <w:szCs w:val="22"/>
+        </w:rPr>
+        <w:t>Extraction</w:t>
+      </w:r>
+      <w:proofErr w:type="spellEnd"/>
+      <w:r>
+        <w:rPr>
+          <w:rFonts w:ascii="Calibri" w:hAnsi="Calibri" w:cs="Calibri"/>
+          <w:sz w:val="22"/>
+          <w:szCs w:val="22"/>
+        </w:rPr>
+        <w:t xml:space="preserve"> lernen Deep-Learning-Modelle selbstständig</w:t>
+      </w:r>
+      <w:r>
+        <w:rPr>
+          <w:rFonts w:ascii="Calibri" w:hAnsi="Calibri" w:cs="Calibri"/>
+          <w:sz w:val="22"/>
+          <w:szCs w:val="22"/>
+        </w:rPr>
+        <w:t xml:space="preserve"> geeignete Merkmalsrepräsentationen aus den Bilddaten und ermöglicht die Erfassung von komplexeren Zusammenhängen zwischen Augenbild, Head Pose und Blickrichtung.</w:t>
+      </w:r>
+    </w:p>
+    <w:p>
+      <w:pPr>
+        <w:rPr>
+          <w:rFonts w:ascii="Calibri" w:hAnsi="Calibri" w:cs="Calibri"/>
+          <w:sz w:val="22"/>
+          <w:szCs w:val="22"/>
+        </w:rPr>
+      </w:pPr>
+      <w:r>
+        <w:rPr>
+          <w:rFonts w:ascii="Calibri" w:hAnsi="Calibri" w:cs="Calibri"/>
+          <w:sz w:val="22"/>
+          <w:szCs w:val="22"/>
+        </w:rPr>
+        <w:lastRenderedPageBreak/>
+        <w:t xml:space="preserve">Die Grundlage vieler moderner Verfahren bilden </w:t>
+      </w:r>
+      <w:proofErr w:type="spellStart"/>
+      <w:r>
+        <w:rPr>
+          <w:rFonts w:ascii="Calibri" w:hAnsi="Calibri" w:cs="Calibri"/>
+          <w:sz w:val="22"/>
+          <w:szCs w:val="22"/>
+        </w:rPr>
+        <w:t>Convolutional</w:t>
+      </w:r>
+      <w:proofErr w:type="spellEnd"/>
+      <w:r>
+        <w:rPr>
+          <w:rFonts w:ascii="Calibri" w:hAnsi="Calibri" w:cs="Calibri"/>
+          <w:sz w:val="22"/>
+          <w:szCs w:val="22"/>
+        </w:rPr>
+        <w:t xml:space="preserve"> </w:t>
+      </w:r>
+      <w:proofErr w:type="spellStart"/>
+      <w:r>
+        <w:rPr>
+          <w:rFonts w:ascii="Calibri" w:hAnsi="Calibri" w:cs="Calibri"/>
+          <w:sz w:val="22"/>
+          <w:szCs w:val="22"/>
+        </w:rPr>
+        <w:t>Neural</w:t>
+      </w:r>
+      <w:proofErr w:type="spellEnd"/>
+      <w:r>
+        <w:rPr>
+          <w:rFonts w:ascii="Calibri" w:hAnsi="Calibri" w:cs="Calibri"/>
+          <w:sz w:val="22"/>
+          <w:szCs w:val="22"/>
+        </w:rPr>
+        <w:t xml:space="preserve"> Networks (CNNs). Diese Netzwerke sind speziell für die Verarbeitung von Bilddaten konzipiert und extrahieren Merkmale</w:t>
+      </w:r>
+      <w:r>
+        <w:rPr>
+          <w:rFonts w:ascii="Calibri" w:hAnsi="Calibri" w:cs="Calibri"/>
+          <w:sz w:val="22"/>
+          <w:szCs w:val="22"/>
+        </w:rPr>
+        <w:t xml:space="preserve"> schichtweise.</w:t>
+      </w:r>
+      <w:r>
+        <w:rPr>
+          <w:rFonts w:ascii="Calibri" w:hAnsi="Calibri" w:cs="Calibri"/>
+          <w:sz w:val="22"/>
+          <w:szCs w:val="22"/>
+        </w:rPr>
+        <w:t xml:space="preserve"> Frühe Netzwerkschichten erkennen einfache Strukturen wie Kanten oder Kontraste, während tiefere Netzwerkschichten komplexere Informationen erfassen können. Die gewonnenen Merkmale werden anschließend dann zur Vorhersage der Blickrichtung verwendet.</w:t>
+      </w:r>
+    </w:p>
+    <w:p>
+      <w:pPr>
+        <w:rPr>
+          <w:rFonts w:ascii="Calibri" w:hAnsi="Calibri" w:cs="Calibri"/>
+          <w:sz w:val="22"/>
+          <w:szCs w:val="22"/>
+        </w:rPr>
+      </w:pPr>
+      <w:r>
+        <w:rPr>
+          <w:rFonts w:ascii="Calibri" w:hAnsi="Calibri" w:cs="Calibri"/>
+          <w:sz w:val="22"/>
+          <w:szCs w:val="22"/>
+          <w:highlight w:val="yellow"/>
+        </w:rPr>
+        <w:t>Datensätze</w:t>
+      </w:r>
+    </w:p>
+    <w:p>
+      <w:pPr>
+        <w:rPr>
+          <w:rFonts w:ascii="Calibri" w:hAnsi="Calibri" w:cs="Calibri"/>
+          <w:sz w:val="22"/>
+          <w:szCs w:val="22"/>
+        </w:rPr>
+      </w:pPr>
+      <w:r>
+        <w:rPr>
+          <w:rFonts w:ascii="Calibri" w:hAnsi="Calibri" w:cs="Calibri"/>
+          <w:sz w:val="22"/>
+          <w:szCs w:val="22"/>
+        </w:rPr>
+        <w:pict w14:anchorId="4D47FCE6">
+          <v:rect id="_x0000_i1027" style="width:0;height:1.5pt" o:hralign="center" o:hrstd="t" o:hr="t" fillcolor="#a0a0a0" stroked="f"/>
+        </w:pict>
+      </w:r>
+    </w:p>
+    <w:p>
+      <w:pPr>
+        <w:rPr>
+          <w:rFonts w:ascii="Calibri" w:hAnsi="Calibri" w:cs="Calibri"/>
           <w:b/>
           <w:bCs/>
           <w:sz w:val="22"/>
@@ -598,6 +2428,7 @@
       </w:pPr>
       <w:r>
         <w:rPr>
+          <w:rFonts w:ascii="Calibri" w:hAnsi="Calibri" w:cs="Calibri"/>
           <w:b/>
           <w:bCs/>
           <w:sz w:val="22"/>
@@ -609,12 +2440,14 @@
     <w:p>
       <w:pPr>
         <w:rPr>
-          <w:sz w:val="22"/>
-          <w:szCs w:val="22"/>
-        </w:rPr>
-      </w:pPr>
-      <w:r>
-        <w:rPr>
+          <w:rFonts w:ascii="Calibri" w:hAnsi="Calibri" w:cs="Calibri"/>
+          <w:sz w:val="22"/>
+          <w:szCs w:val="22"/>
+        </w:rPr>
+      </w:pPr>
+      <w:r>
+        <w:rPr>
+          <w:rFonts w:ascii="Calibri" w:hAnsi="Calibri" w:cs="Calibri"/>
           <w:sz w:val="22"/>
           <w:szCs w:val="22"/>
         </w:rPr>
@@ -628,12 +2461,14 @@
           <w:numId w:val="7"/>
         </w:numPr>
         <w:rPr>
-          <w:sz w:val="22"/>
-          <w:szCs w:val="22"/>
-        </w:rPr>
-      </w:pPr>
-      <w:r>
-        <w:rPr>
+          <w:rFonts w:ascii="Calibri" w:hAnsi="Calibri" w:cs="Calibri"/>
+          <w:sz w:val="22"/>
+          <w:szCs w:val="22"/>
+        </w:rPr>
+      </w:pPr>
+      <w:r>
+        <w:rPr>
+          <w:rFonts w:ascii="Calibri" w:hAnsi="Calibri" w:cs="Calibri"/>
           <w:sz w:val="22"/>
           <w:szCs w:val="22"/>
         </w:rPr>
@@ -647,12 +2482,14 @@
           <w:numId w:val="7"/>
         </w:numPr>
         <w:rPr>
-          <w:sz w:val="22"/>
-          <w:szCs w:val="22"/>
-        </w:rPr>
-      </w:pPr>
-      <w:r>
-        <w:rPr>
+          <w:rFonts w:ascii="Calibri" w:hAnsi="Calibri" w:cs="Calibri"/>
+          <w:sz w:val="22"/>
+          <w:szCs w:val="22"/>
+        </w:rPr>
+      </w:pPr>
+      <w:r>
+        <w:rPr>
+          <w:rFonts w:ascii="Calibri" w:hAnsi="Calibri" w:cs="Calibri"/>
           <w:sz w:val="22"/>
           <w:szCs w:val="22"/>
         </w:rPr>
@@ -662,12 +2499,14 @@
     <w:p>
       <w:pPr>
         <w:rPr>
-          <w:sz w:val="22"/>
-          <w:szCs w:val="22"/>
-        </w:rPr>
-      </w:pPr>
-      <w:r>
-        <w:rPr>
+          <w:rFonts w:ascii="Calibri" w:hAnsi="Calibri" w:cs="Calibri"/>
+          <w:sz w:val="22"/>
+          <w:szCs w:val="22"/>
+        </w:rPr>
+      </w:pPr>
+      <w:r>
+        <w:rPr>
+          <w:rFonts w:ascii="Calibri" w:hAnsi="Calibri" w:cs="Calibri"/>
           <w:sz w:val="22"/>
           <w:szCs w:val="22"/>
         </w:rPr>
@@ -681,12 +2520,14 @@
           <w:numId w:val="8"/>
         </w:numPr>
         <w:rPr>
-          <w:sz w:val="22"/>
-          <w:szCs w:val="22"/>
-        </w:rPr>
-      </w:pPr>
-      <w:r>
-        <w:rPr>
+          <w:rFonts w:ascii="Calibri" w:hAnsi="Calibri" w:cs="Calibri"/>
+          <w:sz w:val="22"/>
+          <w:szCs w:val="22"/>
+        </w:rPr>
+      </w:pPr>
+      <w:r>
+        <w:rPr>
+          <w:rFonts w:ascii="Calibri" w:hAnsi="Calibri" w:cs="Calibri"/>
           <w:sz w:val="22"/>
           <w:szCs w:val="22"/>
         </w:rPr>
@@ -700,6 +2541,7 @@
           <w:numId w:val="8"/>
         </w:numPr>
         <w:rPr>
+          <w:rFonts w:ascii="Calibri" w:hAnsi="Calibri" w:cs="Calibri"/>
           <w:sz w:val="22"/>
           <w:szCs w:val="22"/>
           <w:lang w:val="en-US"/>
@@ -707,6 +2549,7 @@
       </w:pPr>
       <w:r>
         <w:rPr>
+          <w:rFonts w:ascii="Calibri" w:hAnsi="Calibri" w:cs="Calibri"/>
           <w:sz w:val="22"/>
           <w:szCs w:val="22"/>
           <w:lang w:val="en-US"/>
@@ -717,23 +2560,26 @@
     <w:p>
       <w:pPr>
         <w:rPr>
-          <w:sz w:val="22"/>
-          <w:szCs w:val="22"/>
-        </w:rPr>
-      </w:pPr>
-      <w:r>
-        <w:rPr>
+          <w:rFonts w:ascii="Calibri" w:hAnsi="Calibri" w:cs="Calibri"/>
+          <w:sz w:val="22"/>
+          <w:szCs w:val="22"/>
+        </w:rPr>
+      </w:pPr>
+      <w:r>
+        <w:rPr>
+          <w:rFonts w:ascii="Calibri" w:hAnsi="Calibri" w:cs="Calibri"/>
           <w:sz w:val="22"/>
           <w:szCs w:val="22"/>
         </w:rPr>
         <w:pict w14:anchorId="5DBDDEBE">
-          <v:rect id="_x0000_i1052" style="width:0;height:1.5pt" o:hralign="center" o:hrstd="t" o:hr="t" fillcolor="#a0a0a0" stroked="f"/>
+          <v:rect id="_x0000_i1028" style="width:0;height:1.5pt" o:hralign="center" o:hrstd="t" o:hr="t" fillcolor="#a0a0a0" stroked="f"/>
         </w:pict>
       </w:r>
     </w:p>
     <w:p>
       <w:pPr>
         <w:rPr>
+          <w:rFonts w:ascii="Calibri" w:hAnsi="Calibri" w:cs="Calibri"/>
           <w:b/>
           <w:bCs/>
           <w:sz w:val="22"/>
@@ -742,12 +2588,35 @@
       </w:pPr>
       <w:r>
         <w:rPr>
+          <w:rFonts w:ascii="Calibri" w:hAnsi="Calibri" w:cs="Calibri"/>
           <w:b/>
           <w:bCs/>
           <w:sz w:val="22"/>
           <w:szCs w:val="22"/>
         </w:rPr>
-        <w:t>2.1.4 Bewertung von Gaze-Estimation-Verfahren</w:t>
+        <w:t>2.1.4 Bewertung von Gaze-</w:t>
+      </w:r>
+      <w:proofErr w:type="spellStart"/>
+      <w:r>
+        <w:rPr>
+          <w:rFonts w:ascii="Calibri" w:hAnsi="Calibri" w:cs="Calibri"/>
+          <w:b/>
+          <w:bCs/>
+          <w:sz w:val="22"/>
+          <w:szCs w:val="22"/>
+        </w:rPr>
+        <w:t>Estimation</w:t>
+      </w:r>
+      <w:proofErr w:type="spellEnd"/>
+      <w:r>
+        <w:rPr>
+          <w:rFonts w:ascii="Calibri" w:hAnsi="Calibri" w:cs="Calibri"/>
+          <w:b/>
+          <w:bCs/>
+          <w:sz w:val="22"/>
+          <w:szCs w:val="22"/>
+        </w:rPr>
+        <w:t>-Verfahren</w:t>
       </w:r>
     </w:p>
     <w:p>
@@ -757,12 +2626,14 @@
           <w:numId w:val="9"/>
         </w:numPr>
         <w:rPr>
-          <w:sz w:val="22"/>
-          <w:szCs w:val="22"/>
-        </w:rPr>
-      </w:pPr>
-      <w:r>
-        <w:rPr>
+          <w:rFonts w:ascii="Calibri" w:hAnsi="Calibri" w:cs="Calibri"/>
+          <w:sz w:val="22"/>
+          <w:szCs w:val="22"/>
+        </w:rPr>
+      </w:pPr>
+      <w:r>
+        <w:rPr>
+          <w:rFonts w:ascii="Calibri" w:hAnsi="Calibri" w:cs="Calibri"/>
           <w:sz w:val="22"/>
           <w:szCs w:val="22"/>
         </w:rPr>
@@ -776,12 +2647,14 @@
           <w:numId w:val="9"/>
         </w:numPr>
         <w:rPr>
-          <w:sz w:val="22"/>
-          <w:szCs w:val="22"/>
-        </w:rPr>
-      </w:pPr>
-      <w:r>
-        <w:rPr>
+          <w:rFonts w:ascii="Calibri" w:hAnsi="Calibri" w:cs="Calibri"/>
+          <w:sz w:val="22"/>
+          <w:szCs w:val="22"/>
+        </w:rPr>
+      </w:pPr>
+      <w:r>
+        <w:rPr>
+          <w:rFonts w:ascii="Calibri" w:hAnsi="Calibri" w:cs="Calibri"/>
           <w:sz w:val="22"/>
           <w:szCs w:val="22"/>
         </w:rPr>
@@ -795,12 +2668,14 @@
           <w:numId w:val="9"/>
         </w:numPr>
         <w:rPr>
-          <w:sz w:val="22"/>
-          <w:szCs w:val="22"/>
-        </w:rPr>
-      </w:pPr>
-      <w:r>
-        <w:rPr>
+          <w:rFonts w:ascii="Calibri" w:hAnsi="Calibri" w:cs="Calibri"/>
+          <w:sz w:val="22"/>
+          <w:szCs w:val="22"/>
+        </w:rPr>
+      </w:pPr>
+      <w:r>
+        <w:rPr>
+          <w:rFonts w:ascii="Calibri" w:hAnsi="Calibri" w:cs="Calibri"/>
           <w:sz w:val="22"/>
           <w:szCs w:val="22"/>
         </w:rPr>
@@ -810,12 +2685,14 @@
     <w:p>
       <w:pPr>
         <w:rPr>
-          <w:sz w:val="22"/>
-          <w:szCs w:val="22"/>
-        </w:rPr>
-      </w:pPr>
-      <w:r>
-        <w:rPr>
+          <w:rFonts w:ascii="Calibri" w:hAnsi="Calibri" w:cs="Calibri"/>
+          <w:sz w:val="22"/>
+          <w:szCs w:val="22"/>
+        </w:rPr>
+      </w:pPr>
+      <w:r>
+        <w:rPr>
+          <w:rFonts w:ascii="Calibri" w:hAnsi="Calibri" w:cs="Calibri"/>
           <w:sz w:val="22"/>
           <w:szCs w:val="22"/>
         </w:rPr>
@@ -829,12 +2706,14 @@
           <w:numId w:val="10"/>
         </w:numPr>
         <w:rPr>
-          <w:sz w:val="22"/>
-          <w:szCs w:val="22"/>
-        </w:rPr>
-      </w:pPr>
-      <w:r>
-        <w:rPr>
+          <w:rFonts w:ascii="Calibri" w:hAnsi="Calibri" w:cs="Calibri"/>
+          <w:sz w:val="22"/>
+          <w:szCs w:val="22"/>
+        </w:rPr>
+      </w:pPr>
+      <w:r>
+        <w:rPr>
+          <w:rFonts w:ascii="Calibri" w:hAnsi="Calibri" w:cs="Calibri"/>
           <w:sz w:val="22"/>
           <w:szCs w:val="22"/>
         </w:rPr>
@@ -844,6 +2723,7 @@
     <w:p>
       <w:pPr>
         <w:rPr>
+          <w:rFonts w:ascii="Calibri" w:hAnsi="Calibri" w:cs="Calibri"/>
           <w:sz w:val="22"/>
           <w:szCs w:val="22"/>
         </w:rPr>
@@ -981,7 +2861,6 @@
               <v:path gradientshapeok="t" o:connecttype="rect"/>
             </v:shapetype>
             <v:shape id="Textfeld 2" o:spid="_x0000_s1026" type="#_x0000_t202" alt="Internal" style="position:absolute;margin-left:0;margin-top:0;width:26.7pt;height:26.3pt;z-index:251659264;visibility:visible;mso-wrap-style:none;mso-wrap-distance-left:0;mso-wrap-distance-top:0;mso-wrap-distance-right:0;mso-wrap-distance-bottom:0;mso-position-horizontal:center;mso-position-horizontal-relative:page;mso-position-vertical:bottom;mso-position-vertical-relative:page;v-text-anchor:bottom" o:gfxdata="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" filled="f" stroked="f">
-              <v:fill o:detectmouseclick="t"/>
               <v:textbox style="mso-fit-shape-to-text:t" inset="0,0,0,15pt">
                 <w:txbxContent>
                   <w:p>
@@ -1112,7 +2991,6 @@
               <v:path gradientshapeok="t" o:connecttype="rect"/>
             </v:shapetype>
             <v:shape id="Textfeld 3" o:spid="_x0000_s1027" type="#_x0000_t202" alt="Internal" style="position:absolute;margin-left:0;margin-top:0;width:26.7pt;height:26.3pt;z-index:251660288;visibility:visible;mso-wrap-style:none;mso-wrap-distance-left:0;mso-wrap-distance-top:0;mso-wrap-distance-right:0;mso-wrap-distance-bottom:0;mso-position-horizontal:center;mso-position-horizontal-relative:page;mso-position-vertical:bottom;mso-position-vertical-relative:page;v-text-anchor:bottom" o:gfxdata="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" filled="f" stroked="f">
-              <v:fill o:detectmouseclick="t"/>
               <v:textbox style="mso-fit-shape-to-text:t" inset="0,0,0,15pt">
                 <w:txbxContent>
                   <w:p>
@@ -1243,7 +3121,6 @@
               <v:path gradientshapeok="t" o:connecttype="rect"/>
             </v:shapetype>
             <v:shape id="Textfeld 1" o:spid="_x0000_s1028" type="#_x0000_t202" alt="Internal" style="position:absolute;margin-left:0;margin-top:0;width:26.7pt;height:26.3pt;z-index:251658240;visibility:visible;mso-wrap-style:none;mso-wrap-distance-left:0;mso-wrap-distance-top:0;mso-wrap-distance-right:0;mso-wrap-distance-bottom:0;mso-position-horizontal:center;mso-position-horizontal-relative:page;mso-position-vertical:bottom;mso-position-vertical-relative:page;v-text-anchor:bottom" o:gfxdata="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" filled="f" stroked="f">
-              <v:fill o:detectmouseclick="t"/>
               <v:textbox style="mso-fit-shape-to-text:t" inset="0,0,0,15pt">
                 <w:txbxContent>
                   <w:p>
@@ -3433,6 +5310,7 @@
   <w:style w:type="character" w:default="1" w:styleId="Absatz-Standardschriftart">
     <w:name w:val="Default Paragraph Font"/>
     <w:uiPriority w:val="1"/>
+    <w:semiHidden/>
     <w:unhideWhenUsed/>
   </w:style>
   <w:style w:type="table" w:default="1" w:styleId="NormaleTabelle">

--- a/Thesis Text.docx
+++ b/Thesis Text.docx
@@ -20,10 +20,21 @@
           <w:sz w:val="22"/>
           <w:szCs w:val="22"/>
         </w:rPr>
-        <w:t xml:space="preserve">2.1 Gaze </w:t>
-      </w:r>
-      <w:proofErr w:type="spellStart"/>
-      <w:r>
+        <w:t>Grundlagen</w:t>
+      </w:r>
+    </w:p>
+    <w:p>
+      <w:pPr>
+        <w:rPr>
+          <w:rFonts w:ascii="Calibri" w:hAnsi="Calibri" w:cs="Calibri"/>
+          <w:bCs/>
+          <w:sz w:val="20"/>
+          <w:szCs w:val="20"/>
+        </w:rPr>
+      </w:pPr>
+    </w:p>
+    <w:p>
+      <w:pPr>
         <w:rPr>
           <w:rFonts w:ascii="Calibri" w:hAnsi="Calibri" w:cs="Calibri"/>
           <w:b/>
@@ -31,19 +42,10 @@
           <w:sz w:val="22"/>
           <w:szCs w:val="22"/>
         </w:rPr>
-        <w:t>Estimation</w:t>
-      </w:r>
-      <w:proofErr w:type="spellEnd"/>
-    </w:p>
-    <w:p>
-      <w:pPr>
-        <w:rPr>
-          <w:rFonts w:ascii="Calibri" w:hAnsi="Calibri" w:cs="Calibri"/>
-          <w:sz w:val="22"/>
-          <w:szCs w:val="22"/>
-        </w:rPr>
-      </w:pPr>
-      <w:r>
+      </w:pPr>
+    </w:p>
+    <w:p>
+      <w:pPr>
         <w:rPr>
           <w:rFonts w:ascii="Calibri" w:hAnsi="Calibri" w:cs="Calibri"/>
           <w:b/>
@@ -51,70 +53,35 @@
           <w:sz w:val="22"/>
           <w:szCs w:val="22"/>
         </w:rPr>
+      </w:pPr>
+      <w:r>
+        <w:rPr>
+          <w:rFonts w:ascii="Calibri" w:hAnsi="Calibri" w:cs="Calibri"/>
+          <w:b/>
+          <w:bCs/>
+          <w:sz w:val="22"/>
+          <w:szCs w:val="22"/>
+        </w:rPr>
+        <w:t>2.1 Gaze Estimation</w:t>
+      </w:r>
+    </w:p>
+    <w:p>
+      <w:pPr>
+        <w:rPr>
+          <w:rFonts w:ascii="Calibri" w:hAnsi="Calibri" w:cs="Calibri"/>
+          <w:sz w:val="22"/>
+          <w:szCs w:val="22"/>
+        </w:rPr>
+      </w:pPr>
+      <w:r>
+        <w:rPr>
+          <w:rFonts w:ascii="Calibri" w:hAnsi="Calibri" w:cs="Calibri"/>
+          <w:b/>
+          <w:bCs/>
+          <w:sz w:val="22"/>
+          <w:szCs w:val="22"/>
+        </w:rPr>
         <w:t>Definition</w:t>
-      </w:r>
-    </w:p>
-    <w:p>
-      <w:pPr>
-        <w:numPr>
-          <w:ilvl w:val="0"/>
-          <w:numId w:val="1"/>
-        </w:numPr>
-        <w:rPr>
-          <w:rFonts w:ascii="Calibri" w:hAnsi="Calibri" w:cs="Calibri"/>
-          <w:sz w:val="22"/>
-          <w:szCs w:val="22"/>
-        </w:rPr>
-      </w:pPr>
-      <w:r>
-        <w:rPr>
-          <w:rFonts w:ascii="Calibri" w:hAnsi="Calibri" w:cs="Calibri"/>
-          <w:sz w:val="22"/>
-          <w:szCs w:val="22"/>
-        </w:rPr>
-        <w:t>Was ist Blickschätzung?</w:t>
-      </w:r>
-    </w:p>
-    <w:p>
-      <w:pPr>
-        <w:numPr>
-          <w:ilvl w:val="0"/>
-          <w:numId w:val="1"/>
-        </w:numPr>
-        <w:rPr>
-          <w:rFonts w:ascii="Calibri" w:hAnsi="Calibri" w:cs="Calibri"/>
-          <w:sz w:val="22"/>
-          <w:szCs w:val="22"/>
-        </w:rPr>
-      </w:pPr>
-      <w:r>
-        <w:rPr>
-          <w:rFonts w:ascii="Calibri" w:hAnsi="Calibri" w:cs="Calibri"/>
-          <w:sz w:val="22"/>
-          <w:szCs w:val="22"/>
-        </w:rPr>
-        <w:t>2D-Gaze vs. 3D-Gaze</w:t>
-      </w:r>
-    </w:p>
-    <w:p>
-      <w:pPr>
-        <w:numPr>
-          <w:ilvl w:val="0"/>
-          <w:numId w:val="1"/>
-        </w:numPr>
-        <w:rPr>
-          <w:rFonts w:ascii="Calibri" w:hAnsi="Calibri" w:cs="Calibri"/>
-          <w:sz w:val="22"/>
-          <w:szCs w:val="22"/>
-        </w:rPr>
-      </w:pPr>
-      <w:r>
-        <w:rPr>
-          <w:rFonts w:ascii="Calibri" w:hAnsi="Calibri" w:cs="Calibri"/>
-          <w:sz w:val="22"/>
-          <w:szCs w:val="22"/>
-        </w:rPr>
-        <w:t>Anwendungen</w:t>
       </w:r>
     </w:p>
     <w:p>
@@ -198,18 +165,8 @@
           <w:sz w:val="22"/>
           <w:szCs w:val="22"/>
         </w:rPr>
-        <w:t xml:space="preserve">Gaze </w:t>
-      </w:r>
-      <w:proofErr w:type="spellStart"/>
-      <w:r>
-        <w:rPr>
-          <w:rFonts w:ascii="Calibri" w:hAnsi="Calibri" w:cs="Calibri"/>
-          <w:sz w:val="22"/>
-          <w:szCs w:val="22"/>
-        </w:rPr>
-        <w:t>Estimation</w:t>
-      </w:r>
-      <w:proofErr w:type="spellEnd"/>
+        <w:t>Gaze Estimation</w:t>
+      </w:r>
       <w:r>
         <w:rPr>
           <w:rFonts w:ascii="Calibri" w:hAnsi="Calibri" w:cs="Calibri"/>
@@ -224,7 +181,47 @@
           <w:sz w:val="22"/>
           <w:szCs w:val="22"/>
         </w:rPr>
-        <w:t xml:space="preserve"> erfolgt in</w:t>
+        <w:t xml:space="preserve"> </w:t>
+      </w:r>
+      <w:r>
+        <w:rPr>
+          <w:rFonts w:ascii="Calibri" w:hAnsi="Calibri" w:cs="Calibri"/>
+          <w:sz w:val="22"/>
+          <w:szCs w:val="22"/>
+        </w:rPr>
+        <w:t xml:space="preserve">ist ein Verfahren </w:t>
+      </w:r>
+      <w:r>
+        <w:rPr>
+          <w:rFonts w:ascii="Calibri" w:hAnsi="Calibri" w:cs="Calibri"/>
+          <w:sz w:val="22"/>
+          <w:szCs w:val="22"/>
+        </w:rPr>
+        <w:t>z</w:t>
+      </w:r>
+      <w:r>
+        <w:rPr>
+          <w:rFonts w:ascii="Calibri" w:hAnsi="Calibri" w:cs="Calibri"/>
+          <w:sz w:val="22"/>
+          <w:szCs w:val="22"/>
+        </w:rPr>
+        <w:t>ur Approximation der Blickrichtung einer Person anhand eines Bildes. Sie</w:t>
+      </w:r>
+      <w:r>
+        <w:rPr>
+          <w:rFonts w:ascii="Calibri" w:hAnsi="Calibri" w:cs="Calibri"/>
+          <w:sz w:val="22"/>
+          <w:szCs w:val="22"/>
+        </w:rPr>
+        <w:t xml:space="preserve"> </w:t>
+      </w:r>
+      <w:r>
+        <w:rPr>
+          <w:rFonts w:ascii="Calibri" w:hAnsi="Calibri" w:cs="Calibri"/>
+          <w:sz w:val="22"/>
+          <w:szCs w:val="22"/>
+        </w:rPr>
+        <w:t>erfolgt in</w:t>
       </w:r>
       <w:r>
         <w:rPr>
@@ -336,18 +333,32 @@
           <w:sz w:val="22"/>
           <w:szCs w:val="22"/>
         </w:rPr>
-        <w:t xml:space="preserve">Head Pose </w:t>
-      </w:r>
-      <w:proofErr w:type="spellStart"/>
-      <w:r>
-        <w:rPr>
-          <w:rFonts w:ascii="Calibri" w:hAnsi="Calibri" w:cs="Calibri"/>
-          <w:sz w:val="22"/>
-          <w:szCs w:val="22"/>
-        </w:rPr>
-        <w:t>Estimation</w:t>
-      </w:r>
-      <w:proofErr w:type="spellEnd"/>
+        <w:t>Head Pose Estimation</w:t>
+      </w:r>
+      <w:r>
+        <w:rPr>
+          <w:rFonts w:ascii="Calibri" w:hAnsi="Calibri" w:cs="Calibri"/>
+          <w:sz w:val="22"/>
+          <w:szCs w:val="22"/>
+        </w:rPr>
+        <w:t xml:space="preserve">, </w:t>
+      </w:r>
+      <w:r>
+        <w:rPr>
+          <w:rFonts w:ascii="Calibri" w:hAnsi="Calibri" w:cs="Calibri"/>
+          <w:sz w:val="22"/>
+          <w:szCs w:val="22"/>
+        </w:rPr>
+        <w:t>eine</w:t>
+      </w:r>
+      <w:r>
+        <w:rPr>
+          <w:rFonts w:ascii="Calibri" w:hAnsi="Calibri" w:cs="Calibri"/>
+          <w:sz w:val="22"/>
+          <w:szCs w:val="22"/>
+        </w:rPr>
+        <w:t xml:space="preserve"> Approximierung der räumlichen Orientierung des Kopfes,</w:t>
+      </w:r>
       <w:r>
         <w:rPr>
           <w:rFonts w:ascii="Calibri" w:hAnsi="Calibri" w:cs="Calibri"/>
@@ -386,7 +397,23 @@
           <w:sz w:val="22"/>
           <w:szCs w:val="22"/>
         </w:rPr>
-        <w:t xml:space="preserve">die Blickrichtung einer Person beziehungsweise das betrachtete Objekt </w:t>
+        <w:t xml:space="preserve">die Blickrichtung einer Person beziehungsweise </w:t>
+      </w:r>
+      <w:r>
+        <w:rPr>
+          <w:rFonts w:ascii="Calibri" w:hAnsi="Calibri" w:cs="Calibri"/>
+          <w:sz w:val="22"/>
+          <w:szCs w:val="22"/>
+        </w:rPr>
+        <w:t>den betrachteten Blickpunkt</w:t>
+      </w:r>
+      <w:r>
+        <w:rPr>
+          <w:rFonts w:ascii="Calibri" w:hAnsi="Calibri" w:cs="Calibri"/>
+          <w:sz w:val="22"/>
+          <w:szCs w:val="22"/>
+        </w:rPr>
+        <w:t xml:space="preserve"> </w:t>
       </w:r>
       <w:r>
         <w:rPr>
@@ -474,6 +501,14 @@
           <w:sz w:val="22"/>
           <w:szCs w:val="22"/>
         </w:rPr>
+        <w:t xml:space="preserve">die </w:t>
+      </w:r>
+      <w:r>
+        <w:rPr>
+          <w:rFonts w:ascii="Calibri" w:hAnsi="Calibri" w:cs="Calibri"/>
+          <w:sz w:val="22"/>
+          <w:szCs w:val="22"/>
+        </w:rPr>
         <w:t>Blickposition</w:t>
       </w:r>
       <w:r>
@@ -562,24 +597,23 @@
           <w:sz w:val="22"/>
           <w:szCs w:val="22"/>
         </w:rPr>
-        <w:t xml:space="preserve"> Raum beschreibt.</w:t>
-      </w:r>
-    </w:p>
-    <w:p>
-      <w:pPr>
-        <w:rPr>
-          <w:rFonts w:ascii="Calibri" w:hAnsi="Calibri" w:cs="Calibri"/>
-          <w:sz w:val="22"/>
-          <w:szCs w:val="22"/>
-        </w:rPr>
-      </w:pPr>
-      <w:r>
-        <w:rPr>
-          <w:rFonts w:ascii="Calibri" w:hAnsi="Calibri" w:cs="Calibri"/>
-          <w:sz w:val="22"/>
-          <w:szCs w:val="22"/>
-        </w:rPr>
-        <w:t>Anwendungen</w:t>
+        <w:t xml:space="preserve"> Rau</w:t>
+      </w:r>
+      <w:r>
+        <w:rPr>
+          <w:rFonts w:ascii="Calibri" w:hAnsi="Calibri" w:cs="Calibri"/>
+          <w:sz w:val="22"/>
+          <w:szCs w:val="22"/>
+        </w:rPr>
+        <w:t>m</w:t>
+      </w:r>
+      <w:r>
+        <w:rPr>
+          <w:rFonts w:ascii="Calibri" w:hAnsi="Calibri" w:cs="Calibri"/>
+          <w:sz w:val="22"/>
+          <w:szCs w:val="22"/>
+        </w:rPr>
+        <w:t>.</w:t>
       </w:r>
     </w:p>
     <w:p>
@@ -597,16 +631,119 @@
           <w:szCs w:val="22"/>
           <w:highlight w:val="yellow"/>
         </w:rPr>
-        <w:t>Sie findet Anwendung</w:t>
-      </w:r>
-      <w:r>
-        <w:rPr>
-          <w:rFonts w:ascii="Calibri" w:hAnsi="Calibri" w:cs="Calibri"/>
-          <w:sz w:val="22"/>
-          <w:szCs w:val="22"/>
-          <w:highlight w:val="yellow"/>
-        </w:rPr>
-        <w:t xml:space="preserve"> für uns speziell bei der Fahrerüberwachung (Driver Monitoring) um Ablenkungen, Müdigkeit oder Unaufmerksamkeit zu erkennen</w:t>
+        <w:t xml:space="preserve">Sie findet </w:t>
+      </w:r>
+      <w:r>
+        <w:rPr>
+          <w:rFonts w:ascii="Calibri" w:hAnsi="Calibri" w:cs="Calibri"/>
+          <w:sz w:val="22"/>
+          <w:szCs w:val="22"/>
+        </w:rPr>
+        <w:t>insbesondere</w:t>
+      </w:r>
+      <w:r>
+        <w:rPr>
+          <w:rFonts w:ascii="Calibri" w:hAnsi="Calibri" w:cs="Calibri"/>
+          <w:sz w:val="22"/>
+          <w:szCs w:val="22"/>
+        </w:rPr>
+        <w:t xml:space="preserve"> Anwendung</w:t>
+      </w:r>
+      <w:r>
+        <w:rPr>
+          <w:rFonts w:ascii="Calibri" w:hAnsi="Calibri" w:cs="Calibri"/>
+          <w:sz w:val="22"/>
+          <w:szCs w:val="22"/>
+        </w:rPr>
+        <w:t xml:space="preserve"> </w:t>
+      </w:r>
+      <w:r>
+        <w:rPr>
+          <w:rFonts w:ascii="Calibri" w:hAnsi="Calibri" w:cs="Calibri"/>
+          <w:sz w:val="22"/>
+          <w:szCs w:val="22"/>
+        </w:rPr>
+        <w:t>in den</w:t>
+      </w:r>
+      <w:r>
+        <w:rPr>
+          <w:rFonts w:ascii="Calibri" w:hAnsi="Calibri" w:cs="Calibri"/>
+          <w:sz w:val="22"/>
+          <w:szCs w:val="22"/>
+        </w:rPr>
+        <w:t xml:space="preserve"> Bereich</w:t>
+      </w:r>
+      <w:r>
+        <w:rPr>
+          <w:rFonts w:ascii="Calibri" w:hAnsi="Calibri" w:cs="Calibri"/>
+          <w:sz w:val="22"/>
+          <w:szCs w:val="22"/>
+        </w:rPr>
+        <w:t>en</w:t>
+      </w:r>
+      <w:r>
+        <w:rPr>
+          <w:rFonts w:ascii="Calibri" w:hAnsi="Calibri" w:cs="Calibri"/>
+          <w:sz w:val="22"/>
+          <w:szCs w:val="22"/>
+        </w:rPr>
+        <w:t xml:space="preserve"> der </w:t>
+      </w:r>
+      <w:r>
+        <w:rPr>
+          <w:rFonts w:ascii="Calibri" w:hAnsi="Calibri" w:cs="Calibri"/>
+          <w:sz w:val="22"/>
+          <w:szCs w:val="22"/>
+        </w:rPr>
+        <w:t>Mensch</w:t>
+      </w:r>
+      <w:r>
+        <w:rPr>
+          <w:rFonts w:ascii="Calibri" w:hAnsi="Calibri" w:cs="Calibri"/>
+          <w:sz w:val="22"/>
+          <w:szCs w:val="22"/>
+        </w:rPr>
+        <w:t>-Computer-Intera</w:t>
+      </w:r>
+      <w:r>
+        <w:rPr>
+          <w:rFonts w:ascii="Calibri" w:hAnsi="Calibri" w:cs="Calibri"/>
+          <w:sz w:val="22"/>
+          <w:szCs w:val="22"/>
+        </w:rPr>
+        <w:t>k</w:t>
+      </w:r>
+      <w:r>
+        <w:rPr>
+          <w:rFonts w:ascii="Calibri" w:hAnsi="Calibri" w:cs="Calibri"/>
+          <w:sz w:val="22"/>
+          <w:szCs w:val="22"/>
+        </w:rPr>
+        <w:t>tion</w:t>
+      </w:r>
+      <w:r>
+        <w:rPr>
+          <w:rFonts w:ascii="Calibri" w:hAnsi="Calibri" w:cs="Calibri"/>
+          <w:sz w:val="22"/>
+          <w:szCs w:val="22"/>
+        </w:rPr>
+        <w:t xml:space="preserve"> (Human-Computer Interaction, HCI)</w:t>
+      </w:r>
+      <w:r>
+        <w:rPr>
+          <w:rFonts w:ascii="Calibri" w:hAnsi="Calibri" w:cs="Calibri"/>
+          <w:sz w:val="22"/>
+          <w:szCs w:val="22"/>
+        </w:rPr>
+        <w:t>,</w:t>
+      </w:r>
+      <w:r>
+        <w:rPr>
+          <w:rFonts w:ascii="Calibri" w:hAnsi="Calibri" w:cs="Calibri"/>
+          <w:sz w:val="22"/>
+          <w:szCs w:val="22"/>
+        </w:rPr>
+        <w:t xml:space="preserve"> der Analyse von Aufmerksamkeit und kognitiven Zuständen sowie in biometrischen Systemen</w:t>
       </w:r>
       <w:r>
         <w:rPr>
@@ -616,6 +753,23 @@
         </w:rPr>
         <w:t>.</w:t>
       </w:r>
+      <w:r>
+        <w:rPr>
+          <w:rFonts w:ascii="Calibri" w:hAnsi="Calibri" w:cs="Calibri"/>
+          <w:sz w:val="22"/>
+          <w:szCs w:val="22"/>
+        </w:rPr>
+        <w:t xml:space="preserve"> Darüber hinaus gewinnt diese Technologie zunehmend an Bedeutung in Verbraucheranwendungen wie Virtual/Augmented Reality und Fahrerüberwachungssystemen. Durch die berührungslose Erfassung der Blickrichtung wird eine intuitive Interkation mit technischen Systemen ermöglicht und es können wichtige Informationen über das Verhalten und die Aufmerksamkeit des Nutzenden beschaffen werden.</w:t>
+      </w:r>
+    </w:p>
+    <w:p>
+      <w:pPr>
+        <w:rPr>
+          <w:rFonts w:ascii="Calibri" w:hAnsi="Calibri" w:cs="Calibri"/>
+          <w:sz w:val="22"/>
+          <w:szCs w:val="22"/>
+        </w:rPr>
+      </w:pPr>
     </w:p>
     <w:p>
       <w:pPr>
@@ -664,126 +818,6 @@
           <w:szCs w:val="22"/>
         </w:rPr>
         <w:t>2.1.1 Modellbasierte Verfahren</w:t>
-      </w:r>
-    </w:p>
-    <w:p>
-      <w:pPr>
-        <w:numPr>
-          <w:ilvl w:val="0"/>
-          <w:numId w:val="3"/>
-        </w:numPr>
-        <w:rPr>
-          <w:rFonts w:ascii="Calibri" w:hAnsi="Calibri" w:cs="Calibri"/>
-          <w:sz w:val="22"/>
-          <w:szCs w:val="22"/>
-        </w:rPr>
-      </w:pPr>
-      <w:r>
-        <w:rPr>
-          <w:rFonts w:ascii="Calibri" w:hAnsi="Calibri" w:cs="Calibri"/>
-          <w:sz w:val="22"/>
-          <w:szCs w:val="22"/>
-        </w:rPr>
-        <w:t>Grundprinzip</w:t>
-      </w:r>
-    </w:p>
-    <w:p>
-      <w:pPr>
-        <w:numPr>
-          <w:ilvl w:val="0"/>
-          <w:numId w:val="3"/>
-        </w:numPr>
-        <w:rPr>
-          <w:rFonts w:ascii="Calibri" w:hAnsi="Calibri" w:cs="Calibri"/>
-          <w:sz w:val="22"/>
-          <w:szCs w:val="22"/>
-        </w:rPr>
-      </w:pPr>
-      <w:r>
-        <w:rPr>
-          <w:rFonts w:ascii="Calibri" w:hAnsi="Calibri" w:cs="Calibri"/>
-          <w:sz w:val="22"/>
-          <w:szCs w:val="22"/>
-        </w:rPr>
-        <w:t>Shape-</w:t>
-      </w:r>
-      <w:proofErr w:type="spellStart"/>
-      <w:r>
-        <w:rPr>
-          <w:rFonts w:ascii="Calibri" w:hAnsi="Calibri" w:cs="Calibri"/>
-          <w:sz w:val="22"/>
-          <w:szCs w:val="22"/>
-        </w:rPr>
-        <w:t>Based</w:t>
-      </w:r>
-      <w:proofErr w:type="spellEnd"/>
-      <w:r>
-        <w:rPr>
-          <w:rFonts w:ascii="Calibri" w:hAnsi="Calibri" w:cs="Calibri"/>
-          <w:sz w:val="22"/>
-          <w:szCs w:val="22"/>
-        </w:rPr>
-        <w:t xml:space="preserve"> Models</w:t>
-      </w:r>
-    </w:p>
-    <w:p>
-      <w:pPr>
-        <w:numPr>
-          <w:ilvl w:val="0"/>
-          <w:numId w:val="3"/>
-        </w:numPr>
-        <w:rPr>
-          <w:rFonts w:ascii="Calibri" w:hAnsi="Calibri" w:cs="Calibri"/>
-          <w:sz w:val="22"/>
-          <w:szCs w:val="22"/>
-        </w:rPr>
-      </w:pPr>
-      <w:r>
-        <w:rPr>
-          <w:rFonts w:ascii="Calibri" w:hAnsi="Calibri" w:cs="Calibri"/>
-          <w:sz w:val="22"/>
-          <w:szCs w:val="22"/>
-        </w:rPr>
-        <w:t>Feature-</w:t>
-      </w:r>
-      <w:proofErr w:type="spellStart"/>
-      <w:r>
-        <w:rPr>
-          <w:rFonts w:ascii="Calibri" w:hAnsi="Calibri" w:cs="Calibri"/>
-          <w:sz w:val="22"/>
-          <w:szCs w:val="22"/>
-        </w:rPr>
-        <w:t>Based</w:t>
-      </w:r>
-      <w:proofErr w:type="spellEnd"/>
-      <w:r>
-        <w:rPr>
-          <w:rFonts w:ascii="Calibri" w:hAnsi="Calibri" w:cs="Calibri"/>
-          <w:sz w:val="22"/>
-          <w:szCs w:val="22"/>
-        </w:rPr>
-        <w:t xml:space="preserve"> Models</w:t>
-      </w:r>
-    </w:p>
-    <w:p>
-      <w:pPr>
-        <w:numPr>
-          <w:ilvl w:val="0"/>
-          <w:numId w:val="3"/>
-        </w:numPr>
-        <w:rPr>
-          <w:rFonts w:ascii="Calibri" w:hAnsi="Calibri" w:cs="Calibri"/>
-          <w:sz w:val="22"/>
-          <w:szCs w:val="22"/>
-        </w:rPr>
-      </w:pPr>
-      <w:r>
-        <w:rPr>
-          <w:rFonts w:ascii="Calibri" w:hAnsi="Calibri" w:cs="Calibri"/>
-          <w:sz w:val="22"/>
-          <w:szCs w:val="22"/>
-        </w:rPr>
-        <w:t>Hornhautreflexion</w:t>
       </w:r>
     </w:p>
     <w:p>
@@ -826,6 +860,27 @@
     </w:p>
     <w:p>
       <w:pPr>
+        <w:numPr>
+          <w:ilvl w:val="0"/>
+          <w:numId w:val="4"/>
+        </w:numPr>
+        <w:rPr>
+          <w:rFonts w:ascii="Calibri" w:hAnsi="Calibri" w:cs="Calibri"/>
+          <w:sz w:val="22"/>
+          <w:szCs w:val="22"/>
+        </w:rPr>
+      </w:pPr>
+      <w:r>
+        <w:rPr>
+          <w:rFonts w:ascii="Calibri" w:hAnsi="Calibri" w:cs="Calibri"/>
+          <w:sz w:val="22"/>
+          <w:szCs w:val="22"/>
+        </w:rPr>
+        <w:t>Henessey et al. (2006)</w:t>
+      </w:r>
+    </w:p>
+    <w:p>
+      <w:pPr>
         <w:rPr>
           <w:rFonts w:ascii="Calibri" w:hAnsi="Calibri" w:cs="Calibri"/>
           <w:sz w:val="22"/>
@@ -990,15 +1045,24 @@
           <w:sz w:val="22"/>
           <w:szCs w:val="22"/>
         </w:rPr>
-        <w:t xml:space="preserve"> kann anschließend die Blickrichtung berechnet werden. Hansen und Ji unterscheiden </w:t>
-      </w:r>
-      <w:r>
-        <w:rPr>
-          <w:rFonts w:ascii="Calibri" w:hAnsi="Calibri" w:cs="Calibri"/>
-          <w:sz w:val="22"/>
-          <w:szCs w:val="22"/>
-        </w:rPr>
-        <w:t>innerhalb der modellbasierten Vehrfahren</w:t>
+        <w:t xml:space="preserve"> kann anschließend die </w:t>
+      </w:r>
+      <w:r>
+        <w:rPr>
+          <w:rFonts w:ascii="Calibri" w:hAnsi="Calibri" w:cs="Calibri"/>
+          <w:sz w:val="22"/>
+          <w:szCs w:val="22"/>
+        </w:rPr>
+        <w:lastRenderedPageBreak/>
+        <w:t xml:space="preserve">Blickrichtung berechnet werden. Hansen und Ji unterscheiden </w:t>
+      </w:r>
+      <w:r>
+        <w:rPr>
+          <w:rFonts w:ascii="Calibri" w:hAnsi="Calibri" w:cs="Calibri"/>
+          <w:sz w:val="22"/>
+          <w:szCs w:val="22"/>
+        </w:rPr>
+        <w:t>innerhalb der modellbasierten Verfahren</w:t>
       </w:r>
       <w:r>
         <w:rPr>
@@ -1022,25 +1086,7 @@
           <w:sz w:val="22"/>
           <w:szCs w:val="22"/>
         </w:rPr>
-        <w:t xml:space="preserve"> Shape-</w:t>
-      </w:r>
-      <w:proofErr w:type="spellStart"/>
-      <w:r>
-        <w:rPr>
-          <w:rFonts w:ascii="Calibri" w:hAnsi="Calibri" w:cs="Calibri"/>
-          <w:sz w:val="22"/>
-          <w:szCs w:val="22"/>
-        </w:rPr>
-        <w:t>Based</w:t>
-      </w:r>
-      <w:proofErr w:type="spellEnd"/>
-      <w:r>
-        <w:rPr>
-          <w:rFonts w:ascii="Calibri" w:hAnsi="Calibri" w:cs="Calibri"/>
-          <w:sz w:val="22"/>
-          <w:szCs w:val="22"/>
-        </w:rPr>
-        <w:t>-</w:t>
+        <w:t xml:space="preserve"> Shape-Based-</w:t>
       </w:r>
       <w:r>
         <w:rPr>
@@ -1056,25 +1102,7 @@
           <w:sz w:val="22"/>
           <w:szCs w:val="22"/>
         </w:rPr>
-        <w:t xml:space="preserve"> und Feature-</w:t>
-      </w:r>
-      <w:proofErr w:type="spellStart"/>
-      <w:r>
-        <w:rPr>
-          <w:rFonts w:ascii="Calibri" w:hAnsi="Calibri" w:cs="Calibri"/>
-          <w:sz w:val="22"/>
-          <w:szCs w:val="22"/>
-        </w:rPr>
-        <w:t>Based</w:t>
-      </w:r>
-      <w:proofErr w:type="spellEnd"/>
-      <w:r>
-        <w:rPr>
-          <w:rFonts w:ascii="Calibri" w:hAnsi="Calibri" w:cs="Calibri"/>
-          <w:sz w:val="22"/>
-          <w:szCs w:val="22"/>
-        </w:rPr>
-        <w:t>-Verfahren</w:t>
+        <w:t xml:space="preserve"> und Feature-Based-Verfahren</w:t>
       </w:r>
       <w:r>
         <w:rPr>
@@ -1101,7 +1129,6 @@
           <w:szCs w:val="22"/>
         </w:rPr>
       </w:pPr>
-      <w:proofErr w:type="spellStart"/>
       <w:r>
         <w:rPr>
           <w:rFonts w:ascii="Calibri" w:hAnsi="Calibri" w:cs="Calibri"/>
@@ -1109,10 +1136,289 @@
           <w:sz w:val="22"/>
           <w:szCs w:val="22"/>
         </w:rPr>
-        <w:lastRenderedPageBreak/>
-        <w:t>Shaped</w:t>
-      </w:r>
-      <w:proofErr w:type="spellEnd"/>
+        <w:t>Shaped-Based-Verfahren</w:t>
+      </w:r>
+      <w:r>
+        <w:rPr>
+          <w:rFonts w:ascii="Calibri" w:hAnsi="Calibri" w:cs="Calibri"/>
+          <w:sz w:val="22"/>
+          <w:szCs w:val="22"/>
+        </w:rPr>
+        <w:t xml:space="preserve"> verwenden</w:t>
+      </w:r>
+      <w:r>
+        <w:rPr>
+          <w:rFonts w:ascii="Calibri" w:hAnsi="Calibri" w:cs="Calibri"/>
+          <w:sz w:val="22"/>
+          <w:szCs w:val="22"/>
+        </w:rPr>
+        <w:t>,</w:t>
+      </w:r>
+      <w:r>
+        <w:rPr>
+          <w:rFonts w:ascii="Calibri" w:hAnsi="Calibri" w:cs="Calibri"/>
+          <w:sz w:val="22"/>
+          <w:szCs w:val="22"/>
+        </w:rPr>
+        <w:t xml:space="preserve"> </w:t>
+      </w:r>
+      <w:r>
+        <w:rPr>
+          <w:rFonts w:ascii="Calibri" w:hAnsi="Calibri" w:cs="Calibri"/>
+          <w:sz w:val="22"/>
+          <w:szCs w:val="22"/>
+        </w:rPr>
+        <w:t>neben dem</w:t>
+      </w:r>
+      <w:r>
+        <w:rPr>
+          <w:rFonts w:ascii="Calibri" w:hAnsi="Calibri" w:cs="Calibri"/>
+          <w:sz w:val="22"/>
+          <w:szCs w:val="22"/>
+        </w:rPr>
+        <w:t xml:space="preserve"> geometrische</w:t>
+      </w:r>
+      <w:r>
+        <w:rPr>
+          <w:rFonts w:ascii="Calibri" w:hAnsi="Calibri" w:cs="Calibri"/>
+          <w:sz w:val="22"/>
+          <w:szCs w:val="22"/>
+        </w:rPr>
+        <w:t>m</w:t>
+      </w:r>
+      <w:r>
+        <w:rPr>
+          <w:rFonts w:ascii="Calibri" w:hAnsi="Calibri" w:cs="Calibri"/>
+          <w:sz w:val="22"/>
+          <w:szCs w:val="22"/>
+        </w:rPr>
+        <w:t xml:space="preserve"> Augenmodell</w:t>
+      </w:r>
+      <w:r>
+        <w:rPr>
+          <w:rFonts w:ascii="Calibri" w:hAnsi="Calibri" w:cs="Calibri"/>
+          <w:sz w:val="22"/>
+          <w:szCs w:val="22"/>
+        </w:rPr>
+        <w:t xml:space="preserve">, </w:t>
+      </w:r>
+      <w:r>
+        <w:rPr>
+          <w:rFonts w:ascii="Calibri" w:hAnsi="Calibri" w:cs="Calibri"/>
+          <w:sz w:val="22"/>
+          <w:szCs w:val="22"/>
+        </w:rPr>
+        <w:t xml:space="preserve">zusätzlich </w:t>
+      </w:r>
+      <w:r>
+        <w:rPr>
+          <w:rFonts w:ascii="Calibri" w:hAnsi="Calibri" w:cs="Calibri"/>
+          <w:sz w:val="22"/>
+          <w:szCs w:val="22"/>
+        </w:rPr>
+        <w:t>ein Ähnlichkeitsmaß</w:t>
+      </w:r>
+      <w:r>
+        <w:rPr>
+          <w:rFonts w:ascii="Calibri" w:hAnsi="Calibri" w:cs="Calibri"/>
+          <w:sz w:val="22"/>
+          <w:szCs w:val="22"/>
+        </w:rPr>
+        <w:t xml:space="preserve"> (Similarity Measure)</w:t>
+      </w:r>
+      <w:r>
+        <w:rPr>
+          <w:rFonts w:ascii="Calibri" w:hAnsi="Calibri" w:cs="Calibri"/>
+          <w:sz w:val="22"/>
+          <w:szCs w:val="22"/>
+        </w:rPr>
+        <w:t xml:space="preserve">, um </w:t>
+      </w:r>
+      <w:r>
+        <w:rPr>
+          <w:rFonts w:ascii="Calibri" w:hAnsi="Calibri" w:cs="Calibri"/>
+          <w:sz w:val="22"/>
+          <w:szCs w:val="22"/>
+        </w:rPr>
+        <w:t xml:space="preserve">das Modell </w:t>
+      </w:r>
+      <w:r>
+        <w:rPr>
+          <w:rFonts w:ascii="Calibri" w:hAnsi="Calibri" w:cs="Calibri"/>
+          <w:sz w:val="22"/>
+          <w:szCs w:val="22"/>
+        </w:rPr>
+        <w:t>an die Bilddaten anzupassen.</w:t>
+      </w:r>
+      <w:r>
+        <w:rPr>
+          <w:rFonts w:ascii="Calibri" w:hAnsi="Calibri" w:cs="Calibri"/>
+          <w:sz w:val="22"/>
+          <w:szCs w:val="22"/>
+        </w:rPr>
+        <w:t xml:space="preserve"> Hierzu werden die Parameter des </w:t>
+      </w:r>
+      <w:r>
+        <w:rPr>
+          <w:rFonts w:ascii="Calibri" w:hAnsi="Calibri" w:cs="Calibri"/>
+          <w:sz w:val="22"/>
+          <w:szCs w:val="22"/>
+        </w:rPr>
+        <w:t xml:space="preserve">geometrischen </w:t>
+      </w:r>
+      <w:r>
+        <w:rPr>
+          <w:rFonts w:ascii="Calibri" w:hAnsi="Calibri" w:cs="Calibri"/>
+          <w:sz w:val="22"/>
+          <w:szCs w:val="22"/>
+        </w:rPr>
+        <w:t xml:space="preserve">Augenmodells iterativ verändert, bis eine möglichst hohe Übereinstimmung zwischen Modell und beobachtetem Auge im Bild erreicht wird. </w:t>
+      </w:r>
+      <w:r>
+        <w:rPr>
+          <w:rFonts w:ascii="Calibri" w:hAnsi="Calibri" w:cs="Calibri"/>
+          <w:sz w:val="22"/>
+          <w:szCs w:val="22"/>
+        </w:rPr>
+        <w:t xml:space="preserve">Die Anpassung </w:t>
+      </w:r>
+      <w:r>
+        <w:rPr>
+          <w:rFonts w:ascii="Calibri" w:hAnsi="Calibri" w:cs="Calibri"/>
+          <w:sz w:val="22"/>
+          <w:szCs w:val="22"/>
+        </w:rPr>
+        <w:t>erfolgt sowohl</w:t>
+      </w:r>
+      <w:r>
+        <w:rPr>
+          <w:rFonts w:ascii="Calibri" w:hAnsi="Calibri" w:cs="Calibri"/>
+          <w:sz w:val="22"/>
+          <w:szCs w:val="22"/>
+        </w:rPr>
+        <w:t xml:space="preserve"> durch starre</w:t>
+      </w:r>
+      <w:r>
+        <w:rPr>
+          <w:rFonts w:ascii="Calibri" w:hAnsi="Calibri" w:cs="Calibri"/>
+          <w:sz w:val="22"/>
+          <w:szCs w:val="22"/>
+        </w:rPr>
+        <w:t xml:space="preserve"> </w:t>
+      </w:r>
+      <w:r>
+        <w:rPr>
+          <w:rFonts w:ascii="Calibri" w:hAnsi="Calibri" w:cs="Calibri"/>
+          <w:sz w:val="22"/>
+          <w:szCs w:val="22"/>
+        </w:rPr>
+        <w:t>Transformationen</w:t>
+      </w:r>
+      <w:r>
+        <w:rPr>
+          <w:rFonts w:ascii="Calibri" w:hAnsi="Calibri" w:cs="Calibri"/>
+          <w:sz w:val="22"/>
+          <w:szCs w:val="22"/>
+        </w:rPr>
+        <w:t xml:space="preserve">, wie Translation, Rotation und Skalierung, als auch durch </w:t>
+      </w:r>
+      <w:r>
+        <w:rPr>
+          <w:rFonts w:ascii="Calibri" w:hAnsi="Calibri" w:cs="Calibri"/>
+          <w:sz w:val="22"/>
+          <w:szCs w:val="22"/>
+        </w:rPr>
+        <w:t>nicht</w:t>
+      </w:r>
+      <w:r>
+        <w:rPr>
+          <w:rFonts w:ascii="Calibri" w:hAnsi="Calibri" w:cs="Calibri"/>
+          <w:sz w:val="22"/>
+          <w:szCs w:val="22"/>
+        </w:rPr>
+        <w:t xml:space="preserve"> s</w:t>
+      </w:r>
+      <w:r>
+        <w:rPr>
+          <w:rFonts w:ascii="Calibri" w:hAnsi="Calibri" w:cs="Calibri"/>
+          <w:sz w:val="22"/>
+          <w:szCs w:val="22"/>
+        </w:rPr>
+        <w:t>tarre Transformationen</w:t>
+      </w:r>
+      <w:r>
+        <w:rPr>
+          <w:rFonts w:ascii="Calibri" w:hAnsi="Calibri" w:cs="Calibri"/>
+          <w:sz w:val="22"/>
+          <w:szCs w:val="22"/>
+        </w:rPr>
+        <w:t>, die Formveränderungen des Auges, beispielsweise durch Augenlidbewegungen oder perspektivische Verzerrungen, berücksichtigen</w:t>
+      </w:r>
+      <w:r>
+        <w:rPr>
+          <w:rFonts w:ascii="Calibri" w:hAnsi="Calibri" w:cs="Calibri"/>
+          <w:sz w:val="22"/>
+          <w:szCs w:val="22"/>
+        </w:rPr>
+        <w:t xml:space="preserve">. Diese Verfahren </w:t>
+      </w:r>
+      <w:r>
+        <w:rPr>
+          <w:rFonts w:ascii="Calibri" w:hAnsi="Calibri" w:cs="Calibri"/>
+          <w:sz w:val="22"/>
+          <w:szCs w:val="22"/>
+        </w:rPr>
+        <w:t>versuchen im Allgemeinen d</w:t>
+      </w:r>
+      <w:r>
+        <w:rPr>
+          <w:rFonts w:ascii="Calibri" w:hAnsi="Calibri" w:cs="Calibri"/>
+          <w:sz w:val="22"/>
+          <w:szCs w:val="22"/>
+        </w:rPr>
+        <w:t>ie vollständige Geometrie des</w:t>
+      </w:r>
+      <w:r>
+        <w:rPr>
+          <w:rFonts w:ascii="Calibri" w:hAnsi="Calibri" w:cs="Calibri"/>
+          <w:sz w:val="22"/>
+          <w:szCs w:val="22"/>
+        </w:rPr>
+        <w:t xml:space="preserve"> Auge</w:t>
+      </w:r>
+      <w:r>
+        <w:rPr>
+          <w:rFonts w:ascii="Calibri" w:hAnsi="Calibri" w:cs="Calibri"/>
+          <w:sz w:val="22"/>
+          <w:szCs w:val="22"/>
+        </w:rPr>
+        <w:t>s</w:t>
+      </w:r>
+      <w:r>
+        <w:rPr>
+          <w:rFonts w:ascii="Calibri" w:hAnsi="Calibri" w:cs="Calibri"/>
+          <w:sz w:val="22"/>
+          <w:szCs w:val="22"/>
+        </w:rPr>
+        <w:t xml:space="preserve"> zu rekonstruieren</w:t>
+      </w:r>
+      <w:r>
+        <w:rPr>
+          <w:rFonts w:ascii="Calibri" w:hAnsi="Calibri" w:cs="Calibri"/>
+          <w:sz w:val="22"/>
+          <w:szCs w:val="22"/>
+        </w:rPr>
+        <w:t>.</w:t>
+      </w:r>
+    </w:p>
+    <w:p>
+      <w:pPr>
+        <w:rPr>
+          <w:rFonts w:ascii="Calibri" w:hAnsi="Calibri" w:cs="Calibri"/>
+          <w:sz w:val="22"/>
+          <w:szCs w:val="22"/>
+        </w:rPr>
+      </w:pPr>
       <w:r>
         <w:rPr>
           <w:rFonts w:ascii="Calibri" w:hAnsi="Calibri" w:cs="Calibri"/>
@@ -1120,27 +1426,7 @@
           <w:sz w:val="22"/>
           <w:szCs w:val="22"/>
         </w:rPr>
-        <w:t>-</w:t>
-      </w:r>
-      <w:proofErr w:type="spellStart"/>
-      <w:r>
-        <w:rPr>
-          <w:rFonts w:ascii="Calibri" w:hAnsi="Calibri" w:cs="Calibri"/>
-          <w:b/>
-          <w:sz w:val="22"/>
-          <w:szCs w:val="22"/>
-        </w:rPr>
-        <w:t>Based</w:t>
-      </w:r>
-      <w:proofErr w:type="spellEnd"/>
-      <w:r>
-        <w:rPr>
-          <w:rFonts w:ascii="Calibri" w:hAnsi="Calibri" w:cs="Calibri"/>
-          <w:b/>
-          <w:sz w:val="22"/>
-          <w:szCs w:val="22"/>
-        </w:rPr>
-        <w:t>-Verfahren</w:t>
+        <w:t>Feature-Based-Verfahren</w:t>
       </w:r>
       <w:r>
         <w:rPr>
@@ -1156,7 +1442,95 @@
           <w:sz w:val="22"/>
           <w:szCs w:val="22"/>
         </w:rPr>
-        <w:t>,</w:t>
+        <w:t xml:space="preserve"> im Gegensatz</w:t>
+      </w:r>
+      <w:r>
+        <w:rPr>
+          <w:rFonts w:ascii="Calibri" w:hAnsi="Calibri" w:cs="Calibri"/>
+          <w:sz w:val="22"/>
+          <w:szCs w:val="22"/>
+        </w:rPr>
+        <w:t xml:space="preserve"> zu Shape-Based-Verfahren</w:t>
+      </w:r>
+      <w:r>
+        <w:rPr>
+          <w:rFonts w:ascii="Calibri" w:hAnsi="Calibri" w:cs="Calibri"/>
+          <w:sz w:val="22"/>
+          <w:szCs w:val="22"/>
+        </w:rPr>
+        <w:t xml:space="preserve"> nur einige, leicht erkennbare Merkmale des Auges. </w:t>
+      </w:r>
+      <w:r>
+        <w:rPr>
+          <w:rFonts w:ascii="Calibri" w:hAnsi="Calibri" w:cs="Calibri"/>
+          <w:sz w:val="22"/>
+          <w:szCs w:val="22"/>
+        </w:rPr>
+        <w:t xml:space="preserve">Zu </w:t>
+      </w:r>
+      <w:r>
+        <w:rPr>
+          <w:rFonts w:ascii="Calibri" w:hAnsi="Calibri" w:cs="Calibri"/>
+          <w:sz w:val="22"/>
+          <w:szCs w:val="22"/>
+        </w:rPr>
+        <w:t xml:space="preserve">den </w:t>
+      </w:r>
+      <w:r>
+        <w:rPr>
+          <w:rFonts w:ascii="Calibri" w:hAnsi="Calibri" w:cs="Calibri"/>
+          <w:sz w:val="22"/>
+          <w:szCs w:val="22"/>
+        </w:rPr>
+        <w:t>Merkmalen zählen unter anderem der</w:t>
+      </w:r>
+      <w:r>
+        <w:rPr>
+          <w:rFonts w:ascii="Calibri" w:hAnsi="Calibri" w:cs="Calibri"/>
+          <w:sz w:val="22"/>
+          <w:szCs w:val="22"/>
+        </w:rPr>
+        <w:t xml:space="preserve"> Limbus,</w:t>
+      </w:r>
+      <w:r>
+        <w:rPr>
+          <w:rFonts w:ascii="Calibri" w:hAnsi="Calibri" w:cs="Calibri"/>
+          <w:sz w:val="22"/>
+          <w:szCs w:val="22"/>
+        </w:rPr>
+        <w:t xml:space="preserve"> das</w:t>
+      </w:r>
+      <w:r>
+        <w:rPr>
+          <w:rFonts w:ascii="Calibri" w:hAnsi="Calibri" w:cs="Calibri"/>
+          <w:sz w:val="22"/>
+          <w:szCs w:val="22"/>
+        </w:rPr>
+        <w:t xml:space="preserve"> Pupillenzentrum, Hornhautreflexion</w:t>
+      </w:r>
+      <w:r>
+        <w:rPr>
+          <w:rFonts w:ascii="Calibri" w:hAnsi="Calibri" w:cs="Calibri"/>
+          <w:sz w:val="22"/>
+          <w:szCs w:val="22"/>
+        </w:rPr>
+        <w:t>en</w:t>
+      </w:r>
+      <w:r>
+        <w:rPr>
+          <w:rFonts w:ascii="Calibri" w:hAnsi="Calibri" w:cs="Calibri"/>
+          <w:sz w:val="22"/>
+          <w:szCs w:val="22"/>
+        </w:rPr>
+        <w:t xml:space="preserve">, </w:t>
+      </w:r>
+      <w:r>
+        <w:rPr>
+          <w:rFonts w:ascii="Calibri" w:hAnsi="Calibri" w:cs="Calibri"/>
+          <w:sz w:val="22"/>
+          <w:szCs w:val="22"/>
+        </w:rPr>
+        <w:t>sowie</w:t>
       </w:r>
       <w:r>
         <w:rPr>
@@ -1172,74 +1546,56 @@
           <w:sz w:val="22"/>
           <w:szCs w:val="22"/>
         </w:rPr>
-        <w:t>neben dem</w:t>
-      </w:r>
-      <w:r>
-        <w:rPr>
-          <w:rFonts w:ascii="Calibri" w:hAnsi="Calibri" w:cs="Calibri"/>
-          <w:sz w:val="22"/>
-          <w:szCs w:val="22"/>
-        </w:rPr>
-        <w:t xml:space="preserve"> geometrische</w:t>
-      </w:r>
-      <w:r>
-        <w:rPr>
-          <w:rFonts w:ascii="Calibri" w:hAnsi="Calibri" w:cs="Calibri"/>
-          <w:sz w:val="22"/>
-          <w:szCs w:val="22"/>
-        </w:rPr>
-        <w:t>m</w:t>
-      </w:r>
-      <w:r>
-        <w:rPr>
-          <w:rFonts w:ascii="Calibri" w:hAnsi="Calibri" w:cs="Calibri"/>
-          <w:sz w:val="22"/>
-          <w:szCs w:val="22"/>
-        </w:rPr>
-        <w:t xml:space="preserve"> Augenmodell</w:t>
-      </w:r>
-      <w:r>
-        <w:rPr>
-          <w:rFonts w:ascii="Calibri" w:hAnsi="Calibri" w:cs="Calibri"/>
-          <w:sz w:val="22"/>
-          <w:szCs w:val="22"/>
-        </w:rPr>
-        <w:t xml:space="preserve">, </w:t>
-      </w:r>
-      <w:r>
-        <w:rPr>
-          <w:rFonts w:ascii="Calibri" w:hAnsi="Calibri" w:cs="Calibri"/>
-          <w:sz w:val="22"/>
-          <w:szCs w:val="22"/>
-        </w:rPr>
-        <w:t xml:space="preserve">zusätzlich </w:t>
-      </w:r>
-      <w:r>
-        <w:rPr>
-          <w:rFonts w:ascii="Calibri" w:hAnsi="Calibri" w:cs="Calibri"/>
-          <w:sz w:val="22"/>
-          <w:szCs w:val="22"/>
-        </w:rPr>
-        <w:t>ein Ähnlichkeitsmaß</w:t>
-      </w:r>
-      <w:r>
-        <w:rPr>
-          <w:rFonts w:ascii="Calibri" w:hAnsi="Calibri" w:cs="Calibri"/>
-          <w:sz w:val="22"/>
-          <w:szCs w:val="22"/>
-        </w:rPr>
-        <w:t xml:space="preserve"> (</w:t>
-      </w:r>
-      <w:proofErr w:type="spellStart"/>
-      <w:r>
-        <w:rPr>
-          <w:rFonts w:ascii="Calibri" w:hAnsi="Calibri" w:cs="Calibri"/>
-          <w:sz w:val="22"/>
-          <w:szCs w:val="22"/>
-        </w:rPr>
-        <w:t>Similarity</w:t>
-      </w:r>
-      <w:proofErr w:type="spellEnd"/>
+        <w:t xml:space="preserve">die </w:t>
+      </w:r>
+      <w:r>
+        <w:rPr>
+          <w:rFonts w:ascii="Calibri" w:hAnsi="Calibri" w:cs="Calibri"/>
+          <w:sz w:val="22"/>
+          <w:szCs w:val="22"/>
+        </w:rPr>
+        <w:t xml:space="preserve">Augenwinkel und </w:t>
+      </w:r>
+      <w:r>
+        <w:rPr>
+          <w:rFonts w:ascii="Calibri" w:hAnsi="Calibri" w:cs="Calibri"/>
+          <w:sz w:val="22"/>
+          <w:szCs w:val="22"/>
+        </w:rPr>
+        <w:t xml:space="preserve">die </w:t>
+      </w:r>
+      <w:r>
+        <w:rPr>
+          <w:rFonts w:ascii="Calibri" w:hAnsi="Calibri" w:cs="Calibri"/>
+          <w:sz w:val="22"/>
+          <w:szCs w:val="22"/>
+        </w:rPr>
+        <w:t>Augenmitte.</w:t>
+      </w:r>
+      <w:r>
+        <w:rPr>
+          <w:rFonts w:ascii="Calibri" w:hAnsi="Calibri" w:cs="Calibri"/>
+          <w:sz w:val="22"/>
+          <w:szCs w:val="22"/>
+        </w:rPr>
+        <w:t xml:space="preserve"> Nach der Detektion der Merkmale werden deren relative Positionen und Abstände zueinander bestimmt, um die Blickrichtung zu schätzen. </w:t>
+      </w:r>
+      <w:r>
+        <w:rPr>
+          <w:rFonts w:ascii="Calibri" w:hAnsi="Calibri" w:cs="Calibri"/>
+          <w:sz w:val="22"/>
+          <w:szCs w:val="22"/>
+        </w:rPr>
+        <w:t>Ein</w:t>
+      </w:r>
+      <w:r>
+        <w:rPr>
+          <w:rFonts w:ascii="Calibri" w:hAnsi="Calibri" w:cs="Calibri"/>
+          <w:sz w:val="22"/>
+          <w:szCs w:val="22"/>
+        </w:rPr>
+        <w:t xml:space="preserve"> bekanntes</w:t>
+      </w:r>
       <w:r>
         <w:rPr>
           <w:rFonts w:ascii="Calibri" w:hAnsi="Calibri" w:cs="Calibri"/>
@@ -1248,63 +1604,45 @@
         </w:rPr>
         <w:t xml:space="preserve"> </w:t>
       </w:r>
-      <w:proofErr w:type="spellStart"/>
-      <w:r>
-        <w:rPr>
-          <w:rFonts w:ascii="Calibri" w:hAnsi="Calibri" w:cs="Calibri"/>
-          <w:sz w:val="22"/>
-          <w:szCs w:val="22"/>
-        </w:rPr>
-        <w:t>Measure</w:t>
-      </w:r>
-      <w:proofErr w:type="spellEnd"/>
-      <w:r>
-        <w:rPr>
-          <w:rFonts w:ascii="Calibri" w:hAnsi="Calibri" w:cs="Calibri"/>
-          <w:sz w:val="22"/>
-          <w:szCs w:val="22"/>
-        </w:rPr>
-        <w:t>)</w:t>
-      </w:r>
-      <w:r>
-        <w:rPr>
-          <w:rFonts w:ascii="Calibri" w:hAnsi="Calibri" w:cs="Calibri"/>
-          <w:sz w:val="22"/>
-          <w:szCs w:val="22"/>
-        </w:rPr>
-        <w:t>, um das Modell an die Bilddaten anzupassen.</w:t>
-      </w:r>
-      <w:r>
-        <w:rPr>
-          <w:rFonts w:ascii="Calibri" w:hAnsi="Calibri" w:cs="Calibri"/>
-          <w:sz w:val="22"/>
-          <w:szCs w:val="22"/>
-        </w:rPr>
-        <w:t xml:space="preserve"> Hierzu werden die Parameter des Augenmodells iterativ verändert, bis eine möglichst hohe Übereinstimmung zwischen Modell und beobachtetem Auge im Bild erreicht wird. </w:t>
-      </w:r>
-      <w:r>
-        <w:rPr>
-          <w:rFonts w:ascii="Calibri" w:hAnsi="Calibri" w:cs="Calibri"/>
-          <w:sz w:val="22"/>
-          <w:szCs w:val="22"/>
-        </w:rPr>
-        <w:t xml:space="preserve">Die Anpassung </w:t>
-      </w:r>
-      <w:r>
-        <w:rPr>
-          <w:rFonts w:ascii="Calibri" w:hAnsi="Calibri" w:cs="Calibri"/>
-          <w:sz w:val="22"/>
-          <w:szCs w:val="22"/>
-        </w:rPr>
-        <w:t>erfolgt sowohl</w:t>
-      </w:r>
-      <w:r>
-        <w:rPr>
-          <w:rFonts w:ascii="Calibri" w:hAnsi="Calibri" w:cs="Calibri"/>
-          <w:sz w:val="22"/>
-          <w:szCs w:val="22"/>
-        </w:rPr>
-        <w:t xml:space="preserve"> durch starre</w:t>
+      <w:r>
+        <w:rPr>
+          <w:rFonts w:ascii="Calibri" w:hAnsi="Calibri" w:cs="Calibri"/>
+          <w:sz w:val="22"/>
+          <w:szCs w:val="22"/>
+        </w:rPr>
+        <w:t xml:space="preserve">Beispiel </w:t>
+      </w:r>
+      <w:r>
+        <w:rPr>
+          <w:rFonts w:ascii="Calibri" w:hAnsi="Calibri" w:cs="Calibri"/>
+          <w:sz w:val="22"/>
+          <w:szCs w:val="22"/>
+        </w:rPr>
+        <w:t>stellt</w:t>
+      </w:r>
+      <w:r>
+        <w:rPr>
+          <w:rFonts w:ascii="Calibri" w:hAnsi="Calibri" w:cs="Calibri"/>
+          <w:sz w:val="22"/>
+          <w:szCs w:val="22"/>
+        </w:rPr>
+        <w:t xml:space="preserve"> die Hornhautreflexion</w:t>
+      </w:r>
+      <w:r>
+        <w:rPr>
+          <w:rFonts w:ascii="Calibri" w:hAnsi="Calibri" w:cs="Calibri"/>
+          <w:sz w:val="22"/>
+          <w:szCs w:val="22"/>
+        </w:rPr>
+        <w:t>s-Methode</w:t>
+      </w:r>
+      <w:r>
+        <w:rPr>
+          <w:rFonts w:ascii="Calibri" w:hAnsi="Calibri" w:cs="Calibri"/>
+          <w:sz w:val="22"/>
+          <w:szCs w:val="22"/>
+        </w:rPr>
+        <w:t xml:space="preserve"> dar.</w:t>
       </w:r>
       <w:r>
         <w:rPr>
@@ -1314,103 +1652,53 @@
         </w:rPr>
         <w:t xml:space="preserve"> </w:t>
       </w:r>
-      <w:proofErr w:type="gramStart"/>
-      <w:r>
-        <w:rPr>
-          <w:rFonts w:ascii="Calibri" w:hAnsi="Calibri" w:cs="Calibri"/>
-          <w:sz w:val="22"/>
-          <w:szCs w:val="22"/>
-        </w:rPr>
-        <w:t>Transformationen,</w:t>
-      </w:r>
-      <w:proofErr w:type="gramEnd"/>
-      <w:r>
-        <w:rPr>
-          <w:rFonts w:ascii="Calibri" w:hAnsi="Calibri" w:cs="Calibri"/>
-          <w:sz w:val="22"/>
-          <w:szCs w:val="22"/>
-        </w:rPr>
-        <w:t xml:space="preserve"> wie Translation, Rotation und Skalierung, als auch durch </w:t>
-      </w:r>
-      <w:r>
-        <w:rPr>
-          <w:rFonts w:ascii="Calibri" w:hAnsi="Calibri" w:cs="Calibri"/>
-          <w:sz w:val="22"/>
-          <w:szCs w:val="22"/>
-        </w:rPr>
-        <w:t>nicht</w:t>
-      </w:r>
-      <w:r>
-        <w:rPr>
-          <w:rFonts w:ascii="Calibri" w:hAnsi="Calibri" w:cs="Calibri"/>
-          <w:sz w:val="22"/>
-          <w:szCs w:val="22"/>
-        </w:rPr>
-        <w:t xml:space="preserve"> s</w:t>
-      </w:r>
-      <w:r>
-        <w:rPr>
-          <w:rFonts w:ascii="Calibri" w:hAnsi="Calibri" w:cs="Calibri"/>
-          <w:sz w:val="22"/>
-          <w:szCs w:val="22"/>
-        </w:rPr>
-        <w:t>tarre Transformationen</w:t>
-      </w:r>
-      <w:r>
-        <w:rPr>
-          <w:rFonts w:ascii="Calibri" w:hAnsi="Calibri" w:cs="Calibri"/>
-          <w:sz w:val="22"/>
-          <w:szCs w:val="22"/>
-        </w:rPr>
-        <w:t>, die Formveränderungen des Auges, beispielsweise durch Augenlidbewegungen oder perspektivische Verzerrungen, berücksichtigen</w:t>
-      </w:r>
-      <w:r>
-        <w:rPr>
-          <w:rFonts w:ascii="Calibri" w:hAnsi="Calibri" w:cs="Calibri"/>
-          <w:sz w:val="22"/>
-          <w:szCs w:val="22"/>
-        </w:rPr>
-        <w:t xml:space="preserve">. Diese Verfahren </w:t>
-      </w:r>
-      <w:r>
-        <w:rPr>
-          <w:rFonts w:ascii="Calibri" w:hAnsi="Calibri" w:cs="Calibri"/>
-          <w:sz w:val="22"/>
-          <w:szCs w:val="22"/>
-        </w:rPr>
-        <w:t>versuchen im Allgemeinen d</w:t>
-      </w:r>
-      <w:r>
-        <w:rPr>
-          <w:rFonts w:ascii="Calibri" w:hAnsi="Calibri" w:cs="Calibri"/>
-          <w:sz w:val="22"/>
-          <w:szCs w:val="22"/>
-        </w:rPr>
-        <w:t>ie vollständige Geometrie des</w:t>
-      </w:r>
-      <w:r>
-        <w:rPr>
-          <w:rFonts w:ascii="Calibri" w:hAnsi="Calibri" w:cs="Calibri"/>
-          <w:sz w:val="22"/>
-          <w:szCs w:val="22"/>
-        </w:rPr>
-        <w:t xml:space="preserve"> Auge</w:t>
-      </w:r>
-      <w:r>
-        <w:rPr>
-          <w:rFonts w:ascii="Calibri" w:hAnsi="Calibri" w:cs="Calibri"/>
-          <w:sz w:val="22"/>
-          <w:szCs w:val="22"/>
-        </w:rPr>
-        <w:t>s</w:t>
-      </w:r>
-      <w:r>
-        <w:rPr>
-          <w:rFonts w:ascii="Calibri" w:hAnsi="Calibri" w:cs="Calibri"/>
-          <w:sz w:val="22"/>
-          <w:szCs w:val="22"/>
-        </w:rPr>
-        <w:t xml:space="preserve"> zu rekonstruieren</w:t>
+      <w:r>
+        <w:rPr>
+          <w:rFonts w:ascii="Calibri" w:hAnsi="Calibri" w:cs="Calibri"/>
+          <w:sz w:val="22"/>
+          <w:szCs w:val="22"/>
+        </w:rPr>
+        <w:t>Da</w:t>
+      </w:r>
+      <w:r>
+        <w:rPr>
+          <w:rFonts w:ascii="Calibri" w:hAnsi="Calibri" w:cs="Calibri"/>
+          <w:sz w:val="22"/>
+          <w:szCs w:val="22"/>
+        </w:rPr>
+        <w:t xml:space="preserve">bei </w:t>
+      </w:r>
+      <w:r>
+        <w:rPr>
+          <w:rFonts w:ascii="Calibri" w:hAnsi="Calibri" w:cs="Calibri"/>
+          <w:sz w:val="22"/>
+          <w:szCs w:val="22"/>
+        </w:rPr>
+        <w:t>erzeugt e</w:t>
+      </w:r>
+      <w:r>
+        <w:rPr>
+          <w:rFonts w:ascii="Calibri" w:hAnsi="Calibri" w:cs="Calibri"/>
+          <w:sz w:val="22"/>
+          <w:szCs w:val="22"/>
+        </w:rPr>
+        <w:t xml:space="preserve">ine </w:t>
+      </w:r>
+      <w:r>
+        <w:rPr>
+          <w:rFonts w:ascii="Calibri" w:hAnsi="Calibri" w:cs="Calibri"/>
+          <w:sz w:val="22"/>
+          <w:szCs w:val="22"/>
+        </w:rPr>
+        <w:t>Infrarot-</w:t>
+      </w:r>
+      <w:r>
+        <w:rPr>
+          <w:rFonts w:ascii="Calibri" w:hAnsi="Calibri" w:cs="Calibri"/>
+          <w:sz w:val="22"/>
+          <w:szCs w:val="22"/>
+        </w:rPr>
+        <w:t>Lichtquelle Reflexionspunkte auf der Hornhaut, sogenannte Glints</w:t>
       </w:r>
       <w:r>
         <w:rPr>
@@ -1420,150 +1708,6 @@
         </w:rPr>
         <w:t>.</w:t>
       </w:r>
-    </w:p>
-    <w:p>
-      <w:pPr>
-        <w:rPr>
-          <w:rFonts w:ascii="Calibri" w:hAnsi="Calibri" w:cs="Calibri"/>
-          <w:sz w:val="22"/>
-          <w:szCs w:val="22"/>
-        </w:rPr>
-      </w:pPr>
-      <w:r>
-        <w:rPr>
-          <w:rFonts w:ascii="Calibri" w:hAnsi="Calibri" w:cs="Calibri"/>
-          <w:b/>
-          <w:sz w:val="22"/>
-          <w:szCs w:val="22"/>
-        </w:rPr>
-        <w:t>Feature-</w:t>
-      </w:r>
-      <w:proofErr w:type="spellStart"/>
-      <w:r>
-        <w:rPr>
-          <w:rFonts w:ascii="Calibri" w:hAnsi="Calibri" w:cs="Calibri"/>
-          <w:b/>
-          <w:sz w:val="22"/>
-          <w:szCs w:val="22"/>
-        </w:rPr>
-        <w:t>Based</w:t>
-      </w:r>
-      <w:proofErr w:type="spellEnd"/>
-      <w:r>
-        <w:rPr>
-          <w:rFonts w:ascii="Calibri" w:hAnsi="Calibri" w:cs="Calibri"/>
-          <w:b/>
-          <w:sz w:val="22"/>
-          <w:szCs w:val="22"/>
-        </w:rPr>
-        <w:t>-Verfahren</w:t>
-      </w:r>
-      <w:r>
-        <w:rPr>
-          <w:rFonts w:ascii="Calibri" w:hAnsi="Calibri" w:cs="Calibri"/>
-          <w:sz w:val="22"/>
-          <w:szCs w:val="22"/>
-        </w:rPr>
-        <w:t xml:space="preserve"> verwenden</w:t>
-      </w:r>
-      <w:r>
-        <w:rPr>
-          <w:rFonts w:ascii="Calibri" w:hAnsi="Calibri" w:cs="Calibri"/>
-          <w:sz w:val="22"/>
-          <w:szCs w:val="22"/>
-        </w:rPr>
-        <w:t xml:space="preserve"> im Gegensatz</w:t>
-      </w:r>
-      <w:r>
-        <w:rPr>
-          <w:rFonts w:ascii="Calibri" w:hAnsi="Calibri" w:cs="Calibri"/>
-          <w:sz w:val="22"/>
-          <w:szCs w:val="22"/>
-        </w:rPr>
-        <w:t xml:space="preserve"> zu Shape-</w:t>
-      </w:r>
-      <w:proofErr w:type="spellStart"/>
-      <w:r>
-        <w:rPr>
-          <w:rFonts w:ascii="Calibri" w:hAnsi="Calibri" w:cs="Calibri"/>
-          <w:sz w:val="22"/>
-          <w:szCs w:val="22"/>
-        </w:rPr>
-        <w:t>Based</w:t>
-      </w:r>
-      <w:proofErr w:type="spellEnd"/>
-      <w:r>
-        <w:rPr>
-          <w:rFonts w:ascii="Calibri" w:hAnsi="Calibri" w:cs="Calibri"/>
-          <w:sz w:val="22"/>
-          <w:szCs w:val="22"/>
-        </w:rPr>
-        <w:t>-Verfahren</w:t>
-      </w:r>
-      <w:r>
-        <w:rPr>
-          <w:rFonts w:ascii="Calibri" w:hAnsi="Calibri" w:cs="Calibri"/>
-          <w:sz w:val="22"/>
-          <w:szCs w:val="22"/>
-        </w:rPr>
-        <w:t xml:space="preserve"> nur einige, leicht erkennbare Merkmale des Auges. </w:t>
-      </w:r>
-      <w:r>
-        <w:rPr>
-          <w:rFonts w:ascii="Calibri" w:hAnsi="Calibri" w:cs="Calibri"/>
-          <w:sz w:val="22"/>
-          <w:szCs w:val="22"/>
-        </w:rPr>
-        <w:t>Zu Merkmalen zählen unter anderem der</w:t>
-      </w:r>
-      <w:r>
-        <w:rPr>
-          <w:rFonts w:ascii="Calibri" w:hAnsi="Calibri" w:cs="Calibri"/>
-          <w:sz w:val="22"/>
-          <w:szCs w:val="22"/>
-        </w:rPr>
-        <w:t xml:space="preserve"> Limbus,</w:t>
-      </w:r>
-      <w:r>
-        <w:rPr>
-          <w:rFonts w:ascii="Calibri" w:hAnsi="Calibri" w:cs="Calibri"/>
-          <w:sz w:val="22"/>
-          <w:szCs w:val="22"/>
-        </w:rPr>
-        <w:t xml:space="preserve"> das</w:t>
-      </w:r>
-      <w:r>
-        <w:rPr>
-          <w:rFonts w:ascii="Calibri" w:hAnsi="Calibri" w:cs="Calibri"/>
-          <w:sz w:val="22"/>
-          <w:szCs w:val="22"/>
-        </w:rPr>
-        <w:t xml:space="preserve"> Pupillenzentrum, Hornhautreflexion</w:t>
-      </w:r>
-      <w:r>
-        <w:rPr>
-          <w:rFonts w:ascii="Calibri" w:hAnsi="Calibri" w:cs="Calibri"/>
-          <w:sz w:val="22"/>
-          <w:szCs w:val="22"/>
-        </w:rPr>
-        <w:t>en</w:t>
-      </w:r>
-      <w:r>
-        <w:rPr>
-          <w:rFonts w:ascii="Calibri" w:hAnsi="Calibri" w:cs="Calibri"/>
-          <w:sz w:val="22"/>
-          <w:szCs w:val="22"/>
-        </w:rPr>
-        <w:t xml:space="preserve">, </w:t>
-      </w:r>
-      <w:r>
-        <w:rPr>
-          <w:rFonts w:ascii="Calibri" w:hAnsi="Calibri" w:cs="Calibri"/>
-          <w:sz w:val="22"/>
-          <w:szCs w:val="22"/>
-        </w:rPr>
-        <w:t>sowie</w:t>
-      </w:r>
       <w:r>
         <w:rPr>
           <w:rFonts w:ascii="Calibri" w:hAnsi="Calibri" w:cs="Calibri"/>
@@ -1578,79 +1722,23 @@
           <w:sz w:val="22"/>
           <w:szCs w:val="22"/>
         </w:rPr>
-        <w:t xml:space="preserve">die </w:t>
-      </w:r>
-      <w:r>
-        <w:rPr>
-          <w:rFonts w:ascii="Calibri" w:hAnsi="Calibri" w:cs="Calibri"/>
-          <w:sz w:val="22"/>
-          <w:szCs w:val="22"/>
-        </w:rPr>
-        <w:t>Augenwinkel</w:t>
-      </w:r>
-      <w:r>
-        <w:rPr>
-          <w:rFonts w:ascii="Calibri" w:hAnsi="Calibri" w:cs="Calibri"/>
-          <w:sz w:val="22"/>
-          <w:szCs w:val="22"/>
-        </w:rPr>
-        <w:t xml:space="preserve"> und </w:t>
-      </w:r>
-      <w:r>
-        <w:rPr>
-          <w:rFonts w:ascii="Calibri" w:hAnsi="Calibri" w:cs="Calibri"/>
-          <w:sz w:val="22"/>
-          <w:szCs w:val="22"/>
-        </w:rPr>
-        <w:t xml:space="preserve">die </w:t>
-      </w:r>
-      <w:r>
-        <w:rPr>
-          <w:rFonts w:ascii="Calibri" w:hAnsi="Calibri" w:cs="Calibri"/>
-          <w:sz w:val="22"/>
-          <w:szCs w:val="22"/>
-        </w:rPr>
-        <w:t>Augenmitte.</w:t>
-      </w:r>
-      <w:r>
-        <w:rPr>
-          <w:rFonts w:ascii="Calibri" w:hAnsi="Calibri" w:cs="Calibri"/>
-          <w:sz w:val="22"/>
-          <w:szCs w:val="22"/>
-        </w:rPr>
-        <w:t xml:space="preserve"> Nach der Detektion der Merkmale werden deren relative Positionen und </w:t>
-      </w:r>
-      <w:r>
-        <w:rPr>
-          <w:rFonts w:ascii="Calibri" w:hAnsi="Calibri" w:cs="Calibri"/>
-          <w:sz w:val="22"/>
-          <w:szCs w:val="22"/>
-        </w:rPr>
-        <w:t>Abstände</w:t>
-      </w:r>
-      <w:r>
-        <w:rPr>
-          <w:rFonts w:ascii="Calibri" w:hAnsi="Calibri" w:cs="Calibri"/>
-          <w:sz w:val="22"/>
-          <w:szCs w:val="22"/>
-        </w:rPr>
-        <w:t xml:space="preserve"> zueinander bestimmt, um die Blickrichtung zu schätzen. </w:t>
-      </w:r>
-      <w:r>
-        <w:rPr>
-          <w:rFonts w:ascii="Calibri" w:hAnsi="Calibri" w:cs="Calibri"/>
-          <w:sz w:val="22"/>
-          <w:szCs w:val="22"/>
-        </w:rPr>
-        <w:t>Ein</w:t>
-      </w:r>
-      <w:r>
-        <w:rPr>
-          <w:rFonts w:ascii="Calibri" w:hAnsi="Calibri" w:cs="Calibri"/>
-          <w:sz w:val="22"/>
-          <w:szCs w:val="22"/>
-        </w:rPr>
-        <w:t xml:space="preserve"> bekanntes</w:t>
+        <w:t>Aus der</w:t>
+      </w:r>
+      <w:r>
+        <w:rPr>
+          <w:rFonts w:ascii="Calibri" w:hAnsi="Calibri" w:cs="Calibri"/>
+          <w:sz w:val="22"/>
+          <w:szCs w:val="22"/>
+        </w:rPr>
+        <w:t xml:space="preserve"> relative</w:t>
+      </w:r>
+      <w:r>
+        <w:rPr>
+          <w:rFonts w:ascii="Calibri" w:hAnsi="Calibri" w:cs="Calibri"/>
+          <w:sz w:val="22"/>
+          <w:szCs w:val="22"/>
+        </w:rPr>
+        <w:t>n</w:t>
       </w:r>
       <w:r>
         <w:rPr>
@@ -1666,82 +1754,40 @@
           <w:sz w:val="22"/>
           <w:szCs w:val="22"/>
         </w:rPr>
-        <w:t xml:space="preserve">Beispiel </w:t>
-      </w:r>
-      <w:r>
-        <w:rPr>
-          <w:rFonts w:ascii="Calibri" w:hAnsi="Calibri" w:cs="Calibri"/>
-          <w:sz w:val="22"/>
-          <w:szCs w:val="22"/>
-        </w:rPr>
-        <w:t>stellt</w:t>
-      </w:r>
-      <w:r>
-        <w:rPr>
-          <w:rFonts w:ascii="Calibri" w:hAnsi="Calibri" w:cs="Calibri"/>
-          <w:sz w:val="22"/>
-          <w:szCs w:val="22"/>
-        </w:rPr>
-        <w:t xml:space="preserve"> die Verwendung von Hornhautreflexionen</w:t>
-      </w:r>
-      <w:r>
-        <w:rPr>
-          <w:rFonts w:ascii="Calibri" w:hAnsi="Calibri" w:cs="Calibri"/>
-          <w:sz w:val="22"/>
-          <w:szCs w:val="22"/>
-        </w:rPr>
-        <w:t xml:space="preserve"> dar.</w:t>
-      </w:r>
-      <w:r>
-        <w:rPr>
-          <w:rFonts w:ascii="Calibri" w:hAnsi="Calibri" w:cs="Calibri"/>
-          <w:sz w:val="22"/>
-          <w:szCs w:val="22"/>
-        </w:rPr>
-        <w:t xml:space="preserve"> </w:t>
-      </w:r>
-      <w:r>
-        <w:rPr>
-          <w:rFonts w:ascii="Calibri" w:hAnsi="Calibri" w:cs="Calibri"/>
-          <w:sz w:val="22"/>
-          <w:szCs w:val="22"/>
-        </w:rPr>
-        <w:t>Da</w:t>
-      </w:r>
-      <w:r>
-        <w:rPr>
-          <w:rFonts w:ascii="Calibri" w:hAnsi="Calibri" w:cs="Calibri"/>
-          <w:sz w:val="22"/>
-          <w:szCs w:val="22"/>
-        </w:rPr>
-        <w:t xml:space="preserve">bei </w:t>
-      </w:r>
-      <w:r>
-        <w:rPr>
-          <w:rFonts w:ascii="Calibri" w:hAnsi="Calibri" w:cs="Calibri"/>
-          <w:sz w:val="22"/>
-          <w:szCs w:val="22"/>
-        </w:rPr>
-        <w:t>erzeugt e</w:t>
-      </w:r>
-      <w:r>
-        <w:rPr>
-          <w:rFonts w:ascii="Calibri" w:hAnsi="Calibri" w:cs="Calibri"/>
-          <w:sz w:val="22"/>
-          <w:szCs w:val="22"/>
-        </w:rPr>
-        <w:t xml:space="preserve">ine Lichtquelle Reflexionspunkte auf der Hornhaut, sogenannte </w:t>
-      </w:r>
-      <w:proofErr w:type="spellStart"/>
-      <w:r>
-        <w:rPr>
-          <w:rFonts w:ascii="Calibri" w:hAnsi="Calibri" w:cs="Calibri"/>
-          <w:sz w:val="22"/>
-          <w:szCs w:val="22"/>
-        </w:rPr>
-        <w:t>Glints</w:t>
-      </w:r>
-      <w:proofErr w:type="spellEnd"/>
+        <w:t>Lage der Glints</w:t>
+      </w:r>
+      <w:r>
+        <w:rPr>
+          <w:rFonts w:ascii="Calibri" w:hAnsi="Calibri" w:cs="Calibri"/>
+          <w:sz w:val="22"/>
+          <w:szCs w:val="22"/>
+        </w:rPr>
+        <w:t xml:space="preserve"> zum Pupillenzentrum</w:t>
+      </w:r>
+      <w:r>
+        <w:rPr>
+          <w:rFonts w:ascii="Calibri" w:hAnsi="Calibri" w:cs="Calibri"/>
+          <w:sz w:val="22"/>
+          <w:szCs w:val="22"/>
+        </w:rPr>
+        <w:t xml:space="preserve"> kann anschließend</w:t>
+      </w:r>
+      <w:r>
+        <w:rPr>
+          <w:rFonts w:ascii="Calibri" w:hAnsi="Calibri" w:cs="Calibri"/>
+          <w:sz w:val="22"/>
+          <w:szCs w:val="22"/>
+        </w:rPr>
+        <w:t xml:space="preserve"> eine Blickrichtung </w:t>
+      </w:r>
+      <w:r>
+        <w:rPr>
+          <w:rFonts w:ascii="Calibri" w:hAnsi="Calibri" w:cs="Calibri"/>
+          <w:sz w:val="22"/>
+          <w:szCs w:val="22"/>
+        </w:rPr>
+        <w:t>berechnet werden</w:t>
+      </w:r>
       <w:r>
         <w:rPr>
           <w:rFonts w:ascii="Calibri" w:hAnsi="Calibri" w:cs="Calibri"/>
@@ -1750,113 +1796,6 @@
         </w:rPr>
         <w:t>.</w:t>
       </w:r>
-      <w:r>
-        <w:rPr>
-          <w:rFonts w:ascii="Calibri" w:hAnsi="Calibri" w:cs="Calibri"/>
-          <w:sz w:val="22"/>
-          <w:szCs w:val="22"/>
-        </w:rPr>
-        <w:t xml:space="preserve"> </w:t>
-      </w:r>
-      <w:r>
-        <w:rPr>
-          <w:rFonts w:ascii="Calibri" w:hAnsi="Calibri" w:cs="Calibri"/>
-          <w:sz w:val="22"/>
-          <w:szCs w:val="22"/>
-        </w:rPr>
-        <w:t>Aus der</w:t>
-      </w:r>
-      <w:r>
-        <w:rPr>
-          <w:rFonts w:ascii="Calibri" w:hAnsi="Calibri" w:cs="Calibri"/>
-          <w:sz w:val="22"/>
-          <w:szCs w:val="22"/>
-        </w:rPr>
-        <w:t xml:space="preserve"> relative</w:t>
-      </w:r>
-      <w:r>
-        <w:rPr>
-          <w:rFonts w:ascii="Calibri" w:hAnsi="Calibri" w:cs="Calibri"/>
-          <w:sz w:val="22"/>
-          <w:szCs w:val="22"/>
-        </w:rPr>
-        <w:t>n</w:t>
-      </w:r>
-      <w:r>
-        <w:rPr>
-          <w:rFonts w:ascii="Calibri" w:hAnsi="Calibri" w:cs="Calibri"/>
-          <w:sz w:val="22"/>
-          <w:szCs w:val="22"/>
-        </w:rPr>
-        <w:t xml:space="preserve"> </w:t>
-      </w:r>
-      <w:r>
-        <w:rPr>
-          <w:rFonts w:ascii="Calibri" w:hAnsi="Calibri" w:cs="Calibri"/>
-          <w:sz w:val="22"/>
-          <w:szCs w:val="22"/>
-        </w:rPr>
-        <w:t xml:space="preserve">Lage der </w:t>
-      </w:r>
-      <w:proofErr w:type="spellStart"/>
-      <w:r>
-        <w:rPr>
-          <w:rFonts w:ascii="Calibri" w:hAnsi="Calibri" w:cs="Calibri"/>
-          <w:sz w:val="22"/>
-          <w:szCs w:val="22"/>
-        </w:rPr>
-        <w:t>Glints</w:t>
-      </w:r>
-      <w:proofErr w:type="spellEnd"/>
-      <w:r>
-        <w:rPr>
-          <w:rFonts w:ascii="Calibri" w:hAnsi="Calibri" w:cs="Calibri"/>
-          <w:sz w:val="22"/>
-          <w:szCs w:val="22"/>
-        </w:rPr>
-        <w:t xml:space="preserve"> zum Pupillenzentrum</w:t>
-      </w:r>
-      <w:r>
-        <w:rPr>
-          <w:rFonts w:ascii="Calibri" w:hAnsi="Calibri" w:cs="Calibri"/>
-          <w:sz w:val="22"/>
-          <w:szCs w:val="22"/>
-        </w:rPr>
-        <w:t xml:space="preserve"> kann anschließend</w:t>
-      </w:r>
-      <w:r>
-        <w:rPr>
-          <w:rFonts w:ascii="Calibri" w:hAnsi="Calibri" w:cs="Calibri"/>
-          <w:sz w:val="22"/>
-          <w:szCs w:val="22"/>
-        </w:rPr>
-        <w:t xml:space="preserve"> eine Blickrichtung </w:t>
-      </w:r>
-      <w:r>
-        <w:rPr>
-          <w:rFonts w:ascii="Calibri" w:hAnsi="Calibri" w:cs="Calibri"/>
-          <w:sz w:val="22"/>
-          <w:szCs w:val="22"/>
-        </w:rPr>
-        <w:t>berechnet werden</w:t>
-      </w:r>
-      <w:r>
-        <w:rPr>
-          <w:rFonts w:ascii="Calibri" w:hAnsi="Calibri" w:cs="Calibri"/>
-          <w:sz w:val="22"/>
-          <w:szCs w:val="22"/>
-        </w:rPr>
-        <w:t>.</w:t>
-      </w:r>
-    </w:p>
-    <w:p>
-      <w:pPr>
-        <w:rPr>
-          <w:rFonts w:ascii="Calibri" w:hAnsi="Calibri" w:cs="Calibri"/>
-          <w:sz w:val="22"/>
-          <w:szCs w:val="22"/>
-        </w:rPr>
-      </w:pPr>
     </w:p>
     <w:p>
       <w:pPr>
@@ -1904,9 +1843,8 @@
           <w:sz w:val="22"/>
           <w:szCs w:val="22"/>
         </w:rPr>
-        <w:t xml:space="preserve">2.1.2 </w:t>
-      </w:r>
-      <w:proofErr w:type="spellStart"/>
+        <w:t>2.1.2 Appearance-</w:t>
+      </w:r>
       <w:r>
         <w:rPr>
           <w:rFonts w:ascii="Calibri" w:hAnsi="Calibri" w:cs="Calibri"/>
@@ -1915,9 +1853,8 @@
           <w:sz w:val="22"/>
           <w:szCs w:val="22"/>
         </w:rPr>
-        <w:t>Appearance-Based</w:t>
-      </w:r>
-      <w:proofErr w:type="spellEnd"/>
+        <w:t>basierte</w:t>
+      </w:r>
       <w:r>
         <w:rPr>
           <w:rFonts w:ascii="Calibri" w:hAnsi="Calibri" w:cs="Calibri"/>
@@ -1927,100 +1864,6 @@
           <w:szCs w:val="22"/>
         </w:rPr>
         <w:t xml:space="preserve"> Verfahren</w:t>
-      </w:r>
-    </w:p>
-    <w:p>
-      <w:pPr>
-        <w:numPr>
-          <w:ilvl w:val="0"/>
-          <w:numId w:val="5"/>
-        </w:numPr>
-        <w:rPr>
-          <w:rFonts w:ascii="Calibri" w:hAnsi="Calibri" w:cs="Calibri"/>
-          <w:sz w:val="22"/>
-          <w:szCs w:val="22"/>
-        </w:rPr>
-      </w:pPr>
-      <w:r>
-        <w:rPr>
-          <w:rFonts w:ascii="Calibri" w:hAnsi="Calibri" w:cs="Calibri"/>
-          <w:sz w:val="22"/>
-          <w:szCs w:val="22"/>
-        </w:rPr>
-        <w:t>Bildbasierte Schätzung</w:t>
-      </w:r>
-    </w:p>
-    <w:p>
-      <w:pPr>
-        <w:numPr>
-          <w:ilvl w:val="0"/>
-          <w:numId w:val="5"/>
-        </w:numPr>
-        <w:rPr>
-          <w:rFonts w:ascii="Calibri" w:hAnsi="Calibri" w:cs="Calibri"/>
-          <w:sz w:val="22"/>
-          <w:szCs w:val="22"/>
-        </w:rPr>
-      </w:pPr>
-      <w:proofErr w:type="spellStart"/>
-      <w:r>
-        <w:rPr>
-          <w:rFonts w:ascii="Calibri" w:hAnsi="Calibri" w:cs="Calibri"/>
-          <w:sz w:val="22"/>
-          <w:szCs w:val="22"/>
-        </w:rPr>
-        <w:t>Machine</w:t>
-      </w:r>
-      <w:proofErr w:type="spellEnd"/>
-      <w:r>
-        <w:rPr>
-          <w:rFonts w:ascii="Calibri" w:hAnsi="Calibri" w:cs="Calibri"/>
-          <w:sz w:val="22"/>
-          <w:szCs w:val="22"/>
-        </w:rPr>
-        <w:t xml:space="preserve"> Learning</w:t>
-      </w:r>
-    </w:p>
-    <w:p>
-      <w:pPr>
-        <w:numPr>
-          <w:ilvl w:val="0"/>
-          <w:numId w:val="5"/>
-        </w:numPr>
-        <w:rPr>
-          <w:rFonts w:ascii="Calibri" w:hAnsi="Calibri" w:cs="Calibri"/>
-          <w:sz w:val="22"/>
-          <w:szCs w:val="22"/>
-        </w:rPr>
-      </w:pPr>
-      <w:r>
-        <w:rPr>
-          <w:rFonts w:ascii="Calibri" w:hAnsi="Calibri" w:cs="Calibri"/>
-          <w:sz w:val="22"/>
-          <w:szCs w:val="22"/>
-        </w:rPr>
-        <w:t>Deep Learning</w:t>
-      </w:r>
-    </w:p>
-    <w:p>
-      <w:pPr>
-        <w:numPr>
-          <w:ilvl w:val="0"/>
-          <w:numId w:val="5"/>
-        </w:numPr>
-        <w:rPr>
-          <w:rFonts w:ascii="Calibri" w:hAnsi="Calibri" w:cs="Calibri"/>
-          <w:sz w:val="22"/>
-          <w:szCs w:val="22"/>
-        </w:rPr>
-      </w:pPr>
-      <w:r>
-        <w:rPr>
-          <w:rFonts w:ascii="Calibri" w:hAnsi="Calibri" w:cs="Calibri"/>
-          <w:sz w:val="22"/>
-          <w:szCs w:val="22"/>
-        </w:rPr>
-        <w:t>CNNs</w:t>
       </w:r>
     </w:p>
     <w:p>
@@ -2077,41 +1920,37 @@
         </w:rPr>
         <w:t xml:space="preserve">Im Gegensatz zu modellbasierten Verfahren verwenden </w:t>
       </w:r>
-      <w:proofErr w:type="spellStart"/>
-      <w:r>
-        <w:rPr>
-          <w:rFonts w:ascii="Calibri" w:hAnsi="Calibri" w:cs="Calibri"/>
-          <w:sz w:val="22"/>
-          <w:szCs w:val="22"/>
-        </w:rPr>
-        <w:t>Appearance</w:t>
-      </w:r>
-      <w:proofErr w:type="spellEnd"/>
-      <w:r>
-        <w:rPr>
-          <w:rFonts w:ascii="Calibri" w:hAnsi="Calibri" w:cs="Calibri"/>
-          <w:sz w:val="22"/>
-          <w:szCs w:val="22"/>
-        </w:rPr>
-        <w:t>-</w:t>
-      </w:r>
-      <w:proofErr w:type="spellStart"/>
-      <w:r>
-        <w:rPr>
-          <w:rFonts w:ascii="Calibri" w:hAnsi="Calibri" w:cs="Calibri"/>
-          <w:sz w:val="22"/>
-          <w:szCs w:val="22"/>
-        </w:rPr>
-        <w:t>Based</w:t>
-      </w:r>
-      <w:proofErr w:type="spellEnd"/>
-      <w:r>
-        <w:rPr>
-          <w:rFonts w:ascii="Calibri" w:hAnsi="Calibri" w:cs="Calibri"/>
-          <w:sz w:val="22"/>
-          <w:szCs w:val="22"/>
-        </w:rPr>
-        <w:t>-Verfahren</w:t>
+      <w:r>
+        <w:rPr>
+          <w:rFonts w:ascii="Calibri" w:hAnsi="Calibri" w:cs="Calibri"/>
+          <w:sz w:val="22"/>
+          <w:szCs w:val="22"/>
+        </w:rPr>
+        <w:t>a</w:t>
+      </w:r>
+      <w:r>
+        <w:rPr>
+          <w:rFonts w:ascii="Calibri" w:hAnsi="Calibri" w:cs="Calibri"/>
+          <w:sz w:val="22"/>
+          <w:szCs w:val="22"/>
+        </w:rPr>
+        <w:t>ppearance-</w:t>
+      </w:r>
+      <w:r>
+        <w:rPr>
+          <w:rFonts w:ascii="Calibri" w:hAnsi="Calibri" w:cs="Calibri"/>
+          <w:sz w:val="22"/>
+          <w:szCs w:val="22"/>
+        </w:rPr>
+        <w:t xml:space="preserve">basierte </w:t>
+      </w:r>
+      <w:r>
+        <w:rPr>
+          <w:rFonts w:ascii="Calibri" w:hAnsi="Calibri" w:cs="Calibri"/>
+          <w:sz w:val="22"/>
+          <w:szCs w:val="22"/>
+        </w:rPr>
+        <w:t>Verfahren</w:t>
       </w:r>
       <w:r>
         <w:rPr>
@@ -2127,25 +1966,7 @@
           <w:sz w:val="22"/>
           <w:szCs w:val="22"/>
         </w:rPr>
-        <w:t>kein explizites geometrisches Augenmodell. Stattdessen wird die Blickrichtung direkt aus dem visuellen Erscheinungsbild (</w:t>
-      </w:r>
-      <w:proofErr w:type="spellStart"/>
-      <w:r>
-        <w:rPr>
-          <w:rFonts w:ascii="Calibri" w:hAnsi="Calibri" w:cs="Calibri"/>
-          <w:sz w:val="22"/>
-          <w:szCs w:val="22"/>
-        </w:rPr>
-        <w:t>Appearance</w:t>
-      </w:r>
-      <w:proofErr w:type="spellEnd"/>
-      <w:r>
-        <w:rPr>
-          <w:rFonts w:ascii="Calibri" w:hAnsi="Calibri" w:cs="Calibri"/>
-          <w:sz w:val="22"/>
-          <w:szCs w:val="22"/>
-        </w:rPr>
-        <w:t>) des Auges geschätzt.</w:t>
+        <w:t>kein explizites geometrisches Augenmodell. Stattdessen wird die Blickrichtung direkt aus dem visuellen Erscheinungsbild (Appearance) des Auges geschätzt.</w:t>
       </w:r>
       <w:r>
         <w:rPr>
@@ -2177,25 +1998,7 @@
           <w:sz w:val="22"/>
           <w:szCs w:val="22"/>
         </w:rPr>
-        <w:t xml:space="preserve"> (Template </w:t>
-      </w:r>
-      <w:proofErr w:type="spellStart"/>
-      <w:r>
-        <w:rPr>
-          <w:rFonts w:ascii="Calibri" w:hAnsi="Calibri" w:cs="Calibri"/>
-          <w:sz w:val="22"/>
-          <w:szCs w:val="22"/>
-        </w:rPr>
-        <w:t>Matching</w:t>
-      </w:r>
-      <w:proofErr w:type="spellEnd"/>
-      <w:r>
-        <w:rPr>
-          <w:rFonts w:ascii="Calibri" w:hAnsi="Calibri" w:cs="Calibri"/>
-          <w:sz w:val="22"/>
-          <w:szCs w:val="22"/>
-        </w:rPr>
-        <w:t>)</w:t>
+        <w:t xml:space="preserve"> (Template Matching)</w:t>
       </w:r>
       <w:r>
         <w:rPr>
@@ -2211,60 +2014,72 @@
           <w:sz w:val="22"/>
           <w:szCs w:val="22"/>
         </w:rPr>
-        <w:t>Hierbei wird ein aufgenommenes Augenbild mit einer Datenbank von Referenzbildern verglichen, die bekannte Blickrichtungen zugeordnet sind. Die Blickrichtung des ähnlichsten Referenzbild wird anschließend als Schätzung für das aktuelle Augenbild verwendet. Spätere Verfahren verwenden anstelle vollständiger Augenbilder spezifische Bildmerkmale, um die Blickrichtung vorherzusagen.</w:t>
-      </w:r>
-    </w:p>
-    <w:p>
-      <w:pPr>
-        <w:rPr>
-          <w:rFonts w:ascii="Calibri" w:hAnsi="Calibri" w:cs="Calibri"/>
-          <w:sz w:val="22"/>
-          <w:szCs w:val="22"/>
-        </w:rPr>
-      </w:pPr>
-      <w:r>
-        <w:rPr>
-          <w:rFonts w:ascii="Calibri" w:hAnsi="Calibri" w:cs="Calibri"/>
-          <w:sz w:val="22"/>
-          <w:szCs w:val="22"/>
-        </w:rPr>
-        <w:t xml:space="preserve">Heute sind </w:t>
-      </w:r>
-      <w:proofErr w:type="spellStart"/>
-      <w:r>
-        <w:rPr>
-          <w:rFonts w:ascii="Calibri" w:hAnsi="Calibri" w:cs="Calibri"/>
-          <w:sz w:val="22"/>
-          <w:szCs w:val="22"/>
-        </w:rPr>
-        <w:t>Appearance</w:t>
-      </w:r>
-      <w:proofErr w:type="spellEnd"/>
-      <w:r>
-        <w:rPr>
-          <w:rFonts w:ascii="Calibri" w:hAnsi="Calibri" w:cs="Calibri"/>
-          <w:sz w:val="22"/>
-          <w:szCs w:val="22"/>
-        </w:rPr>
-        <w:t>-</w:t>
-      </w:r>
-      <w:proofErr w:type="spellStart"/>
-      <w:r>
-        <w:rPr>
-          <w:rFonts w:ascii="Calibri" w:hAnsi="Calibri" w:cs="Calibri"/>
-          <w:sz w:val="22"/>
-          <w:szCs w:val="22"/>
-        </w:rPr>
-        <w:t>Based</w:t>
-      </w:r>
-      <w:proofErr w:type="spellEnd"/>
-      <w:r>
-        <w:rPr>
-          <w:rFonts w:ascii="Calibri" w:hAnsi="Calibri" w:cs="Calibri"/>
-          <w:sz w:val="22"/>
-          <w:szCs w:val="22"/>
-        </w:rPr>
-        <w:t>-Verfahren überwiegend durch Deep Learning realisiert. Statt festen Regeln und Vorlagen, lernen die Modelle den Zusammenhang zwischen Augenbild und Blickrichtung direkt aus den Trainingsdaten</w:t>
+        <w:t>Hierbei wird ein aufgenommenes Augenbild mit einer Datenbank von Referenzbildern verglichen, die bekannte</w:t>
+      </w:r>
+      <w:r>
+        <w:rPr>
+          <w:rFonts w:ascii="Calibri" w:hAnsi="Calibri" w:cs="Calibri"/>
+          <w:sz w:val="22"/>
+          <w:szCs w:val="22"/>
+        </w:rPr>
+        <w:t>n</w:t>
+      </w:r>
+      <w:r>
+        <w:rPr>
+          <w:rFonts w:ascii="Calibri" w:hAnsi="Calibri" w:cs="Calibri"/>
+          <w:sz w:val="22"/>
+          <w:szCs w:val="22"/>
+        </w:rPr>
+        <w:t xml:space="preserve"> Blickrichtungen zugeordnet sind. Die Blickrichtung des ähnlichsten Referenzbild wird anschließend als Schätzung für das aktuelle Augenbild verwendet. Spätere Verfahren verwenden anstelle vollständiger Augenbilder spezifische Bildmerkmale, um die Blickrichtung vorherzusagen.</w:t>
+      </w:r>
+    </w:p>
+    <w:p>
+      <w:pPr>
+        <w:rPr>
+          <w:rFonts w:ascii="Calibri" w:hAnsi="Calibri" w:cs="Calibri"/>
+          <w:sz w:val="22"/>
+          <w:szCs w:val="22"/>
+        </w:rPr>
+      </w:pPr>
+      <w:r>
+        <w:rPr>
+          <w:rFonts w:ascii="Calibri" w:hAnsi="Calibri" w:cs="Calibri"/>
+          <w:sz w:val="22"/>
+          <w:szCs w:val="22"/>
+        </w:rPr>
+        <w:t>Heute sind Appearance-</w:t>
+      </w:r>
+      <w:r>
+        <w:rPr>
+          <w:rFonts w:ascii="Calibri" w:hAnsi="Calibri" w:cs="Calibri"/>
+          <w:sz w:val="22"/>
+          <w:szCs w:val="22"/>
+        </w:rPr>
+        <w:t xml:space="preserve">basierte </w:t>
+      </w:r>
+      <w:r>
+        <w:rPr>
+          <w:rFonts w:ascii="Calibri" w:hAnsi="Calibri" w:cs="Calibri"/>
+          <w:sz w:val="22"/>
+          <w:szCs w:val="22"/>
+        </w:rPr>
+        <w:t xml:space="preserve">Verfahren überwiegend durch Deep Learning realisiert. </w:t>
+      </w:r>
+      <w:r>
+        <w:rPr>
+          <w:rFonts w:ascii="Calibri" w:hAnsi="Calibri" w:cs="Calibri"/>
+          <w:sz w:val="22"/>
+          <w:szCs w:val="22"/>
+        </w:rPr>
+        <w:t>Anstelle von Regeln und Vorlagen</w:t>
+      </w:r>
+      <w:r>
+        <w:rPr>
+          <w:rFonts w:ascii="Calibri" w:hAnsi="Calibri" w:cs="Calibri"/>
+          <w:sz w:val="22"/>
+          <w:szCs w:val="22"/>
+        </w:rPr>
+        <w:t>, lernen die Modelle den Zusammenhang zwischen Augenbild und Blickrichtung direkt aus den Trainingsdaten</w:t>
       </w:r>
       <w:r>
         <w:rPr>
@@ -2280,25 +2095,7 @@
           <w:sz w:val="22"/>
           <w:szCs w:val="22"/>
         </w:rPr>
-        <w:t xml:space="preserve">Durch die Deep Feature </w:t>
-      </w:r>
-      <w:proofErr w:type="spellStart"/>
-      <w:r>
-        <w:rPr>
-          <w:rFonts w:ascii="Calibri" w:hAnsi="Calibri" w:cs="Calibri"/>
-          <w:sz w:val="22"/>
-          <w:szCs w:val="22"/>
-        </w:rPr>
-        <w:t>Extraction</w:t>
-      </w:r>
-      <w:proofErr w:type="spellEnd"/>
-      <w:r>
-        <w:rPr>
-          <w:rFonts w:ascii="Calibri" w:hAnsi="Calibri" w:cs="Calibri"/>
-          <w:sz w:val="22"/>
-          <w:szCs w:val="22"/>
-        </w:rPr>
-        <w:t xml:space="preserve"> lernen Deep-Learning-Modelle selbstständig</w:t>
+        <w:t>Durch die Deep Feature Extraction lernen Deep-Learning-Modelle selbstständig</w:t>
       </w:r>
       <w:r>
         <w:rPr>
@@ -2323,79 +2120,67 @@
           <w:sz w:val="22"/>
           <w:szCs w:val="22"/>
         </w:rPr>
+        <w:t>Die Grundlage vieler moderner Verfahren bilden Convolutional Neural Networks (CNNs). Diese Netzwerke sind speziell für die Verarbeitung von Bilddaten konzipiert und extrahieren Merkmale</w:t>
+      </w:r>
+      <w:r>
+        <w:rPr>
+          <w:rFonts w:ascii="Calibri" w:hAnsi="Calibri" w:cs="Calibri"/>
+          <w:sz w:val="22"/>
+          <w:szCs w:val="22"/>
+        </w:rPr>
+        <w:t xml:space="preserve"> schichtweise.</w:t>
+      </w:r>
+      <w:r>
+        <w:rPr>
+          <w:rFonts w:ascii="Calibri" w:hAnsi="Calibri" w:cs="Calibri"/>
+          <w:sz w:val="22"/>
+          <w:szCs w:val="22"/>
+        </w:rPr>
+        <w:t xml:space="preserve"> Frühe Netzwerkschichten erkennen einfache Strukturen wie Kanten oder Kontraste, </w:t>
+      </w:r>
+      <w:r>
+        <w:rPr>
+          <w:rFonts w:ascii="Calibri" w:hAnsi="Calibri" w:cs="Calibri"/>
+          <w:sz w:val="22"/>
+          <w:szCs w:val="22"/>
+        </w:rPr>
         <w:lastRenderedPageBreak/>
-        <w:t xml:space="preserve">Die Grundlage vieler moderner Verfahren bilden </w:t>
-      </w:r>
-      <w:proofErr w:type="spellStart"/>
-      <w:r>
-        <w:rPr>
-          <w:rFonts w:ascii="Calibri" w:hAnsi="Calibri" w:cs="Calibri"/>
-          <w:sz w:val="22"/>
-          <w:szCs w:val="22"/>
-        </w:rPr>
-        <w:t>Convolutional</w:t>
-      </w:r>
-      <w:proofErr w:type="spellEnd"/>
-      <w:r>
-        <w:rPr>
-          <w:rFonts w:ascii="Calibri" w:hAnsi="Calibri" w:cs="Calibri"/>
-          <w:sz w:val="22"/>
-          <w:szCs w:val="22"/>
-        </w:rPr>
-        <w:t xml:space="preserve"> </w:t>
-      </w:r>
-      <w:proofErr w:type="spellStart"/>
-      <w:r>
-        <w:rPr>
-          <w:rFonts w:ascii="Calibri" w:hAnsi="Calibri" w:cs="Calibri"/>
-          <w:sz w:val="22"/>
-          <w:szCs w:val="22"/>
-        </w:rPr>
-        <w:t>Neural</w:t>
-      </w:r>
-      <w:proofErr w:type="spellEnd"/>
-      <w:r>
-        <w:rPr>
-          <w:rFonts w:ascii="Calibri" w:hAnsi="Calibri" w:cs="Calibri"/>
-          <w:sz w:val="22"/>
-          <w:szCs w:val="22"/>
-        </w:rPr>
-        <w:t xml:space="preserve"> Networks (CNNs). Diese Netzwerke sind speziell für die Verarbeitung von Bilddaten konzipiert und extrahieren Merkmale</w:t>
-      </w:r>
-      <w:r>
-        <w:rPr>
-          <w:rFonts w:ascii="Calibri" w:hAnsi="Calibri" w:cs="Calibri"/>
-          <w:sz w:val="22"/>
-          <w:szCs w:val="22"/>
-        </w:rPr>
-        <w:t xml:space="preserve"> schichtweise.</w:t>
-      </w:r>
-      <w:r>
-        <w:rPr>
-          <w:rFonts w:ascii="Calibri" w:hAnsi="Calibri" w:cs="Calibri"/>
-          <w:sz w:val="22"/>
-          <w:szCs w:val="22"/>
-        </w:rPr>
-        <w:t xml:space="preserve"> Frühe Netzwerkschichten erkennen einfache Strukturen wie Kanten oder Kontraste, während tiefere Netzwerkschichten komplexere Informationen erfassen können. Die gewonnenen Merkmale werden anschließend dann zur Vorhersage der Blickrichtung verwendet.</w:t>
-      </w:r>
-    </w:p>
-    <w:p>
-      <w:pPr>
-        <w:rPr>
-          <w:rFonts w:ascii="Calibri" w:hAnsi="Calibri" w:cs="Calibri"/>
-          <w:sz w:val="22"/>
-          <w:szCs w:val="22"/>
-        </w:rPr>
-      </w:pPr>
-      <w:r>
-        <w:rPr>
-          <w:rFonts w:ascii="Calibri" w:hAnsi="Calibri" w:cs="Calibri"/>
-          <w:sz w:val="22"/>
-          <w:szCs w:val="22"/>
-          <w:highlight w:val="yellow"/>
-        </w:rPr>
-        <w:t>Datensätze</w:t>
-      </w:r>
+        <w:t>während tiefere Netzwerkschichten komplexere Informationen erfassen können. Die gewonnenen Merkmale werden anschließend dann zur Vorhersage der Blickrichtung verwendet.</w:t>
+      </w:r>
+    </w:p>
+    <w:p>
+      <w:pPr>
+        <w:rPr>
+          <w:rFonts w:ascii="Calibri" w:hAnsi="Calibri" w:cs="Calibri"/>
+          <w:sz w:val="22"/>
+          <w:szCs w:val="22"/>
+        </w:rPr>
+      </w:pPr>
+      <w:r>
+        <w:rPr>
+          <w:rFonts w:ascii="Calibri" w:hAnsi="Calibri" w:cs="Calibri"/>
+          <w:sz w:val="22"/>
+          <w:szCs w:val="22"/>
+        </w:rPr>
+        <w:t>Die modellbasierten Verfahren</w:t>
+      </w:r>
+      <w:r>
+        <w:rPr>
+          <w:rFonts w:ascii="Calibri" w:hAnsi="Calibri" w:cs="Calibri"/>
+          <w:sz w:val="22"/>
+          <w:szCs w:val="22"/>
+        </w:rPr>
+        <w:t xml:space="preserve"> sind im letzten Jahrzent in den Hintergrund geraten</w:t>
+      </w:r>
+    </w:p>
+    <w:p>
+      <w:pPr>
+        <w:rPr>
+          <w:rFonts w:ascii="Calibri" w:hAnsi="Calibri" w:cs="Calibri"/>
+          <w:sz w:val="22"/>
+          <w:szCs w:val="22"/>
+        </w:rPr>
+      </w:pPr>
     </w:p>
     <w:p>
       <w:pPr>
@@ -2435,65 +2220,6 @@
           <w:szCs w:val="22"/>
         </w:rPr>
         <w:t>2.1.3 Hybride Verfahren</w:t>
-      </w:r>
-    </w:p>
-    <w:p>
-      <w:pPr>
-        <w:rPr>
-          <w:rFonts w:ascii="Calibri" w:hAnsi="Calibri" w:cs="Calibri"/>
-          <w:sz w:val="22"/>
-          <w:szCs w:val="22"/>
-        </w:rPr>
-      </w:pPr>
-      <w:r>
-        <w:rPr>
-          <w:rFonts w:ascii="Calibri" w:hAnsi="Calibri" w:cs="Calibri"/>
-          <w:sz w:val="22"/>
-          <w:szCs w:val="22"/>
-        </w:rPr>
-        <w:t>Hier reichen 1–2 Absätze:</w:t>
-      </w:r>
-    </w:p>
-    <w:p>
-      <w:pPr>
-        <w:numPr>
-          <w:ilvl w:val="0"/>
-          <w:numId w:val="7"/>
-        </w:numPr>
-        <w:rPr>
-          <w:rFonts w:ascii="Calibri" w:hAnsi="Calibri" w:cs="Calibri"/>
-          <w:sz w:val="22"/>
-          <w:szCs w:val="22"/>
-        </w:rPr>
-      </w:pPr>
-      <w:r>
-        <w:rPr>
-          <w:rFonts w:ascii="Calibri" w:hAnsi="Calibri" w:cs="Calibri"/>
-          <w:sz w:val="22"/>
-          <w:szCs w:val="22"/>
-        </w:rPr>
-        <w:t>Kombination aus Geometrie und Deep Learning</w:t>
-      </w:r>
-    </w:p>
-    <w:p>
-      <w:pPr>
-        <w:numPr>
-          <w:ilvl w:val="0"/>
-          <w:numId w:val="7"/>
-        </w:numPr>
-        <w:rPr>
-          <w:rFonts w:ascii="Calibri" w:hAnsi="Calibri" w:cs="Calibri"/>
-          <w:sz w:val="22"/>
-          <w:szCs w:val="22"/>
-        </w:rPr>
-      </w:pPr>
-      <w:r>
-        <w:rPr>
-          <w:rFonts w:ascii="Calibri" w:hAnsi="Calibri" w:cs="Calibri"/>
-          <w:sz w:val="22"/>
-          <w:szCs w:val="22"/>
-        </w:rPr>
-        <w:t>Motivation</w:t>
       </w:r>
     </w:p>
     <w:p>
@@ -2571,6 +2297,96 @@
           <w:sz w:val="22"/>
           <w:szCs w:val="22"/>
         </w:rPr>
+        <w:t xml:space="preserve">Cheng </w:t>
+      </w:r>
+      <w:r>
+        <w:rPr>
+          <w:rFonts w:ascii="Calibri" w:hAnsi="Calibri" w:cs="Calibri"/>
+          <w:sz w:val="22"/>
+          <w:szCs w:val="22"/>
+        </w:rPr>
+        <w:t>et al. Weisen darauf hin, das neben rein modellbasierten und rein appearance-basierten Verfahren zunehmend hybride Ansätze erforscht</w:t>
+      </w:r>
+      <w:r>
+        <w:rPr>
+          <w:rFonts w:ascii="Calibri" w:hAnsi="Calibri" w:cs="Calibri"/>
+          <w:sz w:val="22"/>
+          <w:szCs w:val="22"/>
+        </w:rPr>
+        <w:t xml:space="preserve"> werden</w:t>
+      </w:r>
+      <w:r>
+        <w:rPr>
+          <w:rFonts w:ascii="Calibri" w:hAnsi="Calibri" w:cs="Calibri"/>
+          <w:sz w:val="22"/>
+          <w:szCs w:val="22"/>
+        </w:rPr>
+        <w:t>. Diese Verfahren kombinieren die automatische Extraktion von Merkmalen durch Deep-Learning Modellen mit zusätzlichen geometrischen Informationen, wie beispielsweise der Augengeometrie, um die Genauigkeit und Robustheit der Blickschätzung zu verbessern.</w:t>
+      </w:r>
+    </w:p>
+    <w:p>
+      <w:pPr>
+        <w:rPr>
+          <w:rFonts w:ascii="Calibri" w:hAnsi="Calibri" w:cs="Calibri"/>
+          <w:sz w:val="22"/>
+          <w:szCs w:val="22"/>
+        </w:rPr>
+      </w:pPr>
+      <w:r>
+        <w:rPr>
+          <w:rFonts w:ascii="Calibri" w:hAnsi="Calibri" w:cs="Calibri"/>
+          <w:sz w:val="22"/>
+          <w:szCs w:val="22"/>
+        </w:rPr>
+        <w:t>Ein Beispiel für einen</w:t>
+      </w:r>
+      <w:r>
+        <w:rPr>
+          <w:rFonts w:ascii="Calibri" w:hAnsi="Calibri" w:cs="Calibri"/>
+          <w:sz w:val="22"/>
+          <w:szCs w:val="22"/>
+        </w:rPr>
+        <w:t xml:space="preserve"> solchen</w:t>
+      </w:r>
+      <w:r>
+        <w:rPr>
+          <w:rFonts w:ascii="Calibri" w:hAnsi="Calibri" w:cs="Calibri"/>
+          <w:sz w:val="22"/>
+          <w:szCs w:val="22"/>
+        </w:rPr>
+        <w:t xml:space="preserve"> hybriden Ansatz wurde von Kaur vorgestellt. Es wird eine zusätzliche Schicht, ein Geometric Layer </w:t>
+      </w:r>
+      <w:r>
+        <w:rPr>
+          <w:rFonts w:ascii="Calibri" w:hAnsi="Calibri" w:cs="Calibri"/>
+          <w:sz w:val="22"/>
+          <w:szCs w:val="22"/>
+        </w:rPr>
+        <w:t xml:space="preserve">direkt in das neuronale Netzwerk </w:t>
+      </w:r>
+      <w:r>
+        <w:rPr>
+          <w:rFonts w:ascii="Calibri" w:hAnsi="Calibri" w:cs="Calibri"/>
+          <w:sz w:val="22"/>
+          <w:szCs w:val="22"/>
+        </w:rPr>
+        <w:t>integriert. Die Schicht bindet geometrische Eigenschaften des menschlichen Auges in den Lernprozess ein, sodass das Modell bei der Blickschätzung nicht ausschließlich auf Bildmerkmale angewiesen ist. Ziel ist es, die Interpretierbarkeit der Vorhersagen zu erhöhen und die Generalisierbarkeit auf unbekannte Datensätze zu verbessern.</w:t>
+      </w:r>
+    </w:p>
+    <w:p>
+      <w:pPr>
+        <w:rPr>
+          <w:rFonts w:ascii="Calibri" w:hAnsi="Calibri" w:cs="Calibri"/>
+          <w:sz w:val="22"/>
+          <w:szCs w:val="22"/>
+        </w:rPr>
+      </w:pPr>
+      <w:r>
+        <w:rPr>
+          <w:rFonts w:ascii="Calibri" w:hAnsi="Calibri" w:cs="Calibri"/>
+          <w:sz w:val="22"/>
+          <w:szCs w:val="22"/>
+        </w:rPr>
         <w:pict w14:anchorId="5DBDDEBE">
           <v:rect id="_x0000_i1028" style="width:0;height:1.5pt" o:hralign="center" o:hrstd="t" o:hr="t" fillcolor="#a0a0a0" stroked="f"/>
         </w:pict>
@@ -2580,137 +2396,461 @@
       <w:pPr>
         <w:rPr>
           <w:rFonts w:ascii="Calibri" w:hAnsi="Calibri" w:cs="Calibri"/>
-          <w:b/>
-          <w:bCs/>
-          <w:sz w:val="22"/>
-          <w:szCs w:val="22"/>
-        </w:rPr>
-      </w:pPr>
-      <w:r>
-        <w:rPr>
-          <w:rFonts w:ascii="Calibri" w:hAnsi="Calibri" w:cs="Calibri"/>
-          <w:b/>
-          <w:bCs/>
-          <w:sz w:val="22"/>
-          <w:szCs w:val="22"/>
-        </w:rPr>
-        <w:t>2.1.4 Bewertung von Gaze-</w:t>
-      </w:r>
-      <w:proofErr w:type="spellStart"/>
-      <w:r>
-        <w:rPr>
-          <w:rFonts w:ascii="Calibri" w:hAnsi="Calibri" w:cs="Calibri"/>
-          <w:b/>
-          <w:bCs/>
-          <w:sz w:val="22"/>
-          <w:szCs w:val="22"/>
-        </w:rPr>
-        <w:t>Estimation</w:t>
-      </w:r>
-      <w:proofErr w:type="spellEnd"/>
-      <w:r>
-        <w:rPr>
-          <w:rFonts w:ascii="Calibri" w:hAnsi="Calibri" w:cs="Calibri"/>
-          <w:b/>
-          <w:bCs/>
-          <w:sz w:val="22"/>
-          <w:szCs w:val="22"/>
-        </w:rPr>
-        <w:t>-Verfahren</w:t>
-      </w:r>
-    </w:p>
-    <w:p>
-      <w:pPr>
-        <w:numPr>
-          <w:ilvl w:val="0"/>
-          <w:numId w:val="9"/>
-        </w:numPr>
-        <w:rPr>
-          <w:rFonts w:ascii="Calibri" w:hAnsi="Calibri" w:cs="Calibri"/>
-          <w:sz w:val="22"/>
-          <w:szCs w:val="22"/>
-        </w:rPr>
-      </w:pPr>
-      <w:r>
-        <w:rPr>
-          <w:rFonts w:ascii="Calibri" w:hAnsi="Calibri" w:cs="Calibri"/>
-          <w:sz w:val="22"/>
-          <w:szCs w:val="22"/>
-        </w:rPr>
-        <w:t>Angular Error</w:t>
-      </w:r>
-    </w:p>
-    <w:p>
-      <w:pPr>
-        <w:numPr>
-          <w:ilvl w:val="0"/>
-          <w:numId w:val="9"/>
-        </w:numPr>
-        <w:rPr>
-          <w:rFonts w:ascii="Calibri" w:hAnsi="Calibri" w:cs="Calibri"/>
-          <w:sz w:val="22"/>
-          <w:szCs w:val="22"/>
-        </w:rPr>
-      </w:pPr>
-      <w:r>
-        <w:rPr>
-          <w:rFonts w:ascii="Calibri" w:hAnsi="Calibri" w:cs="Calibri"/>
-          <w:sz w:val="22"/>
-          <w:szCs w:val="22"/>
-        </w:rPr>
-        <w:t>2D-Fehler</w:t>
-      </w:r>
-    </w:p>
-    <w:p>
-      <w:pPr>
-        <w:numPr>
-          <w:ilvl w:val="0"/>
-          <w:numId w:val="9"/>
-        </w:numPr>
-        <w:rPr>
-          <w:rFonts w:ascii="Calibri" w:hAnsi="Calibri" w:cs="Calibri"/>
-          <w:sz w:val="22"/>
-          <w:szCs w:val="22"/>
-        </w:rPr>
-      </w:pPr>
-      <w:r>
-        <w:rPr>
-          <w:rFonts w:ascii="Calibri" w:hAnsi="Calibri" w:cs="Calibri"/>
-          <w:sz w:val="22"/>
-          <w:szCs w:val="22"/>
-        </w:rPr>
-        <w:t>Generalisierung</w:t>
-      </w:r>
-    </w:p>
-    <w:p>
-      <w:pPr>
-        <w:rPr>
-          <w:rFonts w:ascii="Calibri" w:hAnsi="Calibri" w:cs="Calibri"/>
-          <w:sz w:val="22"/>
-          <w:szCs w:val="22"/>
-        </w:rPr>
-      </w:pPr>
-      <w:r>
-        <w:rPr>
-          <w:rFonts w:ascii="Calibri" w:hAnsi="Calibri" w:cs="Calibri"/>
-          <w:sz w:val="22"/>
-          <w:szCs w:val="22"/>
-        </w:rPr>
-        <w:t>Quelle:</w:t>
-      </w:r>
-    </w:p>
-    <w:p>
-      <w:pPr>
-        <w:numPr>
-          <w:ilvl w:val="0"/>
-          <w:numId w:val="10"/>
-        </w:numPr>
-        <w:rPr>
-          <w:rFonts w:ascii="Calibri" w:hAnsi="Calibri" w:cs="Calibri"/>
-          <w:sz w:val="22"/>
-          <w:szCs w:val="22"/>
-        </w:rPr>
-      </w:pPr>
+          <w:sz w:val="22"/>
+          <w:szCs w:val="22"/>
+        </w:rPr>
+      </w:pPr>
+      <w:r>
+        <w:rPr>
+          <w:rFonts w:ascii="Calibri" w:hAnsi="Calibri" w:cs="Calibri"/>
+          <w:sz w:val="22"/>
+          <w:szCs w:val="22"/>
+        </w:rPr>
+        <w:t>2.2 Koordinatensysteme</w:t>
+      </w:r>
+    </w:p>
+    <w:p>
+      <w:pPr>
+        <w:tabs>
+          <w:tab w:val="left" w:pos="3068"/>
+        </w:tabs>
+        <w:rPr>
+          <w:rFonts w:ascii="Calibri" w:hAnsi="Calibri" w:cs="Calibri"/>
+          <w:sz w:val="22"/>
+          <w:szCs w:val="22"/>
+        </w:rPr>
+      </w:pPr>
+      <w:r>
+        <w:rPr>
+          <w:rFonts w:ascii="Calibri" w:hAnsi="Calibri" w:cs="Calibri"/>
+          <w:sz w:val="22"/>
+          <w:szCs w:val="22"/>
+        </w:rPr>
+        <w:t xml:space="preserve">Quellen: </w:t>
+      </w:r>
+      <w:r>
+        <w:rPr>
+          <w:rFonts w:ascii="Calibri" w:hAnsi="Calibri" w:cs="Calibri"/>
+          <w:sz w:val="22"/>
+          <w:szCs w:val="22"/>
+        </w:rPr>
+        <w:t>Hansen &amp; Ji (2010)</w:t>
+      </w:r>
+      <w:r>
+        <w:rPr>
+          <w:rFonts w:ascii="Calibri" w:hAnsi="Calibri" w:cs="Calibri"/>
+          <w:sz w:val="22"/>
+          <w:szCs w:val="22"/>
+        </w:rPr>
+        <w:t xml:space="preserve">, </w:t>
+      </w:r>
+      <w:r>
+        <w:rPr>
+          <w:rFonts w:ascii="Calibri" w:hAnsi="Calibri" w:cs="Calibri"/>
+          <w:sz w:val="22"/>
+          <w:szCs w:val="22"/>
+        </w:rPr>
+        <w:t>Kaur et al. (2022)</w:t>
+      </w:r>
+    </w:p>
+    <w:p>
+      <w:pPr>
+        <w:rPr>
+          <w:rFonts w:ascii="Calibri" w:hAnsi="Calibri" w:cs="Calibri"/>
+          <w:sz w:val="22"/>
+          <w:szCs w:val="22"/>
+        </w:rPr>
+      </w:pPr>
+      <w:r>
+        <w:rPr>
+          <w:rFonts w:ascii="Calibri" w:hAnsi="Calibri" w:cs="Calibri"/>
+          <w:sz w:val="22"/>
+          <w:szCs w:val="22"/>
+        </w:rPr>
+        <w:t>Bezugssysteme</w:t>
+      </w:r>
+    </w:p>
+    <w:p>
+      <w:pPr>
+        <w:rPr>
+          <w:rFonts w:ascii="Calibri" w:hAnsi="Calibri" w:cs="Calibri"/>
+          <w:sz w:val="22"/>
+          <w:szCs w:val="22"/>
+        </w:rPr>
+      </w:pPr>
+      <w:r>
+        <w:rPr>
+          <w:rFonts w:ascii="Calibri" w:hAnsi="Calibri" w:cs="Calibri"/>
+          <w:sz w:val="22"/>
+          <w:szCs w:val="22"/>
+        </w:rPr>
+        <w:t>Bildkoordinatensystem</w:t>
+      </w:r>
+    </w:p>
+    <w:p>
+      <w:pPr>
+        <w:rPr>
+          <w:rFonts w:ascii="Calibri" w:hAnsi="Calibri" w:cs="Calibri"/>
+          <w:sz w:val="22"/>
+          <w:szCs w:val="22"/>
+        </w:rPr>
+      </w:pPr>
+      <w:r>
+        <w:rPr>
+          <w:rFonts w:ascii="Calibri" w:hAnsi="Calibri" w:cs="Calibri"/>
+          <w:sz w:val="22"/>
+          <w:szCs w:val="22"/>
+        </w:rPr>
+        <w:t>Kopfkoordinatensystem</w:t>
+      </w:r>
+    </w:p>
+    <w:p>
+      <w:pPr>
+        <w:rPr>
+          <w:rFonts w:ascii="Calibri" w:hAnsi="Calibri" w:cs="Calibri"/>
+          <w:sz w:val="22"/>
+          <w:szCs w:val="22"/>
+        </w:rPr>
+      </w:pPr>
+      <w:r>
+        <w:rPr>
+          <w:rFonts w:ascii="Calibri" w:hAnsi="Calibri" w:cs="Calibri"/>
+          <w:sz w:val="22"/>
+          <w:szCs w:val="22"/>
+        </w:rPr>
+        <w:t>Augenkoordinatensystem</w:t>
+      </w:r>
+    </w:p>
+    <w:p>
+      <w:pPr>
+        <w:rPr>
+          <w:rFonts w:ascii="Calibri" w:hAnsi="Calibri" w:cs="Calibri"/>
+          <w:sz w:val="22"/>
+          <w:szCs w:val="22"/>
+        </w:rPr>
+      </w:pPr>
+      <w:r>
+        <w:rPr>
+          <w:rFonts w:ascii="Calibri" w:hAnsi="Calibri" w:cs="Calibri"/>
+          <w:sz w:val="22"/>
+          <w:szCs w:val="22"/>
+        </w:rPr>
+        <w:t>Weltkoordinatensystem</w:t>
+      </w:r>
+    </w:p>
+    <w:p>
+      <w:pPr>
+        <w:rPr>
+          <w:rFonts w:ascii="Calibri" w:hAnsi="Calibri" w:cs="Calibri"/>
+          <w:sz w:val="22"/>
+          <w:szCs w:val="22"/>
+        </w:rPr>
+      </w:pPr>
+      <w:r>
+        <w:rPr>
+          <w:rFonts w:ascii="Calibri" w:hAnsi="Calibri" w:cs="Calibri"/>
+          <w:sz w:val="22"/>
+          <w:szCs w:val="22"/>
+        </w:rPr>
+        <w:t>Blickrichtung ist 3d Vektor, daher müssen Transformationen zwischen den Koordinatensystemen durchgeführt werden.</w:t>
+      </w:r>
+    </w:p>
+    <w:p>
+      <w:pPr>
+        <w:rPr>
+          <w:rFonts w:ascii="Calibri" w:hAnsi="Calibri" w:cs="Calibri"/>
+          <w:sz w:val="22"/>
+          <w:szCs w:val="22"/>
+        </w:rPr>
+      </w:pPr>
+      <w:r>
+        <w:rPr>
+          <w:rFonts w:ascii="Calibri" w:hAnsi="Calibri" w:cs="Calibri"/>
+          <w:sz w:val="22"/>
+          <w:szCs w:val="22"/>
+        </w:rPr>
+        <w:t>2.3 Kamerakalibrierung und Synchronisation</w:t>
+      </w:r>
+    </w:p>
+    <w:p>
+      <w:pPr>
+        <w:rPr>
+          <w:rFonts w:ascii="Calibri" w:hAnsi="Calibri" w:cs="Calibri"/>
+          <w:sz w:val="22"/>
+          <w:szCs w:val="22"/>
+        </w:rPr>
+      </w:pPr>
+      <w:r>
+        <w:rPr>
+          <w:rFonts w:ascii="Calibri" w:hAnsi="Calibri" w:cs="Calibri"/>
+          <w:sz w:val="22"/>
+          <w:szCs w:val="22"/>
+        </w:rPr>
+        <w:t xml:space="preserve">Quellen: </w:t>
+      </w:r>
+      <w:r>
+        <w:rPr>
+          <w:rFonts w:ascii="Calibri" w:hAnsi="Calibri" w:cs="Calibri"/>
+          <w:sz w:val="22"/>
+          <w:szCs w:val="22"/>
+        </w:rPr>
+        <w:t>Zhang (2000)</w:t>
+      </w:r>
+      <w:r>
+        <w:rPr>
+          <w:rFonts w:ascii="Calibri" w:hAnsi="Calibri" w:cs="Calibri"/>
+          <w:sz w:val="22"/>
+          <w:szCs w:val="22"/>
+        </w:rPr>
+        <w:t xml:space="preserve">, Beispiele: </w:t>
+      </w:r>
+      <w:r>
+        <w:rPr>
+          <w:rFonts w:ascii="Calibri" w:hAnsi="Calibri" w:cs="Calibri"/>
+          <w:sz w:val="22"/>
+          <w:szCs w:val="22"/>
+        </w:rPr>
+        <w:t>Olson (2011) AprilTag</w:t>
+      </w:r>
+      <w:r>
+        <w:rPr>
+          <w:rFonts w:ascii="Calibri" w:hAnsi="Calibri" w:cs="Calibri"/>
+          <w:sz w:val="22"/>
+          <w:szCs w:val="22"/>
+        </w:rPr>
+        <w:t xml:space="preserve">, </w:t>
+      </w:r>
+      <w:r>
+        <w:rPr>
+          <w:rFonts w:ascii="Calibri" w:hAnsi="Calibri" w:cs="Calibri"/>
+          <w:sz w:val="22"/>
+          <w:szCs w:val="22"/>
+        </w:rPr>
+        <w:t>EYEDIAP (Funes Mora et al., 2014)</w:t>
+      </w:r>
+    </w:p>
+    <w:p>
+      <w:pPr>
+        <w:rPr>
+          <w:rFonts w:ascii="Calibri" w:hAnsi="Calibri" w:cs="Calibri"/>
+          <w:sz w:val="22"/>
+          <w:szCs w:val="22"/>
+        </w:rPr>
+      </w:pPr>
+      <w:r>
+        <w:rPr>
+          <w:rFonts w:ascii="Calibri" w:hAnsi="Calibri" w:cs="Calibri"/>
+          <w:sz w:val="22"/>
+          <w:szCs w:val="22"/>
+        </w:rPr>
+        <w:t>Ziel der Kamerakalibrierung ist es intrinsische und extrinsische Kameraparameter zu bestimmen</w:t>
+      </w:r>
+    </w:p>
+    <w:p>
+      <w:pPr>
+        <w:rPr>
+          <w:rFonts w:ascii="Calibri" w:hAnsi="Calibri" w:cs="Calibri"/>
+          <w:sz w:val="22"/>
+          <w:szCs w:val="22"/>
+        </w:rPr>
+      </w:pPr>
+      <w:r>
+        <w:rPr>
+          <w:rFonts w:ascii="Calibri" w:hAnsi="Calibri" w:cs="Calibri"/>
+          <w:sz w:val="22"/>
+          <w:szCs w:val="22"/>
+        </w:rPr>
+        <w:t>3. Stand der Forschung</w:t>
+      </w:r>
+    </w:p>
+    <w:p>
+      <w:pPr>
+        <w:rPr>
+          <w:rFonts w:ascii="Calibri" w:hAnsi="Calibri" w:cs="Calibri"/>
+          <w:sz w:val="22"/>
+          <w:szCs w:val="22"/>
+        </w:rPr>
+      </w:pPr>
+      <w:r>
+        <w:rPr>
+          <w:rFonts w:ascii="Calibri" w:hAnsi="Calibri" w:cs="Calibri"/>
+          <w:sz w:val="22"/>
+          <w:szCs w:val="22"/>
+        </w:rPr>
+        <w:lastRenderedPageBreak/>
+        <w:t xml:space="preserve">Die Entwicklung der Blichschätzung hat sich von den klassischen modellbasierten Verfahren </w:t>
+      </w:r>
+      <w:r>
+        <w:rPr>
+          <w:rFonts w:ascii="Calibri" w:hAnsi="Calibri" w:cs="Calibri"/>
+          <w:sz w:val="22"/>
+          <w:szCs w:val="22"/>
+        </w:rPr>
+        <w:t>über</w:t>
+      </w:r>
+      <w:r>
+        <w:rPr>
+          <w:rFonts w:ascii="Calibri" w:hAnsi="Calibri" w:cs="Calibri"/>
+          <w:sz w:val="22"/>
+          <w:szCs w:val="22"/>
+        </w:rPr>
+        <w:t xml:space="preserve"> appearance-basierten Verfahren</w:t>
+      </w:r>
+      <w:r>
+        <w:rPr>
+          <w:rFonts w:ascii="Calibri" w:hAnsi="Calibri" w:cs="Calibri"/>
+          <w:sz w:val="22"/>
+          <w:szCs w:val="22"/>
+        </w:rPr>
+        <w:t xml:space="preserve"> hin zu</w:t>
+      </w:r>
+      <w:r>
+        <w:rPr>
+          <w:rFonts w:ascii="Calibri" w:hAnsi="Calibri" w:cs="Calibri"/>
+          <w:sz w:val="22"/>
+          <w:szCs w:val="22"/>
+        </w:rPr>
+        <w:t xml:space="preserve"> Deep Learning</w:t>
+      </w:r>
+      <w:r>
+        <w:rPr>
+          <w:rFonts w:ascii="Calibri" w:hAnsi="Calibri" w:cs="Calibri"/>
+          <w:sz w:val="22"/>
+          <w:szCs w:val="22"/>
+        </w:rPr>
+        <w:t xml:space="preserve"> Verfahren</w:t>
+      </w:r>
+      <w:r>
+        <w:rPr>
+          <w:rFonts w:ascii="Calibri" w:hAnsi="Calibri" w:cs="Calibri"/>
+          <w:sz w:val="22"/>
+          <w:szCs w:val="22"/>
+        </w:rPr>
+        <w:t xml:space="preserve"> entwickelt. </w:t>
+      </w:r>
+      <w:r>
+        <w:rPr>
+          <w:rFonts w:ascii="Calibri" w:hAnsi="Calibri" w:cs="Calibri"/>
+          <w:sz w:val="22"/>
+          <w:szCs w:val="22"/>
+        </w:rPr>
+        <w:t>Die Leistung dieser Ansätze hängt neben des neuronalen Netzes auch von der Qualität und Quantität der verfügbaren Datensätzen ab. Im nächsten Schritt werden die wichtigsten Datensätze des letzten Jahrzehnts beschrieben, verglichen und ihre Limitierungen hervorgehoben.</w:t>
+      </w:r>
+    </w:p>
+    <w:p>
+      <w:pPr>
+        <w:rPr>
+          <w:rFonts w:ascii="Calibri" w:hAnsi="Calibri" w:cs="Calibri"/>
+          <w:sz w:val="22"/>
+          <w:szCs w:val="22"/>
+        </w:rPr>
+      </w:pPr>
+      <w:r>
+        <w:rPr>
+          <w:rFonts w:ascii="Calibri" w:hAnsi="Calibri" w:cs="Calibri"/>
+          <w:sz w:val="22"/>
+          <w:szCs w:val="22"/>
+        </w:rPr>
+        <w:t>3.1 Moderne Datensätze</w:t>
+      </w:r>
+    </w:p>
+    <w:p>
+      <w:pPr>
+        <w:rPr>
+          <w:rFonts w:ascii="Calibri" w:hAnsi="Calibri" w:cs="Calibri"/>
+          <w:sz w:val="22"/>
+          <w:szCs w:val="22"/>
+          <w:lang w:val="en-US"/>
+        </w:rPr>
+      </w:pPr>
+      <w:r>
+        <w:rPr>
+          <w:rFonts w:ascii="Calibri" w:hAnsi="Calibri" w:cs="Calibri"/>
+          <w:sz w:val="22"/>
+          <w:szCs w:val="22"/>
+          <w:lang w:val="en-US"/>
+        </w:rPr>
+        <w:t xml:space="preserve">EYEDIAP, GazeCapture, MPIIGAZE, </w:t>
+      </w:r>
+      <w:r>
+        <w:rPr>
+          <w:rFonts w:ascii="Calibri" w:hAnsi="Calibri" w:cs="Calibri"/>
+          <w:sz w:val="22"/>
+          <w:szCs w:val="22"/>
+          <w:lang w:val="en-US"/>
+        </w:rPr>
+        <w:t>Gaze360,</w:t>
+      </w:r>
+      <w:r>
+        <w:rPr>
+          <w:rFonts w:ascii="Calibri" w:hAnsi="Calibri" w:cs="Calibri"/>
+          <w:sz w:val="22"/>
+          <w:szCs w:val="22"/>
+          <w:lang w:val="en-US"/>
+        </w:rPr>
+        <w:t xml:space="preserve"> </w:t>
+      </w:r>
+      <w:r>
+        <w:rPr>
+          <w:rFonts w:ascii="Calibri" w:hAnsi="Calibri" w:cs="Calibri"/>
+          <w:sz w:val="22"/>
+          <w:szCs w:val="22"/>
+          <w:lang w:val="en-US"/>
+        </w:rPr>
+        <w:t>EVE,</w:t>
+      </w:r>
+      <w:r>
+        <w:rPr>
+          <w:rFonts w:ascii="Calibri" w:hAnsi="Calibri" w:cs="Calibri"/>
+          <w:sz w:val="22"/>
+          <w:szCs w:val="22"/>
+          <w:lang w:val="en-US"/>
+        </w:rPr>
+        <w:t xml:space="preserve"> </w:t>
+      </w:r>
+      <w:r>
+        <w:rPr>
+          <w:rFonts w:ascii="Calibri" w:hAnsi="Calibri" w:cs="Calibri"/>
+          <w:sz w:val="22"/>
+          <w:szCs w:val="22"/>
+          <w:lang w:val="en-US"/>
+        </w:rPr>
+        <w:t>ETH-XGaze,</w:t>
+      </w:r>
+    </w:p>
+    <w:p>
+      <w:pPr>
+        <w:rPr>
+          <w:rFonts w:ascii="Calibri" w:hAnsi="Calibri" w:cs="Calibri"/>
+          <w:sz w:val="22"/>
+          <w:szCs w:val="22"/>
+        </w:rPr>
+      </w:pPr>
+      <w:r>
+        <w:rPr>
+          <w:rFonts w:ascii="Calibri" w:hAnsi="Calibri" w:cs="Calibri"/>
+          <w:sz w:val="22"/>
+          <w:szCs w:val="22"/>
+        </w:rPr>
+        <w:t>3.2 Vergleich der Datensätze</w:t>
+      </w:r>
+    </w:p>
+    <w:p>
+      <w:pPr>
+        <w:rPr>
+          <w:rFonts w:ascii="Calibri" w:hAnsi="Calibri" w:cs="Calibri"/>
+          <w:sz w:val="22"/>
+          <w:szCs w:val="22"/>
+        </w:rPr>
+      </w:pPr>
+      <w:r>
+        <w:rPr>
+          <w:rFonts w:ascii="Calibri" w:hAnsi="Calibri" w:cs="Calibri"/>
+          <w:sz w:val="22"/>
+          <w:szCs w:val="22"/>
+        </w:rPr>
+        <w:t xml:space="preserve">Quellen: </w:t>
+      </w:r>
       <w:r>
         <w:rPr>
           <w:rFonts w:ascii="Calibri" w:hAnsi="Calibri" w:cs="Calibri"/>
@@ -2728,6 +2868,115 @@
           <w:szCs w:val="22"/>
         </w:rPr>
       </w:pPr>
+      <w:r>
+        <w:rPr>
+          <w:rFonts w:ascii="Calibri" w:hAnsi="Calibri" w:cs="Calibri"/>
+          <w:sz w:val="22"/>
+          <w:szCs w:val="22"/>
+        </w:rPr>
+        <w:t>Anzahl der Probanden, Head-Pose Bereich, Blickwinkelbereich, Beleuchtungsvariation, Auflösung, Indoor/Outdoor, Person Unabhängigkeit, Verfügbarkeit, Besonderheiten</w:t>
+      </w:r>
+    </w:p>
+    <w:p>
+      <w:pPr>
+        <w:rPr>
+          <w:rFonts w:ascii="Calibri" w:hAnsi="Calibri" w:cs="Calibri"/>
+          <w:sz w:val="22"/>
+          <w:szCs w:val="22"/>
+        </w:rPr>
+      </w:pPr>
+      <w:r>
+        <w:rPr>
+          <w:rFonts w:ascii="Calibri" w:hAnsi="Calibri" w:cs="Calibri"/>
+          <w:sz w:val="22"/>
+          <w:szCs w:val="22"/>
+        </w:rPr>
+        <w:t>3.3 Limitierungen</w:t>
+      </w:r>
+    </w:p>
+    <w:p>
+      <w:pPr>
+        <w:rPr>
+          <w:rFonts w:ascii="Calibri" w:hAnsi="Calibri" w:cs="Calibri"/>
+          <w:sz w:val="22"/>
+          <w:szCs w:val="22"/>
+        </w:rPr>
+      </w:pPr>
+      <w:r>
+        <w:rPr>
+          <w:rFonts w:ascii="Calibri" w:hAnsi="Calibri" w:cs="Calibri"/>
+          <w:sz w:val="22"/>
+          <w:szCs w:val="22"/>
+        </w:rPr>
+        <w:t xml:space="preserve">Quellen: </w:t>
+      </w:r>
+      <w:r>
+        <w:rPr>
+          <w:rFonts w:ascii="Calibri" w:hAnsi="Calibri" w:cs="Calibri"/>
+          <w:sz w:val="22"/>
+          <w:szCs w:val="22"/>
+        </w:rPr>
+        <w:t>Cheng et al. (2024)</w:t>
+      </w:r>
+    </w:p>
+    <w:p>
+      <w:pPr>
+        <w:rPr>
+          <w:rFonts w:ascii="Calibri" w:hAnsi="Calibri" w:cs="Calibri"/>
+          <w:sz w:val="22"/>
+          <w:szCs w:val="22"/>
+        </w:rPr>
+      </w:pPr>
+      <w:r>
+        <w:rPr>
+          <w:rFonts w:ascii="Calibri" w:hAnsi="Calibri" w:cs="Calibri"/>
+          <w:sz w:val="22"/>
+          <w:szCs w:val="22"/>
+        </w:rPr>
+        <w:t>Datensatzbezogene Limitierungen: zu wenige Probanden, Begrenzte Diversität, wenig Brille, wenig Outdoor, fehlende Extrembedingungen</w:t>
+      </w:r>
+    </w:p>
+    <w:p>
+      <w:pPr>
+        <w:rPr>
+          <w:rFonts w:ascii="Calibri" w:hAnsi="Calibri" w:cs="Calibri"/>
+          <w:sz w:val="22"/>
+          <w:szCs w:val="22"/>
+        </w:rPr>
+      </w:pPr>
+      <w:r>
+        <w:rPr>
+          <w:rFonts w:ascii="Calibri" w:hAnsi="Calibri" w:cs="Calibri"/>
+          <w:sz w:val="22"/>
+          <w:szCs w:val="22"/>
+        </w:rPr>
+        <w:t>Methodische Limitierungen: Schlechte Generalisierung auf neue Datensätze, Kopfrotationprobleme, Schwierigkeiten bei Verdeckungen, Probleme bei schlechtem Licht</w:t>
+      </w:r>
+    </w:p>
+    <w:p>
+      <w:pPr>
+        <w:rPr>
+          <w:rFonts w:ascii="Calibri" w:hAnsi="Calibri" w:cs="Calibri"/>
+          <w:sz w:val="22"/>
+          <w:szCs w:val="22"/>
+        </w:rPr>
+      </w:pPr>
+      <w:r>
+        <w:rPr>
+          <w:rFonts w:ascii="Calibri" w:hAnsi="Calibri" w:cs="Calibri"/>
+          <w:sz w:val="22"/>
+          <w:szCs w:val="22"/>
+        </w:rPr>
+        <w:t>Praktische Limitierungen:</w:t>
+      </w:r>
+      <w:r>
+        <w:rPr>
+          <w:rFonts w:ascii="Calibri" w:hAnsi="Calibri" w:cs="Calibri"/>
+          <w:sz w:val="22"/>
+          <w:szCs w:val="22"/>
+        </w:rPr>
+        <w:t xml:space="preserve"> Kalibrierungsaufwand, Echtzeitfähigkeit, Hardwareabhängigkeit, Datenschutz</w:t>
+      </w:r>
     </w:p>
     <w:sectPr>
       <w:footerReference w:type="even" r:id="rId7"/>
@@ -5310,7 +5559,6 @@
   <w:style w:type="character" w:default="1" w:styleId="Absatz-Standardschriftart">
     <w:name w:val="Default Paragraph Font"/>
     <w:uiPriority w:val="1"/>
-    <w:semiHidden/>
     <w:unhideWhenUsed/>
   </w:style>
   <w:style w:type="table" w:default="1" w:styleId="NormaleTabelle">

--- a/Thesis Text.docx
+++ b/Thesis Text.docx
@@ -62,8 +62,20 @@
           <w:sz w:val="22"/>
           <w:szCs w:val="22"/>
         </w:rPr>
-        <w:t>2.1 Gaze Estimation</w:t>
-      </w:r>
+        <w:t xml:space="preserve">2.1 Gaze </w:t>
+      </w:r>
+      <w:proofErr w:type="spellStart"/>
+      <w:r>
+        <w:rPr>
+          <w:rFonts w:ascii="Calibri" w:hAnsi="Calibri" w:cs="Calibri"/>
+          <w:b/>
+          <w:bCs/>
+          <w:sz w:val="22"/>
+          <w:szCs w:val="22"/>
+        </w:rPr>
+        <w:t>Estimation</w:t>
+      </w:r>
+      <w:proofErr w:type="spellEnd"/>
     </w:p>
     <w:p>
       <w:pPr>
@@ -165,8 +177,18 @@
           <w:sz w:val="22"/>
           <w:szCs w:val="22"/>
         </w:rPr>
-        <w:t>Gaze Estimation</w:t>
-      </w:r>
+        <w:t xml:space="preserve">Gaze </w:t>
+      </w:r>
+      <w:proofErr w:type="spellStart"/>
+      <w:r>
+        <w:rPr>
+          <w:rFonts w:ascii="Calibri" w:hAnsi="Calibri" w:cs="Calibri"/>
+          <w:sz w:val="22"/>
+          <w:szCs w:val="22"/>
+        </w:rPr>
+        <w:t>Estimation</w:t>
+      </w:r>
+      <w:proofErr w:type="spellEnd"/>
       <w:r>
         <w:rPr>
           <w:rFonts w:ascii="Calibri" w:hAnsi="Calibri" w:cs="Calibri"/>
@@ -333,8 +355,18 @@
           <w:sz w:val="22"/>
           <w:szCs w:val="22"/>
         </w:rPr>
-        <w:t>Head Pose Estimation</w:t>
-      </w:r>
+        <w:t xml:space="preserve">Head Pose </w:t>
+      </w:r>
+      <w:proofErr w:type="spellStart"/>
+      <w:r>
+        <w:rPr>
+          <w:rFonts w:ascii="Calibri" w:hAnsi="Calibri" w:cs="Calibri"/>
+          <w:sz w:val="22"/>
+          <w:szCs w:val="22"/>
+        </w:rPr>
+        <w:t>Estimation</w:t>
+      </w:r>
+      <w:proofErr w:type="spellEnd"/>
       <w:r>
         <w:rPr>
           <w:rFonts w:ascii="Calibri" w:hAnsi="Calibri" w:cs="Calibri"/>
@@ -357,16 +389,34 @@
           <w:sz w:val="22"/>
           <w:szCs w:val="22"/>
         </w:rPr>
-        <w:t xml:space="preserve"> Approximierung der räumlichen Orientierung des Kopfes,</w:t>
-      </w:r>
-      <w:r>
-        <w:rPr>
-          <w:rFonts w:ascii="Calibri" w:hAnsi="Calibri" w:cs="Calibri"/>
-          <w:sz w:val="22"/>
-          <w:szCs w:val="22"/>
-        </w:rPr>
         <w:t xml:space="preserve"> </w:t>
       </w:r>
+      <w:proofErr w:type="spellStart"/>
+      <w:r>
+        <w:rPr>
+          <w:rFonts w:ascii="Calibri" w:hAnsi="Calibri" w:cs="Calibri"/>
+          <w:sz w:val="22"/>
+          <w:szCs w:val="22"/>
+        </w:rPr>
+        <w:t>Approximierung</w:t>
+      </w:r>
+      <w:proofErr w:type="spellEnd"/>
+      <w:r>
+        <w:rPr>
+          <w:rFonts w:ascii="Calibri" w:hAnsi="Calibri" w:cs="Calibri"/>
+          <w:sz w:val="22"/>
+          <w:szCs w:val="22"/>
+        </w:rPr>
+        <w:t xml:space="preserve"> der räumlichen Orientierung des Kopfes,</w:t>
+      </w:r>
+      <w:r>
+        <w:rPr>
+          <w:rFonts w:ascii="Calibri" w:hAnsi="Calibri" w:cs="Calibri"/>
+          <w:sz w:val="22"/>
+          <w:szCs w:val="22"/>
+        </w:rPr>
+        <w:t xml:space="preserve"> </w:t>
+      </w:r>
       <w:r>
         <w:rPr>
           <w:rFonts w:ascii="Calibri" w:hAnsi="Calibri" w:cs="Calibri"/>
@@ -759,7 +809,58 @@
           <w:sz w:val="22"/>
           <w:szCs w:val="22"/>
         </w:rPr>
-        <w:t xml:space="preserve"> Darüber hinaus gewinnt diese Technologie zunehmend an Bedeutung in Verbraucheranwendungen wie Virtual/Augmented Reality und Fahrerüberwachungssystemen. Durch die berührungslose Erfassung der Blickrichtung wird eine intuitive Interkation mit technischen Systemen ermöglicht und es können wichtige Informationen über das Verhalten und die Aufmerksamkeit des Nutzenden beschaffen werden.</w:t>
+        <w:t xml:space="preserve"> Darüber hinaus gewinnt diese Technologie zunehmend an Bedeutung in Verbraucheranwendungen wie Virtual/</w:t>
+      </w:r>
+      <w:proofErr w:type="spellStart"/>
+      <w:r>
+        <w:rPr>
+          <w:rFonts w:ascii="Calibri" w:hAnsi="Calibri" w:cs="Calibri"/>
+          <w:sz w:val="22"/>
+          <w:szCs w:val="22"/>
+        </w:rPr>
+        <w:t>Augmented</w:t>
+      </w:r>
+      <w:proofErr w:type="spellEnd"/>
+      <w:r>
+        <w:rPr>
+          <w:rFonts w:ascii="Calibri" w:hAnsi="Calibri" w:cs="Calibri"/>
+          <w:sz w:val="22"/>
+          <w:szCs w:val="22"/>
+        </w:rPr>
+        <w:t xml:space="preserve"> Reality und Fahrerüberwachungssystemen. Durch die berührungslose Erfassung der Blickrichtung wird eine intuitive Intera</w:t>
+      </w:r>
+      <w:r>
+        <w:rPr>
+          <w:rFonts w:ascii="Calibri" w:hAnsi="Calibri" w:cs="Calibri"/>
+          <w:sz w:val="22"/>
+          <w:szCs w:val="22"/>
+        </w:rPr>
+        <w:t>k</w:t>
+      </w:r>
+      <w:r>
+        <w:rPr>
+          <w:rFonts w:ascii="Calibri" w:hAnsi="Calibri" w:cs="Calibri"/>
+          <w:sz w:val="22"/>
+          <w:szCs w:val="22"/>
+        </w:rPr>
+        <w:t>tion mit technischen Systemen ermöglicht und es können wichtige Informationen über das Verhalten und die Aufmerksamkeit des Nutzenden beschaffen werden.</w:t>
+      </w:r>
+    </w:p>
+    <w:p>
+      <w:pPr>
+        <w:rPr>
+          <w:rFonts w:ascii="Calibri" w:hAnsi="Calibri" w:cs="Calibri"/>
+          <w:sz w:val="22"/>
+          <w:szCs w:val="22"/>
+        </w:rPr>
+      </w:pPr>
+      <w:r>
+        <w:rPr>
+          <w:rFonts w:ascii="Calibri" w:hAnsi="Calibri" w:cs="Calibri"/>
+          <w:sz w:val="22"/>
+          <w:szCs w:val="22"/>
+        </w:rPr>
+        <w:t>Im Folgenden gehen wir genauer auf die wichtigsten Blickschätzungsverfahren und ihrer Funktionsweisen ein.</w:t>
       </w:r>
     </w:p>
     <w:p>
@@ -909,7 +1010,41 @@
           <w:sz w:val="22"/>
           <w:szCs w:val="22"/>
         </w:rPr>
-        <w:t xml:space="preserve"> Verfahren </w:t>
+        <w:t xml:space="preserve"> </w:t>
+      </w:r>
+      <w:r>
+        <w:rPr>
+          <w:rFonts w:ascii="Calibri" w:hAnsi="Calibri" w:cs="Calibri"/>
+          <w:sz w:val="22"/>
+          <w:szCs w:val="22"/>
+        </w:rPr>
+        <w:t>(model-</w:t>
+      </w:r>
+      <w:proofErr w:type="spellStart"/>
+      <w:r>
+        <w:rPr>
+          <w:rFonts w:ascii="Calibri" w:hAnsi="Calibri" w:cs="Calibri"/>
+          <w:sz w:val="22"/>
+          <w:szCs w:val="22"/>
+        </w:rPr>
+        <w:t>based</w:t>
+      </w:r>
+      <w:proofErr w:type="spellEnd"/>
+      <w:r>
+        <w:rPr>
+          <w:rFonts w:ascii="Calibri" w:hAnsi="Calibri" w:cs="Calibri"/>
+          <w:sz w:val="22"/>
+          <w:szCs w:val="22"/>
+        </w:rPr>
+        <w:t xml:space="preserve">) </w:t>
+      </w:r>
+      <w:r>
+        <w:rPr>
+          <w:rFonts w:ascii="Calibri" w:hAnsi="Calibri" w:cs="Calibri"/>
+          <w:sz w:val="22"/>
+          <w:szCs w:val="22"/>
+        </w:rPr>
+        <w:t xml:space="preserve">Verfahren </w:t>
       </w:r>
       <w:r>
         <w:rPr>
@@ -965,7 +1100,16 @@
           <w:sz w:val="22"/>
           <w:szCs w:val="22"/>
         </w:rPr>
-        <w:t xml:space="preserve"> Hierbei wird das Auge durch vereinfachte geometrische Strukturen</w:t>
+        <w:t xml:space="preserve"> Hierbei wird das Auge durch </w:t>
+      </w:r>
+      <w:r>
+        <w:rPr>
+          <w:rFonts w:ascii="Calibri" w:hAnsi="Calibri" w:cs="Calibri"/>
+          <w:sz w:val="22"/>
+          <w:szCs w:val="22"/>
+        </w:rPr>
+        <w:lastRenderedPageBreak/>
+        <w:t>vereinfachte geometrische Strukturen</w:t>
       </w:r>
       <w:r>
         <w:rPr>
@@ -1045,16 +1189,7 @@
           <w:sz w:val="22"/>
           <w:szCs w:val="22"/>
         </w:rPr>
-        <w:t xml:space="preserve"> kann anschließend die </w:t>
-      </w:r>
-      <w:r>
-        <w:rPr>
-          <w:rFonts w:ascii="Calibri" w:hAnsi="Calibri" w:cs="Calibri"/>
-          <w:sz w:val="22"/>
-          <w:szCs w:val="22"/>
-        </w:rPr>
-        <w:lastRenderedPageBreak/>
-        <w:t xml:space="preserve">Blickrichtung berechnet werden. Hansen und Ji unterscheiden </w:t>
+        <w:t xml:space="preserve"> kann anschließend die Blickrichtung berechnet werden. Hansen und Ji unterscheiden </w:t>
       </w:r>
       <w:r>
         <w:rPr>
@@ -1086,7 +1221,25 @@
           <w:sz w:val="22"/>
           <w:szCs w:val="22"/>
         </w:rPr>
-        <w:t xml:space="preserve"> Shape-Based-</w:t>
+        <w:t xml:space="preserve"> Shape-</w:t>
+      </w:r>
+      <w:proofErr w:type="spellStart"/>
+      <w:r>
+        <w:rPr>
+          <w:rFonts w:ascii="Calibri" w:hAnsi="Calibri" w:cs="Calibri"/>
+          <w:sz w:val="22"/>
+          <w:szCs w:val="22"/>
+        </w:rPr>
+        <w:t>Based</w:t>
+      </w:r>
+      <w:proofErr w:type="spellEnd"/>
+      <w:r>
+        <w:rPr>
+          <w:rFonts w:ascii="Calibri" w:hAnsi="Calibri" w:cs="Calibri"/>
+          <w:sz w:val="22"/>
+          <w:szCs w:val="22"/>
+        </w:rPr>
+        <w:t>-</w:t>
       </w:r>
       <w:r>
         <w:rPr>
@@ -1102,7 +1255,25 @@
           <w:sz w:val="22"/>
           <w:szCs w:val="22"/>
         </w:rPr>
-        <w:t xml:space="preserve"> und Feature-Based-Verfahren</w:t>
+        <w:t xml:space="preserve"> und Feature-</w:t>
+      </w:r>
+      <w:proofErr w:type="spellStart"/>
+      <w:r>
+        <w:rPr>
+          <w:rFonts w:ascii="Calibri" w:hAnsi="Calibri" w:cs="Calibri"/>
+          <w:sz w:val="22"/>
+          <w:szCs w:val="22"/>
+        </w:rPr>
+        <w:t>Based</w:t>
+      </w:r>
+      <w:proofErr w:type="spellEnd"/>
+      <w:r>
+        <w:rPr>
+          <w:rFonts w:ascii="Calibri" w:hAnsi="Calibri" w:cs="Calibri"/>
+          <w:sz w:val="22"/>
+          <w:szCs w:val="22"/>
+        </w:rPr>
+        <w:t>-Verfahren</w:t>
       </w:r>
       <w:r>
         <w:rPr>
@@ -1129,6 +1300,7 @@
           <w:szCs w:val="22"/>
         </w:rPr>
       </w:pPr>
+      <w:proofErr w:type="spellStart"/>
       <w:r>
         <w:rPr>
           <w:rFonts w:ascii="Calibri" w:hAnsi="Calibri" w:cs="Calibri"/>
@@ -1136,7 +1308,37 @@
           <w:sz w:val="22"/>
           <w:szCs w:val="22"/>
         </w:rPr>
-        <w:t>Shaped-Based-Verfahren</w:t>
+        <w:t>Shaped</w:t>
+      </w:r>
+      <w:proofErr w:type="spellEnd"/>
+      <w:r>
+        <w:rPr>
+          <w:rFonts w:ascii="Calibri" w:hAnsi="Calibri" w:cs="Calibri"/>
+          <w:b/>
+          <w:sz w:val="22"/>
+          <w:szCs w:val="22"/>
+        </w:rPr>
+        <w:t>-</w:t>
+      </w:r>
+      <w:proofErr w:type="spellStart"/>
+      <w:r>
+        <w:rPr>
+          <w:rFonts w:ascii="Calibri" w:hAnsi="Calibri" w:cs="Calibri"/>
+          <w:b/>
+          <w:sz w:val="22"/>
+          <w:szCs w:val="22"/>
+        </w:rPr>
+        <w:t>Based</w:t>
+      </w:r>
+      <w:proofErr w:type="spellEnd"/>
+      <w:r>
+        <w:rPr>
+          <w:rFonts w:ascii="Calibri" w:hAnsi="Calibri" w:cs="Calibri"/>
+          <w:b/>
+          <w:sz w:val="22"/>
+          <w:szCs w:val="22"/>
+        </w:rPr>
+        <w:t>-Verfahren</w:t>
       </w:r>
       <w:r>
         <w:rPr>
@@ -1224,7 +1426,43 @@
           <w:sz w:val="22"/>
           <w:szCs w:val="22"/>
         </w:rPr>
-        <w:t xml:space="preserve"> (Similarity Measure)</w:t>
+        <w:t xml:space="preserve"> (</w:t>
+      </w:r>
+      <w:proofErr w:type="spellStart"/>
+      <w:r>
+        <w:rPr>
+          <w:rFonts w:ascii="Calibri" w:hAnsi="Calibri" w:cs="Calibri"/>
+          <w:sz w:val="22"/>
+          <w:szCs w:val="22"/>
+        </w:rPr>
+        <w:t>Similarity</w:t>
+      </w:r>
+      <w:proofErr w:type="spellEnd"/>
+      <w:r>
+        <w:rPr>
+          <w:rFonts w:ascii="Calibri" w:hAnsi="Calibri" w:cs="Calibri"/>
+          <w:sz w:val="22"/>
+          <w:szCs w:val="22"/>
+        </w:rPr>
+        <w:t xml:space="preserve"> </w:t>
+      </w:r>
+      <w:proofErr w:type="spellStart"/>
+      <w:r>
+        <w:rPr>
+          <w:rFonts w:ascii="Calibri" w:hAnsi="Calibri" w:cs="Calibri"/>
+          <w:sz w:val="22"/>
+          <w:szCs w:val="22"/>
+        </w:rPr>
+        <w:t>Measure</w:t>
+      </w:r>
+      <w:proofErr w:type="spellEnd"/>
+      <w:r>
+        <w:rPr>
+          <w:rFonts w:ascii="Calibri" w:hAnsi="Calibri" w:cs="Calibri"/>
+          <w:sz w:val="22"/>
+          <w:szCs w:val="22"/>
+        </w:rPr>
+        <w:t>)</w:t>
       </w:r>
       <w:r>
         <w:rPr>
@@ -1426,7 +1664,27 @@
           <w:sz w:val="22"/>
           <w:szCs w:val="22"/>
         </w:rPr>
-        <w:t>Feature-Based-Verfahren</w:t>
+        <w:t>Feature-</w:t>
+      </w:r>
+      <w:proofErr w:type="spellStart"/>
+      <w:r>
+        <w:rPr>
+          <w:rFonts w:ascii="Calibri" w:hAnsi="Calibri" w:cs="Calibri"/>
+          <w:b/>
+          <w:sz w:val="22"/>
+          <w:szCs w:val="22"/>
+        </w:rPr>
+        <w:t>Based</w:t>
+      </w:r>
+      <w:proofErr w:type="spellEnd"/>
+      <w:r>
+        <w:rPr>
+          <w:rFonts w:ascii="Calibri" w:hAnsi="Calibri" w:cs="Calibri"/>
+          <w:b/>
+          <w:sz w:val="22"/>
+          <w:szCs w:val="22"/>
+        </w:rPr>
+        <w:t>-Verfahren</w:t>
       </w:r>
       <w:r>
         <w:rPr>
@@ -1450,7 +1708,25 @@
           <w:sz w:val="22"/>
           <w:szCs w:val="22"/>
         </w:rPr>
-        <w:t xml:space="preserve"> zu Shape-Based-Verfahren</w:t>
+        <w:t xml:space="preserve"> zu Shape-</w:t>
+      </w:r>
+      <w:proofErr w:type="spellStart"/>
+      <w:r>
+        <w:rPr>
+          <w:rFonts w:ascii="Calibri" w:hAnsi="Calibri" w:cs="Calibri"/>
+          <w:sz w:val="22"/>
+          <w:szCs w:val="22"/>
+        </w:rPr>
+        <w:t>Based</w:t>
+      </w:r>
+      <w:proofErr w:type="spellEnd"/>
+      <w:r>
+        <w:rPr>
+          <w:rFonts w:ascii="Calibri" w:hAnsi="Calibri" w:cs="Calibri"/>
+          <w:sz w:val="22"/>
+          <w:szCs w:val="22"/>
+        </w:rPr>
+        <w:t>-Verfahren</w:t>
       </w:r>
       <w:r>
         <w:rPr>
@@ -1698,8 +1974,18 @@
           <w:sz w:val="22"/>
           <w:szCs w:val="22"/>
         </w:rPr>
-        <w:t>Lichtquelle Reflexionspunkte auf der Hornhaut, sogenannte Glints</w:t>
-      </w:r>
+        <w:t xml:space="preserve">Lichtquelle Reflexionspunkte auf der Hornhaut, sogenannte </w:t>
+      </w:r>
+      <w:proofErr w:type="spellStart"/>
+      <w:r>
+        <w:rPr>
+          <w:rFonts w:ascii="Calibri" w:hAnsi="Calibri" w:cs="Calibri"/>
+          <w:sz w:val="22"/>
+          <w:szCs w:val="22"/>
+        </w:rPr>
+        <w:t>Glints</w:t>
+      </w:r>
+      <w:proofErr w:type="spellEnd"/>
       <w:r>
         <w:rPr>
           <w:rFonts w:ascii="Calibri" w:hAnsi="Calibri" w:cs="Calibri"/>
@@ -1754,8 +2040,18 @@
           <w:sz w:val="22"/>
           <w:szCs w:val="22"/>
         </w:rPr>
-        <w:t>Lage der Glints</w:t>
-      </w:r>
+        <w:t xml:space="preserve">Lage der </w:t>
+      </w:r>
+      <w:proofErr w:type="spellStart"/>
+      <w:r>
+        <w:rPr>
+          <w:rFonts w:ascii="Calibri" w:hAnsi="Calibri" w:cs="Calibri"/>
+          <w:sz w:val="22"/>
+          <w:szCs w:val="22"/>
+        </w:rPr>
+        <w:t>Glints</w:t>
+      </w:r>
+      <w:proofErr w:type="spellEnd"/>
       <w:r>
         <w:rPr>
           <w:rFonts w:ascii="Calibri" w:hAnsi="Calibri" w:cs="Calibri"/>
@@ -1795,6 +2091,31 @@
           <w:szCs w:val="22"/>
         </w:rPr>
         <w:t>.</w:t>
+      </w:r>
+    </w:p>
+    <w:p>
+      <w:pPr>
+        <w:rPr>
+          <w:rFonts w:ascii="Calibri" w:hAnsi="Calibri" w:cs="Calibri"/>
+          <w:sz w:val="22"/>
+          <w:szCs w:val="22"/>
+        </w:rPr>
+      </w:pPr>
+      <w:r>
+        <w:rPr>
+          <w:rFonts w:ascii="Calibri" w:hAnsi="Calibri" w:cs="Calibri"/>
+          <w:sz w:val="22"/>
+          <w:szCs w:val="22"/>
+        </w:rPr>
+        <w:t xml:space="preserve">Modellbasierte Verfahren benötigen spezielle Hardware zur Merkmalerkennung und eine persönliche Kalibrierung </w:t>
+      </w:r>
+      <w:r>
+        <w:rPr>
+          <w:rFonts w:ascii="Calibri" w:hAnsi="Calibri" w:cs="Calibri"/>
+          <w:sz w:val="22"/>
+          <w:szCs w:val="22"/>
+        </w:rPr>
+        <w:t>der Probanden.</w:t>
       </w:r>
     </w:p>
     <w:p>
@@ -1843,7 +2164,17 @@
           <w:sz w:val="22"/>
           <w:szCs w:val="22"/>
         </w:rPr>
-        <w:t>2.1.2 Appearance-</w:t>
+        <w:t xml:space="preserve">2.1.2 </w:t>
+      </w:r>
+      <w:r>
+        <w:rPr>
+          <w:rFonts w:ascii="Calibri" w:hAnsi="Calibri" w:cs="Calibri"/>
+          <w:b/>
+          <w:bCs/>
+          <w:sz w:val="22"/>
+          <w:szCs w:val="22"/>
+        </w:rPr>
+        <w:t>Erscheinungs</w:t>
       </w:r>
       <w:r>
         <w:rPr>
@@ -1926,15 +2257,198 @@
           <w:sz w:val="22"/>
           <w:szCs w:val="22"/>
         </w:rPr>
-        <w:t>a</w:t>
-      </w:r>
-      <w:r>
-        <w:rPr>
-          <w:rFonts w:ascii="Calibri" w:hAnsi="Calibri" w:cs="Calibri"/>
-          <w:sz w:val="22"/>
-          <w:szCs w:val="22"/>
-        </w:rPr>
-        <w:t>ppearance-</w:t>
+        <w:t>erscheinungs</w:t>
+      </w:r>
+      <w:r>
+        <w:rPr>
+          <w:rFonts w:ascii="Calibri" w:hAnsi="Calibri" w:cs="Calibri"/>
+          <w:sz w:val="22"/>
+          <w:szCs w:val="22"/>
+        </w:rPr>
+        <w:t>basierte</w:t>
+      </w:r>
+      <w:r>
+        <w:rPr>
+          <w:rFonts w:ascii="Calibri" w:hAnsi="Calibri" w:cs="Calibri"/>
+          <w:sz w:val="22"/>
+          <w:szCs w:val="22"/>
+        </w:rPr>
+        <w:t xml:space="preserve"> (</w:t>
+      </w:r>
+      <w:proofErr w:type="spellStart"/>
+      <w:r>
+        <w:rPr>
+          <w:rFonts w:ascii="Calibri" w:hAnsi="Calibri" w:cs="Calibri"/>
+          <w:sz w:val="22"/>
+          <w:szCs w:val="22"/>
+        </w:rPr>
+        <w:t>appearance-based</w:t>
+      </w:r>
+      <w:proofErr w:type="spellEnd"/>
+      <w:r>
+        <w:rPr>
+          <w:rFonts w:ascii="Calibri" w:hAnsi="Calibri" w:cs="Calibri"/>
+          <w:sz w:val="22"/>
+          <w:szCs w:val="22"/>
+        </w:rPr>
+        <w:t>)</w:t>
+      </w:r>
+      <w:r>
+        <w:rPr>
+          <w:rFonts w:ascii="Calibri" w:hAnsi="Calibri" w:cs="Calibri"/>
+          <w:sz w:val="22"/>
+          <w:szCs w:val="22"/>
+        </w:rPr>
+        <w:t xml:space="preserve"> </w:t>
+      </w:r>
+      <w:r>
+        <w:rPr>
+          <w:rFonts w:ascii="Calibri" w:hAnsi="Calibri" w:cs="Calibri"/>
+          <w:sz w:val="22"/>
+          <w:szCs w:val="22"/>
+        </w:rPr>
+        <w:t>Verfahren</w:t>
+      </w:r>
+      <w:r>
+        <w:rPr>
+          <w:rFonts w:ascii="Calibri" w:hAnsi="Calibri" w:cs="Calibri"/>
+          <w:sz w:val="22"/>
+          <w:szCs w:val="22"/>
+        </w:rPr>
+        <w:t xml:space="preserve"> </w:t>
+      </w:r>
+      <w:r>
+        <w:rPr>
+          <w:rFonts w:ascii="Calibri" w:hAnsi="Calibri" w:cs="Calibri"/>
+          <w:sz w:val="22"/>
+          <w:szCs w:val="22"/>
+        </w:rPr>
+        <w:t>kein explizites geometrisches Augenmodell. Stattdessen wird die Blickrichtung direkt aus dem visuellen Erscheinungsbild (</w:t>
+      </w:r>
+      <w:proofErr w:type="spellStart"/>
+      <w:r>
+        <w:rPr>
+          <w:rFonts w:ascii="Calibri" w:hAnsi="Calibri" w:cs="Calibri"/>
+          <w:sz w:val="22"/>
+          <w:szCs w:val="22"/>
+        </w:rPr>
+        <w:t>Appearance</w:t>
+      </w:r>
+      <w:proofErr w:type="spellEnd"/>
+      <w:r>
+        <w:rPr>
+          <w:rFonts w:ascii="Calibri" w:hAnsi="Calibri" w:cs="Calibri"/>
+          <w:sz w:val="22"/>
+          <w:szCs w:val="22"/>
+        </w:rPr>
+        <w:t>) des Auges geschätzt.</w:t>
+      </w:r>
+      <w:r>
+        <w:rPr>
+          <w:rFonts w:ascii="Calibri" w:hAnsi="Calibri" w:cs="Calibri"/>
+          <w:sz w:val="22"/>
+          <w:szCs w:val="22"/>
+        </w:rPr>
+        <w:t xml:space="preserve"> </w:t>
+      </w:r>
+      <w:r>
+        <w:rPr>
+          <w:rFonts w:ascii="Calibri" w:hAnsi="Calibri" w:cs="Calibri"/>
+          <w:sz w:val="22"/>
+          <w:szCs w:val="22"/>
+        </w:rPr>
+        <w:t>In früheren Ansätzen basierte</w:t>
+      </w:r>
+      <w:r>
+        <w:rPr>
+          <w:rFonts w:ascii="Calibri" w:hAnsi="Calibri" w:cs="Calibri"/>
+          <w:sz w:val="22"/>
+          <w:szCs w:val="22"/>
+        </w:rPr>
+        <w:t xml:space="preserve"> die Schätzung auf Vorlagenvergleichen</w:t>
+      </w:r>
+      <w:r>
+        <w:rPr>
+          <w:rFonts w:ascii="Calibri" w:hAnsi="Calibri" w:cs="Calibri"/>
+          <w:sz w:val="22"/>
+          <w:szCs w:val="22"/>
+        </w:rPr>
+        <w:t xml:space="preserve"> (Template </w:t>
+      </w:r>
+      <w:proofErr w:type="spellStart"/>
+      <w:r>
+        <w:rPr>
+          <w:rFonts w:ascii="Calibri" w:hAnsi="Calibri" w:cs="Calibri"/>
+          <w:sz w:val="22"/>
+          <w:szCs w:val="22"/>
+        </w:rPr>
+        <w:t>Matching</w:t>
+      </w:r>
+      <w:proofErr w:type="spellEnd"/>
+      <w:r>
+        <w:rPr>
+          <w:rFonts w:ascii="Calibri" w:hAnsi="Calibri" w:cs="Calibri"/>
+          <w:sz w:val="22"/>
+          <w:szCs w:val="22"/>
+        </w:rPr>
+        <w:t>)</w:t>
+      </w:r>
+      <w:r>
+        <w:rPr>
+          <w:rFonts w:ascii="Calibri" w:hAnsi="Calibri" w:cs="Calibri"/>
+          <w:sz w:val="22"/>
+          <w:szCs w:val="22"/>
+        </w:rPr>
+        <w:t xml:space="preserve"> und handentwickelten Bildmerkmalen. </w:t>
+      </w:r>
+      <w:r>
+        <w:rPr>
+          <w:rFonts w:ascii="Calibri" w:hAnsi="Calibri" w:cs="Calibri"/>
+          <w:sz w:val="22"/>
+          <w:szCs w:val="22"/>
+        </w:rPr>
+        <w:t>Hierbei wird ein aufgenommenes Augenbild mit einer Datenbank von Referenzbildern verglichen, die bekannte</w:t>
+      </w:r>
+      <w:r>
+        <w:rPr>
+          <w:rFonts w:ascii="Calibri" w:hAnsi="Calibri" w:cs="Calibri"/>
+          <w:sz w:val="22"/>
+          <w:szCs w:val="22"/>
+        </w:rPr>
+        <w:t>n</w:t>
+      </w:r>
+      <w:r>
+        <w:rPr>
+          <w:rFonts w:ascii="Calibri" w:hAnsi="Calibri" w:cs="Calibri"/>
+          <w:sz w:val="22"/>
+          <w:szCs w:val="22"/>
+        </w:rPr>
+        <w:t xml:space="preserve"> Blickrichtungen zugeordnet sind. Die Blickrichtung des ähnlichsten Referenzbild wird anschließend als Schätzung für das aktuelle Augenbild verwendet. Spätere Verfahren verwenden anstelle vollständiger Augenbilder spezifische Bildmerkmale, um die Blickrichtung vorherzusagen.</w:t>
+      </w:r>
+    </w:p>
+    <w:p>
+      <w:pPr>
+        <w:rPr>
+          <w:rFonts w:ascii="Calibri" w:hAnsi="Calibri" w:cs="Calibri"/>
+          <w:sz w:val="22"/>
+          <w:szCs w:val="22"/>
+        </w:rPr>
+      </w:pPr>
+      <w:r>
+        <w:rPr>
+          <w:rFonts w:ascii="Calibri" w:hAnsi="Calibri" w:cs="Calibri"/>
+          <w:sz w:val="22"/>
+          <w:szCs w:val="22"/>
+        </w:rPr>
+        <w:t xml:space="preserve">Heute sind </w:t>
+      </w:r>
+      <w:r>
+        <w:rPr>
+          <w:rFonts w:ascii="Calibri" w:hAnsi="Calibri" w:cs="Calibri"/>
+          <w:sz w:val="22"/>
+          <w:szCs w:val="22"/>
+        </w:rPr>
+        <w:t>erscheinungs</w:t>
       </w:r>
       <w:r>
         <w:rPr>
@@ -1950,8 +2464,118 @@
           <w:sz w:val="22"/>
           <w:szCs w:val="22"/>
         </w:rPr>
-        <w:t>Verfahren</w:t>
-      </w:r>
+        <w:t xml:space="preserve">Verfahren überwiegend durch Deep Learning realisiert. </w:t>
+      </w:r>
+      <w:r>
+        <w:rPr>
+          <w:rFonts w:ascii="Calibri" w:hAnsi="Calibri" w:cs="Calibri"/>
+          <w:sz w:val="22"/>
+          <w:szCs w:val="22"/>
+        </w:rPr>
+        <w:t>Anstelle von Regeln und Vorlagen</w:t>
+      </w:r>
+      <w:r>
+        <w:rPr>
+          <w:rFonts w:ascii="Calibri" w:hAnsi="Calibri" w:cs="Calibri"/>
+          <w:sz w:val="22"/>
+          <w:szCs w:val="22"/>
+        </w:rPr>
+        <w:t>, lernen die Modelle den Zusammenhang zwischen Augenbild und Blickrichtung direkt aus den Trainingsdaten</w:t>
+      </w:r>
+      <w:r>
+        <w:rPr>
+          <w:rFonts w:ascii="Calibri" w:hAnsi="Calibri" w:cs="Calibri"/>
+          <w:sz w:val="22"/>
+          <w:szCs w:val="22"/>
+        </w:rPr>
+        <w:t xml:space="preserve">. </w:t>
+      </w:r>
+      <w:r>
+        <w:rPr>
+          <w:rFonts w:ascii="Calibri" w:hAnsi="Calibri" w:cs="Calibri"/>
+          <w:sz w:val="22"/>
+          <w:szCs w:val="22"/>
+        </w:rPr>
+        <w:t xml:space="preserve">Durch die Deep Feature </w:t>
+      </w:r>
+      <w:proofErr w:type="spellStart"/>
+      <w:r>
+        <w:rPr>
+          <w:rFonts w:ascii="Calibri" w:hAnsi="Calibri" w:cs="Calibri"/>
+          <w:sz w:val="22"/>
+          <w:szCs w:val="22"/>
+        </w:rPr>
+        <w:t>Extraction</w:t>
+      </w:r>
+      <w:proofErr w:type="spellEnd"/>
+      <w:r>
+        <w:rPr>
+          <w:rFonts w:ascii="Calibri" w:hAnsi="Calibri" w:cs="Calibri"/>
+          <w:sz w:val="22"/>
+          <w:szCs w:val="22"/>
+        </w:rPr>
+        <w:t xml:space="preserve"> lernen Deep-Learning-Modelle </w:t>
+      </w:r>
+      <w:r>
+        <w:rPr>
+          <w:rFonts w:ascii="Calibri" w:hAnsi="Calibri" w:cs="Calibri"/>
+          <w:sz w:val="22"/>
+          <w:szCs w:val="22"/>
+        </w:rPr>
+        <w:lastRenderedPageBreak/>
+        <w:t>selbstständig</w:t>
+      </w:r>
+      <w:r>
+        <w:rPr>
+          <w:rFonts w:ascii="Calibri" w:hAnsi="Calibri" w:cs="Calibri"/>
+          <w:sz w:val="22"/>
+          <w:szCs w:val="22"/>
+        </w:rPr>
+        <w:t xml:space="preserve"> geeignete Merkmalsrepräsentationen aus den Bilddaten und ermöglicht die Erfassung von komplexeren Zusammenhängen zwischen Augenbild, Head Pose und Blickrichtung.</w:t>
+      </w:r>
+    </w:p>
+    <w:p>
+      <w:pPr>
+        <w:rPr>
+          <w:rFonts w:ascii="Calibri" w:hAnsi="Calibri" w:cs="Calibri"/>
+          <w:sz w:val="22"/>
+          <w:szCs w:val="22"/>
+        </w:rPr>
+      </w:pPr>
+      <w:r>
+        <w:rPr>
+          <w:rFonts w:ascii="Calibri" w:hAnsi="Calibri" w:cs="Calibri"/>
+          <w:sz w:val="22"/>
+          <w:szCs w:val="22"/>
+        </w:rPr>
+        <w:t xml:space="preserve">Die Grundlage </w:t>
+      </w:r>
+      <w:r>
+        <w:rPr>
+          <w:rFonts w:ascii="Calibri" w:hAnsi="Calibri" w:cs="Calibri"/>
+          <w:sz w:val="22"/>
+          <w:szCs w:val="22"/>
+        </w:rPr>
+        <w:t xml:space="preserve">für die Deep Learning </w:t>
+      </w:r>
+      <w:r>
+        <w:rPr>
+          <w:rFonts w:ascii="Calibri" w:hAnsi="Calibri" w:cs="Calibri"/>
+          <w:sz w:val="22"/>
+          <w:szCs w:val="22"/>
+        </w:rPr>
+        <w:t xml:space="preserve">Verfahren bilden </w:t>
+      </w:r>
+      <w:proofErr w:type="spellStart"/>
+      <w:r>
+        <w:rPr>
+          <w:rFonts w:ascii="Calibri" w:hAnsi="Calibri" w:cs="Calibri"/>
+          <w:sz w:val="22"/>
+          <w:szCs w:val="22"/>
+        </w:rPr>
+        <w:t>Convolutional</w:t>
+      </w:r>
+      <w:proofErr w:type="spellEnd"/>
       <w:r>
         <w:rPr>
           <w:rFonts w:ascii="Calibri" w:hAnsi="Calibri" w:cs="Calibri"/>
@@ -1960,13 +2584,56 @@
         </w:rPr>
         <w:t xml:space="preserve"> </w:t>
       </w:r>
-      <w:r>
-        <w:rPr>
-          <w:rFonts w:ascii="Calibri" w:hAnsi="Calibri" w:cs="Calibri"/>
-          <w:sz w:val="22"/>
-          <w:szCs w:val="22"/>
-        </w:rPr>
-        <w:t>kein explizites geometrisches Augenmodell. Stattdessen wird die Blickrichtung direkt aus dem visuellen Erscheinungsbild (Appearance) des Auges geschätzt.</w:t>
+      <w:proofErr w:type="spellStart"/>
+      <w:r>
+        <w:rPr>
+          <w:rFonts w:ascii="Calibri" w:hAnsi="Calibri" w:cs="Calibri"/>
+          <w:sz w:val="22"/>
+          <w:szCs w:val="22"/>
+        </w:rPr>
+        <w:t>Neural</w:t>
+      </w:r>
+      <w:proofErr w:type="spellEnd"/>
+      <w:r>
+        <w:rPr>
+          <w:rFonts w:ascii="Calibri" w:hAnsi="Calibri" w:cs="Calibri"/>
+          <w:sz w:val="22"/>
+          <w:szCs w:val="22"/>
+        </w:rPr>
+        <w:t xml:space="preserve"> Networks (CNNs). Diese Netzwerke sind speziell für die Verarbeitung von Bilddaten konzipiert und extrahieren Merkmale</w:t>
+      </w:r>
+      <w:r>
+        <w:rPr>
+          <w:rFonts w:ascii="Calibri" w:hAnsi="Calibri" w:cs="Calibri"/>
+          <w:sz w:val="22"/>
+          <w:szCs w:val="22"/>
+        </w:rPr>
+        <w:t xml:space="preserve"> schichtweise.</w:t>
+      </w:r>
+      <w:r>
+        <w:rPr>
+          <w:rFonts w:ascii="Calibri" w:hAnsi="Calibri" w:cs="Calibri"/>
+          <w:sz w:val="22"/>
+          <w:szCs w:val="22"/>
+        </w:rPr>
+        <w:t xml:space="preserve"> Frühe Netzwerkschichten erkennen einfache Strukturen wie Kanten oder Kontraste, während tiefere Netzwerkschichten komplexere Informationen erfassen können. Die gewonnenen Merkmale werden anschließend dann zur Vorhersage der Blickrichtung verwendet.</w:t>
+      </w:r>
+    </w:p>
+    <w:p>
+      <w:pPr>
+        <w:rPr>
+          <w:rFonts w:ascii="Calibri" w:hAnsi="Calibri" w:cs="Calibri"/>
+          <w:sz w:val="22"/>
+          <w:szCs w:val="22"/>
+        </w:rPr>
+      </w:pPr>
+      <w:r>
+        <w:rPr>
+          <w:rFonts w:ascii="Calibri" w:hAnsi="Calibri" w:cs="Calibri"/>
+          <w:sz w:val="22"/>
+          <w:szCs w:val="22"/>
+        </w:rPr>
+        <w:t>Diese Verfahren erzielen</w:t>
       </w:r>
       <w:r>
         <w:rPr>
@@ -1982,205 +2649,56 @@
           <w:sz w:val="22"/>
           <w:szCs w:val="22"/>
         </w:rPr>
-        <w:t>In früheren Ansätzen basierte</w:t>
-      </w:r>
-      <w:r>
-        <w:rPr>
-          <w:rFonts w:ascii="Calibri" w:hAnsi="Calibri" w:cs="Calibri"/>
-          <w:sz w:val="22"/>
-          <w:szCs w:val="22"/>
-        </w:rPr>
-        <w:t xml:space="preserve"> die Schätzung auf Vorlagenvergleichen</w:t>
-      </w:r>
-      <w:r>
-        <w:rPr>
-          <w:rFonts w:ascii="Calibri" w:hAnsi="Calibri" w:cs="Calibri"/>
-          <w:sz w:val="22"/>
-          <w:szCs w:val="22"/>
-        </w:rPr>
-        <w:t xml:space="preserve"> (Template Matching)</w:t>
-      </w:r>
-      <w:r>
-        <w:rPr>
-          <w:rFonts w:ascii="Calibri" w:hAnsi="Calibri" w:cs="Calibri"/>
-          <w:sz w:val="22"/>
-          <w:szCs w:val="22"/>
-        </w:rPr>
-        <w:t xml:space="preserve"> und handentwickelten Bildmerkmalen. </w:t>
-      </w:r>
-      <w:r>
-        <w:rPr>
-          <w:rFonts w:ascii="Calibri" w:hAnsi="Calibri" w:cs="Calibri"/>
-          <w:sz w:val="22"/>
-          <w:szCs w:val="22"/>
-        </w:rPr>
-        <w:t>Hierbei wird ein aufgenommenes Augenbild mit einer Datenbank von Referenzbildern verglichen, die bekannte</w:t>
-      </w:r>
-      <w:r>
-        <w:rPr>
-          <w:rFonts w:ascii="Calibri" w:hAnsi="Calibri" w:cs="Calibri"/>
-          <w:sz w:val="22"/>
-          <w:szCs w:val="22"/>
-        </w:rPr>
-        <w:t>n</w:t>
-      </w:r>
-      <w:r>
-        <w:rPr>
-          <w:rFonts w:ascii="Calibri" w:hAnsi="Calibri" w:cs="Calibri"/>
-          <w:sz w:val="22"/>
-          <w:szCs w:val="22"/>
-        </w:rPr>
-        <w:t xml:space="preserve"> Blickrichtungen zugeordnet sind. Die Blickrichtung des ähnlichsten Referenzbild wird anschließend als Schätzung für das aktuelle Augenbild verwendet. Spätere Verfahren verwenden anstelle vollständiger Augenbilder spezifische Bildmerkmale, um die Blickrichtung vorherzusagen.</w:t>
-      </w:r>
-    </w:p>
-    <w:p>
-      <w:pPr>
-        <w:rPr>
-          <w:rFonts w:ascii="Calibri" w:hAnsi="Calibri" w:cs="Calibri"/>
-          <w:sz w:val="22"/>
-          <w:szCs w:val="22"/>
-        </w:rPr>
-      </w:pPr>
-      <w:r>
-        <w:rPr>
-          <w:rFonts w:ascii="Calibri" w:hAnsi="Calibri" w:cs="Calibri"/>
-          <w:sz w:val="22"/>
-          <w:szCs w:val="22"/>
-        </w:rPr>
-        <w:t>Heute sind Appearance-</w:t>
-      </w:r>
-      <w:r>
-        <w:rPr>
-          <w:rFonts w:ascii="Calibri" w:hAnsi="Calibri" w:cs="Calibri"/>
-          <w:sz w:val="22"/>
-          <w:szCs w:val="22"/>
-        </w:rPr>
-        <w:t xml:space="preserve">basierte </w:t>
-      </w:r>
-      <w:r>
-        <w:rPr>
-          <w:rFonts w:ascii="Calibri" w:hAnsi="Calibri" w:cs="Calibri"/>
-          <w:sz w:val="22"/>
-          <w:szCs w:val="22"/>
-        </w:rPr>
-        <w:t xml:space="preserve">Verfahren überwiegend durch Deep Learning realisiert. </w:t>
-      </w:r>
-      <w:r>
-        <w:rPr>
-          <w:rFonts w:ascii="Calibri" w:hAnsi="Calibri" w:cs="Calibri"/>
-          <w:sz w:val="22"/>
-          <w:szCs w:val="22"/>
-        </w:rPr>
-        <w:t>Anstelle von Regeln und Vorlagen</w:t>
-      </w:r>
-      <w:r>
-        <w:rPr>
-          <w:rFonts w:ascii="Calibri" w:hAnsi="Calibri" w:cs="Calibri"/>
-          <w:sz w:val="22"/>
-          <w:szCs w:val="22"/>
-        </w:rPr>
-        <w:t>, lernen die Modelle den Zusammenhang zwischen Augenbild und Blickrichtung direkt aus den Trainingsdaten</w:t>
-      </w:r>
-      <w:r>
-        <w:rPr>
-          <w:rFonts w:ascii="Calibri" w:hAnsi="Calibri" w:cs="Calibri"/>
-          <w:sz w:val="22"/>
-          <w:szCs w:val="22"/>
-        </w:rPr>
-        <w:t xml:space="preserve">. </w:t>
-      </w:r>
-      <w:r>
-        <w:rPr>
-          <w:rFonts w:ascii="Calibri" w:hAnsi="Calibri" w:cs="Calibri"/>
-          <w:sz w:val="22"/>
-          <w:szCs w:val="22"/>
-        </w:rPr>
-        <w:t>Durch die Deep Feature Extraction lernen Deep-Learning-Modelle selbstständig</w:t>
-      </w:r>
-      <w:r>
-        <w:rPr>
-          <w:rFonts w:ascii="Calibri" w:hAnsi="Calibri" w:cs="Calibri"/>
-          <w:sz w:val="22"/>
-          <w:szCs w:val="22"/>
-        </w:rPr>
-        <w:t xml:space="preserve"> geeignete Merkmalsrepräsentationen aus den Bilddaten und ermöglicht die Erfassung von komplexeren Zusammenhängen zwischen Augenbild, Head Pose und Blickrichtung.</w:t>
-      </w:r>
-    </w:p>
-    <w:p>
-      <w:pPr>
-        <w:rPr>
-          <w:rFonts w:ascii="Calibri" w:hAnsi="Calibri" w:cs="Calibri"/>
-          <w:sz w:val="22"/>
-          <w:szCs w:val="22"/>
-        </w:rPr>
-      </w:pPr>
-      <w:r>
-        <w:rPr>
-          <w:rFonts w:ascii="Calibri" w:hAnsi="Calibri" w:cs="Calibri"/>
-          <w:sz w:val="22"/>
-          <w:szCs w:val="22"/>
-        </w:rPr>
-        <w:t>Die Grundlage vieler moderner Verfahren bilden Convolutional Neural Networks (CNNs). Diese Netzwerke sind speziell für die Verarbeitung von Bilddaten konzipiert und extrahieren Merkmale</w:t>
-      </w:r>
-      <w:r>
-        <w:rPr>
-          <w:rFonts w:ascii="Calibri" w:hAnsi="Calibri" w:cs="Calibri"/>
-          <w:sz w:val="22"/>
-          <w:szCs w:val="22"/>
-        </w:rPr>
-        <w:t xml:space="preserve"> schichtweise.</w:t>
-      </w:r>
-      <w:r>
-        <w:rPr>
-          <w:rFonts w:ascii="Calibri" w:hAnsi="Calibri" w:cs="Calibri"/>
-          <w:sz w:val="22"/>
-          <w:szCs w:val="22"/>
-        </w:rPr>
-        <w:t xml:space="preserve"> Frühe Netzwerkschichten erkennen einfache Strukturen wie Kanten oder Kontraste, </w:t>
-      </w:r>
-      <w:r>
-        <w:rPr>
-          <w:rFonts w:ascii="Calibri" w:hAnsi="Calibri" w:cs="Calibri"/>
-          <w:sz w:val="22"/>
-          <w:szCs w:val="22"/>
-        </w:rPr>
-        <w:lastRenderedPageBreak/>
-        <w:t>während tiefere Netzwerkschichten komplexere Informationen erfassen können. Die gewonnenen Merkmale werden anschließend dann zur Vorhersage der Blickrichtung verwendet.</w:t>
-      </w:r>
-    </w:p>
-    <w:p>
-      <w:pPr>
-        <w:rPr>
-          <w:rFonts w:ascii="Calibri" w:hAnsi="Calibri" w:cs="Calibri"/>
-          <w:sz w:val="22"/>
-          <w:szCs w:val="22"/>
-        </w:rPr>
-      </w:pPr>
-      <w:r>
-        <w:rPr>
-          <w:rFonts w:ascii="Calibri" w:hAnsi="Calibri" w:cs="Calibri"/>
-          <w:sz w:val="22"/>
-          <w:szCs w:val="22"/>
-        </w:rPr>
-        <w:t>Die modellbasierten Verfahren</w:t>
-      </w:r>
-      <w:r>
-        <w:rPr>
-          <w:rFonts w:ascii="Calibri" w:hAnsi="Calibri" w:cs="Calibri"/>
-          <w:sz w:val="22"/>
-          <w:szCs w:val="22"/>
-        </w:rPr>
-        <w:t xml:space="preserve"> sind im letzten Jahrzent in den Hintergrund geraten</w:t>
-      </w:r>
-    </w:p>
-    <w:p>
-      <w:pPr>
-        <w:rPr>
-          <w:rFonts w:ascii="Calibri" w:hAnsi="Calibri" w:cs="Calibri"/>
-          <w:sz w:val="22"/>
-          <w:szCs w:val="22"/>
-        </w:rPr>
-      </w:pPr>
+        <w:t>eine höhere Genauigkeit in der Blickschätzung</w:t>
+      </w:r>
+      <w:r>
+        <w:rPr>
+          <w:rFonts w:ascii="Calibri" w:hAnsi="Calibri" w:cs="Calibri"/>
+          <w:sz w:val="22"/>
+          <w:szCs w:val="22"/>
+        </w:rPr>
+        <w:t xml:space="preserve"> als frühere Verfahren</w:t>
+      </w:r>
+      <w:r>
+        <w:rPr>
+          <w:rFonts w:ascii="Calibri" w:hAnsi="Calibri" w:cs="Calibri"/>
+          <w:sz w:val="22"/>
+          <w:szCs w:val="22"/>
+        </w:rPr>
+        <w:t xml:space="preserve"> und </w:t>
+      </w:r>
+      <w:r>
+        <w:rPr>
+          <w:rFonts w:ascii="Calibri" w:hAnsi="Calibri" w:cs="Calibri"/>
+          <w:sz w:val="22"/>
+          <w:szCs w:val="22"/>
+        </w:rPr>
+        <w:t xml:space="preserve">sind </w:t>
+      </w:r>
+      <w:r>
+        <w:rPr>
+          <w:rFonts w:ascii="Calibri" w:hAnsi="Calibri" w:cs="Calibri"/>
+          <w:sz w:val="22"/>
+          <w:szCs w:val="22"/>
+        </w:rPr>
+        <w:t>zugleich deutlich zugänglicher. Dies liegt insbesondere</w:t>
+      </w:r>
+      <w:r>
+        <w:rPr>
+          <w:rFonts w:ascii="Calibri" w:hAnsi="Calibri" w:cs="Calibri"/>
+          <w:sz w:val="22"/>
+          <w:szCs w:val="22"/>
+        </w:rPr>
+        <w:t xml:space="preserve"> </w:t>
+      </w:r>
+      <w:r>
+        <w:rPr>
+          <w:rFonts w:ascii="Calibri" w:hAnsi="Calibri" w:cs="Calibri"/>
+          <w:sz w:val="22"/>
+          <w:szCs w:val="22"/>
+        </w:rPr>
+        <w:t>daran, dass sie bereits mit herkömmlichen Kameras umgesetzt werden können und keine aufwendige Modellierung der Augengeometrie erfordern.</w:t>
+      </w:r>
     </w:p>
     <w:p>
       <w:pPr>
@@ -2305,7 +2823,23 @@
           <w:sz w:val="22"/>
           <w:szCs w:val="22"/>
         </w:rPr>
-        <w:t>et al. Weisen darauf hin, das neben rein modellbasierten und rein appearance-basierten Verfahren zunehmend hybride Ansätze erforscht</w:t>
+        <w:t xml:space="preserve">et al. Weisen darauf hin, das neben rein modellbasierten und rein </w:t>
+      </w:r>
+      <w:r>
+        <w:rPr>
+          <w:rFonts w:ascii="Calibri" w:hAnsi="Calibri" w:cs="Calibri"/>
+          <w:sz w:val="22"/>
+          <w:szCs w:val="22"/>
+        </w:rPr>
+        <w:t>erscheinungs</w:t>
+      </w:r>
+      <w:r>
+        <w:rPr>
+          <w:rFonts w:ascii="Calibri" w:hAnsi="Calibri" w:cs="Calibri"/>
+          <w:sz w:val="22"/>
+          <w:szCs w:val="22"/>
+        </w:rPr>
+        <w:t>basierten Verfahren zunehmend hybride Ansätze erforscht</w:t>
       </w:r>
       <w:r>
         <w:rPr>
@@ -2354,7 +2888,25 @@
           <w:sz w:val="22"/>
           <w:szCs w:val="22"/>
         </w:rPr>
-        <w:t xml:space="preserve"> hybriden Ansatz wurde von Kaur vorgestellt. Es wird eine zusätzliche Schicht, ein Geometric Layer </w:t>
+        <w:t xml:space="preserve"> hybriden Ansatz wurde von Kaur vorgestellt. Es wird eine zusätzliche Schicht, ein </w:t>
+      </w:r>
+      <w:proofErr w:type="spellStart"/>
+      <w:r>
+        <w:rPr>
+          <w:rFonts w:ascii="Calibri" w:hAnsi="Calibri" w:cs="Calibri"/>
+          <w:sz w:val="22"/>
+          <w:szCs w:val="22"/>
+        </w:rPr>
+        <w:t>Geometric</w:t>
+      </w:r>
+      <w:proofErr w:type="spellEnd"/>
+      <w:r>
+        <w:rPr>
+          <w:rFonts w:ascii="Calibri" w:hAnsi="Calibri" w:cs="Calibri"/>
+          <w:sz w:val="22"/>
+          <w:szCs w:val="22"/>
+        </w:rPr>
+        <w:t xml:space="preserve"> Layer </w:t>
       </w:r>
       <w:r>
         <w:rPr>
@@ -2483,6 +3035,7 @@
           <w:rFonts w:ascii="Calibri" w:hAnsi="Calibri" w:cs="Calibri"/>
           <w:sz w:val="22"/>
           <w:szCs w:val="22"/>
+          <w:highlight w:val="yellow"/>
         </w:rPr>
         <w:t>Bildkoordinatensystem</w:t>
       </w:r>
@@ -2500,8 +3053,9 @@
           <w:rFonts w:ascii="Calibri" w:hAnsi="Calibri" w:cs="Calibri"/>
           <w:sz w:val="22"/>
           <w:szCs w:val="22"/>
-        </w:rPr>
-        <w:t>Kopfkoordinatensystem</w:t>
+          <w:highlight w:val="yellow"/>
+        </w:rPr>
+        <w:t>Kamerakoordinatensystem</w:t>
       </w:r>
     </w:p>
     <w:p>
@@ -2534,6 +3088,7 @@
           <w:rFonts w:ascii="Calibri" w:hAnsi="Calibri" w:cs="Calibri"/>
           <w:sz w:val="22"/>
           <w:szCs w:val="22"/>
+          <w:highlight w:val="yellow"/>
         </w:rPr>
         <w:t>Weltkoordinatensystem</w:t>
       </w:r>
@@ -2552,6 +3107,7 @@
           <w:sz w:val="22"/>
           <w:szCs w:val="22"/>
         </w:rPr>
+        <w:lastRenderedPageBreak/>
         <w:t>Blickrichtung ist 3d Vektor, daher müssen Transformationen zwischen den Koordinatensystemen durchgeführt werden.</w:t>
       </w:r>
     </w:p>
@@ -2569,6 +3125,25 @@
           <w:sz w:val="22"/>
           <w:szCs w:val="22"/>
         </w:rPr>
+        <w:pict w14:anchorId="1E3E3585">
+          <v:rect id="_x0000_i1029" style="width:0;height:1.5pt" o:hralign="center" o:hrstd="t" o:hr="t" fillcolor="#a0a0a0" stroked="f"/>
+        </w:pict>
+      </w:r>
+    </w:p>
+    <w:p>
+      <w:pPr>
+        <w:rPr>
+          <w:rFonts w:ascii="Calibri" w:hAnsi="Calibri" w:cs="Calibri"/>
+          <w:sz w:val="22"/>
+          <w:szCs w:val="22"/>
+        </w:rPr>
+      </w:pPr>
+      <w:r>
+        <w:rPr>
+          <w:rFonts w:ascii="Calibri" w:hAnsi="Calibri" w:cs="Calibri"/>
+          <w:sz w:val="22"/>
+          <w:szCs w:val="22"/>
+        </w:rPr>
         <w:t>2.3 Kamerakalibrierung und Synchronisation</w:t>
       </w:r>
     </w:p>
@@ -2610,8 +3185,18 @@
           <w:sz w:val="22"/>
           <w:szCs w:val="22"/>
         </w:rPr>
-        <w:t>Olson (2011) AprilTag</w:t>
-      </w:r>
+        <w:t xml:space="preserve">Olson (2011) </w:t>
+      </w:r>
+      <w:proofErr w:type="spellStart"/>
+      <w:r>
+        <w:rPr>
+          <w:rFonts w:ascii="Calibri" w:hAnsi="Calibri" w:cs="Calibri"/>
+          <w:sz w:val="22"/>
+          <w:szCs w:val="22"/>
+        </w:rPr>
+        <w:t>AprilTag</w:t>
+      </w:r>
+      <w:proofErr w:type="spellEnd"/>
       <w:r>
         <w:rPr>
           <w:rFonts w:ascii="Calibri" w:hAnsi="Calibri" w:cs="Calibri"/>
@@ -2643,7 +3228,247 @@
           <w:sz w:val="22"/>
           <w:szCs w:val="22"/>
         </w:rPr>
-        <w:t>Ziel der Kamerakalibrierung ist es intrinsische und extrinsische Kameraparameter zu bestimmen</w:t>
+        <w:t>Da Bilddaten keine geometrischen Informationen enthalten, ist die</w:t>
+      </w:r>
+      <w:r>
+        <w:rPr>
+          <w:rFonts w:ascii="Calibri" w:hAnsi="Calibri" w:cs="Calibri"/>
+          <w:sz w:val="22"/>
+          <w:szCs w:val="22"/>
+        </w:rPr>
+        <w:t xml:space="preserve"> Kamerakalibrierung</w:t>
+      </w:r>
+      <w:r>
+        <w:rPr>
+          <w:rFonts w:ascii="Calibri" w:hAnsi="Calibri" w:cs="Calibri"/>
+          <w:sz w:val="22"/>
+          <w:szCs w:val="22"/>
+        </w:rPr>
+        <w:t xml:space="preserve"> notwendig, um</w:t>
+      </w:r>
+      <w:r>
+        <w:rPr>
+          <w:rFonts w:ascii="Calibri" w:hAnsi="Calibri" w:cs="Calibri"/>
+          <w:sz w:val="22"/>
+          <w:szCs w:val="22"/>
+        </w:rPr>
+        <w:t xml:space="preserve"> intrinsische und extrinsische Kameraparameter zu bestimmen</w:t>
+      </w:r>
+      <w:r>
+        <w:rPr>
+          <w:rFonts w:ascii="Calibri" w:hAnsi="Calibri" w:cs="Calibri"/>
+          <w:sz w:val="22"/>
+          <w:szCs w:val="22"/>
+        </w:rPr>
+        <w:t>.</w:t>
+      </w:r>
+      <w:r>
+        <w:rPr>
+          <w:rFonts w:ascii="Calibri" w:hAnsi="Calibri" w:cs="Calibri"/>
+          <w:sz w:val="22"/>
+          <w:szCs w:val="22"/>
+        </w:rPr>
+        <w:t xml:space="preserve"> Für die Gaze </w:t>
+      </w:r>
+      <w:proofErr w:type="spellStart"/>
+      <w:r>
+        <w:rPr>
+          <w:rFonts w:ascii="Calibri" w:hAnsi="Calibri" w:cs="Calibri"/>
+          <w:sz w:val="22"/>
+          <w:szCs w:val="22"/>
+        </w:rPr>
+        <w:t>Estimation</w:t>
+      </w:r>
+      <w:proofErr w:type="spellEnd"/>
+      <w:r>
+        <w:rPr>
+          <w:rFonts w:ascii="Calibri" w:hAnsi="Calibri" w:cs="Calibri"/>
+          <w:sz w:val="22"/>
+          <w:szCs w:val="22"/>
+        </w:rPr>
+        <w:t xml:space="preserve"> </w:t>
+      </w:r>
+      <w:r>
+        <w:rPr>
+          <w:rFonts w:ascii="Calibri" w:hAnsi="Calibri" w:cs="Calibri"/>
+          <w:sz w:val="22"/>
+          <w:szCs w:val="22"/>
+        </w:rPr>
+        <w:t>werden diese Parameter genutzt</w:t>
+      </w:r>
+      <w:r>
+        <w:rPr>
+          <w:rFonts w:ascii="Calibri" w:hAnsi="Calibri" w:cs="Calibri"/>
+          <w:sz w:val="22"/>
+          <w:szCs w:val="22"/>
+        </w:rPr>
+        <w:t xml:space="preserve"> um eine geometrische Transformation zwischen Bild-, Kamera- und Weltkoordinate zu ermöglichen</w:t>
+      </w:r>
+      <w:r>
+        <w:rPr>
+          <w:rFonts w:ascii="Calibri" w:hAnsi="Calibri" w:cs="Calibri"/>
+          <w:sz w:val="22"/>
+          <w:szCs w:val="22"/>
+        </w:rPr>
+        <w:t>.</w:t>
+      </w:r>
+    </w:p>
+    <w:p>
+      <w:pPr>
+        <w:rPr>
+          <w:rFonts w:ascii="Calibri" w:hAnsi="Calibri" w:cs="Calibri"/>
+          <w:sz w:val="22"/>
+          <w:szCs w:val="22"/>
+        </w:rPr>
+      </w:pPr>
+      <w:r>
+        <w:rPr>
+          <w:rFonts w:ascii="Calibri" w:hAnsi="Calibri" w:cs="Calibri"/>
+          <w:sz w:val="22"/>
+          <w:szCs w:val="22"/>
+        </w:rPr>
+        <w:t xml:space="preserve">Zhang stellt eine Methode vor, welches bis heute noch </w:t>
+      </w:r>
+      <w:r>
+        <w:rPr>
+          <w:rFonts w:ascii="Calibri" w:hAnsi="Calibri" w:cs="Calibri"/>
+          <w:sz w:val="22"/>
+          <w:szCs w:val="22"/>
+        </w:rPr>
+        <w:t>eine wichtige</w:t>
+      </w:r>
+      <w:r>
+        <w:rPr>
+          <w:rFonts w:ascii="Calibri" w:hAnsi="Calibri" w:cs="Calibri"/>
+          <w:sz w:val="22"/>
+          <w:szCs w:val="22"/>
+        </w:rPr>
+        <w:t xml:space="preserve"> Grundlage von Kamerakalibrierung </w:t>
+      </w:r>
+      <w:r>
+        <w:rPr>
+          <w:rFonts w:ascii="Calibri" w:hAnsi="Calibri" w:cs="Calibri"/>
+          <w:sz w:val="22"/>
+          <w:szCs w:val="22"/>
+        </w:rPr>
+        <w:t>für Anwendungen ist, in denen 2D-Bildinformationen in ein 3D-Koordinatensystem übersetzt werden müssen</w:t>
+      </w:r>
+      <w:r>
+        <w:rPr>
+          <w:rFonts w:ascii="Calibri" w:hAnsi="Calibri" w:cs="Calibri"/>
+          <w:sz w:val="22"/>
+          <w:szCs w:val="22"/>
+        </w:rPr>
+        <w:t>.</w:t>
+      </w:r>
+      <w:r>
+        <w:rPr>
+          <w:rFonts w:ascii="Calibri" w:hAnsi="Calibri" w:cs="Calibri"/>
+          <w:sz w:val="22"/>
+          <w:szCs w:val="22"/>
+        </w:rPr>
+        <w:t xml:space="preserve"> </w:t>
+      </w:r>
+      <w:r>
+        <w:rPr>
+          <w:rFonts w:ascii="Calibri" w:hAnsi="Calibri" w:cs="Calibri"/>
+          <w:sz w:val="22"/>
+          <w:szCs w:val="22"/>
+        </w:rPr>
+        <w:t xml:space="preserve">Es wird ein planares Kalibriermuster, oft ein Schachfeld, benötigt, das aus mehreren unterschiedlichen </w:t>
+      </w:r>
+      <w:r>
+        <w:rPr>
+          <w:rFonts w:ascii="Calibri" w:hAnsi="Calibri" w:cs="Calibri"/>
+          <w:sz w:val="22"/>
+          <w:szCs w:val="22"/>
+        </w:rPr>
+        <w:t>Perspektiven</w:t>
+      </w:r>
+      <w:r>
+        <w:rPr>
+          <w:rFonts w:ascii="Calibri" w:hAnsi="Calibri" w:cs="Calibri"/>
+          <w:sz w:val="22"/>
+          <w:szCs w:val="22"/>
+        </w:rPr>
+        <w:t xml:space="preserve"> aufgenommen wird. Für jede </w:t>
+      </w:r>
+      <w:r>
+        <w:rPr>
+          <w:rFonts w:ascii="Calibri" w:hAnsi="Calibri" w:cs="Calibri"/>
+          <w:sz w:val="22"/>
+          <w:szCs w:val="22"/>
+        </w:rPr>
+        <w:t>Aufnahme</w:t>
+      </w:r>
+      <w:r>
+        <w:rPr>
+          <w:rFonts w:ascii="Calibri" w:hAnsi="Calibri" w:cs="Calibri"/>
+          <w:sz w:val="22"/>
+          <w:szCs w:val="22"/>
+        </w:rPr>
+        <w:t xml:space="preserve"> wird dann zunächst eine Homographie zwischen Musterebene und Bildebene geschätzt.</w:t>
+      </w:r>
+      <w:r>
+        <w:rPr>
+          <w:rFonts w:ascii="Calibri" w:hAnsi="Calibri" w:cs="Calibri"/>
+          <w:sz w:val="22"/>
+          <w:szCs w:val="22"/>
+        </w:rPr>
+        <w:t xml:space="preserve"> </w:t>
+      </w:r>
+      <w:r>
+        <w:rPr>
+          <w:rFonts w:ascii="Calibri" w:hAnsi="Calibri" w:cs="Calibri"/>
+          <w:sz w:val="22"/>
+          <w:szCs w:val="22"/>
+        </w:rPr>
+        <w:t>Die Homographien liefern wiederum Bedingungen, um die intrinsischen Kameraparameter zu berechnen. Danach kann für jede Aufnahme Rotation und Translation des Kalibrierungsmusters relativ zur Kamera bestimmt werden.</w:t>
+      </w:r>
+      <w:r>
+        <w:rPr>
+          <w:rFonts w:ascii="Calibri" w:hAnsi="Calibri" w:cs="Calibri"/>
+          <w:sz w:val="22"/>
+          <w:szCs w:val="22"/>
+        </w:rPr>
+        <w:t xml:space="preserve"> Die extrinsischen Parameter, sowie die radiale Linsenverzerrung können anschließend bestimmt werden.</w:t>
+      </w:r>
+    </w:p>
+    <w:p>
+      <w:pPr>
+        <w:rPr>
+          <w:rFonts w:ascii="Calibri" w:hAnsi="Calibri" w:cs="Calibri"/>
+          <w:sz w:val="22"/>
+          <w:szCs w:val="22"/>
+        </w:rPr>
+      </w:pPr>
+    </w:p>
+    <w:p>
+      <w:pPr>
+        <w:rPr>
+          <w:rFonts w:ascii="Calibri" w:hAnsi="Calibri" w:cs="Calibri"/>
+          <w:sz w:val="22"/>
+          <w:szCs w:val="22"/>
+        </w:rPr>
+      </w:pPr>
+    </w:p>
+    <w:p>
+      <w:pPr>
+        <w:rPr>
+          <w:rFonts w:ascii="Calibri" w:hAnsi="Calibri" w:cs="Calibri"/>
+          <w:sz w:val="22"/>
+          <w:szCs w:val="22"/>
+        </w:rPr>
+      </w:pPr>
+      <w:r>
+        <w:rPr>
+          <w:rFonts w:ascii="Calibri" w:hAnsi="Calibri" w:cs="Calibri"/>
+          <w:sz w:val="22"/>
+          <w:szCs w:val="22"/>
+        </w:rPr>
+        <w:pict w14:anchorId="3DF95372">
+          <v:rect id="_x0000_i1030" style="width:0;height:1.5pt" o:hralign="center" o:hrstd="t" o:hr="t" fillcolor="#a0a0a0" stroked="f"/>
+        </w:pict>
       </w:r>
     </w:p>
     <w:p>
@@ -2677,204 +3502,314 @@
           <w:sz w:val="22"/>
           <w:szCs w:val="22"/>
         </w:rPr>
+        <w:t>Die Entwicklung der Blic</w:t>
+      </w:r>
+      <w:r>
+        <w:rPr>
+          <w:rFonts w:ascii="Calibri" w:hAnsi="Calibri" w:cs="Calibri"/>
+          <w:sz w:val="22"/>
+          <w:szCs w:val="22"/>
+        </w:rPr>
+        <w:t>k</w:t>
+      </w:r>
+      <w:r>
+        <w:rPr>
+          <w:rFonts w:ascii="Calibri" w:hAnsi="Calibri" w:cs="Calibri"/>
+          <w:sz w:val="22"/>
+          <w:szCs w:val="22"/>
+        </w:rPr>
+        <w:t xml:space="preserve">schätzung hat sich von den klassischen modellbasierten Verfahren </w:t>
+      </w:r>
+      <w:r>
+        <w:rPr>
+          <w:rFonts w:ascii="Calibri" w:hAnsi="Calibri" w:cs="Calibri"/>
+          <w:sz w:val="22"/>
+          <w:szCs w:val="22"/>
+        </w:rPr>
+        <w:t>über</w:t>
+      </w:r>
+      <w:r>
+        <w:rPr>
+          <w:rFonts w:ascii="Calibri" w:hAnsi="Calibri" w:cs="Calibri"/>
+          <w:sz w:val="22"/>
+          <w:szCs w:val="22"/>
+        </w:rPr>
+        <w:t xml:space="preserve"> </w:t>
+      </w:r>
+      <w:r>
+        <w:rPr>
+          <w:rFonts w:ascii="Calibri" w:hAnsi="Calibri" w:cs="Calibri"/>
+          <w:sz w:val="22"/>
+          <w:szCs w:val="22"/>
+        </w:rPr>
+        <w:t>erscheinungs</w:t>
+      </w:r>
+      <w:r>
+        <w:rPr>
+          <w:rFonts w:ascii="Calibri" w:hAnsi="Calibri" w:cs="Calibri"/>
+          <w:sz w:val="22"/>
+          <w:szCs w:val="22"/>
+        </w:rPr>
+        <w:t>basierten Verfahren</w:t>
+      </w:r>
+      <w:r>
+        <w:rPr>
+          <w:rFonts w:ascii="Calibri" w:hAnsi="Calibri" w:cs="Calibri"/>
+          <w:sz w:val="22"/>
+          <w:szCs w:val="22"/>
+        </w:rPr>
+        <w:t xml:space="preserve"> hin zu</w:t>
+      </w:r>
+      <w:r>
+        <w:rPr>
+          <w:rFonts w:ascii="Calibri" w:hAnsi="Calibri" w:cs="Calibri"/>
+          <w:sz w:val="22"/>
+          <w:szCs w:val="22"/>
+        </w:rPr>
+        <w:t xml:space="preserve"> Deep Learning</w:t>
+      </w:r>
+      <w:r>
+        <w:rPr>
+          <w:rFonts w:ascii="Calibri" w:hAnsi="Calibri" w:cs="Calibri"/>
+          <w:sz w:val="22"/>
+          <w:szCs w:val="22"/>
+        </w:rPr>
+        <w:t xml:space="preserve"> Verfahren</w:t>
+      </w:r>
+      <w:r>
+        <w:rPr>
+          <w:rFonts w:ascii="Calibri" w:hAnsi="Calibri" w:cs="Calibri"/>
+          <w:sz w:val="22"/>
+          <w:szCs w:val="22"/>
+        </w:rPr>
+        <w:t xml:space="preserve"> entwickelt. </w:t>
+      </w:r>
+      <w:r>
+        <w:rPr>
+          <w:rFonts w:ascii="Calibri" w:hAnsi="Calibri" w:cs="Calibri"/>
+          <w:sz w:val="22"/>
+          <w:szCs w:val="22"/>
+        </w:rPr>
+        <w:t>Die Leistung dieser Ansätze hängt neben de</w:t>
+      </w:r>
+      <w:r>
+        <w:rPr>
+          <w:rFonts w:ascii="Calibri" w:hAnsi="Calibri" w:cs="Calibri"/>
+          <w:sz w:val="22"/>
+          <w:szCs w:val="22"/>
+        </w:rPr>
+        <w:t>m</w:t>
+      </w:r>
+      <w:r>
+        <w:rPr>
+          <w:rFonts w:ascii="Calibri" w:hAnsi="Calibri" w:cs="Calibri"/>
+          <w:sz w:val="22"/>
+          <w:szCs w:val="22"/>
+        </w:rPr>
+        <w:t xml:space="preserve"> neuronalen Netz auch von der Qualität und Quantität der verfügbaren Datensätzen ab</w:t>
+      </w:r>
+      <w:r>
+        <w:rPr>
+          <w:rFonts w:ascii="Calibri" w:hAnsi="Calibri" w:cs="Calibri"/>
+          <w:sz w:val="22"/>
+          <w:szCs w:val="22"/>
+        </w:rPr>
+        <w:t>, da diese für das Training der neuronalen Netze und zur Evaluation der Verfahren von großer Bedeutung sind</w:t>
+      </w:r>
+      <w:r>
+        <w:rPr>
+          <w:rFonts w:ascii="Calibri" w:hAnsi="Calibri" w:cs="Calibri"/>
+          <w:sz w:val="22"/>
+          <w:szCs w:val="22"/>
+        </w:rPr>
+        <w:t>. Im nächsten Schritt werden die wichtigsten Datensätze des letzten Jahrzehnts beschrieben, verglichen und ihre Limitierungen hervorgehoben.</w:t>
+      </w:r>
+    </w:p>
+    <w:p>
+      <w:pPr>
+        <w:rPr>
+          <w:rFonts w:ascii="Calibri" w:hAnsi="Calibri" w:cs="Calibri"/>
+          <w:sz w:val="22"/>
+          <w:szCs w:val="22"/>
+        </w:rPr>
+      </w:pPr>
+      <w:r>
+        <w:rPr>
+          <w:rFonts w:ascii="Calibri" w:hAnsi="Calibri" w:cs="Calibri"/>
+          <w:sz w:val="22"/>
+          <w:szCs w:val="22"/>
+        </w:rPr>
+        <w:pict w14:anchorId="1DF29825">
+          <v:rect id="_x0000_i1031" style="width:0;height:1.5pt" o:hralign="center" o:hrstd="t" o:hr="t" fillcolor="#a0a0a0" stroked="f"/>
+        </w:pict>
+      </w:r>
+    </w:p>
+    <w:p>
+      <w:pPr>
+        <w:rPr>
+          <w:rFonts w:ascii="Calibri" w:hAnsi="Calibri" w:cs="Calibri"/>
+          <w:sz w:val="22"/>
+          <w:szCs w:val="22"/>
+        </w:rPr>
+      </w:pPr>
+      <w:r>
+        <w:rPr>
+          <w:rFonts w:ascii="Calibri" w:hAnsi="Calibri" w:cs="Calibri"/>
+          <w:sz w:val="22"/>
+          <w:szCs w:val="22"/>
+        </w:rPr>
+        <w:t>3.1 Moderne Datensätze</w:t>
+      </w:r>
+    </w:p>
+    <w:p>
+      <w:pPr>
+        <w:rPr>
+          <w:rFonts w:ascii="Calibri" w:hAnsi="Calibri" w:cs="Calibri"/>
+          <w:sz w:val="22"/>
+          <w:szCs w:val="22"/>
+        </w:rPr>
+      </w:pPr>
+      <w:r>
+        <w:rPr>
+          <w:rFonts w:ascii="Calibri" w:hAnsi="Calibri" w:cs="Calibri"/>
+          <w:sz w:val="22"/>
+          <w:szCs w:val="22"/>
+        </w:rPr>
+        <w:t xml:space="preserve">EYEDIAP, </w:t>
+      </w:r>
+      <w:proofErr w:type="spellStart"/>
+      <w:r>
+        <w:rPr>
+          <w:rFonts w:ascii="Calibri" w:hAnsi="Calibri" w:cs="Calibri"/>
+          <w:sz w:val="22"/>
+          <w:szCs w:val="22"/>
+        </w:rPr>
+        <w:t>GazeCapture</w:t>
+      </w:r>
+      <w:proofErr w:type="spellEnd"/>
+      <w:r>
+        <w:rPr>
+          <w:rFonts w:ascii="Calibri" w:hAnsi="Calibri" w:cs="Calibri"/>
+          <w:sz w:val="22"/>
+          <w:szCs w:val="22"/>
+        </w:rPr>
+        <w:t>, MPIIGAZE, Gaze360, EVE, ETH-</w:t>
+      </w:r>
+      <w:proofErr w:type="spellStart"/>
+      <w:r>
+        <w:rPr>
+          <w:rFonts w:ascii="Calibri" w:hAnsi="Calibri" w:cs="Calibri"/>
+          <w:sz w:val="22"/>
+          <w:szCs w:val="22"/>
+        </w:rPr>
+        <w:t>XGaze</w:t>
+      </w:r>
+      <w:proofErr w:type="spellEnd"/>
+      <w:r>
+        <w:rPr>
+          <w:rFonts w:ascii="Calibri" w:hAnsi="Calibri" w:cs="Calibri"/>
+          <w:sz w:val="22"/>
+          <w:szCs w:val="22"/>
+        </w:rPr>
+        <w:t>,</w:t>
+      </w:r>
+    </w:p>
+    <w:p>
+      <w:pPr>
+        <w:rPr>
+          <w:rFonts w:ascii="Calibri" w:hAnsi="Calibri" w:cs="Calibri"/>
+          <w:sz w:val="22"/>
+          <w:szCs w:val="22"/>
+        </w:rPr>
+      </w:pPr>
+      <w:r>
+        <w:rPr>
+          <w:rFonts w:ascii="Calibri" w:hAnsi="Calibri" w:cs="Calibri"/>
+          <w:sz w:val="22"/>
+          <w:szCs w:val="22"/>
+        </w:rPr>
+        <w:pict w14:anchorId="2C269FBD">
+          <v:rect id="_x0000_i1032" style="width:0;height:1.5pt" o:hralign="center" o:hrstd="t" o:hr="t" fillcolor="#a0a0a0" stroked="f"/>
+        </w:pict>
+      </w:r>
+    </w:p>
+    <w:p>
+      <w:pPr>
+        <w:rPr>
+          <w:rFonts w:ascii="Calibri" w:hAnsi="Calibri" w:cs="Calibri"/>
+          <w:sz w:val="22"/>
+          <w:szCs w:val="22"/>
+        </w:rPr>
+      </w:pPr>
+      <w:r>
+        <w:rPr>
+          <w:rFonts w:ascii="Calibri" w:hAnsi="Calibri" w:cs="Calibri"/>
+          <w:sz w:val="22"/>
+          <w:szCs w:val="22"/>
+        </w:rPr>
+        <w:t>3.2 Vergleich der Datensätze</w:t>
+      </w:r>
+    </w:p>
+    <w:p>
+      <w:pPr>
+        <w:rPr>
+          <w:rFonts w:ascii="Calibri" w:hAnsi="Calibri" w:cs="Calibri"/>
+          <w:sz w:val="22"/>
+          <w:szCs w:val="22"/>
+        </w:rPr>
+      </w:pPr>
+      <w:r>
+        <w:rPr>
+          <w:rFonts w:ascii="Calibri" w:hAnsi="Calibri" w:cs="Calibri"/>
+          <w:sz w:val="22"/>
+          <w:szCs w:val="22"/>
+        </w:rPr>
+        <w:t xml:space="preserve">Quellen: </w:t>
+      </w:r>
+      <w:r>
+        <w:rPr>
+          <w:rFonts w:ascii="Calibri" w:hAnsi="Calibri" w:cs="Calibri"/>
+          <w:sz w:val="22"/>
+          <w:szCs w:val="22"/>
+        </w:rPr>
+        <w:t>Cheng et al. (2024)</w:t>
+      </w:r>
+    </w:p>
+    <w:p>
+      <w:pPr>
+        <w:rPr>
+          <w:rFonts w:ascii="Calibri" w:hAnsi="Calibri" w:cs="Calibri"/>
+          <w:sz w:val="22"/>
+          <w:szCs w:val="22"/>
+        </w:rPr>
+      </w:pPr>
+      <w:r>
+        <w:rPr>
+          <w:rFonts w:ascii="Calibri" w:hAnsi="Calibri" w:cs="Calibri"/>
+          <w:sz w:val="22"/>
+          <w:szCs w:val="22"/>
+        </w:rPr>
+        <w:t>Anzahl der Probanden, Head-Pose Bereich, Blickwinkelbereich, Beleuchtungsvariation, Auflösung, Indoor/Outdoor, Person Unabhängigkeit, Verfügbarkeit, Besonderheiten</w:t>
+      </w:r>
+    </w:p>
+    <w:p>
+      <w:pPr>
+        <w:rPr>
+          <w:rFonts w:ascii="Calibri" w:hAnsi="Calibri" w:cs="Calibri"/>
+          <w:sz w:val="22"/>
+          <w:szCs w:val="22"/>
+        </w:rPr>
+      </w:pPr>
+      <w:r>
+        <w:rPr>
+          <w:rFonts w:ascii="Calibri" w:hAnsi="Calibri" w:cs="Calibri"/>
+          <w:sz w:val="22"/>
+          <w:szCs w:val="22"/>
+        </w:rPr>
         <w:lastRenderedPageBreak/>
-        <w:t xml:space="preserve">Die Entwicklung der Blichschätzung hat sich von den klassischen modellbasierten Verfahren </w:t>
-      </w:r>
-      <w:r>
-        <w:rPr>
-          <w:rFonts w:ascii="Calibri" w:hAnsi="Calibri" w:cs="Calibri"/>
-          <w:sz w:val="22"/>
-          <w:szCs w:val="22"/>
-        </w:rPr>
-        <w:t>über</w:t>
-      </w:r>
-      <w:r>
-        <w:rPr>
-          <w:rFonts w:ascii="Calibri" w:hAnsi="Calibri" w:cs="Calibri"/>
-          <w:sz w:val="22"/>
-          <w:szCs w:val="22"/>
-        </w:rPr>
-        <w:t xml:space="preserve"> appearance-basierten Verfahren</w:t>
-      </w:r>
-      <w:r>
-        <w:rPr>
-          <w:rFonts w:ascii="Calibri" w:hAnsi="Calibri" w:cs="Calibri"/>
-          <w:sz w:val="22"/>
-          <w:szCs w:val="22"/>
-        </w:rPr>
-        <w:t xml:space="preserve"> hin zu</w:t>
-      </w:r>
-      <w:r>
-        <w:rPr>
-          <w:rFonts w:ascii="Calibri" w:hAnsi="Calibri" w:cs="Calibri"/>
-          <w:sz w:val="22"/>
-          <w:szCs w:val="22"/>
-        </w:rPr>
-        <w:t xml:space="preserve"> Deep Learning</w:t>
-      </w:r>
-      <w:r>
-        <w:rPr>
-          <w:rFonts w:ascii="Calibri" w:hAnsi="Calibri" w:cs="Calibri"/>
-          <w:sz w:val="22"/>
-          <w:szCs w:val="22"/>
-        </w:rPr>
-        <w:t xml:space="preserve"> Verfahren</w:t>
-      </w:r>
-      <w:r>
-        <w:rPr>
-          <w:rFonts w:ascii="Calibri" w:hAnsi="Calibri" w:cs="Calibri"/>
-          <w:sz w:val="22"/>
-          <w:szCs w:val="22"/>
-        </w:rPr>
-        <w:t xml:space="preserve"> entwickelt. </w:t>
-      </w:r>
-      <w:r>
-        <w:rPr>
-          <w:rFonts w:ascii="Calibri" w:hAnsi="Calibri" w:cs="Calibri"/>
-          <w:sz w:val="22"/>
-          <w:szCs w:val="22"/>
-        </w:rPr>
-        <w:t>Die Leistung dieser Ansätze hängt neben des neuronalen Netzes auch von der Qualität und Quantität der verfügbaren Datensätzen ab. Im nächsten Schritt werden die wichtigsten Datensätze des letzten Jahrzehnts beschrieben, verglichen und ihre Limitierungen hervorgehoben.</w:t>
-      </w:r>
-    </w:p>
-    <w:p>
-      <w:pPr>
-        <w:rPr>
-          <w:rFonts w:ascii="Calibri" w:hAnsi="Calibri" w:cs="Calibri"/>
-          <w:sz w:val="22"/>
-          <w:szCs w:val="22"/>
-        </w:rPr>
-      </w:pPr>
-      <w:r>
-        <w:rPr>
-          <w:rFonts w:ascii="Calibri" w:hAnsi="Calibri" w:cs="Calibri"/>
-          <w:sz w:val="22"/>
-          <w:szCs w:val="22"/>
-        </w:rPr>
-        <w:t>3.1 Moderne Datensätze</w:t>
-      </w:r>
-    </w:p>
-    <w:p>
-      <w:pPr>
-        <w:rPr>
-          <w:rFonts w:ascii="Calibri" w:hAnsi="Calibri" w:cs="Calibri"/>
-          <w:sz w:val="22"/>
-          <w:szCs w:val="22"/>
-          <w:lang w:val="en-US"/>
-        </w:rPr>
-      </w:pPr>
-      <w:r>
-        <w:rPr>
-          <w:rFonts w:ascii="Calibri" w:hAnsi="Calibri" w:cs="Calibri"/>
-          <w:sz w:val="22"/>
-          <w:szCs w:val="22"/>
-          <w:lang w:val="en-US"/>
-        </w:rPr>
-        <w:t xml:space="preserve">EYEDIAP, GazeCapture, MPIIGAZE, </w:t>
-      </w:r>
-      <w:r>
-        <w:rPr>
-          <w:rFonts w:ascii="Calibri" w:hAnsi="Calibri" w:cs="Calibri"/>
-          <w:sz w:val="22"/>
-          <w:szCs w:val="22"/>
-          <w:lang w:val="en-US"/>
-        </w:rPr>
-        <w:t>Gaze360,</w:t>
-      </w:r>
-      <w:r>
-        <w:rPr>
-          <w:rFonts w:ascii="Calibri" w:hAnsi="Calibri" w:cs="Calibri"/>
-          <w:sz w:val="22"/>
-          <w:szCs w:val="22"/>
-          <w:lang w:val="en-US"/>
-        </w:rPr>
-        <w:t xml:space="preserve"> </w:t>
-      </w:r>
-      <w:r>
-        <w:rPr>
-          <w:rFonts w:ascii="Calibri" w:hAnsi="Calibri" w:cs="Calibri"/>
-          <w:sz w:val="22"/>
-          <w:szCs w:val="22"/>
-          <w:lang w:val="en-US"/>
-        </w:rPr>
-        <w:t>EVE,</w:t>
-      </w:r>
-      <w:r>
-        <w:rPr>
-          <w:rFonts w:ascii="Calibri" w:hAnsi="Calibri" w:cs="Calibri"/>
-          <w:sz w:val="22"/>
-          <w:szCs w:val="22"/>
-          <w:lang w:val="en-US"/>
-        </w:rPr>
-        <w:t xml:space="preserve"> </w:t>
-      </w:r>
-      <w:r>
-        <w:rPr>
-          <w:rFonts w:ascii="Calibri" w:hAnsi="Calibri" w:cs="Calibri"/>
-          <w:sz w:val="22"/>
-          <w:szCs w:val="22"/>
-          <w:lang w:val="en-US"/>
-        </w:rPr>
-        <w:t>ETH-XGaze,</w:t>
-      </w:r>
-    </w:p>
-    <w:p>
-      <w:pPr>
-        <w:rPr>
-          <w:rFonts w:ascii="Calibri" w:hAnsi="Calibri" w:cs="Calibri"/>
-          <w:sz w:val="22"/>
-          <w:szCs w:val="22"/>
-        </w:rPr>
-      </w:pPr>
-      <w:r>
-        <w:rPr>
-          <w:rFonts w:ascii="Calibri" w:hAnsi="Calibri" w:cs="Calibri"/>
-          <w:sz w:val="22"/>
-          <w:szCs w:val="22"/>
-        </w:rPr>
-        <w:t>3.2 Vergleich der Datensätze</w:t>
-      </w:r>
-    </w:p>
-    <w:p>
-      <w:pPr>
-        <w:rPr>
-          <w:rFonts w:ascii="Calibri" w:hAnsi="Calibri" w:cs="Calibri"/>
-          <w:sz w:val="22"/>
-          <w:szCs w:val="22"/>
-        </w:rPr>
-      </w:pPr>
-      <w:r>
-        <w:rPr>
-          <w:rFonts w:ascii="Calibri" w:hAnsi="Calibri" w:cs="Calibri"/>
-          <w:sz w:val="22"/>
-          <w:szCs w:val="22"/>
-        </w:rPr>
-        <w:t xml:space="preserve">Quellen: </w:t>
-      </w:r>
-      <w:r>
-        <w:rPr>
-          <w:rFonts w:ascii="Calibri" w:hAnsi="Calibri" w:cs="Calibri"/>
-          <w:sz w:val="22"/>
-          <w:szCs w:val="22"/>
-        </w:rPr>
-        <w:t>Cheng et al. (2024)</w:t>
-      </w:r>
-    </w:p>
-    <w:p>
-      <w:pPr>
-        <w:rPr>
-          <w:rFonts w:ascii="Calibri" w:hAnsi="Calibri" w:cs="Calibri"/>
-          <w:sz w:val="22"/>
-          <w:szCs w:val="22"/>
-        </w:rPr>
-      </w:pPr>
-      <w:r>
-        <w:rPr>
-          <w:rFonts w:ascii="Calibri" w:hAnsi="Calibri" w:cs="Calibri"/>
-          <w:sz w:val="22"/>
-          <w:szCs w:val="22"/>
-        </w:rPr>
-        <w:t>Anzahl der Probanden, Head-Pose Bereich, Blickwinkelbereich, Beleuchtungsvariation, Auflösung, Indoor/Outdoor, Person Unabhängigkeit, Verfügbarkeit, Besonderheiten</w:t>
+        <w:pict w14:anchorId="66382140">
+          <v:rect id="_x0000_i1035" style="width:0;height:1.5pt" o:hralign="center" o:hrstd="t" o:hr="t" fillcolor="#a0a0a0" stroked="f"/>
+        </w:pict>
       </w:r>
     </w:p>
     <w:p>
@@ -5559,6 +6494,7 @@
   <w:style w:type="character" w:default="1" w:styleId="Absatz-Standardschriftart">
     <w:name w:val="Default Paragraph Font"/>
     <w:uiPriority w:val="1"/>
+    <w:semiHidden/>
     <w:unhideWhenUsed/>
   </w:style>
   <w:style w:type="table" w:default="1" w:styleId="NormaleTabelle">

--- a/Thesis Text.docx
+++ b/Thesis Text.docx
@@ -1,6 +1,6 @@
 
 <file path=word/document.xml><?xml version="1.0" encoding="utf-8"?>
-<w:document xmlns:wpc="http://schemas.microsoft.com/office/word/2010/wordprocessingCanvas" xmlns:cx="http://schemas.microsoft.com/office/drawing/2014/chartex" xmlns:cx1="http://schemas.microsoft.com/office/drawing/2015/9/8/chartex" xmlns:cx2="http://schemas.microsoft.com/office/drawing/2015/10/21/chartex" xmlns:cx3="http://schemas.microsoft.com/office/drawing/2016/5/9/chartex" xmlns:cx4="http://schemas.microsoft.com/office/drawing/2016/5/10/chartex" xmlns:cx5="http://schemas.microsoft.com/office/drawing/2016/5/11/chartex" xmlns:cx6="http://schemas.microsoft.com/office/drawing/2016/5/12/chartex" xmlns:cx7="http://schemas.microsoft.com/office/drawing/2016/5/13/chartex" xmlns:cx8="http://schemas.microsoft.com/office/drawing/2016/5/14/chartex" xmlns:mc="http://schemas.openxmlformats.org/markup-compatibility/2006" xmlns:aink="http://schemas.microsoft.com/office/drawing/2016/ink" xmlns:am3d="http://schemas.microsoft.com/office/drawing/2017/model3d" xmlns:o="urn:schemas-microsoft-com:office:office" xmlns:oel="http://schemas.microsoft.com/office/2019/extlst" xmlns:r="http://schemas.openxmlformats.org/officeDocument/2006/relationships" xmlns:m="http://schemas.openxmlformats.org/officeDocument/2006/math" xmlns:v="urn:schemas-microsoft-com:vml" xmlns:wp14="http://schemas.microsoft.com/office/word/2010/wordprocessingDrawing" xmlns:wp="http://schemas.openxmlformats.org/drawingml/2006/wordprocessingDrawing" xmlns:w10="urn:schemas-microsoft-com:office:word" xmlns:w="http://schemas.openxmlformats.org/wordprocessingml/2006/main" xmlns:w14="http://schemas.microsoft.com/office/word/2010/wordml" xmlns:w15="http://schemas.microsoft.com/office/word/2012/wordml" xmlns:w16cex="http://schemas.microsoft.com/office/word/2018/wordml/cex" xmlns:w16cid="http://schemas.microsoft.com/office/word/2016/wordml/cid" xmlns:w16="http://schemas.microsoft.com/office/word/2018/wordml" xmlns:w16du="http://schemas.microsoft.com/office/word/2023/wordml/word16du" xmlns:w16sdtdh="http://schemas.microsoft.com/office/word/2020/wordml/sdtdatahash" xmlns:w16sdtfl="http://schemas.microsoft.com/office/word/2024/wordml/sdtformatlock" xmlns:w16se="http://schemas.microsoft.com/office/word/2015/wordml/symex" xmlns:wpg="http://schemas.microsoft.com/office/word/2010/wordprocessingGroup" xmlns:wpi="http://schemas.microsoft.com/office/word/2010/wordprocessingInk" xmlns:wne="http://schemas.microsoft.com/office/word/2006/wordml" xmlns:wps="http://schemas.microsoft.com/office/word/2010/wordprocessingShape" mc:Ignorable="w14 w15 w16se w16cid w16 w16cex w16sdtdh w16sdtfl w16du wp14">
+<w:document xmlns:wpc="http://schemas.microsoft.com/office/word/2010/wordprocessingCanvas" xmlns:cx="http://schemas.microsoft.com/office/drawing/2014/chartex" xmlns:cx1="http://schemas.microsoft.com/office/drawing/2015/9/8/chartex" xmlns:cx2="http://schemas.microsoft.com/office/drawing/2015/10/21/chartex" xmlns:cx3="http://schemas.microsoft.com/office/drawing/2016/5/9/chartex" xmlns:cx4="http://schemas.microsoft.com/office/drawing/2016/5/10/chartex" xmlns:cx5="http://schemas.microsoft.com/office/drawing/2016/5/11/chartex" xmlns:cx6="http://schemas.microsoft.com/office/drawing/2016/5/12/chartex" xmlns:cx7="http://schemas.microsoft.com/office/drawing/2016/5/13/chartex" xmlns:cx8="http://schemas.microsoft.com/office/drawing/2016/5/14/chartex" xmlns:mc="http://schemas.openxmlformats.org/markup-compatibility/2006" xmlns:aink="http://schemas.microsoft.com/office/drawing/2016/ink" xmlns:am3d="http://schemas.microsoft.com/office/drawing/2017/model3d" xmlns:o="urn:schemas-microsoft-com:office:office" xmlns:oel="http://schemas.microsoft.com/office/2019/extlst" xmlns:r="http://schemas.openxmlformats.org/officeDocument/2006/relationships" xmlns:m="http://schemas.openxmlformats.org/officeDocument/2006/math" xmlns:v="urn:schemas-microsoft-com:vml" xmlns:wp14="http://schemas.microsoft.com/office/word/2010/wordprocessingDrawing" xmlns:wp="http://schemas.openxmlformats.org/drawingml/2006/wordprocessingDrawing" xmlns:w10="urn:schemas-microsoft-com:office:word" xmlns:w="http://schemas.openxmlformats.org/wordprocessingml/2006/main" xmlns:w14="http://schemas.microsoft.com/office/word/2010/wordml" xmlns:w15="http://schemas.microsoft.com/office/word/2012/wordml" xmlns:w16cei="http://schemas.microsoft.com/office/word/2026/wordml/cei" xmlns:w16cex="http://schemas.microsoft.com/office/word/2018/wordml/cex" xmlns:w16cid="http://schemas.microsoft.com/office/word/2016/wordml/cid" xmlns:w16="http://schemas.microsoft.com/office/word/2018/wordml" xmlns:w16du="http://schemas.microsoft.com/office/word/2023/wordml/word16du" xmlns:w16sdtdh="http://schemas.microsoft.com/office/word/2020/wordml/sdtdatahash" xmlns:w16sdtfl="http://schemas.microsoft.com/office/word/2024/wordml/sdtformatlock" xmlns:w16se="http://schemas.microsoft.com/office/word/2015/wordml/symex" xmlns:wpg="http://schemas.microsoft.com/office/word/2010/wordprocessingGroup" xmlns:wpi="http://schemas.microsoft.com/office/word/2010/wordprocessingInk" xmlns:wne="http://schemas.microsoft.com/office/word/2006/wordml" xmlns:wps="http://schemas.microsoft.com/office/word/2010/wordprocessingShape" mc:Ignorable="w14 w15 w16se w16cid w16 w16cex w16sdtdh w16sdtfl w16du wp14">
   <w:body>
     <w:p>
       <w:pPr>
@@ -27,25 +27,13 @@
       <w:pPr>
         <w:rPr>
           <w:rFonts w:ascii="Calibri" w:hAnsi="Calibri" w:cs="Calibri"/>
-          <w:bCs/>
-          <w:sz w:val="20"/>
-          <w:szCs w:val="20"/>
-        </w:rPr>
-      </w:pPr>
-    </w:p>
-    <w:p>
-      <w:pPr>
-        <w:rPr>
-          <w:rFonts w:ascii="Calibri" w:hAnsi="Calibri" w:cs="Calibri"/>
           <w:b/>
           <w:bCs/>
           <w:sz w:val="22"/>
           <w:szCs w:val="22"/>
         </w:rPr>
       </w:pPr>
-    </w:p>
-    <w:p>
-      <w:pPr>
+      <w:r>
         <w:rPr>
           <w:rFonts w:ascii="Calibri" w:hAnsi="Calibri" w:cs="Calibri"/>
           <w:b/>
@@ -53,29 +41,8 @@
           <w:sz w:val="22"/>
           <w:szCs w:val="22"/>
         </w:rPr>
-      </w:pPr>
-      <w:r>
-        <w:rPr>
-          <w:rFonts w:ascii="Calibri" w:hAnsi="Calibri" w:cs="Calibri"/>
-          <w:b/>
-          <w:bCs/>
-          <w:sz w:val="22"/>
-          <w:szCs w:val="22"/>
-        </w:rPr>
-        <w:t xml:space="preserve">2.1 Gaze </w:t>
-      </w:r>
-      <w:proofErr w:type="spellStart"/>
-      <w:r>
-        <w:rPr>
-          <w:rFonts w:ascii="Calibri" w:hAnsi="Calibri" w:cs="Calibri"/>
-          <w:b/>
-          <w:bCs/>
-          <w:sz w:val="22"/>
-          <w:szCs w:val="22"/>
-        </w:rPr>
-        <w:t>Estimation</w:t>
-      </w:r>
-      <w:proofErr w:type="spellEnd"/>
+        <w:t>2.1 Gaze Estimation</w:t>
+      </w:r>
     </w:p>
     <w:p>
       <w:pPr>
@@ -177,18 +144,8 @@
           <w:sz w:val="22"/>
           <w:szCs w:val="22"/>
         </w:rPr>
-        <w:t xml:space="preserve">Gaze </w:t>
-      </w:r>
-      <w:proofErr w:type="spellStart"/>
-      <w:r>
-        <w:rPr>
-          <w:rFonts w:ascii="Calibri" w:hAnsi="Calibri" w:cs="Calibri"/>
-          <w:sz w:val="22"/>
-          <w:szCs w:val="22"/>
-        </w:rPr>
-        <w:t>Estimation</w:t>
-      </w:r>
-      <w:proofErr w:type="spellEnd"/>
+        <w:t>Gaze Estimation</w:t>
+      </w:r>
       <w:r>
         <w:rPr>
           <w:rFonts w:ascii="Calibri" w:hAnsi="Calibri" w:cs="Calibri"/>
@@ -227,7 +184,63 @@
           <w:sz w:val="22"/>
           <w:szCs w:val="22"/>
         </w:rPr>
-        <w:t>ur Approximation der Blickrichtung einer Person anhand eines Bildes. Sie</w:t>
+        <w:t xml:space="preserve">ur Approximation der Blickrichtung einer Person </w:t>
+      </w:r>
+      <w:r>
+        <w:rPr>
+          <w:rFonts w:ascii="Calibri" w:hAnsi="Calibri" w:cs="Calibri"/>
+          <w:sz w:val="22"/>
+          <w:szCs w:val="22"/>
+        </w:rPr>
+        <w:t xml:space="preserve">anhand </w:t>
+      </w:r>
+      <w:r>
+        <w:rPr>
+          <w:rFonts w:ascii="Calibri" w:hAnsi="Calibri" w:cs="Calibri"/>
+          <w:sz w:val="22"/>
+          <w:szCs w:val="22"/>
+        </w:rPr>
+        <w:t xml:space="preserve">von </w:t>
+      </w:r>
+      <w:r>
+        <w:rPr>
+          <w:rFonts w:ascii="Calibri" w:hAnsi="Calibri" w:cs="Calibri"/>
+          <w:sz w:val="22"/>
+          <w:szCs w:val="22"/>
+        </w:rPr>
+        <w:t>Bilder</w:t>
+      </w:r>
+      <w:r>
+        <w:rPr>
+          <w:rFonts w:ascii="Calibri" w:hAnsi="Calibri" w:cs="Calibri"/>
+          <w:sz w:val="22"/>
+          <w:szCs w:val="22"/>
+        </w:rPr>
+        <w:t xml:space="preserve">n </w:t>
+      </w:r>
+      <w:r>
+        <w:rPr>
+          <w:rFonts w:ascii="Calibri" w:hAnsi="Calibri" w:cs="Calibri"/>
+          <w:sz w:val="22"/>
+          <w:szCs w:val="22"/>
+        </w:rPr>
+        <w:t>(Hansen &amp; Ji, 2010)</w:t>
+      </w:r>
+      <w:r>
+        <w:rPr>
+          <w:rFonts w:ascii="Calibri" w:hAnsi="Calibri" w:cs="Calibri"/>
+          <w:sz w:val="22"/>
+          <w:szCs w:val="22"/>
+        </w:rPr>
+        <w:t xml:space="preserve">. </w:t>
+      </w:r>
+      <w:r>
+        <w:rPr>
+          <w:rFonts w:ascii="Calibri" w:hAnsi="Calibri" w:cs="Calibri"/>
+          <w:sz w:val="22"/>
+          <w:szCs w:val="22"/>
+        </w:rPr>
+        <w:t>Je nach methodischem Ansatz erfolgt die Blickschätzung in unterschiedlichen Schritten.</w:t>
       </w:r>
       <w:r>
         <w:rPr>
@@ -243,23 +256,47 @@
           <w:sz w:val="22"/>
           <w:szCs w:val="22"/>
         </w:rPr>
-        <w:t>erfolgt in</w:t>
-      </w:r>
-      <w:r>
-        <w:rPr>
-          <w:rFonts w:ascii="Calibri" w:hAnsi="Calibri" w:cs="Calibri"/>
-          <w:sz w:val="22"/>
-          <w:szCs w:val="22"/>
-        </w:rPr>
-        <w:t xml:space="preserve"> zwei Schritte</w:t>
-      </w:r>
-      <w:r>
-        <w:rPr>
-          <w:rFonts w:ascii="Calibri" w:hAnsi="Calibri" w:cs="Calibri"/>
-          <w:sz w:val="22"/>
-          <w:szCs w:val="22"/>
-        </w:rPr>
-        <w:t>n</w:t>
+        <w:t>Häufig werden z</w:t>
+      </w:r>
+      <w:r>
+        <w:rPr>
+          <w:rFonts w:ascii="Calibri" w:hAnsi="Calibri" w:cs="Calibri"/>
+          <w:sz w:val="22"/>
+          <w:szCs w:val="22"/>
+        </w:rPr>
+        <w:t>unächst</w:t>
+      </w:r>
+      <w:r>
+        <w:rPr>
+          <w:rFonts w:ascii="Calibri" w:hAnsi="Calibri" w:cs="Calibri"/>
+          <w:sz w:val="22"/>
+          <w:szCs w:val="22"/>
+        </w:rPr>
+        <w:t xml:space="preserve"> </w:t>
+      </w:r>
+      <w:r>
+        <w:rPr>
+          <w:rFonts w:ascii="Calibri" w:hAnsi="Calibri" w:cs="Calibri"/>
+          <w:sz w:val="22"/>
+          <w:szCs w:val="22"/>
+        </w:rPr>
+        <w:t xml:space="preserve">die </w:t>
+      </w:r>
+      <w:r>
+        <w:rPr>
+          <w:rFonts w:ascii="Calibri" w:hAnsi="Calibri" w:cs="Calibri"/>
+          <w:sz w:val="22"/>
+          <w:szCs w:val="22"/>
+        </w:rPr>
+        <w:t xml:space="preserve">Augen </w:t>
+      </w:r>
+      <w:r>
+        <w:rPr>
+          <w:rFonts w:ascii="Calibri" w:hAnsi="Calibri" w:cs="Calibri"/>
+          <w:sz w:val="22"/>
+          <w:szCs w:val="22"/>
+        </w:rPr>
+        <w:t>im Bild lokalisiert</w:t>
       </w:r>
       <w:r>
         <w:rPr>
@@ -275,15 +312,135 @@
           <w:sz w:val="22"/>
           <w:szCs w:val="22"/>
         </w:rPr>
-        <w:t>Zunächst</w:t>
-      </w:r>
-      <w:r>
-        <w:rPr>
-          <w:rFonts w:ascii="Calibri" w:hAnsi="Calibri" w:cs="Calibri"/>
-          <w:sz w:val="22"/>
-          <w:szCs w:val="22"/>
-        </w:rPr>
-        <w:t xml:space="preserve"> werden </w:t>
+        <w:t xml:space="preserve">Bei geometrischen Verfahren wird diese Information anschließend mit einer geschätzten Kopforientierung </w:t>
+      </w:r>
+      <w:r>
+        <w:rPr>
+          <w:rFonts w:ascii="Calibri" w:hAnsi="Calibri" w:cs="Calibri"/>
+          <w:sz w:val="22"/>
+          <w:szCs w:val="22"/>
+        </w:rPr>
+        <w:t>(</w:t>
+      </w:r>
+      <w:r>
+        <w:rPr>
+          <w:rFonts w:ascii="Calibri" w:hAnsi="Calibri" w:cs="Calibri"/>
+          <w:sz w:val="22"/>
+          <w:szCs w:val="22"/>
+        </w:rPr>
+        <w:t>Head Pose Estimation</w:t>
+      </w:r>
+      <w:r>
+        <w:rPr>
+          <w:rFonts w:ascii="Calibri" w:hAnsi="Calibri" w:cs="Calibri"/>
+          <w:sz w:val="22"/>
+          <w:szCs w:val="22"/>
+        </w:rPr>
+        <w:t>)</w:t>
+      </w:r>
+      <w:r>
+        <w:rPr>
+          <w:rFonts w:ascii="Calibri" w:hAnsi="Calibri" w:cs="Calibri"/>
+          <w:sz w:val="22"/>
+          <w:szCs w:val="22"/>
+        </w:rPr>
+        <w:t xml:space="preserve"> kombiniert, um die Blickrichtung abzuleiten.</w:t>
+      </w:r>
+      <w:r>
+        <w:rPr>
+          <w:rFonts w:ascii="Calibri" w:hAnsi="Calibri" w:cs="Calibri"/>
+          <w:sz w:val="22"/>
+          <w:szCs w:val="22"/>
+        </w:rPr>
+        <w:t xml:space="preserve"> </w:t>
+      </w:r>
+      <w:r>
+        <w:rPr>
+          <w:rFonts w:ascii="Calibri" w:hAnsi="Calibri" w:cs="Calibri"/>
+          <w:sz w:val="22"/>
+          <w:szCs w:val="22"/>
+        </w:rPr>
+        <w:t xml:space="preserve">Bei modernen Erscheinungsbasierten Ansätzen hingegen wird </w:t>
+      </w:r>
+      <w:r>
+        <w:rPr>
+          <w:rFonts w:ascii="Calibri" w:hAnsi="Calibri" w:cs="Calibri"/>
+          <w:sz w:val="22"/>
+          <w:szCs w:val="22"/>
+        </w:rPr>
+        <w:t xml:space="preserve">die Blickrichtung häufig direkt ohne Zwischenschritt direkt aus den Bildmerkmalen heraus geschätzt (Cheng et al., 2024). </w:t>
+      </w:r>
+      <w:r>
+        <w:rPr>
+          <w:rFonts w:ascii="Calibri" w:hAnsi="Calibri" w:cs="Calibri"/>
+          <w:sz w:val="22"/>
+          <w:szCs w:val="22"/>
+        </w:rPr>
+        <w:t xml:space="preserve">Die Blickrichtung </w:t>
+      </w:r>
+      <w:r>
+        <w:rPr>
+          <w:rFonts w:ascii="Calibri" w:hAnsi="Calibri" w:cs="Calibri"/>
+          <w:sz w:val="22"/>
+          <w:szCs w:val="22"/>
+        </w:rPr>
+        <w:t>kann</w:t>
+      </w:r>
+      <w:r>
+        <w:rPr>
+          <w:rFonts w:ascii="Calibri" w:hAnsi="Calibri" w:cs="Calibri"/>
+          <w:sz w:val="22"/>
+          <w:szCs w:val="22"/>
+        </w:rPr>
+        <w:t xml:space="preserve"> </w:t>
+      </w:r>
+      <w:r>
+        <w:rPr>
+          <w:rFonts w:ascii="Calibri" w:hAnsi="Calibri" w:cs="Calibri"/>
+          <w:sz w:val="22"/>
+          <w:szCs w:val="22"/>
+        </w:rPr>
+        <w:t>dabei entweder</w:t>
+      </w:r>
+      <w:r>
+        <w:rPr>
+          <w:rFonts w:ascii="Calibri" w:hAnsi="Calibri" w:cs="Calibri"/>
+          <w:sz w:val="22"/>
+          <w:szCs w:val="22"/>
+        </w:rPr>
+        <w:t xml:space="preserve"> als zweidimensionale Position auf einer Oberfläche (2D Gaze) oder als dreidimensionaler Richtungsvektor im Raum (3D Gaze) dargestellt werden. Der 2D Gaze wird hauptsächlich </w:t>
+      </w:r>
+      <w:r>
+        <w:rPr>
+          <w:rFonts w:ascii="Calibri" w:hAnsi="Calibri" w:cs="Calibri"/>
+          <w:sz w:val="22"/>
+          <w:szCs w:val="22"/>
+        </w:rPr>
+        <w:t>in</w:t>
+      </w:r>
+      <w:r>
+        <w:rPr>
+          <w:rFonts w:ascii="Calibri" w:hAnsi="Calibri" w:cs="Calibri"/>
+          <w:sz w:val="22"/>
+          <w:szCs w:val="22"/>
+        </w:rPr>
+        <w:t xml:space="preserve"> bildschirmbasierten Anwendungen </w:t>
+      </w:r>
+      <w:r>
+        <w:rPr>
+          <w:rFonts w:ascii="Calibri" w:hAnsi="Calibri" w:cs="Calibri"/>
+          <w:sz w:val="22"/>
+          <w:szCs w:val="22"/>
+        </w:rPr>
+        <w:t>eingesetzt und beschreibt</w:t>
+      </w:r>
+      <w:r>
+        <w:rPr>
+          <w:rFonts w:ascii="Calibri" w:hAnsi="Calibri" w:cs="Calibri"/>
+          <w:sz w:val="22"/>
+          <w:szCs w:val="22"/>
+        </w:rPr>
+        <w:t xml:space="preserve"> </w:t>
       </w:r>
       <w:r>
         <w:rPr>
@@ -299,31 +456,23 @@
           <w:sz w:val="22"/>
           <w:szCs w:val="22"/>
         </w:rPr>
-        <w:t xml:space="preserve">Augen erkannt und ihre Position im Bild </w:t>
-      </w:r>
-      <w:r>
-        <w:rPr>
-          <w:rFonts w:ascii="Calibri" w:hAnsi="Calibri" w:cs="Calibri"/>
-          <w:sz w:val="22"/>
-          <w:szCs w:val="22"/>
-        </w:rPr>
-        <w:t>bestimmt</w:t>
-      </w:r>
-      <w:r>
-        <w:rPr>
-          <w:rFonts w:ascii="Calibri" w:hAnsi="Calibri" w:cs="Calibri"/>
-          <w:sz w:val="22"/>
-          <w:szCs w:val="22"/>
-        </w:rPr>
-        <w:t xml:space="preserve">. </w:t>
-      </w:r>
-      <w:r>
-        <w:rPr>
-          <w:rFonts w:ascii="Calibri" w:hAnsi="Calibri" w:cs="Calibri"/>
-          <w:sz w:val="22"/>
-          <w:szCs w:val="22"/>
-        </w:rPr>
-        <w:t>Anschließend</w:t>
+        <w:t>Blickposition</w:t>
+      </w:r>
+      <w:r>
+        <w:rPr>
+          <w:rFonts w:ascii="Calibri" w:hAnsi="Calibri" w:cs="Calibri"/>
+          <w:sz w:val="22"/>
+          <w:szCs w:val="22"/>
+        </w:rPr>
+        <w:t xml:space="preserve"> auf eine Ebene</w:t>
+      </w:r>
+      <w:r>
+        <w:rPr>
+          <w:rFonts w:ascii="Calibri" w:hAnsi="Calibri" w:cs="Calibri"/>
+          <w:sz w:val="22"/>
+          <w:szCs w:val="22"/>
+        </w:rPr>
+        <w:t>.</w:t>
       </w:r>
       <w:r>
         <w:rPr>
@@ -339,49 +488,122 @@
           <w:sz w:val="22"/>
           <w:szCs w:val="22"/>
         </w:rPr>
-        <w:t>werden</w:t>
-      </w:r>
-      <w:r>
-        <w:rPr>
-          <w:rFonts w:ascii="Calibri" w:hAnsi="Calibri" w:cs="Calibri"/>
-          <w:sz w:val="22"/>
-          <w:szCs w:val="22"/>
-        </w:rPr>
-        <w:t xml:space="preserve"> diese Informationen gemeinsam mit den Ergebnissen der </w:t>
-      </w:r>
-      <w:r>
-        <w:rPr>
-          <w:rFonts w:ascii="Calibri" w:hAnsi="Calibri" w:cs="Calibri"/>
-          <w:sz w:val="22"/>
-          <w:szCs w:val="22"/>
-        </w:rPr>
-        <w:t xml:space="preserve">Head Pose </w:t>
-      </w:r>
-      <w:proofErr w:type="spellStart"/>
-      <w:r>
-        <w:rPr>
-          <w:rFonts w:ascii="Calibri" w:hAnsi="Calibri" w:cs="Calibri"/>
-          <w:sz w:val="22"/>
-          <w:szCs w:val="22"/>
-        </w:rPr>
-        <w:t>Estimation</w:t>
-      </w:r>
-      <w:proofErr w:type="spellEnd"/>
-      <w:r>
-        <w:rPr>
-          <w:rFonts w:ascii="Calibri" w:hAnsi="Calibri" w:cs="Calibri"/>
-          <w:sz w:val="22"/>
-          <w:szCs w:val="22"/>
-        </w:rPr>
-        <w:t xml:space="preserve">, </w:t>
-      </w:r>
-      <w:r>
-        <w:rPr>
-          <w:rFonts w:ascii="Calibri" w:hAnsi="Calibri" w:cs="Calibri"/>
-          <w:sz w:val="22"/>
-          <w:szCs w:val="22"/>
-        </w:rPr>
-        <w:t>eine</w:t>
+        <w:t>D</w:t>
+      </w:r>
+      <w:r>
+        <w:rPr>
+          <w:rFonts w:ascii="Calibri" w:hAnsi="Calibri" w:cs="Calibri"/>
+          <w:sz w:val="22"/>
+          <w:szCs w:val="22"/>
+        </w:rPr>
+        <w:t xml:space="preserve">er 3D Gaze </w:t>
+      </w:r>
+      <w:r>
+        <w:rPr>
+          <w:rFonts w:ascii="Calibri" w:hAnsi="Calibri" w:cs="Calibri"/>
+          <w:sz w:val="22"/>
+          <w:szCs w:val="22"/>
+        </w:rPr>
+        <w:t>hingegen repräsentiert die</w:t>
+      </w:r>
+      <w:r>
+        <w:rPr>
+          <w:rFonts w:ascii="Calibri" w:hAnsi="Calibri" w:cs="Calibri"/>
+          <w:sz w:val="22"/>
+          <w:szCs w:val="22"/>
+        </w:rPr>
+        <w:t xml:space="preserve"> allgemeine Blickrichtung</w:t>
+      </w:r>
+      <w:r>
+        <w:rPr>
+          <w:rFonts w:ascii="Calibri" w:hAnsi="Calibri" w:cs="Calibri"/>
+          <w:sz w:val="22"/>
+          <w:szCs w:val="22"/>
+        </w:rPr>
+        <w:t xml:space="preserve"> einer Person</w:t>
+      </w:r>
+      <w:r>
+        <w:rPr>
+          <w:rFonts w:ascii="Calibri" w:hAnsi="Calibri" w:cs="Calibri"/>
+          <w:sz w:val="22"/>
+          <w:szCs w:val="22"/>
+        </w:rPr>
+        <w:t xml:space="preserve"> im</w:t>
+      </w:r>
+      <w:r>
+        <w:rPr>
+          <w:rFonts w:ascii="Calibri" w:hAnsi="Calibri" w:cs="Calibri"/>
+          <w:sz w:val="22"/>
+          <w:szCs w:val="22"/>
+        </w:rPr>
+        <w:t xml:space="preserve"> dreidimensionalen</w:t>
+      </w:r>
+      <w:r>
+        <w:rPr>
+          <w:rFonts w:ascii="Calibri" w:hAnsi="Calibri" w:cs="Calibri"/>
+          <w:sz w:val="22"/>
+          <w:szCs w:val="22"/>
+        </w:rPr>
+        <w:t xml:space="preserve"> Rau</w:t>
+      </w:r>
+      <w:r>
+        <w:rPr>
+          <w:rFonts w:ascii="Calibri" w:hAnsi="Calibri" w:cs="Calibri"/>
+          <w:sz w:val="22"/>
+          <w:szCs w:val="22"/>
+        </w:rPr>
+        <w:t>m</w:t>
+      </w:r>
+      <w:r>
+        <w:rPr>
+          <w:rFonts w:ascii="Calibri" w:hAnsi="Calibri" w:cs="Calibri"/>
+          <w:sz w:val="22"/>
+          <w:szCs w:val="22"/>
+        </w:rPr>
+        <w:t>.</w:t>
+      </w:r>
+    </w:p>
+    <w:p>
+      <w:pPr>
+        <w:rPr>
+          <w:rFonts w:ascii="Calibri" w:hAnsi="Calibri" w:cs="Calibri"/>
+          <w:sz w:val="22"/>
+          <w:szCs w:val="22"/>
+        </w:rPr>
+      </w:pPr>
+      <w:r>
+        <w:rPr>
+          <w:rFonts w:ascii="Calibri" w:hAnsi="Calibri" w:cs="Calibri"/>
+          <w:sz w:val="22"/>
+          <w:szCs w:val="22"/>
+          <w:highlight w:val="yellow"/>
+        </w:rPr>
+        <w:t>Die Blickschätzung</w:t>
+      </w:r>
+      <w:r>
+        <w:rPr>
+          <w:rFonts w:ascii="Calibri" w:hAnsi="Calibri" w:cs="Calibri"/>
+          <w:sz w:val="22"/>
+          <w:szCs w:val="22"/>
+          <w:highlight w:val="yellow"/>
+        </w:rPr>
+        <w:t xml:space="preserve"> findet </w:t>
+      </w:r>
+      <w:r>
+        <w:rPr>
+          <w:rFonts w:ascii="Calibri" w:hAnsi="Calibri" w:cs="Calibri"/>
+          <w:sz w:val="22"/>
+          <w:szCs w:val="22"/>
+        </w:rPr>
+        <w:t>insbesondere</w:t>
+      </w:r>
+      <w:r>
+        <w:rPr>
+          <w:rFonts w:ascii="Calibri" w:hAnsi="Calibri" w:cs="Calibri"/>
+          <w:sz w:val="22"/>
+          <w:szCs w:val="22"/>
+        </w:rPr>
+        <w:t xml:space="preserve"> Anwendung</w:t>
       </w:r>
       <w:r>
         <w:rPr>
@@ -391,39 +613,77 @@
         </w:rPr>
         <w:t xml:space="preserve"> </w:t>
       </w:r>
-      <w:proofErr w:type="spellStart"/>
-      <w:r>
-        <w:rPr>
-          <w:rFonts w:ascii="Calibri" w:hAnsi="Calibri" w:cs="Calibri"/>
-          <w:sz w:val="22"/>
-          <w:szCs w:val="22"/>
-        </w:rPr>
-        <w:t>Approximierung</w:t>
-      </w:r>
-      <w:proofErr w:type="spellEnd"/>
-      <w:r>
-        <w:rPr>
-          <w:rFonts w:ascii="Calibri" w:hAnsi="Calibri" w:cs="Calibri"/>
-          <w:sz w:val="22"/>
-          <w:szCs w:val="22"/>
-        </w:rPr>
-        <w:t xml:space="preserve"> der räumlichen Orientierung des Kopfes,</w:t>
-      </w:r>
-      <w:r>
-        <w:rPr>
-          <w:rFonts w:ascii="Calibri" w:hAnsi="Calibri" w:cs="Calibri"/>
-          <w:sz w:val="22"/>
-          <w:szCs w:val="22"/>
-        </w:rPr>
-        <w:t xml:space="preserve"> </w:t>
-      </w:r>
-      <w:r>
-        <w:rPr>
-          <w:rFonts w:ascii="Calibri" w:hAnsi="Calibri" w:cs="Calibri"/>
-          <w:sz w:val="22"/>
-          <w:szCs w:val="22"/>
-        </w:rPr>
-        <w:t>verwendet</w:t>
+      <w:r>
+        <w:rPr>
+          <w:rFonts w:ascii="Calibri" w:hAnsi="Calibri" w:cs="Calibri"/>
+          <w:sz w:val="22"/>
+          <w:szCs w:val="22"/>
+        </w:rPr>
+        <w:t>in den</w:t>
+      </w:r>
+      <w:r>
+        <w:rPr>
+          <w:rFonts w:ascii="Calibri" w:hAnsi="Calibri" w:cs="Calibri"/>
+          <w:sz w:val="22"/>
+          <w:szCs w:val="22"/>
+        </w:rPr>
+        <w:t xml:space="preserve"> Bereich</w:t>
+      </w:r>
+      <w:r>
+        <w:rPr>
+          <w:rFonts w:ascii="Calibri" w:hAnsi="Calibri" w:cs="Calibri"/>
+          <w:sz w:val="22"/>
+          <w:szCs w:val="22"/>
+        </w:rPr>
+        <w:t>en</w:t>
+      </w:r>
+      <w:r>
+        <w:rPr>
+          <w:rFonts w:ascii="Calibri" w:hAnsi="Calibri" w:cs="Calibri"/>
+          <w:sz w:val="22"/>
+          <w:szCs w:val="22"/>
+        </w:rPr>
+        <w:t xml:space="preserve"> der </w:t>
+      </w:r>
+      <w:r>
+        <w:rPr>
+          <w:rFonts w:ascii="Calibri" w:hAnsi="Calibri" w:cs="Calibri"/>
+          <w:sz w:val="22"/>
+          <w:szCs w:val="22"/>
+        </w:rPr>
+        <w:t>Mensch</w:t>
+      </w:r>
+      <w:r>
+        <w:rPr>
+          <w:rFonts w:ascii="Calibri" w:hAnsi="Calibri" w:cs="Calibri"/>
+          <w:sz w:val="22"/>
+          <w:szCs w:val="22"/>
+        </w:rPr>
+        <w:t>-Computer-Intera</w:t>
+      </w:r>
+      <w:r>
+        <w:rPr>
+          <w:rFonts w:ascii="Calibri" w:hAnsi="Calibri" w:cs="Calibri"/>
+          <w:sz w:val="22"/>
+          <w:szCs w:val="22"/>
+        </w:rPr>
+        <w:t>k</w:t>
+      </w:r>
+      <w:r>
+        <w:rPr>
+          <w:rFonts w:ascii="Calibri" w:hAnsi="Calibri" w:cs="Calibri"/>
+          <w:sz w:val="22"/>
+          <w:szCs w:val="22"/>
+        </w:rPr>
+        <w:t>tion</w:t>
+      </w:r>
+      <w:r>
+        <w:rPr>
+          <w:rFonts w:ascii="Calibri" w:hAnsi="Calibri" w:cs="Calibri"/>
+          <w:sz w:val="22"/>
+          <w:szCs w:val="22"/>
+        </w:rPr>
+        <w:t xml:space="preserve"> (Human-Computer Interaction, HCI)</w:t>
       </w:r>
       <w:r>
         <w:rPr>
@@ -439,135 +699,7 @@
           <w:sz w:val="22"/>
           <w:szCs w:val="22"/>
         </w:rPr>
-        <w:t xml:space="preserve"> um </w:t>
-      </w:r>
-      <w:r>
-        <w:rPr>
-          <w:rFonts w:ascii="Calibri" w:hAnsi="Calibri" w:cs="Calibri"/>
-          <w:sz w:val="22"/>
-          <w:szCs w:val="22"/>
-        </w:rPr>
-        <w:t xml:space="preserve">die Blickrichtung einer Person beziehungsweise </w:t>
-      </w:r>
-      <w:r>
-        <w:rPr>
-          <w:rFonts w:ascii="Calibri" w:hAnsi="Calibri" w:cs="Calibri"/>
-          <w:sz w:val="22"/>
-          <w:szCs w:val="22"/>
-        </w:rPr>
-        <w:t>den betrachteten Blickpunkt</w:t>
-      </w:r>
-      <w:r>
-        <w:rPr>
-          <w:rFonts w:ascii="Calibri" w:hAnsi="Calibri" w:cs="Calibri"/>
-          <w:sz w:val="22"/>
-          <w:szCs w:val="22"/>
-        </w:rPr>
-        <w:t xml:space="preserve"> </w:t>
-      </w:r>
-      <w:r>
-        <w:rPr>
-          <w:rFonts w:ascii="Calibri" w:hAnsi="Calibri" w:cs="Calibri"/>
-          <w:sz w:val="22"/>
-          <w:szCs w:val="22"/>
-        </w:rPr>
-        <w:t>zu schätzen.</w:t>
-      </w:r>
-      <w:r>
-        <w:rPr>
-          <w:rFonts w:ascii="Calibri" w:hAnsi="Calibri" w:cs="Calibri"/>
-          <w:sz w:val="22"/>
-          <w:szCs w:val="22"/>
-        </w:rPr>
-        <w:t xml:space="preserve"> Die Blickrichtung </w:t>
-      </w:r>
-      <w:r>
-        <w:rPr>
-          <w:rFonts w:ascii="Calibri" w:hAnsi="Calibri" w:cs="Calibri"/>
-          <w:sz w:val="22"/>
-          <w:szCs w:val="22"/>
-        </w:rPr>
-        <w:t>kann</w:t>
-      </w:r>
-      <w:r>
-        <w:rPr>
-          <w:rFonts w:ascii="Calibri" w:hAnsi="Calibri" w:cs="Calibri"/>
-          <w:sz w:val="22"/>
-          <w:szCs w:val="22"/>
-        </w:rPr>
-        <w:t xml:space="preserve"> </w:t>
-      </w:r>
-      <w:r>
-        <w:rPr>
-          <w:rFonts w:ascii="Calibri" w:hAnsi="Calibri" w:cs="Calibri"/>
-          <w:sz w:val="22"/>
-          <w:szCs w:val="22"/>
-        </w:rPr>
-        <w:t>dabei entweder</w:t>
-      </w:r>
-      <w:r>
-        <w:rPr>
-          <w:rFonts w:ascii="Calibri" w:hAnsi="Calibri" w:cs="Calibri"/>
-          <w:sz w:val="22"/>
-          <w:szCs w:val="22"/>
-        </w:rPr>
-        <w:t xml:space="preserve"> als zweidimensionale Position auf einer Oberfläche (2D Gaze) oder als dreidimensionaler Richtungsvektor im Raum (3D Gaze) dargestellt werden. Der 2D Gaze wird hauptsächlich </w:t>
-      </w:r>
-      <w:r>
-        <w:rPr>
-          <w:rFonts w:ascii="Calibri" w:hAnsi="Calibri" w:cs="Calibri"/>
-          <w:sz w:val="22"/>
-          <w:szCs w:val="22"/>
-        </w:rPr>
-        <w:t>in</w:t>
-      </w:r>
-      <w:r>
-        <w:rPr>
-          <w:rFonts w:ascii="Calibri" w:hAnsi="Calibri" w:cs="Calibri"/>
-          <w:sz w:val="22"/>
-          <w:szCs w:val="22"/>
-        </w:rPr>
-        <w:t xml:space="preserve"> bildschirmbasierten Anwendungen </w:t>
-      </w:r>
-      <w:r>
-        <w:rPr>
-          <w:rFonts w:ascii="Calibri" w:hAnsi="Calibri" w:cs="Calibri"/>
-          <w:sz w:val="22"/>
-          <w:szCs w:val="22"/>
-        </w:rPr>
-        <w:t>eingesetzt und beschreibt</w:t>
-      </w:r>
-      <w:r>
-        <w:rPr>
-          <w:rFonts w:ascii="Calibri" w:hAnsi="Calibri" w:cs="Calibri"/>
-          <w:sz w:val="22"/>
-          <w:szCs w:val="22"/>
-        </w:rPr>
-        <w:t xml:space="preserve"> </w:t>
-      </w:r>
-      <w:r>
-        <w:rPr>
-          <w:rFonts w:ascii="Calibri" w:hAnsi="Calibri" w:cs="Calibri"/>
-          <w:sz w:val="22"/>
-          <w:szCs w:val="22"/>
-        </w:rPr>
-        <w:t xml:space="preserve">die </w:t>
-      </w:r>
-      <w:r>
-        <w:rPr>
-          <w:rFonts w:ascii="Calibri" w:hAnsi="Calibri" w:cs="Calibri"/>
-          <w:sz w:val="22"/>
-          <w:szCs w:val="22"/>
-        </w:rPr>
-        <w:t>Blickposition</w:t>
-      </w:r>
-      <w:r>
-        <w:rPr>
-          <w:rFonts w:ascii="Calibri" w:hAnsi="Calibri" w:cs="Calibri"/>
-          <w:sz w:val="22"/>
-          <w:szCs w:val="22"/>
-        </w:rPr>
-        <w:t xml:space="preserve"> auf eine Ebene</w:t>
+        <w:t xml:space="preserve"> der Analyse von Aufmerksamkeit und kognitiven Zuständen sowie in biometrischen Systemen</w:t>
       </w:r>
       <w:r>
         <w:rPr>
@@ -583,177 +715,7 @@
           <w:sz w:val="22"/>
           <w:szCs w:val="22"/>
         </w:rPr>
-        <w:t xml:space="preserve"> </w:t>
-      </w:r>
-      <w:r>
-        <w:rPr>
-          <w:rFonts w:ascii="Calibri" w:hAnsi="Calibri" w:cs="Calibri"/>
-          <w:sz w:val="22"/>
-          <w:szCs w:val="22"/>
-        </w:rPr>
-        <w:t>D</w:t>
-      </w:r>
-      <w:r>
-        <w:rPr>
-          <w:rFonts w:ascii="Calibri" w:hAnsi="Calibri" w:cs="Calibri"/>
-          <w:sz w:val="22"/>
-          <w:szCs w:val="22"/>
-        </w:rPr>
-        <w:t xml:space="preserve">er 3D Gaze </w:t>
-      </w:r>
-      <w:r>
-        <w:rPr>
-          <w:rFonts w:ascii="Calibri" w:hAnsi="Calibri" w:cs="Calibri"/>
-          <w:sz w:val="22"/>
-          <w:szCs w:val="22"/>
-        </w:rPr>
-        <w:t>hingegen repräsentiert die</w:t>
-      </w:r>
-      <w:r>
-        <w:rPr>
-          <w:rFonts w:ascii="Calibri" w:hAnsi="Calibri" w:cs="Calibri"/>
-          <w:sz w:val="22"/>
-          <w:szCs w:val="22"/>
-        </w:rPr>
-        <w:t xml:space="preserve"> allgemeine Blickrichtung</w:t>
-      </w:r>
-      <w:r>
-        <w:rPr>
-          <w:rFonts w:ascii="Calibri" w:hAnsi="Calibri" w:cs="Calibri"/>
-          <w:sz w:val="22"/>
-          <w:szCs w:val="22"/>
-        </w:rPr>
-        <w:t xml:space="preserve"> einer Person</w:t>
-      </w:r>
-      <w:r>
-        <w:rPr>
-          <w:rFonts w:ascii="Calibri" w:hAnsi="Calibri" w:cs="Calibri"/>
-          <w:sz w:val="22"/>
-          <w:szCs w:val="22"/>
-        </w:rPr>
-        <w:t xml:space="preserve"> im</w:t>
-      </w:r>
-      <w:r>
-        <w:rPr>
-          <w:rFonts w:ascii="Calibri" w:hAnsi="Calibri" w:cs="Calibri"/>
-          <w:sz w:val="22"/>
-          <w:szCs w:val="22"/>
-        </w:rPr>
-        <w:t xml:space="preserve"> dreidimensionalen</w:t>
-      </w:r>
-      <w:r>
-        <w:rPr>
-          <w:rFonts w:ascii="Calibri" w:hAnsi="Calibri" w:cs="Calibri"/>
-          <w:sz w:val="22"/>
-          <w:szCs w:val="22"/>
-        </w:rPr>
-        <w:t xml:space="preserve"> Rau</w:t>
-      </w:r>
-      <w:r>
-        <w:rPr>
-          <w:rFonts w:ascii="Calibri" w:hAnsi="Calibri" w:cs="Calibri"/>
-          <w:sz w:val="22"/>
-          <w:szCs w:val="22"/>
-        </w:rPr>
-        <w:t>m</w:t>
-      </w:r>
-      <w:r>
-        <w:rPr>
-          <w:rFonts w:ascii="Calibri" w:hAnsi="Calibri" w:cs="Calibri"/>
-          <w:sz w:val="22"/>
-          <w:szCs w:val="22"/>
-        </w:rPr>
-        <w:t>.</w:t>
-      </w:r>
-    </w:p>
-    <w:p>
-      <w:pPr>
-        <w:rPr>
-          <w:rFonts w:ascii="Calibri" w:hAnsi="Calibri" w:cs="Calibri"/>
-          <w:sz w:val="22"/>
-          <w:szCs w:val="22"/>
-        </w:rPr>
-      </w:pPr>
-      <w:r>
-        <w:rPr>
-          <w:rFonts w:ascii="Calibri" w:hAnsi="Calibri" w:cs="Calibri"/>
-          <w:sz w:val="22"/>
-          <w:szCs w:val="22"/>
-          <w:highlight w:val="yellow"/>
-        </w:rPr>
-        <w:t xml:space="preserve">Sie findet </w:t>
-      </w:r>
-      <w:r>
-        <w:rPr>
-          <w:rFonts w:ascii="Calibri" w:hAnsi="Calibri" w:cs="Calibri"/>
-          <w:sz w:val="22"/>
-          <w:szCs w:val="22"/>
-        </w:rPr>
-        <w:t>insbesondere</w:t>
-      </w:r>
-      <w:r>
-        <w:rPr>
-          <w:rFonts w:ascii="Calibri" w:hAnsi="Calibri" w:cs="Calibri"/>
-          <w:sz w:val="22"/>
-          <w:szCs w:val="22"/>
-        </w:rPr>
-        <w:t xml:space="preserve"> Anwendung</w:t>
-      </w:r>
-      <w:r>
-        <w:rPr>
-          <w:rFonts w:ascii="Calibri" w:hAnsi="Calibri" w:cs="Calibri"/>
-          <w:sz w:val="22"/>
-          <w:szCs w:val="22"/>
-        </w:rPr>
-        <w:t xml:space="preserve"> </w:t>
-      </w:r>
-      <w:r>
-        <w:rPr>
-          <w:rFonts w:ascii="Calibri" w:hAnsi="Calibri" w:cs="Calibri"/>
-          <w:sz w:val="22"/>
-          <w:szCs w:val="22"/>
-        </w:rPr>
-        <w:t>in den</w:t>
-      </w:r>
-      <w:r>
-        <w:rPr>
-          <w:rFonts w:ascii="Calibri" w:hAnsi="Calibri" w:cs="Calibri"/>
-          <w:sz w:val="22"/>
-          <w:szCs w:val="22"/>
-        </w:rPr>
-        <w:t xml:space="preserve"> Bereich</w:t>
-      </w:r>
-      <w:r>
-        <w:rPr>
-          <w:rFonts w:ascii="Calibri" w:hAnsi="Calibri" w:cs="Calibri"/>
-          <w:sz w:val="22"/>
-          <w:szCs w:val="22"/>
-        </w:rPr>
-        <w:t>en</w:t>
-      </w:r>
-      <w:r>
-        <w:rPr>
-          <w:rFonts w:ascii="Calibri" w:hAnsi="Calibri" w:cs="Calibri"/>
-          <w:sz w:val="22"/>
-          <w:szCs w:val="22"/>
-        </w:rPr>
-        <w:t xml:space="preserve"> der </w:t>
-      </w:r>
-      <w:r>
-        <w:rPr>
-          <w:rFonts w:ascii="Calibri" w:hAnsi="Calibri" w:cs="Calibri"/>
-          <w:sz w:val="22"/>
-          <w:szCs w:val="22"/>
-        </w:rPr>
-        <w:t>Mensch</w:t>
-      </w:r>
-      <w:r>
-        <w:rPr>
-          <w:rFonts w:ascii="Calibri" w:hAnsi="Calibri" w:cs="Calibri"/>
-          <w:sz w:val="22"/>
-          <w:szCs w:val="22"/>
-        </w:rPr>
-        <w:t>-Computer-Intera</w:t>
+        <w:t xml:space="preserve"> Darüber hinaus gewinnt diese Technologie zunehmend an Bedeutung in Verbraucheranwendungen wie Virtual/Augmented Reality und Fahrerüberwachungssystemen. Durch die berührungslose Erfassung der Blickrichtung wird eine intuitive Intera</w:t>
       </w:r>
       <w:r>
         <w:rPr>
@@ -769,80 +731,6 @@
           <w:sz w:val="22"/>
           <w:szCs w:val="22"/>
         </w:rPr>
-        <w:t>tion</w:t>
-      </w:r>
-      <w:r>
-        <w:rPr>
-          <w:rFonts w:ascii="Calibri" w:hAnsi="Calibri" w:cs="Calibri"/>
-          <w:sz w:val="22"/>
-          <w:szCs w:val="22"/>
-        </w:rPr>
-        <w:t xml:space="preserve"> (Human-Computer Interaction, HCI)</w:t>
-      </w:r>
-      <w:r>
-        <w:rPr>
-          <w:rFonts w:ascii="Calibri" w:hAnsi="Calibri" w:cs="Calibri"/>
-          <w:sz w:val="22"/>
-          <w:szCs w:val="22"/>
-        </w:rPr>
-        <w:t>,</w:t>
-      </w:r>
-      <w:r>
-        <w:rPr>
-          <w:rFonts w:ascii="Calibri" w:hAnsi="Calibri" w:cs="Calibri"/>
-          <w:sz w:val="22"/>
-          <w:szCs w:val="22"/>
-        </w:rPr>
-        <w:t xml:space="preserve"> der Analyse von Aufmerksamkeit und kognitiven Zuständen sowie in biometrischen Systemen</w:t>
-      </w:r>
-      <w:r>
-        <w:rPr>
-          <w:rFonts w:ascii="Calibri" w:hAnsi="Calibri" w:cs="Calibri"/>
-          <w:sz w:val="22"/>
-          <w:szCs w:val="22"/>
-        </w:rPr>
-        <w:t>.</w:t>
-      </w:r>
-      <w:r>
-        <w:rPr>
-          <w:rFonts w:ascii="Calibri" w:hAnsi="Calibri" w:cs="Calibri"/>
-          <w:sz w:val="22"/>
-          <w:szCs w:val="22"/>
-        </w:rPr>
-        <w:t xml:space="preserve"> Darüber hinaus gewinnt diese Technologie zunehmend an Bedeutung in Verbraucheranwendungen wie Virtual/</w:t>
-      </w:r>
-      <w:proofErr w:type="spellStart"/>
-      <w:r>
-        <w:rPr>
-          <w:rFonts w:ascii="Calibri" w:hAnsi="Calibri" w:cs="Calibri"/>
-          <w:sz w:val="22"/>
-          <w:szCs w:val="22"/>
-        </w:rPr>
-        <w:t>Augmented</w:t>
-      </w:r>
-      <w:proofErr w:type="spellEnd"/>
-      <w:r>
-        <w:rPr>
-          <w:rFonts w:ascii="Calibri" w:hAnsi="Calibri" w:cs="Calibri"/>
-          <w:sz w:val="22"/>
-          <w:szCs w:val="22"/>
-        </w:rPr>
-        <w:t xml:space="preserve"> Reality und Fahrerüberwachungssystemen. Durch die berührungslose Erfassung der Blickrichtung wird eine intuitive Intera</w:t>
-      </w:r>
-      <w:r>
-        <w:rPr>
-          <w:rFonts w:ascii="Calibri" w:hAnsi="Calibri" w:cs="Calibri"/>
-          <w:sz w:val="22"/>
-          <w:szCs w:val="22"/>
-        </w:rPr>
-        <w:t>k</w:t>
-      </w:r>
-      <w:r>
-        <w:rPr>
-          <w:rFonts w:ascii="Calibri" w:hAnsi="Calibri" w:cs="Calibri"/>
-          <w:sz w:val="22"/>
-          <w:szCs w:val="22"/>
-        </w:rPr>
         <w:t>tion mit technischen Systemen ermöglicht und es können wichtige Informationen über das Verhalten und die Aufmerksamkeit des Nutzenden beschaffen werden.</w:t>
       </w:r>
     </w:p>
@@ -862,15 +750,6 @@
         </w:rPr>
         <w:t>Im Folgenden gehen wir genauer auf die wichtigsten Blickschätzungsverfahren und ihrer Funktionsweisen ein.</w:t>
       </w:r>
-    </w:p>
-    <w:p>
-      <w:pPr>
-        <w:rPr>
-          <w:rFonts w:ascii="Calibri" w:hAnsi="Calibri" w:cs="Calibri"/>
-          <w:sz w:val="22"/>
-          <w:szCs w:val="22"/>
-        </w:rPr>
-      </w:pPr>
     </w:p>
     <w:p>
       <w:pPr>
@@ -977,7 +856,23 @@
           <w:sz w:val="22"/>
           <w:szCs w:val="22"/>
         </w:rPr>
-        <w:t>Henessey et al. (2006)</w:t>
+        <w:t>Hen</w:t>
+      </w:r>
+      <w:r>
+        <w:rPr>
+          <w:rFonts w:ascii="Calibri" w:hAnsi="Calibri" w:cs="Calibri"/>
+          <w:sz w:val="22"/>
+          <w:szCs w:val="22"/>
+        </w:rPr>
+        <w:t>n</w:t>
+      </w:r>
+      <w:r>
+        <w:rPr>
+          <w:rFonts w:ascii="Calibri" w:hAnsi="Calibri" w:cs="Calibri"/>
+          <w:sz w:val="22"/>
+          <w:szCs w:val="22"/>
+        </w:rPr>
+        <w:t>essey et al. (2006)</w:t>
       </w:r>
     </w:p>
     <w:p>
@@ -1018,25 +913,7 @@
           <w:sz w:val="22"/>
           <w:szCs w:val="22"/>
         </w:rPr>
-        <w:t>(model-</w:t>
-      </w:r>
-      <w:proofErr w:type="spellStart"/>
-      <w:r>
-        <w:rPr>
-          <w:rFonts w:ascii="Calibri" w:hAnsi="Calibri" w:cs="Calibri"/>
-          <w:sz w:val="22"/>
-          <w:szCs w:val="22"/>
-        </w:rPr>
-        <w:t>based</w:t>
-      </w:r>
-      <w:proofErr w:type="spellEnd"/>
-      <w:r>
-        <w:rPr>
-          <w:rFonts w:ascii="Calibri" w:hAnsi="Calibri" w:cs="Calibri"/>
-          <w:sz w:val="22"/>
-          <w:szCs w:val="22"/>
-        </w:rPr>
-        <w:t xml:space="preserve">) </w:t>
+        <w:t xml:space="preserve">(model-based) </w:t>
       </w:r>
       <w:r>
         <w:rPr>
@@ -1100,7 +977,95 @@
           <w:sz w:val="22"/>
           <w:szCs w:val="22"/>
         </w:rPr>
-        <w:t xml:space="preserve"> Hierbei wird das Auge durch </w:t>
+        <w:t xml:space="preserve"> Hierbei wird das Auge durch vereinfachte geometrische Strukturen</w:t>
+      </w:r>
+      <w:r>
+        <w:rPr>
+          <w:rFonts w:ascii="Calibri" w:hAnsi="Calibri" w:cs="Calibri"/>
+          <w:sz w:val="22"/>
+          <w:szCs w:val="22"/>
+        </w:rPr>
+        <w:t xml:space="preserve"> beschrieben</w:t>
+      </w:r>
+      <w:r>
+        <w:rPr>
+          <w:rFonts w:ascii="Calibri" w:hAnsi="Calibri" w:cs="Calibri"/>
+          <w:sz w:val="22"/>
+          <w:szCs w:val="22"/>
+        </w:rPr>
+        <w:t xml:space="preserve">, </w:t>
+      </w:r>
+      <w:r>
+        <w:rPr>
+          <w:rFonts w:ascii="Calibri" w:hAnsi="Calibri" w:cs="Calibri"/>
+          <w:sz w:val="22"/>
+          <w:szCs w:val="22"/>
+        </w:rPr>
+        <w:t>beispielsweise durch einen</w:t>
+      </w:r>
+      <w:r>
+        <w:rPr>
+          <w:rFonts w:ascii="Calibri" w:hAnsi="Calibri" w:cs="Calibri"/>
+          <w:sz w:val="22"/>
+          <w:szCs w:val="22"/>
+        </w:rPr>
+        <w:t xml:space="preserve"> kugelförmige</w:t>
+      </w:r>
+      <w:r>
+        <w:rPr>
+          <w:rFonts w:ascii="Calibri" w:hAnsi="Calibri" w:cs="Calibri"/>
+          <w:sz w:val="22"/>
+          <w:szCs w:val="22"/>
+        </w:rPr>
+        <w:t>n</w:t>
+      </w:r>
+      <w:r>
+        <w:rPr>
+          <w:rFonts w:ascii="Calibri" w:hAnsi="Calibri" w:cs="Calibri"/>
+          <w:sz w:val="22"/>
+          <w:szCs w:val="22"/>
+        </w:rPr>
+        <w:t xml:space="preserve"> Augapfel und </w:t>
+      </w:r>
+      <w:r>
+        <w:rPr>
+          <w:rFonts w:ascii="Calibri" w:hAnsi="Calibri" w:cs="Calibri"/>
+          <w:sz w:val="22"/>
+          <w:szCs w:val="22"/>
+        </w:rPr>
+        <w:t>eine kreisförmige Pupille</w:t>
+      </w:r>
+      <w:r>
+        <w:rPr>
+          <w:rFonts w:ascii="Calibri" w:hAnsi="Calibri" w:cs="Calibri"/>
+          <w:sz w:val="22"/>
+          <w:szCs w:val="22"/>
+        </w:rPr>
+        <w:t>. A</w:t>
+      </w:r>
+      <w:r>
+        <w:rPr>
+          <w:rFonts w:ascii="Calibri" w:hAnsi="Calibri" w:cs="Calibri"/>
+          <w:sz w:val="22"/>
+          <w:szCs w:val="22"/>
+        </w:rPr>
+        <w:t>nhand der geschätzten Geometrie des Auges</w:t>
+      </w:r>
+      <w:r>
+        <w:rPr>
+          <w:rFonts w:ascii="Calibri" w:hAnsi="Calibri" w:cs="Calibri"/>
+          <w:sz w:val="22"/>
+          <w:szCs w:val="22"/>
+        </w:rPr>
+        <w:t xml:space="preserve"> kann anschließend die Blickrichtung berechnet werden. Hansen und Ji unterscheiden </w:t>
+      </w:r>
+      <w:r>
+        <w:rPr>
+          <w:rFonts w:ascii="Calibri" w:hAnsi="Calibri" w:cs="Calibri"/>
+          <w:sz w:val="22"/>
+          <w:szCs w:val="22"/>
+        </w:rPr>
+        <w:t xml:space="preserve">innerhalb der </w:t>
       </w:r>
       <w:r>
         <w:rPr>
@@ -1109,15 +1074,137 @@
           <w:szCs w:val="22"/>
         </w:rPr>
         <w:lastRenderedPageBreak/>
-        <w:t>vereinfachte geometrische Strukturen</w:t>
-      </w:r>
-      <w:r>
-        <w:rPr>
-          <w:rFonts w:ascii="Calibri" w:hAnsi="Calibri" w:cs="Calibri"/>
-          <w:sz w:val="22"/>
-          <w:szCs w:val="22"/>
-        </w:rPr>
-        <w:t xml:space="preserve"> beschrieben</w:t>
+        <w:t>modellbasierten Verfahren</w:t>
+      </w:r>
+      <w:r>
+        <w:rPr>
+          <w:rFonts w:ascii="Calibri" w:hAnsi="Calibri" w:cs="Calibri"/>
+          <w:sz w:val="22"/>
+          <w:szCs w:val="22"/>
+        </w:rPr>
+        <w:t xml:space="preserve"> insbesondere</w:t>
+      </w:r>
+      <w:r>
+        <w:rPr>
+          <w:rFonts w:ascii="Calibri" w:hAnsi="Calibri" w:cs="Calibri"/>
+          <w:sz w:val="22"/>
+          <w:szCs w:val="22"/>
+        </w:rPr>
+        <w:t xml:space="preserve"> zwischen</w:t>
+      </w:r>
+      <w:r>
+        <w:rPr>
+          <w:rFonts w:ascii="Calibri" w:hAnsi="Calibri" w:cs="Calibri"/>
+          <w:sz w:val="22"/>
+          <w:szCs w:val="22"/>
+        </w:rPr>
+        <w:t xml:space="preserve"> Shape-Based-</w:t>
+      </w:r>
+      <w:r>
+        <w:rPr>
+          <w:rFonts w:ascii="Calibri" w:hAnsi="Calibri" w:cs="Calibri"/>
+          <w:sz w:val="22"/>
+          <w:szCs w:val="22"/>
+        </w:rPr>
+        <w:t>Verfahren</w:t>
+      </w:r>
+      <w:r>
+        <w:rPr>
+          <w:rFonts w:ascii="Calibri" w:hAnsi="Calibri" w:cs="Calibri"/>
+          <w:sz w:val="22"/>
+          <w:szCs w:val="22"/>
+        </w:rPr>
+        <w:t xml:space="preserve"> und Feature-Based-Verfahren</w:t>
+      </w:r>
+      <w:r>
+        <w:rPr>
+          <w:rFonts w:ascii="Calibri" w:hAnsi="Calibri" w:cs="Calibri"/>
+          <w:sz w:val="22"/>
+          <w:szCs w:val="22"/>
+        </w:rPr>
+        <w:t>.</w:t>
+      </w:r>
+      <w:r>
+        <w:rPr>
+          <w:rFonts w:ascii="Calibri" w:hAnsi="Calibri" w:cs="Calibri"/>
+          <w:sz w:val="22"/>
+          <w:szCs w:val="22"/>
+        </w:rPr>
+        <w:t xml:space="preserve"> </w:t>
+      </w:r>
+    </w:p>
+    <w:p>
+      <w:pPr>
+        <w:rPr>
+          <w:rFonts w:ascii="Calibri" w:hAnsi="Calibri" w:cs="Calibri"/>
+          <w:sz w:val="22"/>
+          <w:szCs w:val="22"/>
+        </w:rPr>
+      </w:pPr>
+      <w:r>
+        <w:rPr>
+          <w:rFonts w:ascii="Calibri" w:hAnsi="Calibri" w:cs="Calibri"/>
+          <w:b/>
+          <w:sz w:val="22"/>
+          <w:szCs w:val="22"/>
+        </w:rPr>
+        <w:t>Shaped-Based-Verfahren</w:t>
+      </w:r>
+      <w:r>
+        <w:rPr>
+          <w:rFonts w:ascii="Calibri" w:hAnsi="Calibri" w:cs="Calibri"/>
+          <w:sz w:val="22"/>
+          <w:szCs w:val="22"/>
+        </w:rPr>
+        <w:t xml:space="preserve"> verwenden</w:t>
+      </w:r>
+      <w:r>
+        <w:rPr>
+          <w:rFonts w:ascii="Calibri" w:hAnsi="Calibri" w:cs="Calibri"/>
+          <w:sz w:val="22"/>
+          <w:szCs w:val="22"/>
+        </w:rPr>
+        <w:t>,</w:t>
+      </w:r>
+      <w:r>
+        <w:rPr>
+          <w:rFonts w:ascii="Calibri" w:hAnsi="Calibri" w:cs="Calibri"/>
+          <w:sz w:val="22"/>
+          <w:szCs w:val="22"/>
+        </w:rPr>
+        <w:t xml:space="preserve"> </w:t>
+      </w:r>
+      <w:r>
+        <w:rPr>
+          <w:rFonts w:ascii="Calibri" w:hAnsi="Calibri" w:cs="Calibri"/>
+          <w:sz w:val="22"/>
+          <w:szCs w:val="22"/>
+        </w:rPr>
+        <w:t>neben dem</w:t>
+      </w:r>
+      <w:r>
+        <w:rPr>
+          <w:rFonts w:ascii="Calibri" w:hAnsi="Calibri" w:cs="Calibri"/>
+          <w:sz w:val="22"/>
+          <w:szCs w:val="22"/>
+        </w:rPr>
+        <w:t xml:space="preserve"> geometrische</w:t>
+      </w:r>
+      <w:r>
+        <w:rPr>
+          <w:rFonts w:ascii="Calibri" w:hAnsi="Calibri" w:cs="Calibri"/>
+          <w:sz w:val="22"/>
+          <w:szCs w:val="22"/>
+        </w:rPr>
+        <w:t>m</w:t>
+      </w:r>
+      <w:r>
+        <w:rPr>
+          <w:rFonts w:ascii="Calibri" w:hAnsi="Calibri" w:cs="Calibri"/>
+          <w:sz w:val="22"/>
+          <w:szCs w:val="22"/>
+        </w:rPr>
+        <w:t xml:space="preserve"> Augenmodell</w:t>
       </w:r>
       <w:r>
         <w:rPr>
@@ -1133,15 +1220,529 @@
           <w:sz w:val="22"/>
           <w:szCs w:val="22"/>
         </w:rPr>
-        <w:t>beispielsweise durch einen</w:t>
-      </w:r>
-      <w:r>
-        <w:rPr>
-          <w:rFonts w:ascii="Calibri" w:hAnsi="Calibri" w:cs="Calibri"/>
-          <w:sz w:val="22"/>
-          <w:szCs w:val="22"/>
-        </w:rPr>
-        <w:t xml:space="preserve"> kugelförmige</w:t>
+        <w:t xml:space="preserve">zusätzlich </w:t>
+      </w:r>
+      <w:r>
+        <w:rPr>
+          <w:rFonts w:ascii="Calibri" w:hAnsi="Calibri" w:cs="Calibri"/>
+          <w:sz w:val="22"/>
+          <w:szCs w:val="22"/>
+        </w:rPr>
+        <w:t>ein Ähnlichkeitsmaß</w:t>
+      </w:r>
+      <w:r>
+        <w:rPr>
+          <w:rFonts w:ascii="Calibri" w:hAnsi="Calibri" w:cs="Calibri"/>
+          <w:sz w:val="22"/>
+          <w:szCs w:val="22"/>
+        </w:rPr>
+        <w:t xml:space="preserve"> (Similarity Measure)</w:t>
+      </w:r>
+      <w:r>
+        <w:rPr>
+          <w:rFonts w:ascii="Calibri" w:hAnsi="Calibri" w:cs="Calibri"/>
+          <w:sz w:val="22"/>
+          <w:szCs w:val="22"/>
+        </w:rPr>
+        <w:t xml:space="preserve">, um </w:t>
+      </w:r>
+      <w:r>
+        <w:rPr>
+          <w:rFonts w:ascii="Calibri" w:hAnsi="Calibri" w:cs="Calibri"/>
+          <w:sz w:val="22"/>
+          <w:szCs w:val="22"/>
+        </w:rPr>
+        <w:t xml:space="preserve">das Modell </w:t>
+      </w:r>
+      <w:r>
+        <w:rPr>
+          <w:rFonts w:ascii="Calibri" w:hAnsi="Calibri" w:cs="Calibri"/>
+          <w:sz w:val="22"/>
+          <w:szCs w:val="22"/>
+        </w:rPr>
+        <w:t>an die Bilddaten anzupassen.</w:t>
+      </w:r>
+      <w:r>
+        <w:rPr>
+          <w:rFonts w:ascii="Calibri" w:hAnsi="Calibri" w:cs="Calibri"/>
+          <w:sz w:val="22"/>
+          <w:szCs w:val="22"/>
+        </w:rPr>
+        <w:t xml:space="preserve"> Hierzu werden die Parameter des </w:t>
+      </w:r>
+      <w:r>
+        <w:rPr>
+          <w:rFonts w:ascii="Calibri" w:hAnsi="Calibri" w:cs="Calibri"/>
+          <w:sz w:val="22"/>
+          <w:szCs w:val="22"/>
+        </w:rPr>
+        <w:t xml:space="preserve">geometrischen </w:t>
+      </w:r>
+      <w:r>
+        <w:rPr>
+          <w:rFonts w:ascii="Calibri" w:hAnsi="Calibri" w:cs="Calibri"/>
+          <w:sz w:val="22"/>
+          <w:szCs w:val="22"/>
+        </w:rPr>
+        <w:t xml:space="preserve">Augenmodells iterativ verändert, bis eine möglichst hohe Übereinstimmung zwischen Modell und beobachtetem Auge im Bild erreicht wird. </w:t>
+      </w:r>
+      <w:r>
+        <w:rPr>
+          <w:rFonts w:ascii="Calibri" w:hAnsi="Calibri" w:cs="Calibri"/>
+          <w:sz w:val="22"/>
+          <w:szCs w:val="22"/>
+        </w:rPr>
+        <w:t xml:space="preserve">Die Anpassung </w:t>
+      </w:r>
+      <w:r>
+        <w:rPr>
+          <w:rFonts w:ascii="Calibri" w:hAnsi="Calibri" w:cs="Calibri"/>
+          <w:sz w:val="22"/>
+          <w:szCs w:val="22"/>
+        </w:rPr>
+        <w:t>erfolgt sowohl</w:t>
+      </w:r>
+      <w:r>
+        <w:rPr>
+          <w:rFonts w:ascii="Calibri" w:hAnsi="Calibri" w:cs="Calibri"/>
+          <w:sz w:val="22"/>
+          <w:szCs w:val="22"/>
+        </w:rPr>
+        <w:t xml:space="preserve"> durch starre</w:t>
+      </w:r>
+      <w:r>
+        <w:rPr>
+          <w:rFonts w:ascii="Calibri" w:hAnsi="Calibri" w:cs="Calibri"/>
+          <w:sz w:val="22"/>
+          <w:szCs w:val="22"/>
+        </w:rPr>
+        <w:t xml:space="preserve"> </w:t>
+      </w:r>
+      <w:r>
+        <w:rPr>
+          <w:rFonts w:ascii="Calibri" w:hAnsi="Calibri" w:cs="Calibri"/>
+          <w:sz w:val="22"/>
+          <w:szCs w:val="22"/>
+        </w:rPr>
+        <w:t>Transformationen</w:t>
+      </w:r>
+      <w:r>
+        <w:rPr>
+          <w:rFonts w:ascii="Calibri" w:hAnsi="Calibri" w:cs="Calibri"/>
+          <w:sz w:val="22"/>
+          <w:szCs w:val="22"/>
+        </w:rPr>
+        <w:t xml:space="preserve">, wie Translation, Rotation und Skalierung, als auch durch </w:t>
+      </w:r>
+      <w:r>
+        <w:rPr>
+          <w:rFonts w:ascii="Calibri" w:hAnsi="Calibri" w:cs="Calibri"/>
+          <w:sz w:val="22"/>
+          <w:szCs w:val="22"/>
+        </w:rPr>
+        <w:t>nicht</w:t>
+      </w:r>
+      <w:r>
+        <w:rPr>
+          <w:rFonts w:ascii="Calibri" w:hAnsi="Calibri" w:cs="Calibri"/>
+          <w:sz w:val="22"/>
+          <w:szCs w:val="22"/>
+        </w:rPr>
+        <w:t xml:space="preserve"> s</w:t>
+      </w:r>
+      <w:r>
+        <w:rPr>
+          <w:rFonts w:ascii="Calibri" w:hAnsi="Calibri" w:cs="Calibri"/>
+          <w:sz w:val="22"/>
+          <w:szCs w:val="22"/>
+        </w:rPr>
+        <w:t>tarre Transformationen</w:t>
+      </w:r>
+      <w:r>
+        <w:rPr>
+          <w:rFonts w:ascii="Calibri" w:hAnsi="Calibri" w:cs="Calibri"/>
+          <w:sz w:val="22"/>
+          <w:szCs w:val="22"/>
+        </w:rPr>
+        <w:t>, die Formveränderungen des Auges, beispielsweise durch Augenlidbewegungen oder perspektivische Verzerrungen, berücksichtigen</w:t>
+      </w:r>
+      <w:r>
+        <w:rPr>
+          <w:rFonts w:ascii="Calibri" w:hAnsi="Calibri" w:cs="Calibri"/>
+          <w:sz w:val="22"/>
+          <w:szCs w:val="22"/>
+        </w:rPr>
+        <w:t xml:space="preserve">. Diese Verfahren </w:t>
+      </w:r>
+      <w:r>
+        <w:rPr>
+          <w:rFonts w:ascii="Calibri" w:hAnsi="Calibri" w:cs="Calibri"/>
+          <w:sz w:val="22"/>
+          <w:szCs w:val="22"/>
+        </w:rPr>
+        <w:t>versuchen im Allgemeinen d</w:t>
+      </w:r>
+      <w:r>
+        <w:rPr>
+          <w:rFonts w:ascii="Calibri" w:hAnsi="Calibri" w:cs="Calibri"/>
+          <w:sz w:val="22"/>
+          <w:szCs w:val="22"/>
+        </w:rPr>
+        <w:t>ie vollständige Geometrie des</w:t>
+      </w:r>
+      <w:r>
+        <w:rPr>
+          <w:rFonts w:ascii="Calibri" w:hAnsi="Calibri" w:cs="Calibri"/>
+          <w:sz w:val="22"/>
+          <w:szCs w:val="22"/>
+        </w:rPr>
+        <w:t xml:space="preserve"> Auge</w:t>
+      </w:r>
+      <w:r>
+        <w:rPr>
+          <w:rFonts w:ascii="Calibri" w:hAnsi="Calibri" w:cs="Calibri"/>
+          <w:sz w:val="22"/>
+          <w:szCs w:val="22"/>
+        </w:rPr>
+        <w:t>s</w:t>
+      </w:r>
+      <w:r>
+        <w:rPr>
+          <w:rFonts w:ascii="Calibri" w:hAnsi="Calibri" w:cs="Calibri"/>
+          <w:sz w:val="22"/>
+          <w:szCs w:val="22"/>
+        </w:rPr>
+        <w:t xml:space="preserve"> zu rekonstruieren</w:t>
+      </w:r>
+      <w:r>
+        <w:rPr>
+          <w:rFonts w:ascii="Calibri" w:hAnsi="Calibri" w:cs="Calibri"/>
+          <w:sz w:val="22"/>
+          <w:szCs w:val="22"/>
+        </w:rPr>
+        <w:t>.</w:t>
+      </w:r>
+    </w:p>
+    <w:p>
+      <w:pPr>
+        <w:rPr>
+          <w:rFonts w:ascii="Calibri" w:hAnsi="Calibri" w:cs="Calibri"/>
+          <w:sz w:val="22"/>
+          <w:szCs w:val="22"/>
+        </w:rPr>
+      </w:pPr>
+      <w:r>
+        <w:rPr>
+          <w:rFonts w:ascii="Calibri" w:hAnsi="Calibri" w:cs="Calibri"/>
+          <w:b/>
+          <w:sz w:val="22"/>
+          <w:szCs w:val="22"/>
+        </w:rPr>
+        <w:t>Feature-Based-Verfahren</w:t>
+      </w:r>
+      <w:r>
+        <w:rPr>
+          <w:rFonts w:ascii="Calibri" w:hAnsi="Calibri" w:cs="Calibri"/>
+          <w:sz w:val="22"/>
+          <w:szCs w:val="22"/>
+        </w:rPr>
+        <w:t xml:space="preserve"> verwenden</w:t>
+      </w:r>
+      <w:r>
+        <w:rPr>
+          <w:rFonts w:ascii="Calibri" w:hAnsi="Calibri" w:cs="Calibri"/>
+          <w:sz w:val="22"/>
+          <w:szCs w:val="22"/>
+        </w:rPr>
+        <w:t xml:space="preserve"> im Gegensatz</w:t>
+      </w:r>
+      <w:r>
+        <w:rPr>
+          <w:rFonts w:ascii="Calibri" w:hAnsi="Calibri" w:cs="Calibri"/>
+          <w:sz w:val="22"/>
+          <w:szCs w:val="22"/>
+        </w:rPr>
+        <w:t xml:space="preserve"> zu Shape-Based-Verfahren</w:t>
+      </w:r>
+      <w:r>
+        <w:rPr>
+          <w:rFonts w:ascii="Calibri" w:hAnsi="Calibri" w:cs="Calibri"/>
+          <w:sz w:val="22"/>
+          <w:szCs w:val="22"/>
+        </w:rPr>
+        <w:t xml:space="preserve"> nur einige, leicht erkennbare Merkmale des Auges. </w:t>
+      </w:r>
+      <w:r>
+        <w:rPr>
+          <w:rFonts w:ascii="Calibri" w:hAnsi="Calibri" w:cs="Calibri"/>
+          <w:sz w:val="22"/>
+          <w:szCs w:val="22"/>
+        </w:rPr>
+        <w:t xml:space="preserve">Zu </w:t>
+      </w:r>
+      <w:r>
+        <w:rPr>
+          <w:rFonts w:ascii="Calibri" w:hAnsi="Calibri" w:cs="Calibri"/>
+          <w:sz w:val="22"/>
+          <w:szCs w:val="22"/>
+        </w:rPr>
+        <w:t xml:space="preserve">den </w:t>
+      </w:r>
+      <w:r>
+        <w:rPr>
+          <w:rFonts w:ascii="Calibri" w:hAnsi="Calibri" w:cs="Calibri"/>
+          <w:sz w:val="22"/>
+          <w:szCs w:val="22"/>
+        </w:rPr>
+        <w:t>Merkmalen zählen unter anderem der</w:t>
+      </w:r>
+      <w:r>
+        <w:rPr>
+          <w:rFonts w:ascii="Calibri" w:hAnsi="Calibri" w:cs="Calibri"/>
+          <w:sz w:val="22"/>
+          <w:szCs w:val="22"/>
+        </w:rPr>
+        <w:t xml:space="preserve"> Limbus,</w:t>
+      </w:r>
+      <w:r>
+        <w:rPr>
+          <w:rFonts w:ascii="Calibri" w:hAnsi="Calibri" w:cs="Calibri"/>
+          <w:sz w:val="22"/>
+          <w:szCs w:val="22"/>
+        </w:rPr>
+        <w:t xml:space="preserve"> das</w:t>
+      </w:r>
+      <w:r>
+        <w:rPr>
+          <w:rFonts w:ascii="Calibri" w:hAnsi="Calibri" w:cs="Calibri"/>
+          <w:sz w:val="22"/>
+          <w:szCs w:val="22"/>
+        </w:rPr>
+        <w:t xml:space="preserve"> Pupillenzentrum, Hornhautreflexion</w:t>
+      </w:r>
+      <w:r>
+        <w:rPr>
+          <w:rFonts w:ascii="Calibri" w:hAnsi="Calibri" w:cs="Calibri"/>
+          <w:sz w:val="22"/>
+          <w:szCs w:val="22"/>
+        </w:rPr>
+        <w:t>en</w:t>
+      </w:r>
+      <w:r>
+        <w:rPr>
+          <w:rFonts w:ascii="Calibri" w:hAnsi="Calibri" w:cs="Calibri"/>
+          <w:sz w:val="22"/>
+          <w:szCs w:val="22"/>
+        </w:rPr>
+        <w:t xml:space="preserve">, </w:t>
+      </w:r>
+      <w:r>
+        <w:rPr>
+          <w:rFonts w:ascii="Calibri" w:hAnsi="Calibri" w:cs="Calibri"/>
+          <w:sz w:val="22"/>
+          <w:szCs w:val="22"/>
+        </w:rPr>
+        <w:t>sowie</w:t>
+      </w:r>
+      <w:r>
+        <w:rPr>
+          <w:rFonts w:ascii="Calibri" w:hAnsi="Calibri" w:cs="Calibri"/>
+          <w:sz w:val="22"/>
+          <w:szCs w:val="22"/>
+        </w:rPr>
+        <w:t xml:space="preserve"> </w:t>
+      </w:r>
+      <w:r>
+        <w:rPr>
+          <w:rFonts w:ascii="Calibri" w:hAnsi="Calibri" w:cs="Calibri"/>
+          <w:sz w:val="22"/>
+          <w:szCs w:val="22"/>
+        </w:rPr>
+        <w:t xml:space="preserve">die </w:t>
+      </w:r>
+      <w:r>
+        <w:rPr>
+          <w:rFonts w:ascii="Calibri" w:hAnsi="Calibri" w:cs="Calibri"/>
+          <w:sz w:val="22"/>
+          <w:szCs w:val="22"/>
+        </w:rPr>
+        <w:t xml:space="preserve">Augenwinkel und </w:t>
+      </w:r>
+      <w:r>
+        <w:rPr>
+          <w:rFonts w:ascii="Calibri" w:hAnsi="Calibri" w:cs="Calibri"/>
+          <w:sz w:val="22"/>
+          <w:szCs w:val="22"/>
+        </w:rPr>
+        <w:t xml:space="preserve">die </w:t>
+      </w:r>
+      <w:r>
+        <w:rPr>
+          <w:rFonts w:ascii="Calibri" w:hAnsi="Calibri" w:cs="Calibri"/>
+          <w:sz w:val="22"/>
+          <w:szCs w:val="22"/>
+        </w:rPr>
+        <w:t>Augenmitte.</w:t>
+      </w:r>
+      <w:r>
+        <w:rPr>
+          <w:rFonts w:ascii="Calibri" w:hAnsi="Calibri" w:cs="Calibri"/>
+          <w:sz w:val="22"/>
+          <w:szCs w:val="22"/>
+        </w:rPr>
+        <w:t xml:space="preserve"> Nach der Detektion der Merkmale werden deren relative Positionen und Abstände zueinander bestimmt, um die Blickrichtung zu schätzen. </w:t>
+      </w:r>
+      <w:r>
+        <w:rPr>
+          <w:rFonts w:ascii="Calibri" w:hAnsi="Calibri" w:cs="Calibri"/>
+          <w:sz w:val="22"/>
+          <w:szCs w:val="22"/>
+        </w:rPr>
+        <w:t>Ein</w:t>
+      </w:r>
+      <w:r>
+        <w:rPr>
+          <w:rFonts w:ascii="Calibri" w:hAnsi="Calibri" w:cs="Calibri"/>
+          <w:sz w:val="22"/>
+          <w:szCs w:val="22"/>
+        </w:rPr>
+        <w:t xml:space="preserve"> bekanntes</w:t>
+      </w:r>
+      <w:r>
+        <w:rPr>
+          <w:rFonts w:ascii="Calibri" w:hAnsi="Calibri" w:cs="Calibri"/>
+          <w:sz w:val="22"/>
+          <w:szCs w:val="22"/>
+        </w:rPr>
+        <w:t xml:space="preserve"> </w:t>
+      </w:r>
+      <w:r>
+        <w:rPr>
+          <w:rFonts w:ascii="Calibri" w:hAnsi="Calibri" w:cs="Calibri"/>
+          <w:sz w:val="22"/>
+          <w:szCs w:val="22"/>
+        </w:rPr>
+        <w:t xml:space="preserve">Beispiel </w:t>
+      </w:r>
+      <w:r>
+        <w:rPr>
+          <w:rFonts w:ascii="Calibri" w:hAnsi="Calibri" w:cs="Calibri"/>
+          <w:sz w:val="22"/>
+          <w:szCs w:val="22"/>
+        </w:rPr>
+        <w:t>stellt</w:t>
+      </w:r>
+      <w:r>
+        <w:rPr>
+          <w:rFonts w:ascii="Calibri" w:hAnsi="Calibri" w:cs="Calibri"/>
+          <w:sz w:val="22"/>
+          <w:szCs w:val="22"/>
+        </w:rPr>
+        <w:t xml:space="preserve"> die Hornhautreflexion</w:t>
+      </w:r>
+      <w:r>
+        <w:rPr>
+          <w:rFonts w:ascii="Calibri" w:hAnsi="Calibri" w:cs="Calibri"/>
+          <w:sz w:val="22"/>
+          <w:szCs w:val="22"/>
+        </w:rPr>
+        <w:t>s-Methode</w:t>
+      </w:r>
+      <w:r>
+        <w:rPr>
+          <w:rFonts w:ascii="Calibri" w:hAnsi="Calibri" w:cs="Calibri"/>
+          <w:sz w:val="22"/>
+          <w:szCs w:val="22"/>
+        </w:rPr>
+        <w:t xml:space="preserve"> dar.</w:t>
+      </w:r>
+      <w:r>
+        <w:rPr>
+          <w:rFonts w:ascii="Calibri" w:hAnsi="Calibri" w:cs="Calibri"/>
+          <w:sz w:val="22"/>
+          <w:szCs w:val="22"/>
+        </w:rPr>
+        <w:t xml:space="preserve"> </w:t>
+      </w:r>
+      <w:r>
+        <w:rPr>
+          <w:rFonts w:ascii="Calibri" w:hAnsi="Calibri" w:cs="Calibri"/>
+          <w:sz w:val="22"/>
+          <w:szCs w:val="22"/>
+        </w:rPr>
+        <w:t>Da</w:t>
+      </w:r>
+      <w:r>
+        <w:rPr>
+          <w:rFonts w:ascii="Calibri" w:hAnsi="Calibri" w:cs="Calibri"/>
+          <w:sz w:val="22"/>
+          <w:szCs w:val="22"/>
+        </w:rPr>
+        <w:t xml:space="preserve">bei </w:t>
+      </w:r>
+      <w:r>
+        <w:rPr>
+          <w:rFonts w:ascii="Calibri" w:hAnsi="Calibri" w:cs="Calibri"/>
+          <w:sz w:val="22"/>
+          <w:szCs w:val="22"/>
+        </w:rPr>
+        <w:t>erzeugt e</w:t>
+      </w:r>
+      <w:r>
+        <w:rPr>
+          <w:rFonts w:ascii="Calibri" w:hAnsi="Calibri" w:cs="Calibri"/>
+          <w:sz w:val="22"/>
+          <w:szCs w:val="22"/>
+        </w:rPr>
+        <w:t xml:space="preserve">ine </w:t>
+      </w:r>
+      <w:r>
+        <w:rPr>
+          <w:rFonts w:ascii="Calibri" w:hAnsi="Calibri" w:cs="Calibri"/>
+          <w:sz w:val="22"/>
+          <w:szCs w:val="22"/>
+        </w:rPr>
+        <w:t>Infrarot-</w:t>
+      </w:r>
+      <w:r>
+        <w:rPr>
+          <w:rFonts w:ascii="Calibri" w:hAnsi="Calibri" w:cs="Calibri"/>
+          <w:sz w:val="22"/>
+          <w:szCs w:val="22"/>
+        </w:rPr>
+        <w:t>Lichtquelle Reflexionspunkte auf der Hornhaut, sogenannte Glints</w:t>
+      </w:r>
+      <w:r>
+        <w:rPr>
+          <w:rFonts w:ascii="Calibri" w:hAnsi="Calibri" w:cs="Calibri"/>
+          <w:sz w:val="22"/>
+          <w:szCs w:val="22"/>
+        </w:rPr>
+        <w:t>.</w:t>
+      </w:r>
+      <w:r>
+        <w:rPr>
+          <w:rFonts w:ascii="Calibri" w:hAnsi="Calibri" w:cs="Calibri"/>
+          <w:sz w:val="22"/>
+          <w:szCs w:val="22"/>
+        </w:rPr>
+        <w:t xml:space="preserve"> </w:t>
+      </w:r>
+      <w:r>
+        <w:rPr>
+          <w:rFonts w:ascii="Calibri" w:hAnsi="Calibri" w:cs="Calibri"/>
+          <w:sz w:val="22"/>
+          <w:szCs w:val="22"/>
+        </w:rPr>
+        <w:t>Aus der</w:t>
+      </w:r>
+      <w:r>
+        <w:rPr>
+          <w:rFonts w:ascii="Calibri" w:hAnsi="Calibri" w:cs="Calibri"/>
+          <w:sz w:val="22"/>
+          <w:szCs w:val="22"/>
+        </w:rPr>
+        <w:t xml:space="preserve"> relative</w:t>
       </w:r>
       <w:r>
         <w:rPr>
@@ -1157,123 +1758,47 @@
           <w:sz w:val="22"/>
           <w:szCs w:val="22"/>
         </w:rPr>
-        <w:t xml:space="preserve"> Augapfel und </w:t>
-      </w:r>
-      <w:r>
-        <w:rPr>
-          <w:rFonts w:ascii="Calibri" w:hAnsi="Calibri" w:cs="Calibri"/>
-          <w:sz w:val="22"/>
-          <w:szCs w:val="22"/>
-        </w:rPr>
-        <w:t>eine kreisförmige Pupille</w:t>
-      </w:r>
-      <w:r>
-        <w:rPr>
-          <w:rFonts w:ascii="Calibri" w:hAnsi="Calibri" w:cs="Calibri"/>
-          <w:sz w:val="22"/>
-          <w:szCs w:val="22"/>
-        </w:rPr>
-        <w:t>. A</w:t>
-      </w:r>
-      <w:r>
-        <w:rPr>
-          <w:rFonts w:ascii="Calibri" w:hAnsi="Calibri" w:cs="Calibri"/>
-          <w:sz w:val="22"/>
-          <w:szCs w:val="22"/>
-        </w:rPr>
-        <w:t>nhand der geschätzten Geometrie des Auges</w:t>
-      </w:r>
-      <w:r>
-        <w:rPr>
-          <w:rFonts w:ascii="Calibri" w:hAnsi="Calibri" w:cs="Calibri"/>
-          <w:sz w:val="22"/>
-          <w:szCs w:val="22"/>
-        </w:rPr>
-        <w:t xml:space="preserve"> kann anschließend die Blickrichtung berechnet werden. Hansen und Ji unterscheiden </w:t>
-      </w:r>
-      <w:r>
-        <w:rPr>
-          <w:rFonts w:ascii="Calibri" w:hAnsi="Calibri" w:cs="Calibri"/>
-          <w:sz w:val="22"/>
-          <w:szCs w:val="22"/>
-        </w:rPr>
-        <w:t>innerhalb der modellbasierten Verfahren</w:t>
-      </w:r>
-      <w:r>
-        <w:rPr>
-          <w:rFonts w:ascii="Calibri" w:hAnsi="Calibri" w:cs="Calibri"/>
-          <w:sz w:val="22"/>
-          <w:szCs w:val="22"/>
-        </w:rPr>
-        <w:t xml:space="preserve"> insbesondere</w:t>
-      </w:r>
-      <w:r>
-        <w:rPr>
-          <w:rFonts w:ascii="Calibri" w:hAnsi="Calibri" w:cs="Calibri"/>
-          <w:sz w:val="22"/>
-          <w:szCs w:val="22"/>
-        </w:rPr>
-        <w:t xml:space="preserve"> zwischen</w:t>
-      </w:r>
-      <w:r>
-        <w:rPr>
-          <w:rFonts w:ascii="Calibri" w:hAnsi="Calibri" w:cs="Calibri"/>
-          <w:sz w:val="22"/>
-          <w:szCs w:val="22"/>
-        </w:rPr>
-        <w:t xml:space="preserve"> Shape-</w:t>
-      </w:r>
-      <w:proofErr w:type="spellStart"/>
-      <w:r>
-        <w:rPr>
-          <w:rFonts w:ascii="Calibri" w:hAnsi="Calibri" w:cs="Calibri"/>
-          <w:sz w:val="22"/>
-          <w:szCs w:val="22"/>
-        </w:rPr>
-        <w:t>Based</w:t>
-      </w:r>
-      <w:proofErr w:type="spellEnd"/>
-      <w:r>
-        <w:rPr>
-          <w:rFonts w:ascii="Calibri" w:hAnsi="Calibri" w:cs="Calibri"/>
-          <w:sz w:val="22"/>
-          <w:szCs w:val="22"/>
-        </w:rPr>
-        <w:t>-</w:t>
-      </w:r>
-      <w:r>
-        <w:rPr>
-          <w:rFonts w:ascii="Calibri" w:hAnsi="Calibri" w:cs="Calibri"/>
-          <w:sz w:val="22"/>
-          <w:szCs w:val="22"/>
-        </w:rPr>
-        <w:t>Verfahren</w:t>
-      </w:r>
-      <w:r>
-        <w:rPr>
-          <w:rFonts w:ascii="Calibri" w:hAnsi="Calibri" w:cs="Calibri"/>
-          <w:sz w:val="22"/>
-          <w:szCs w:val="22"/>
-        </w:rPr>
-        <w:t xml:space="preserve"> und Feature-</w:t>
-      </w:r>
-      <w:proofErr w:type="spellStart"/>
-      <w:r>
-        <w:rPr>
-          <w:rFonts w:ascii="Calibri" w:hAnsi="Calibri" w:cs="Calibri"/>
-          <w:sz w:val="22"/>
-          <w:szCs w:val="22"/>
-        </w:rPr>
-        <w:t>Based</w:t>
-      </w:r>
-      <w:proofErr w:type="spellEnd"/>
-      <w:r>
-        <w:rPr>
-          <w:rFonts w:ascii="Calibri" w:hAnsi="Calibri" w:cs="Calibri"/>
-          <w:sz w:val="22"/>
-          <w:szCs w:val="22"/>
-        </w:rPr>
-        <w:t>-Verfahren</w:t>
+        <w:t xml:space="preserve"> </w:t>
+      </w:r>
+      <w:r>
+        <w:rPr>
+          <w:rFonts w:ascii="Calibri" w:hAnsi="Calibri" w:cs="Calibri"/>
+          <w:sz w:val="22"/>
+          <w:szCs w:val="22"/>
+        </w:rPr>
+        <w:t>Lage der Glints</w:t>
+      </w:r>
+      <w:r>
+        <w:rPr>
+          <w:rFonts w:ascii="Calibri" w:hAnsi="Calibri" w:cs="Calibri"/>
+          <w:sz w:val="22"/>
+          <w:szCs w:val="22"/>
+        </w:rPr>
+        <w:t xml:space="preserve"> zum Pupillenzentrum</w:t>
+      </w:r>
+      <w:r>
+        <w:rPr>
+          <w:rFonts w:ascii="Calibri" w:hAnsi="Calibri" w:cs="Calibri"/>
+          <w:sz w:val="22"/>
+          <w:szCs w:val="22"/>
+        </w:rPr>
+        <w:t xml:space="preserve"> kann anschließend</w:t>
+      </w:r>
+      <w:r>
+        <w:rPr>
+          <w:rFonts w:ascii="Calibri" w:hAnsi="Calibri" w:cs="Calibri"/>
+          <w:sz w:val="22"/>
+          <w:szCs w:val="22"/>
+        </w:rPr>
+        <w:t xml:space="preserve"> eine Blickrichtung </w:t>
+      </w:r>
+      <w:r>
+        <w:rPr>
+          <w:rFonts w:ascii="Calibri" w:hAnsi="Calibri" w:cs="Calibri"/>
+          <w:sz w:val="22"/>
+          <w:szCs w:val="22"/>
+        </w:rPr>
+        <w:t>berechnet werden</w:t>
       </w:r>
       <w:r>
         <w:rPr>
@@ -1283,815 +1808,6 @@
         </w:rPr>
         <w:t>.</w:t>
       </w:r>
-      <w:r>
-        <w:rPr>
-          <w:rFonts w:ascii="Calibri" w:hAnsi="Calibri" w:cs="Calibri"/>
-          <w:sz w:val="22"/>
-          <w:szCs w:val="22"/>
-        </w:rPr>
-        <w:t xml:space="preserve"> </w:t>
-      </w:r>
-    </w:p>
-    <w:p>
-      <w:pPr>
-        <w:rPr>
-          <w:rFonts w:ascii="Calibri" w:hAnsi="Calibri" w:cs="Calibri"/>
-          <w:sz w:val="22"/>
-          <w:szCs w:val="22"/>
-        </w:rPr>
-      </w:pPr>
-      <w:proofErr w:type="spellStart"/>
-      <w:r>
-        <w:rPr>
-          <w:rFonts w:ascii="Calibri" w:hAnsi="Calibri" w:cs="Calibri"/>
-          <w:b/>
-          <w:sz w:val="22"/>
-          <w:szCs w:val="22"/>
-        </w:rPr>
-        <w:t>Shaped</w:t>
-      </w:r>
-      <w:proofErr w:type="spellEnd"/>
-      <w:r>
-        <w:rPr>
-          <w:rFonts w:ascii="Calibri" w:hAnsi="Calibri" w:cs="Calibri"/>
-          <w:b/>
-          <w:sz w:val="22"/>
-          <w:szCs w:val="22"/>
-        </w:rPr>
-        <w:t>-</w:t>
-      </w:r>
-      <w:proofErr w:type="spellStart"/>
-      <w:r>
-        <w:rPr>
-          <w:rFonts w:ascii="Calibri" w:hAnsi="Calibri" w:cs="Calibri"/>
-          <w:b/>
-          <w:sz w:val="22"/>
-          <w:szCs w:val="22"/>
-        </w:rPr>
-        <w:t>Based</w:t>
-      </w:r>
-      <w:proofErr w:type="spellEnd"/>
-      <w:r>
-        <w:rPr>
-          <w:rFonts w:ascii="Calibri" w:hAnsi="Calibri" w:cs="Calibri"/>
-          <w:b/>
-          <w:sz w:val="22"/>
-          <w:szCs w:val="22"/>
-        </w:rPr>
-        <w:t>-Verfahren</w:t>
-      </w:r>
-      <w:r>
-        <w:rPr>
-          <w:rFonts w:ascii="Calibri" w:hAnsi="Calibri" w:cs="Calibri"/>
-          <w:sz w:val="22"/>
-          <w:szCs w:val="22"/>
-        </w:rPr>
-        <w:t xml:space="preserve"> verwenden</w:t>
-      </w:r>
-      <w:r>
-        <w:rPr>
-          <w:rFonts w:ascii="Calibri" w:hAnsi="Calibri" w:cs="Calibri"/>
-          <w:sz w:val="22"/>
-          <w:szCs w:val="22"/>
-        </w:rPr>
-        <w:t>,</w:t>
-      </w:r>
-      <w:r>
-        <w:rPr>
-          <w:rFonts w:ascii="Calibri" w:hAnsi="Calibri" w:cs="Calibri"/>
-          <w:sz w:val="22"/>
-          <w:szCs w:val="22"/>
-        </w:rPr>
-        <w:t xml:space="preserve"> </w:t>
-      </w:r>
-      <w:r>
-        <w:rPr>
-          <w:rFonts w:ascii="Calibri" w:hAnsi="Calibri" w:cs="Calibri"/>
-          <w:sz w:val="22"/>
-          <w:szCs w:val="22"/>
-        </w:rPr>
-        <w:t>neben dem</w:t>
-      </w:r>
-      <w:r>
-        <w:rPr>
-          <w:rFonts w:ascii="Calibri" w:hAnsi="Calibri" w:cs="Calibri"/>
-          <w:sz w:val="22"/>
-          <w:szCs w:val="22"/>
-        </w:rPr>
-        <w:t xml:space="preserve"> geometrische</w:t>
-      </w:r>
-      <w:r>
-        <w:rPr>
-          <w:rFonts w:ascii="Calibri" w:hAnsi="Calibri" w:cs="Calibri"/>
-          <w:sz w:val="22"/>
-          <w:szCs w:val="22"/>
-        </w:rPr>
-        <w:t>m</w:t>
-      </w:r>
-      <w:r>
-        <w:rPr>
-          <w:rFonts w:ascii="Calibri" w:hAnsi="Calibri" w:cs="Calibri"/>
-          <w:sz w:val="22"/>
-          <w:szCs w:val="22"/>
-        </w:rPr>
-        <w:t xml:space="preserve"> Augenmodell</w:t>
-      </w:r>
-      <w:r>
-        <w:rPr>
-          <w:rFonts w:ascii="Calibri" w:hAnsi="Calibri" w:cs="Calibri"/>
-          <w:sz w:val="22"/>
-          <w:szCs w:val="22"/>
-        </w:rPr>
-        <w:t xml:space="preserve">, </w:t>
-      </w:r>
-      <w:r>
-        <w:rPr>
-          <w:rFonts w:ascii="Calibri" w:hAnsi="Calibri" w:cs="Calibri"/>
-          <w:sz w:val="22"/>
-          <w:szCs w:val="22"/>
-        </w:rPr>
-        <w:t xml:space="preserve">zusätzlich </w:t>
-      </w:r>
-      <w:r>
-        <w:rPr>
-          <w:rFonts w:ascii="Calibri" w:hAnsi="Calibri" w:cs="Calibri"/>
-          <w:sz w:val="22"/>
-          <w:szCs w:val="22"/>
-        </w:rPr>
-        <w:t>ein Ähnlichkeitsmaß</w:t>
-      </w:r>
-      <w:r>
-        <w:rPr>
-          <w:rFonts w:ascii="Calibri" w:hAnsi="Calibri" w:cs="Calibri"/>
-          <w:sz w:val="22"/>
-          <w:szCs w:val="22"/>
-        </w:rPr>
-        <w:t xml:space="preserve"> (</w:t>
-      </w:r>
-      <w:proofErr w:type="spellStart"/>
-      <w:r>
-        <w:rPr>
-          <w:rFonts w:ascii="Calibri" w:hAnsi="Calibri" w:cs="Calibri"/>
-          <w:sz w:val="22"/>
-          <w:szCs w:val="22"/>
-        </w:rPr>
-        <w:t>Similarity</w:t>
-      </w:r>
-      <w:proofErr w:type="spellEnd"/>
-      <w:r>
-        <w:rPr>
-          <w:rFonts w:ascii="Calibri" w:hAnsi="Calibri" w:cs="Calibri"/>
-          <w:sz w:val="22"/>
-          <w:szCs w:val="22"/>
-        </w:rPr>
-        <w:t xml:space="preserve"> </w:t>
-      </w:r>
-      <w:proofErr w:type="spellStart"/>
-      <w:r>
-        <w:rPr>
-          <w:rFonts w:ascii="Calibri" w:hAnsi="Calibri" w:cs="Calibri"/>
-          <w:sz w:val="22"/>
-          <w:szCs w:val="22"/>
-        </w:rPr>
-        <w:t>Measure</w:t>
-      </w:r>
-      <w:proofErr w:type="spellEnd"/>
-      <w:r>
-        <w:rPr>
-          <w:rFonts w:ascii="Calibri" w:hAnsi="Calibri" w:cs="Calibri"/>
-          <w:sz w:val="22"/>
-          <w:szCs w:val="22"/>
-        </w:rPr>
-        <w:t>)</w:t>
-      </w:r>
-      <w:r>
-        <w:rPr>
-          <w:rFonts w:ascii="Calibri" w:hAnsi="Calibri" w:cs="Calibri"/>
-          <w:sz w:val="22"/>
-          <w:szCs w:val="22"/>
-        </w:rPr>
-        <w:t xml:space="preserve">, um </w:t>
-      </w:r>
-      <w:r>
-        <w:rPr>
-          <w:rFonts w:ascii="Calibri" w:hAnsi="Calibri" w:cs="Calibri"/>
-          <w:sz w:val="22"/>
-          <w:szCs w:val="22"/>
-        </w:rPr>
-        <w:t xml:space="preserve">das Modell </w:t>
-      </w:r>
-      <w:r>
-        <w:rPr>
-          <w:rFonts w:ascii="Calibri" w:hAnsi="Calibri" w:cs="Calibri"/>
-          <w:sz w:val="22"/>
-          <w:szCs w:val="22"/>
-        </w:rPr>
-        <w:t>an die Bilddaten anzupassen.</w:t>
-      </w:r>
-      <w:r>
-        <w:rPr>
-          <w:rFonts w:ascii="Calibri" w:hAnsi="Calibri" w:cs="Calibri"/>
-          <w:sz w:val="22"/>
-          <w:szCs w:val="22"/>
-        </w:rPr>
-        <w:t xml:space="preserve"> Hierzu werden die Parameter des </w:t>
-      </w:r>
-      <w:r>
-        <w:rPr>
-          <w:rFonts w:ascii="Calibri" w:hAnsi="Calibri" w:cs="Calibri"/>
-          <w:sz w:val="22"/>
-          <w:szCs w:val="22"/>
-        </w:rPr>
-        <w:t xml:space="preserve">geometrischen </w:t>
-      </w:r>
-      <w:r>
-        <w:rPr>
-          <w:rFonts w:ascii="Calibri" w:hAnsi="Calibri" w:cs="Calibri"/>
-          <w:sz w:val="22"/>
-          <w:szCs w:val="22"/>
-        </w:rPr>
-        <w:t xml:space="preserve">Augenmodells iterativ verändert, bis eine möglichst hohe Übereinstimmung zwischen Modell und beobachtetem Auge im Bild erreicht wird. </w:t>
-      </w:r>
-      <w:r>
-        <w:rPr>
-          <w:rFonts w:ascii="Calibri" w:hAnsi="Calibri" w:cs="Calibri"/>
-          <w:sz w:val="22"/>
-          <w:szCs w:val="22"/>
-        </w:rPr>
-        <w:t xml:space="preserve">Die Anpassung </w:t>
-      </w:r>
-      <w:r>
-        <w:rPr>
-          <w:rFonts w:ascii="Calibri" w:hAnsi="Calibri" w:cs="Calibri"/>
-          <w:sz w:val="22"/>
-          <w:szCs w:val="22"/>
-        </w:rPr>
-        <w:t>erfolgt sowohl</w:t>
-      </w:r>
-      <w:r>
-        <w:rPr>
-          <w:rFonts w:ascii="Calibri" w:hAnsi="Calibri" w:cs="Calibri"/>
-          <w:sz w:val="22"/>
-          <w:szCs w:val="22"/>
-        </w:rPr>
-        <w:t xml:space="preserve"> durch starre</w:t>
-      </w:r>
-      <w:r>
-        <w:rPr>
-          <w:rFonts w:ascii="Calibri" w:hAnsi="Calibri" w:cs="Calibri"/>
-          <w:sz w:val="22"/>
-          <w:szCs w:val="22"/>
-        </w:rPr>
-        <w:t xml:space="preserve"> </w:t>
-      </w:r>
-      <w:r>
-        <w:rPr>
-          <w:rFonts w:ascii="Calibri" w:hAnsi="Calibri" w:cs="Calibri"/>
-          <w:sz w:val="22"/>
-          <w:szCs w:val="22"/>
-        </w:rPr>
-        <w:t>Transformationen</w:t>
-      </w:r>
-      <w:r>
-        <w:rPr>
-          <w:rFonts w:ascii="Calibri" w:hAnsi="Calibri" w:cs="Calibri"/>
-          <w:sz w:val="22"/>
-          <w:szCs w:val="22"/>
-        </w:rPr>
-        <w:t xml:space="preserve">, wie Translation, Rotation und Skalierung, als auch durch </w:t>
-      </w:r>
-      <w:r>
-        <w:rPr>
-          <w:rFonts w:ascii="Calibri" w:hAnsi="Calibri" w:cs="Calibri"/>
-          <w:sz w:val="22"/>
-          <w:szCs w:val="22"/>
-        </w:rPr>
-        <w:t>nicht</w:t>
-      </w:r>
-      <w:r>
-        <w:rPr>
-          <w:rFonts w:ascii="Calibri" w:hAnsi="Calibri" w:cs="Calibri"/>
-          <w:sz w:val="22"/>
-          <w:szCs w:val="22"/>
-        </w:rPr>
-        <w:t xml:space="preserve"> s</w:t>
-      </w:r>
-      <w:r>
-        <w:rPr>
-          <w:rFonts w:ascii="Calibri" w:hAnsi="Calibri" w:cs="Calibri"/>
-          <w:sz w:val="22"/>
-          <w:szCs w:val="22"/>
-        </w:rPr>
-        <w:t>tarre Transformationen</w:t>
-      </w:r>
-      <w:r>
-        <w:rPr>
-          <w:rFonts w:ascii="Calibri" w:hAnsi="Calibri" w:cs="Calibri"/>
-          <w:sz w:val="22"/>
-          <w:szCs w:val="22"/>
-        </w:rPr>
-        <w:t>, die Formveränderungen des Auges, beispielsweise durch Augenlidbewegungen oder perspektivische Verzerrungen, berücksichtigen</w:t>
-      </w:r>
-      <w:r>
-        <w:rPr>
-          <w:rFonts w:ascii="Calibri" w:hAnsi="Calibri" w:cs="Calibri"/>
-          <w:sz w:val="22"/>
-          <w:szCs w:val="22"/>
-        </w:rPr>
-        <w:t xml:space="preserve">. Diese Verfahren </w:t>
-      </w:r>
-      <w:r>
-        <w:rPr>
-          <w:rFonts w:ascii="Calibri" w:hAnsi="Calibri" w:cs="Calibri"/>
-          <w:sz w:val="22"/>
-          <w:szCs w:val="22"/>
-        </w:rPr>
-        <w:t>versuchen im Allgemeinen d</w:t>
-      </w:r>
-      <w:r>
-        <w:rPr>
-          <w:rFonts w:ascii="Calibri" w:hAnsi="Calibri" w:cs="Calibri"/>
-          <w:sz w:val="22"/>
-          <w:szCs w:val="22"/>
-        </w:rPr>
-        <w:t>ie vollständige Geometrie des</w:t>
-      </w:r>
-      <w:r>
-        <w:rPr>
-          <w:rFonts w:ascii="Calibri" w:hAnsi="Calibri" w:cs="Calibri"/>
-          <w:sz w:val="22"/>
-          <w:szCs w:val="22"/>
-        </w:rPr>
-        <w:t xml:space="preserve"> Auge</w:t>
-      </w:r>
-      <w:r>
-        <w:rPr>
-          <w:rFonts w:ascii="Calibri" w:hAnsi="Calibri" w:cs="Calibri"/>
-          <w:sz w:val="22"/>
-          <w:szCs w:val="22"/>
-        </w:rPr>
-        <w:t>s</w:t>
-      </w:r>
-      <w:r>
-        <w:rPr>
-          <w:rFonts w:ascii="Calibri" w:hAnsi="Calibri" w:cs="Calibri"/>
-          <w:sz w:val="22"/>
-          <w:szCs w:val="22"/>
-        </w:rPr>
-        <w:t xml:space="preserve"> zu rekonstruieren</w:t>
-      </w:r>
-      <w:r>
-        <w:rPr>
-          <w:rFonts w:ascii="Calibri" w:hAnsi="Calibri" w:cs="Calibri"/>
-          <w:sz w:val="22"/>
-          <w:szCs w:val="22"/>
-        </w:rPr>
-        <w:t>.</w:t>
-      </w:r>
-    </w:p>
-    <w:p>
-      <w:pPr>
-        <w:rPr>
-          <w:rFonts w:ascii="Calibri" w:hAnsi="Calibri" w:cs="Calibri"/>
-          <w:sz w:val="22"/>
-          <w:szCs w:val="22"/>
-        </w:rPr>
-      </w:pPr>
-      <w:r>
-        <w:rPr>
-          <w:rFonts w:ascii="Calibri" w:hAnsi="Calibri" w:cs="Calibri"/>
-          <w:b/>
-          <w:sz w:val="22"/>
-          <w:szCs w:val="22"/>
-        </w:rPr>
-        <w:t>Feature-</w:t>
-      </w:r>
-      <w:proofErr w:type="spellStart"/>
-      <w:r>
-        <w:rPr>
-          <w:rFonts w:ascii="Calibri" w:hAnsi="Calibri" w:cs="Calibri"/>
-          <w:b/>
-          <w:sz w:val="22"/>
-          <w:szCs w:val="22"/>
-        </w:rPr>
-        <w:t>Based</w:t>
-      </w:r>
-      <w:proofErr w:type="spellEnd"/>
-      <w:r>
-        <w:rPr>
-          <w:rFonts w:ascii="Calibri" w:hAnsi="Calibri" w:cs="Calibri"/>
-          <w:b/>
-          <w:sz w:val="22"/>
-          <w:szCs w:val="22"/>
-        </w:rPr>
-        <w:t>-Verfahren</w:t>
-      </w:r>
-      <w:r>
-        <w:rPr>
-          <w:rFonts w:ascii="Calibri" w:hAnsi="Calibri" w:cs="Calibri"/>
-          <w:sz w:val="22"/>
-          <w:szCs w:val="22"/>
-        </w:rPr>
-        <w:t xml:space="preserve"> verwenden</w:t>
-      </w:r>
-      <w:r>
-        <w:rPr>
-          <w:rFonts w:ascii="Calibri" w:hAnsi="Calibri" w:cs="Calibri"/>
-          <w:sz w:val="22"/>
-          <w:szCs w:val="22"/>
-        </w:rPr>
-        <w:t xml:space="preserve"> im Gegensatz</w:t>
-      </w:r>
-      <w:r>
-        <w:rPr>
-          <w:rFonts w:ascii="Calibri" w:hAnsi="Calibri" w:cs="Calibri"/>
-          <w:sz w:val="22"/>
-          <w:szCs w:val="22"/>
-        </w:rPr>
-        <w:t xml:space="preserve"> zu Shape-</w:t>
-      </w:r>
-      <w:proofErr w:type="spellStart"/>
-      <w:r>
-        <w:rPr>
-          <w:rFonts w:ascii="Calibri" w:hAnsi="Calibri" w:cs="Calibri"/>
-          <w:sz w:val="22"/>
-          <w:szCs w:val="22"/>
-        </w:rPr>
-        <w:t>Based</w:t>
-      </w:r>
-      <w:proofErr w:type="spellEnd"/>
-      <w:r>
-        <w:rPr>
-          <w:rFonts w:ascii="Calibri" w:hAnsi="Calibri" w:cs="Calibri"/>
-          <w:sz w:val="22"/>
-          <w:szCs w:val="22"/>
-        </w:rPr>
-        <w:t>-Verfahren</w:t>
-      </w:r>
-      <w:r>
-        <w:rPr>
-          <w:rFonts w:ascii="Calibri" w:hAnsi="Calibri" w:cs="Calibri"/>
-          <w:sz w:val="22"/>
-          <w:szCs w:val="22"/>
-        </w:rPr>
-        <w:t xml:space="preserve"> nur einige, leicht erkennbare Merkmale des Auges. </w:t>
-      </w:r>
-      <w:r>
-        <w:rPr>
-          <w:rFonts w:ascii="Calibri" w:hAnsi="Calibri" w:cs="Calibri"/>
-          <w:sz w:val="22"/>
-          <w:szCs w:val="22"/>
-        </w:rPr>
-        <w:t xml:space="preserve">Zu </w:t>
-      </w:r>
-      <w:r>
-        <w:rPr>
-          <w:rFonts w:ascii="Calibri" w:hAnsi="Calibri" w:cs="Calibri"/>
-          <w:sz w:val="22"/>
-          <w:szCs w:val="22"/>
-        </w:rPr>
-        <w:t xml:space="preserve">den </w:t>
-      </w:r>
-      <w:r>
-        <w:rPr>
-          <w:rFonts w:ascii="Calibri" w:hAnsi="Calibri" w:cs="Calibri"/>
-          <w:sz w:val="22"/>
-          <w:szCs w:val="22"/>
-        </w:rPr>
-        <w:t>Merkmalen zählen unter anderem der</w:t>
-      </w:r>
-      <w:r>
-        <w:rPr>
-          <w:rFonts w:ascii="Calibri" w:hAnsi="Calibri" w:cs="Calibri"/>
-          <w:sz w:val="22"/>
-          <w:szCs w:val="22"/>
-        </w:rPr>
-        <w:t xml:space="preserve"> Limbus,</w:t>
-      </w:r>
-      <w:r>
-        <w:rPr>
-          <w:rFonts w:ascii="Calibri" w:hAnsi="Calibri" w:cs="Calibri"/>
-          <w:sz w:val="22"/>
-          <w:szCs w:val="22"/>
-        </w:rPr>
-        <w:t xml:space="preserve"> das</w:t>
-      </w:r>
-      <w:r>
-        <w:rPr>
-          <w:rFonts w:ascii="Calibri" w:hAnsi="Calibri" w:cs="Calibri"/>
-          <w:sz w:val="22"/>
-          <w:szCs w:val="22"/>
-        </w:rPr>
-        <w:t xml:space="preserve"> Pupillenzentrum, Hornhautreflexion</w:t>
-      </w:r>
-      <w:r>
-        <w:rPr>
-          <w:rFonts w:ascii="Calibri" w:hAnsi="Calibri" w:cs="Calibri"/>
-          <w:sz w:val="22"/>
-          <w:szCs w:val="22"/>
-        </w:rPr>
-        <w:t>en</w:t>
-      </w:r>
-      <w:r>
-        <w:rPr>
-          <w:rFonts w:ascii="Calibri" w:hAnsi="Calibri" w:cs="Calibri"/>
-          <w:sz w:val="22"/>
-          <w:szCs w:val="22"/>
-        </w:rPr>
-        <w:t xml:space="preserve">, </w:t>
-      </w:r>
-      <w:r>
-        <w:rPr>
-          <w:rFonts w:ascii="Calibri" w:hAnsi="Calibri" w:cs="Calibri"/>
-          <w:sz w:val="22"/>
-          <w:szCs w:val="22"/>
-        </w:rPr>
-        <w:t>sowie</w:t>
-      </w:r>
-      <w:r>
-        <w:rPr>
-          <w:rFonts w:ascii="Calibri" w:hAnsi="Calibri" w:cs="Calibri"/>
-          <w:sz w:val="22"/>
-          <w:szCs w:val="22"/>
-        </w:rPr>
-        <w:t xml:space="preserve"> </w:t>
-      </w:r>
-      <w:r>
-        <w:rPr>
-          <w:rFonts w:ascii="Calibri" w:hAnsi="Calibri" w:cs="Calibri"/>
-          <w:sz w:val="22"/>
-          <w:szCs w:val="22"/>
-        </w:rPr>
-        <w:t xml:space="preserve">die </w:t>
-      </w:r>
-      <w:r>
-        <w:rPr>
-          <w:rFonts w:ascii="Calibri" w:hAnsi="Calibri" w:cs="Calibri"/>
-          <w:sz w:val="22"/>
-          <w:szCs w:val="22"/>
-        </w:rPr>
-        <w:t xml:space="preserve">Augenwinkel und </w:t>
-      </w:r>
-      <w:r>
-        <w:rPr>
-          <w:rFonts w:ascii="Calibri" w:hAnsi="Calibri" w:cs="Calibri"/>
-          <w:sz w:val="22"/>
-          <w:szCs w:val="22"/>
-        </w:rPr>
-        <w:t xml:space="preserve">die </w:t>
-      </w:r>
-      <w:r>
-        <w:rPr>
-          <w:rFonts w:ascii="Calibri" w:hAnsi="Calibri" w:cs="Calibri"/>
-          <w:sz w:val="22"/>
-          <w:szCs w:val="22"/>
-        </w:rPr>
-        <w:t>Augenmitte.</w:t>
-      </w:r>
-      <w:r>
-        <w:rPr>
-          <w:rFonts w:ascii="Calibri" w:hAnsi="Calibri" w:cs="Calibri"/>
-          <w:sz w:val="22"/>
-          <w:szCs w:val="22"/>
-        </w:rPr>
-        <w:t xml:space="preserve"> Nach der Detektion der Merkmale werden deren relative Positionen und Abstände zueinander bestimmt, um die Blickrichtung zu schätzen. </w:t>
-      </w:r>
-      <w:r>
-        <w:rPr>
-          <w:rFonts w:ascii="Calibri" w:hAnsi="Calibri" w:cs="Calibri"/>
-          <w:sz w:val="22"/>
-          <w:szCs w:val="22"/>
-        </w:rPr>
-        <w:t>Ein</w:t>
-      </w:r>
-      <w:r>
-        <w:rPr>
-          <w:rFonts w:ascii="Calibri" w:hAnsi="Calibri" w:cs="Calibri"/>
-          <w:sz w:val="22"/>
-          <w:szCs w:val="22"/>
-        </w:rPr>
-        <w:t xml:space="preserve"> bekanntes</w:t>
-      </w:r>
-      <w:r>
-        <w:rPr>
-          <w:rFonts w:ascii="Calibri" w:hAnsi="Calibri" w:cs="Calibri"/>
-          <w:sz w:val="22"/>
-          <w:szCs w:val="22"/>
-        </w:rPr>
-        <w:t xml:space="preserve"> </w:t>
-      </w:r>
-      <w:r>
-        <w:rPr>
-          <w:rFonts w:ascii="Calibri" w:hAnsi="Calibri" w:cs="Calibri"/>
-          <w:sz w:val="22"/>
-          <w:szCs w:val="22"/>
-        </w:rPr>
-        <w:t xml:space="preserve">Beispiel </w:t>
-      </w:r>
-      <w:r>
-        <w:rPr>
-          <w:rFonts w:ascii="Calibri" w:hAnsi="Calibri" w:cs="Calibri"/>
-          <w:sz w:val="22"/>
-          <w:szCs w:val="22"/>
-        </w:rPr>
-        <w:t>stellt</w:t>
-      </w:r>
-      <w:r>
-        <w:rPr>
-          <w:rFonts w:ascii="Calibri" w:hAnsi="Calibri" w:cs="Calibri"/>
-          <w:sz w:val="22"/>
-          <w:szCs w:val="22"/>
-        </w:rPr>
-        <w:t xml:space="preserve"> die Hornhautreflexion</w:t>
-      </w:r>
-      <w:r>
-        <w:rPr>
-          <w:rFonts w:ascii="Calibri" w:hAnsi="Calibri" w:cs="Calibri"/>
-          <w:sz w:val="22"/>
-          <w:szCs w:val="22"/>
-        </w:rPr>
-        <w:t>s-Methode</w:t>
-      </w:r>
-      <w:r>
-        <w:rPr>
-          <w:rFonts w:ascii="Calibri" w:hAnsi="Calibri" w:cs="Calibri"/>
-          <w:sz w:val="22"/>
-          <w:szCs w:val="22"/>
-        </w:rPr>
-        <w:t xml:space="preserve"> dar.</w:t>
-      </w:r>
-      <w:r>
-        <w:rPr>
-          <w:rFonts w:ascii="Calibri" w:hAnsi="Calibri" w:cs="Calibri"/>
-          <w:sz w:val="22"/>
-          <w:szCs w:val="22"/>
-        </w:rPr>
-        <w:t xml:space="preserve"> </w:t>
-      </w:r>
-      <w:r>
-        <w:rPr>
-          <w:rFonts w:ascii="Calibri" w:hAnsi="Calibri" w:cs="Calibri"/>
-          <w:sz w:val="22"/>
-          <w:szCs w:val="22"/>
-        </w:rPr>
-        <w:t>Da</w:t>
-      </w:r>
-      <w:r>
-        <w:rPr>
-          <w:rFonts w:ascii="Calibri" w:hAnsi="Calibri" w:cs="Calibri"/>
-          <w:sz w:val="22"/>
-          <w:szCs w:val="22"/>
-        </w:rPr>
-        <w:t xml:space="preserve">bei </w:t>
-      </w:r>
-      <w:r>
-        <w:rPr>
-          <w:rFonts w:ascii="Calibri" w:hAnsi="Calibri" w:cs="Calibri"/>
-          <w:sz w:val="22"/>
-          <w:szCs w:val="22"/>
-        </w:rPr>
-        <w:t>erzeugt e</w:t>
-      </w:r>
-      <w:r>
-        <w:rPr>
-          <w:rFonts w:ascii="Calibri" w:hAnsi="Calibri" w:cs="Calibri"/>
-          <w:sz w:val="22"/>
-          <w:szCs w:val="22"/>
-        </w:rPr>
-        <w:t xml:space="preserve">ine </w:t>
-      </w:r>
-      <w:r>
-        <w:rPr>
-          <w:rFonts w:ascii="Calibri" w:hAnsi="Calibri" w:cs="Calibri"/>
-          <w:sz w:val="22"/>
-          <w:szCs w:val="22"/>
-        </w:rPr>
-        <w:t>Infrarot-</w:t>
-      </w:r>
-      <w:r>
-        <w:rPr>
-          <w:rFonts w:ascii="Calibri" w:hAnsi="Calibri" w:cs="Calibri"/>
-          <w:sz w:val="22"/>
-          <w:szCs w:val="22"/>
-        </w:rPr>
-        <w:t xml:space="preserve">Lichtquelle Reflexionspunkte auf der Hornhaut, sogenannte </w:t>
-      </w:r>
-      <w:proofErr w:type="spellStart"/>
-      <w:r>
-        <w:rPr>
-          <w:rFonts w:ascii="Calibri" w:hAnsi="Calibri" w:cs="Calibri"/>
-          <w:sz w:val="22"/>
-          <w:szCs w:val="22"/>
-        </w:rPr>
-        <w:t>Glints</w:t>
-      </w:r>
-      <w:proofErr w:type="spellEnd"/>
-      <w:r>
-        <w:rPr>
-          <w:rFonts w:ascii="Calibri" w:hAnsi="Calibri" w:cs="Calibri"/>
-          <w:sz w:val="22"/>
-          <w:szCs w:val="22"/>
-        </w:rPr>
-        <w:t>.</w:t>
-      </w:r>
-      <w:r>
-        <w:rPr>
-          <w:rFonts w:ascii="Calibri" w:hAnsi="Calibri" w:cs="Calibri"/>
-          <w:sz w:val="22"/>
-          <w:szCs w:val="22"/>
-        </w:rPr>
-        <w:t xml:space="preserve"> </w:t>
-      </w:r>
-      <w:r>
-        <w:rPr>
-          <w:rFonts w:ascii="Calibri" w:hAnsi="Calibri" w:cs="Calibri"/>
-          <w:sz w:val="22"/>
-          <w:szCs w:val="22"/>
-        </w:rPr>
-        <w:t>Aus der</w:t>
-      </w:r>
-      <w:r>
-        <w:rPr>
-          <w:rFonts w:ascii="Calibri" w:hAnsi="Calibri" w:cs="Calibri"/>
-          <w:sz w:val="22"/>
-          <w:szCs w:val="22"/>
-        </w:rPr>
-        <w:t xml:space="preserve"> relative</w:t>
-      </w:r>
-      <w:r>
-        <w:rPr>
-          <w:rFonts w:ascii="Calibri" w:hAnsi="Calibri" w:cs="Calibri"/>
-          <w:sz w:val="22"/>
-          <w:szCs w:val="22"/>
-        </w:rPr>
-        <w:t>n</w:t>
-      </w:r>
-      <w:r>
-        <w:rPr>
-          <w:rFonts w:ascii="Calibri" w:hAnsi="Calibri" w:cs="Calibri"/>
-          <w:sz w:val="22"/>
-          <w:szCs w:val="22"/>
-        </w:rPr>
-        <w:t xml:space="preserve"> </w:t>
-      </w:r>
-      <w:r>
-        <w:rPr>
-          <w:rFonts w:ascii="Calibri" w:hAnsi="Calibri" w:cs="Calibri"/>
-          <w:sz w:val="22"/>
-          <w:szCs w:val="22"/>
-        </w:rPr>
-        <w:t xml:space="preserve">Lage der </w:t>
-      </w:r>
-      <w:proofErr w:type="spellStart"/>
-      <w:r>
-        <w:rPr>
-          <w:rFonts w:ascii="Calibri" w:hAnsi="Calibri" w:cs="Calibri"/>
-          <w:sz w:val="22"/>
-          <w:szCs w:val="22"/>
-        </w:rPr>
-        <w:t>Glints</w:t>
-      </w:r>
-      <w:proofErr w:type="spellEnd"/>
-      <w:r>
-        <w:rPr>
-          <w:rFonts w:ascii="Calibri" w:hAnsi="Calibri" w:cs="Calibri"/>
-          <w:sz w:val="22"/>
-          <w:szCs w:val="22"/>
-        </w:rPr>
-        <w:t xml:space="preserve"> zum Pupillenzentrum</w:t>
-      </w:r>
-      <w:r>
-        <w:rPr>
-          <w:rFonts w:ascii="Calibri" w:hAnsi="Calibri" w:cs="Calibri"/>
-          <w:sz w:val="22"/>
-          <w:szCs w:val="22"/>
-        </w:rPr>
-        <w:t xml:space="preserve"> kann anschließend</w:t>
-      </w:r>
-      <w:r>
-        <w:rPr>
-          <w:rFonts w:ascii="Calibri" w:hAnsi="Calibri" w:cs="Calibri"/>
-          <w:sz w:val="22"/>
-          <w:szCs w:val="22"/>
-        </w:rPr>
-        <w:t xml:space="preserve"> eine Blickrichtung </w:t>
-      </w:r>
-      <w:r>
-        <w:rPr>
-          <w:rFonts w:ascii="Calibri" w:hAnsi="Calibri" w:cs="Calibri"/>
-          <w:sz w:val="22"/>
-          <w:szCs w:val="22"/>
-        </w:rPr>
-        <w:t>berechnet werden</w:t>
-      </w:r>
-      <w:r>
-        <w:rPr>
-          <w:rFonts w:ascii="Calibri" w:hAnsi="Calibri" w:cs="Calibri"/>
-          <w:sz w:val="22"/>
-          <w:szCs w:val="22"/>
-        </w:rPr>
-        <w:t>.</w:t>
-      </w:r>
     </w:p>
     <w:p>
       <w:pPr>
@@ -2115,7 +1831,23 @@
           <w:sz w:val="22"/>
           <w:szCs w:val="22"/>
         </w:rPr>
-        <w:t>der Probanden.</w:t>
+        <w:t>jeder einzelnen</w:t>
+      </w:r>
+      <w:r>
+        <w:rPr>
+          <w:rFonts w:ascii="Calibri" w:hAnsi="Calibri" w:cs="Calibri"/>
+          <w:sz w:val="22"/>
+          <w:szCs w:val="22"/>
+        </w:rPr>
+        <w:t xml:space="preserve"> Probanden.</w:t>
+      </w:r>
+      <w:r>
+        <w:rPr>
+          <w:rFonts w:ascii="Calibri" w:hAnsi="Calibri" w:cs="Calibri"/>
+          <w:sz w:val="22"/>
+          <w:szCs w:val="22"/>
+        </w:rPr>
+        <w:t xml:space="preserve"> Diese Verfahren werden daher meist ausschließlich in Laborumgebungen, mit wenigen Probanden durchgeführt.</w:t>
       </w:r>
     </w:p>
     <w:p>
@@ -2273,25 +2005,7 @@
           <w:sz w:val="22"/>
           <w:szCs w:val="22"/>
         </w:rPr>
-        <w:t xml:space="preserve"> (</w:t>
-      </w:r>
-      <w:proofErr w:type="spellStart"/>
-      <w:r>
-        <w:rPr>
-          <w:rFonts w:ascii="Calibri" w:hAnsi="Calibri" w:cs="Calibri"/>
-          <w:sz w:val="22"/>
-          <w:szCs w:val="22"/>
-        </w:rPr>
-        <w:t>appearance-based</w:t>
-      </w:r>
-      <w:proofErr w:type="spellEnd"/>
-      <w:r>
-        <w:rPr>
-          <w:rFonts w:ascii="Calibri" w:hAnsi="Calibri" w:cs="Calibri"/>
-          <w:sz w:val="22"/>
-          <w:szCs w:val="22"/>
-        </w:rPr>
-        <w:t>)</w:t>
+        <w:t xml:space="preserve"> (appearance-based)</w:t>
       </w:r>
       <w:r>
         <w:rPr>
@@ -2323,25 +2037,7 @@
           <w:sz w:val="22"/>
           <w:szCs w:val="22"/>
         </w:rPr>
-        <w:t>kein explizites geometrisches Augenmodell. Stattdessen wird die Blickrichtung direkt aus dem visuellen Erscheinungsbild (</w:t>
-      </w:r>
-      <w:proofErr w:type="spellStart"/>
-      <w:r>
-        <w:rPr>
-          <w:rFonts w:ascii="Calibri" w:hAnsi="Calibri" w:cs="Calibri"/>
-          <w:sz w:val="22"/>
-          <w:szCs w:val="22"/>
-        </w:rPr>
-        <w:t>Appearance</w:t>
-      </w:r>
-      <w:proofErr w:type="spellEnd"/>
-      <w:r>
-        <w:rPr>
-          <w:rFonts w:ascii="Calibri" w:hAnsi="Calibri" w:cs="Calibri"/>
-          <w:sz w:val="22"/>
-          <w:szCs w:val="22"/>
-        </w:rPr>
-        <w:t>) des Auges geschätzt.</w:t>
+        <w:t>kein explizites geometrisches Augenmodell. Stattdessen wird die Blickrichtung direkt aus dem visuellen Erscheinungsbild (Appearance) des Auges geschätzt.</w:t>
       </w:r>
       <w:r>
         <w:rPr>
@@ -2373,33 +2069,31 @@
           <w:sz w:val="22"/>
           <w:szCs w:val="22"/>
         </w:rPr>
-        <w:t xml:space="preserve"> (Template </w:t>
-      </w:r>
-      <w:proofErr w:type="spellStart"/>
-      <w:r>
-        <w:rPr>
-          <w:rFonts w:ascii="Calibri" w:hAnsi="Calibri" w:cs="Calibri"/>
-          <w:sz w:val="22"/>
-          <w:szCs w:val="22"/>
-        </w:rPr>
-        <w:t>Matching</w:t>
-      </w:r>
-      <w:proofErr w:type="spellEnd"/>
-      <w:r>
-        <w:rPr>
-          <w:rFonts w:ascii="Calibri" w:hAnsi="Calibri" w:cs="Calibri"/>
-          <w:sz w:val="22"/>
-          <w:szCs w:val="22"/>
-        </w:rPr>
-        <w:t>)</w:t>
-      </w:r>
-      <w:r>
-        <w:rPr>
-          <w:rFonts w:ascii="Calibri" w:hAnsi="Calibri" w:cs="Calibri"/>
-          <w:sz w:val="22"/>
-          <w:szCs w:val="22"/>
-        </w:rPr>
-        <w:t xml:space="preserve"> und handentwickelten Bildmerkmalen. </w:t>
+        <w:t xml:space="preserve"> (Template Matching)</w:t>
+      </w:r>
+      <w:r>
+        <w:rPr>
+          <w:rFonts w:ascii="Calibri" w:hAnsi="Calibri" w:cs="Calibri"/>
+          <w:sz w:val="22"/>
+          <w:szCs w:val="22"/>
+        </w:rPr>
+        <w:t xml:space="preserve"> und handentwickelten Bildmerkmalen</w:t>
+      </w:r>
+      <w:r>
+        <w:rPr>
+          <w:rFonts w:ascii="Calibri" w:hAnsi="Calibri" w:cs="Calibri"/>
+          <w:sz w:val="22"/>
+          <w:szCs w:val="22"/>
+        </w:rPr>
+        <w:t xml:space="preserve"> (Hansen &amp; Ji, 2010)</w:t>
+      </w:r>
+      <w:r>
+        <w:rPr>
+          <w:rFonts w:ascii="Calibri" w:hAnsi="Calibri" w:cs="Calibri"/>
+          <w:sz w:val="22"/>
+          <w:szCs w:val="22"/>
+        </w:rPr>
+        <w:t xml:space="preserve">. </w:t>
       </w:r>
       <w:r>
         <w:rPr>
@@ -2464,7 +2158,23 @@
           <w:sz w:val="22"/>
           <w:szCs w:val="22"/>
         </w:rPr>
-        <w:t xml:space="preserve">Verfahren überwiegend durch Deep Learning realisiert. </w:t>
+        <w:t>Verfahren überwiegend durch Deep Learning realisiert</w:t>
+      </w:r>
+      <w:r>
+        <w:rPr>
+          <w:rFonts w:ascii="Calibri" w:hAnsi="Calibri" w:cs="Calibri"/>
+          <w:sz w:val="22"/>
+          <w:szCs w:val="22"/>
+        </w:rPr>
+        <w:t xml:space="preserve"> (Cheng et al., 2024)</w:t>
+      </w:r>
+      <w:r>
+        <w:rPr>
+          <w:rFonts w:ascii="Calibri" w:hAnsi="Calibri" w:cs="Calibri"/>
+          <w:sz w:val="22"/>
+          <w:szCs w:val="22"/>
+        </w:rPr>
+        <w:t xml:space="preserve">. </w:t>
       </w:r>
       <w:r>
         <w:rPr>
@@ -2496,25 +2206,15 @@
           <w:sz w:val="22"/>
           <w:szCs w:val="22"/>
         </w:rPr>
-        <w:t xml:space="preserve">Durch die Deep Feature </w:t>
-      </w:r>
-      <w:proofErr w:type="spellStart"/>
-      <w:r>
-        <w:rPr>
-          <w:rFonts w:ascii="Calibri" w:hAnsi="Calibri" w:cs="Calibri"/>
-          <w:sz w:val="22"/>
-          <w:szCs w:val="22"/>
-        </w:rPr>
-        <w:t>Extraction</w:t>
-      </w:r>
-      <w:proofErr w:type="spellEnd"/>
-      <w:r>
-        <w:rPr>
-          <w:rFonts w:ascii="Calibri" w:hAnsi="Calibri" w:cs="Calibri"/>
-          <w:sz w:val="22"/>
-          <w:szCs w:val="22"/>
-        </w:rPr>
-        <w:t xml:space="preserve"> lernen Deep-Learning-Modelle </w:t>
+        <w:t>Durch die Deep Feature Extraction lernen Deep-Learning-Modelle selbstständig</w:t>
+      </w:r>
+      <w:r>
+        <w:rPr>
+          <w:rFonts w:ascii="Calibri" w:hAnsi="Calibri" w:cs="Calibri"/>
+          <w:sz w:val="22"/>
+          <w:szCs w:val="22"/>
+        </w:rPr>
+        <w:t xml:space="preserve"> geeignete Merkmalsrepräsentationen aus den Bilddaten und </w:t>
       </w:r>
       <w:r>
         <w:rPr>
@@ -2523,15 +2223,23 @@
           <w:szCs w:val="22"/>
         </w:rPr>
         <w:lastRenderedPageBreak/>
-        <w:t>selbstständig</w:t>
-      </w:r>
-      <w:r>
-        <w:rPr>
-          <w:rFonts w:ascii="Calibri" w:hAnsi="Calibri" w:cs="Calibri"/>
-          <w:sz w:val="22"/>
-          <w:szCs w:val="22"/>
-        </w:rPr>
-        <w:t xml:space="preserve"> geeignete Merkmalsrepräsentationen aus den Bilddaten und ermöglicht die Erfassung von komplexeren Zusammenhängen zwischen Augenbild, Head Pose und Blickrichtung.</w:t>
+        <w:t>ermöglich</w:t>
+      </w:r>
+      <w:r>
+        <w:rPr>
+          <w:rFonts w:ascii="Calibri" w:hAnsi="Calibri" w:cs="Calibri"/>
+          <w:sz w:val="22"/>
+          <w:szCs w:val="22"/>
+        </w:rPr>
+        <w:t>en</w:t>
+      </w:r>
+      <w:r>
+        <w:rPr>
+          <w:rFonts w:ascii="Calibri" w:hAnsi="Calibri" w:cs="Calibri"/>
+          <w:sz w:val="22"/>
+          <w:szCs w:val="22"/>
+        </w:rPr>
+        <w:t xml:space="preserve"> die Erfassung von komplexeren Zusammenhängen zwischen Augenbild, Head Pose und Blickrichtung.</w:t>
       </w:r>
     </w:p>
     <w:p>
@@ -2564,43 +2272,7 @@
           <w:sz w:val="22"/>
           <w:szCs w:val="22"/>
         </w:rPr>
-        <w:t xml:space="preserve">Verfahren bilden </w:t>
-      </w:r>
-      <w:proofErr w:type="spellStart"/>
-      <w:r>
-        <w:rPr>
-          <w:rFonts w:ascii="Calibri" w:hAnsi="Calibri" w:cs="Calibri"/>
-          <w:sz w:val="22"/>
-          <w:szCs w:val="22"/>
-        </w:rPr>
-        <w:t>Convolutional</w:t>
-      </w:r>
-      <w:proofErr w:type="spellEnd"/>
-      <w:r>
-        <w:rPr>
-          <w:rFonts w:ascii="Calibri" w:hAnsi="Calibri" w:cs="Calibri"/>
-          <w:sz w:val="22"/>
-          <w:szCs w:val="22"/>
-        </w:rPr>
-        <w:t xml:space="preserve"> </w:t>
-      </w:r>
-      <w:proofErr w:type="spellStart"/>
-      <w:r>
-        <w:rPr>
-          <w:rFonts w:ascii="Calibri" w:hAnsi="Calibri" w:cs="Calibri"/>
-          <w:sz w:val="22"/>
-          <w:szCs w:val="22"/>
-        </w:rPr>
-        <w:t>Neural</w:t>
-      </w:r>
-      <w:proofErr w:type="spellEnd"/>
-      <w:r>
-        <w:rPr>
-          <w:rFonts w:ascii="Calibri" w:hAnsi="Calibri" w:cs="Calibri"/>
-          <w:sz w:val="22"/>
-          <w:szCs w:val="22"/>
-        </w:rPr>
-        <w:t xml:space="preserve"> Networks (CNNs). Diese Netzwerke sind speziell für die Verarbeitung von Bilddaten konzipiert und extrahieren Merkmale</w:t>
+        <w:t>Verfahren bilden Convolutional Neural Networks (CNNs). Diese Netzwerke sind speziell für die Verarbeitung von Bilddaten konzipiert und extrahieren Merkmale</w:t>
       </w:r>
       <w:r>
         <w:rPr>
@@ -2616,15 +2288,16 @@
           <w:sz w:val="22"/>
           <w:szCs w:val="22"/>
         </w:rPr>
-        <w:t xml:space="preserve"> Frühe Netzwerkschichten erkennen einfache Strukturen wie Kanten oder Kontraste, während tiefere Netzwerkschichten komplexere Informationen erfassen können. Die gewonnenen Merkmale werden anschließend dann zur Vorhersage der Blickrichtung verwendet.</w:t>
-      </w:r>
-    </w:p>
-    <w:p>
-      <w:pPr>
-        <w:rPr>
-          <w:rFonts w:ascii="Calibri" w:hAnsi="Calibri" w:cs="Calibri"/>
-          <w:sz w:val="22"/>
-          <w:szCs w:val="22"/>
+        <w:t xml:space="preserve"> Frühe Netzwerkschichten erkennen einfache Strukturen wie Kanten oder Kontraste, während tiefere Netzwerkschichten komplexere Informationen erfassen können. Die gewonnenen Merkmale werden anschließend zur Vorhersage der Blickrichtung verwendet.</w:t>
+      </w:r>
+    </w:p>
+    <w:p>
+      <w:pPr>
+        <w:rPr>
+          <w:rFonts w:ascii="Calibri" w:hAnsi="Calibri" w:cs="Calibri"/>
+          <w:sz w:val="22"/>
+          <w:szCs w:val="22"/>
+          <w:lang w:val="en-US"/>
         </w:rPr>
       </w:pPr>
       <w:r>
@@ -2823,7 +2496,39 @@
           <w:sz w:val="22"/>
           <w:szCs w:val="22"/>
         </w:rPr>
-        <w:t xml:space="preserve">et al. Weisen darauf hin, das neben rein modellbasierten und rein </w:t>
+        <w:t xml:space="preserve">et al. </w:t>
+      </w:r>
+      <w:r>
+        <w:rPr>
+          <w:rFonts w:ascii="Calibri" w:hAnsi="Calibri" w:cs="Calibri"/>
+          <w:sz w:val="22"/>
+          <w:szCs w:val="22"/>
+        </w:rPr>
+        <w:t>w</w:t>
+      </w:r>
+      <w:r>
+        <w:rPr>
+          <w:rFonts w:ascii="Calibri" w:hAnsi="Calibri" w:cs="Calibri"/>
+          <w:sz w:val="22"/>
+          <w:szCs w:val="22"/>
+        </w:rPr>
+        <w:t xml:space="preserve">eisen darauf hin, </w:t>
+      </w:r>
+      <w:r>
+        <w:rPr>
+          <w:rFonts w:ascii="Calibri" w:hAnsi="Calibri" w:cs="Calibri"/>
+          <w:sz w:val="22"/>
+          <w:szCs w:val="22"/>
+        </w:rPr>
+        <w:t>dass</w:t>
+      </w:r>
+      <w:r>
+        <w:rPr>
+          <w:rFonts w:ascii="Calibri" w:hAnsi="Calibri" w:cs="Calibri"/>
+          <w:sz w:val="22"/>
+          <w:szCs w:val="22"/>
+        </w:rPr>
+        <w:t xml:space="preserve"> neben rein modellbasierten und rein </w:t>
       </w:r>
       <w:r>
         <w:rPr>
@@ -2888,25 +2593,23 @@
           <w:sz w:val="22"/>
           <w:szCs w:val="22"/>
         </w:rPr>
-        <w:t xml:space="preserve"> hybriden Ansatz wurde von Kaur vorgestellt. Es wird eine zusätzliche Schicht, ein </w:t>
-      </w:r>
-      <w:proofErr w:type="spellStart"/>
-      <w:r>
-        <w:rPr>
-          <w:rFonts w:ascii="Calibri" w:hAnsi="Calibri" w:cs="Calibri"/>
-          <w:sz w:val="22"/>
-          <w:szCs w:val="22"/>
-        </w:rPr>
-        <w:t>Geometric</w:t>
-      </w:r>
-      <w:proofErr w:type="spellEnd"/>
-      <w:r>
-        <w:rPr>
-          <w:rFonts w:ascii="Calibri" w:hAnsi="Calibri" w:cs="Calibri"/>
-          <w:sz w:val="22"/>
-          <w:szCs w:val="22"/>
-        </w:rPr>
-        <w:t xml:space="preserve"> Layer </w:t>
+        <w:t xml:space="preserve"> hybriden Ansatz wurde von Kaur </w:t>
+      </w:r>
+      <w:r>
+        <w:rPr>
+          <w:rFonts w:ascii="Calibri" w:hAnsi="Calibri" w:cs="Calibri"/>
+          <w:sz w:val="22"/>
+          <w:szCs w:val="22"/>
+        </w:rPr>
+        <w:t xml:space="preserve">et al. </w:t>
+      </w:r>
+      <w:r>
+        <w:rPr>
+          <w:rFonts w:ascii="Calibri" w:hAnsi="Calibri" w:cs="Calibri"/>
+          <w:sz w:val="22"/>
+          <w:szCs w:val="22"/>
+        </w:rPr>
+        <w:t xml:space="preserve">vorgestellt. Es wird eine zusätzliche Schicht, ein Geometric Layer </w:t>
       </w:r>
       <w:r>
         <w:rPr>
@@ -3185,18 +2888,8 @@
           <w:sz w:val="22"/>
           <w:szCs w:val="22"/>
         </w:rPr>
-        <w:t xml:space="preserve">Olson (2011) </w:t>
-      </w:r>
-      <w:proofErr w:type="spellStart"/>
-      <w:r>
-        <w:rPr>
-          <w:rFonts w:ascii="Calibri" w:hAnsi="Calibri" w:cs="Calibri"/>
-          <w:sz w:val="22"/>
-          <w:szCs w:val="22"/>
-        </w:rPr>
-        <w:t>AprilTag</w:t>
-      </w:r>
-      <w:proofErr w:type="spellEnd"/>
+        <w:t>Olson (2011) AprilTag</w:t>
+      </w:r>
       <w:r>
         <w:rPr>
           <w:rFonts w:ascii="Calibri" w:hAnsi="Calibri" w:cs="Calibri"/>
@@ -3268,18 +2961,121 @@
           <w:sz w:val="22"/>
           <w:szCs w:val="22"/>
         </w:rPr>
-        <w:t xml:space="preserve"> Für die Gaze </w:t>
-      </w:r>
-      <w:proofErr w:type="spellStart"/>
-      <w:r>
-        <w:rPr>
-          <w:rFonts w:ascii="Calibri" w:hAnsi="Calibri" w:cs="Calibri"/>
-          <w:sz w:val="22"/>
-          <w:szCs w:val="22"/>
-        </w:rPr>
-        <w:t>Estimation</w:t>
-      </w:r>
-      <w:proofErr w:type="spellEnd"/>
+        <w:t xml:space="preserve"> Zu den intrinsischen Parametern zählen die Brennweite, der Bildhauptpunkt sowie Verzerrungskoeffizienten der Linse, während die extrinsischen Parameter Rotation und Translation der Kamera relativ zum Weltkoordinatensystem beschreiben. </w:t>
+      </w:r>
+      <w:r>
+        <w:rPr>
+          <w:rFonts w:ascii="Calibri" w:hAnsi="Calibri" w:cs="Calibri"/>
+          <w:sz w:val="22"/>
+          <w:szCs w:val="22"/>
+        </w:rPr>
+        <w:t xml:space="preserve"> Für die Gaze Estimation </w:t>
+      </w:r>
+      <w:r>
+        <w:rPr>
+          <w:rFonts w:ascii="Calibri" w:hAnsi="Calibri" w:cs="Calibri"/>
+          <w:sz w:val="22"/>
+          <w:szCs w:val="22"/>
+        </w:rPr>
+        <w:t>sind diese</w:t>
+      </w:r>
+      <w:r>
+        <w:rPr>
+          <w:rFonts w:ascii="Calibri" w:hAnsi="Calibri" w:cs="Calibri"/>
+          <w:sz w:val="22"/>
+          <w:szCs w:val="22"/>
+        </w:rPr>
+        <w:t xml:space="preserve"> Parameter </w:t>
+      </w:r>
+      <w:r>
+        <w:rPr>
+          <w:rFonts w:ascii="Calibri" w:hAnsi="Calibri" w:cs="Calibri"/>
+          <w:sz w:val="22"/>
+          <w:szCs w:val="22"/>
+        </w:rPr>
+        <w:t>wichtig</w:t>
+      </w:r>
+      <w:r>
+        <w:rPr>
+          <w:rFonts w:ascii="Calibri" w:hAnsi="Calibri" w:cs="Calibri"/>
+          <w:sz w:val="22"/>
+          <w:szCs w:val="22"/>
+        </w:rPr>
+        <w:t xml:space="preserve"> um eine geometrische Transformation zwischen Bild-, Kamera- und Weltkoordinate</w:t>
+      </w:r>
+      <w:r>
+        <w:rPr>
+          <w:rFonts w:ascii="Calibri" w:hAnsi="Calibri" w:cs="Calibri"/>
+          <w:sz w:val="22"/>
+          <w:szCs w:val="22"/>
+        </w:rPr>
+        <w:t>n</w:t>
+      </w:r>
+      <w:r>
+        <w:rPr>
+          <w:rFonts w:ascii="Calibri" w:hAnsi="Calibri" w:cs="Calibri"/>
+          <w:sz w:val="22"/>
+          <w:szCs w:val="22"/>
+        </w:rPr>
+        <w:t xml:space="preserve"> zu ermöglichen</w:t>
+      </w:r>
+      <w:r>
+        <w:rPr>
+          <w:rFonts w:ascii="Calibri" w:hAnsi="Calibri" w:cs="Calibri"/>
+          <w:sz w:val="22"/>
+          <w:szCs w:val="22"/>
+        </w:rPr>
+        <w:t>.</w:t>
+      </w:r>
+    </w:p>
+    <w:p>
+      <w:pPr>
+        <w:rPr>
+          <w:rFonts w:ascii="Calibri" w:hAnsi="Calibri" w:cs="Calibri"/>
+          <w:sz w:val="22"/>
+          <w:szCs w:val="22"/>
+        </w:rPr>
+      </w:pPr>
+      <w:r>
+        <w:rPr>
+          <w:rFonts w:ascii="Calibri" w:hAnsi="Calibri" w:cs="Calibri"/>
+          <w:sz w:val="22"/>
+          <w:szCs w:val="22"/>
+        </w:rPr>
+        <w:t xml:space="preserve">Zhang stellt eine Methode vor, welche bis heute noch </w:t>
+      </w:r>
+      <w:r>
+        <w:rPr>
+          <w:rFonts w:ascii="Calibri" w:hAnsi="Calibri" w:cs="Calibri"/>
+          <w:sz w:val="22"/>
+          <w:szCs w:val="22"/>
+        </w:rPr>
+        <w:t>eine wichtige</w:t>
+      </w:r>
+      <w:r>
+        <w:rPr>
+          <w:rFonts w:ascii="Calibri" w:hAnsi="Calibri" w:cs="Calibri"/>
+          <w:sz w:val="22"/>
+          <w:szCs w:val="22"/>
+        </w:rPr>
+        <w:t xml:space="preserve"> Grundlage von Kamerakalibrierung </w:t>
+      </w:r>
+      <w:r>
+        <w:rPr>
+          <w:rFonts w:ascii="Calibri" w:hAnsi="Calibri" w:cs="Calibri"/>
+          <w:sz w:val="22"/>
+          <w:szCs w:val="22"/>
+        </w:rPr>
+        <w:t>für Anwendungen ist, in denen 2D-Bildinformationen in ein 3D-Koordinatensystem übersetzt werden müssen</w:t>
+      </w:r>
+      <w:r>
+        <w:rPr>
+          <w:rFonts w:ascii="Calibri" w:hAnsi="Calibri" w:cs="Calibri"/>
+          <w:sz w:val="22"/>
+          <w:szCs w:val="22"/>
+        </w:rPr>
+        <w:t>.</w:t>
+      </w:r>
       <w:r>
         <w:rPr>
           <w:rFonts w:ascii="Calibri" w:hAnsi="Calibri" w:cs="Calibri"/>
@@ -3294,15 +3090,95 @@
           <w:sz w:val="22"/>
           <w:szCs w:val="22"/>
         </w:rPr>
-        <w:t>werden diese Parameter genutzt</w:t>
-      </w:r>
-      <w:r>
-        <w:rPr>
-          <w:rFonts w:ascii="Calibri" w:hAnsi="Calibri" w:cs="Calibri"/>
-          <w:sz w:val="22"/>
-          <w:szCs w:val="22"/>
-        </w:rPr>
-        <w:t xml:space="preserve"> um eine geometrische Transformation zwischen Bild-, Kamera- und Weltkoordinate zu ermöglichen</w:t>
+        <w:t xml:space="preserve">Es wird ein planares Kalibriermuster, oft ein Schachfeld, benötigt, das aus mehreren unterschiedlichen </w:t>
+      </w:r>
+      <w:r>
+        <w:rPr>
+          <w:rFonts w:ascii="Calibri" w:hAnsi="Calibri" w:cs="Calibri"/>
+          <w:sz w:val="22"/>
+          <w:szCs w:val="22"/>
+        </w:rPr>
+        <w:t>Perspektiven</w:t>
+      </w:r>
+      <w:r>
+        <w:rPr>
+          <w:rFonts w:ascii="Calibri" w:hAnsi="Calibri" w:cs="Calibri"/>
+          <w:sz w:val="22"/>
+          <w:szCs w:val="22"/>
+        </w:rPr>
+        <w:t xml:space="preserve"> aufgenommen wird. Für jede </w:t>
+      </w:r>
+      <w:r>
+        <w:rPr>
+          <w:rFonts w:ascii="Calibri" w:hAnsi="Calibri" w:cs="Calibri"/>
+          <w:sz w:val="22"/>
+          <w:szCs w:val="22"/>
+        </w:rPr>
+        <w:t>Aufnahme</w:t>
+      </w:r>
+      <w:r>
+        <w:rPr>
+          <w:rFonts w:ascii="Calibri" w:hAnsi="Calibri" w:cs="Calibri"/>
+          <w:sz w:val="22"/>
+          <w:szCs w:val="22"/>
+        </w:rPr>
+        <w:t xml:space="preserve"> wird dann zunächst eine Homographie zwischen Musterebene und Bildebene geschätzt.</w:t>
+      </w:r>
+      <w:r>
+        <w:rPr>
+          <w:rFonts w:ascii="Calibri" w:hAnsi="Calibri" w:cs="Calibri"/>
+          <w:sz w:val="22"/>
+          <w:szCs w:val="22"/>
+        </w:rPr>
+        <w:t xml:space="preserve"> </w:t>
+      </w:r>
+      <w:r>
+        <w:rPr>
+          <w:rFonts w:ascii="Calibri" w:hAnsi="Calibri" w:cs="Calibri"/>
+          <w:sz w:val="22"/>
+          <w:szCs w:val="22"/>
+        </w:rPr>
+        <w:t xml:space="preserve">Die Homographien liefern wiederum Bedingungen, um die intrinsischen Kameraparameter zu berechnen. </w:t>
+      </w:r>
+      <w:r>
+        <w:rPr>
+          <w:rFonts w:ascii="Calibri" w:hAnsi="Calibri" w:cs="Calibri"/>
+          <w:sz w:val="22"/>
+          <w:szCs w:val="22"/>
+        </w:rPr>
+        <w:t>Anschließend lassen sich</w:t>
+      </w:r>
+      <w:r>
+        <w:rPr>
+          <w:rFonts w:ascii="Calibri" w:hAnsi="Calibri" w:cs="Calibri"/>
+          <w:sz w:val="22"/>
+          <w:szCs w:val="22"/>
+        </w:rPr>
+        <w:t xml:space="preserve"> für jede Aufnahme</w:t>
+      </w:r>
+      <w:r>
+        <w:rPr>
+          <w:rFonts w:ascii="Calibri" w:hAnsi="Calibri" w:cs="Calibri"/>
+          <w:sz w:val="22"/>
+          <w:szCs w:val="22"/>
+        </w:rPr>
+        <w:t xml:space="preserve"> die</w:t>
+      </w:r>
+      <w:r>
+        <w:rPr>
+          <w:rFonts w:ascii="Calibri" w:hAnsi="Calibri" w:cs="Calibri"/>
+          <w:sz w:val="22"/>
+          <w:szCs w:val="22"/>
+        </w:rPr>
+        <w:t xml:space="preserve"> Rotation und Translation des Kalibrierungsmusters relativ zur Kamera bestimm</w:t>
+      </w:r>
+      <w:r>
+        <w:rPr>
+          <w:rFonts w:ascii="Calibri" w:hAnsi="Calibri" w:cs="Calibri"/>
+          <w:sz w:val="22"/>
+          <w:szCs w:val="22"/>
+        </w:rPr>
+        <w:t>en</w:t>
       </w:r>
       <w:r>
         <w:rPr>
@@ -3312,54 +3188,13 @@
         </w:rPr>
         <w:t>.</w:t>
       </w:r>
-    </w:p>
-    <w:p>
-      <w:pPr>
-        <w:rPr>
-          <w:rFonts w:ascii="Calibri" w:hAnsi="Calibri" w:cs="Calibri"/>
-          <w:sz w:val="22"/>
-          <w:szCs w:val="22"/>
-        </w:rPr>
-      </w:pPr>
-      <w:r>
-        <w:rPr>
-          <w:rFonts w:ascii="Calibri" w:hAnsi="Calibri" w:cs="Calibri"/>
-          <w:sz w:val="22"/>
-          <w:szCs w:val="22"/>
-        </w:rPr>
-        <w:t xml:space="preserve">Zhang stellt eine Methode vor, welches bis heute noch </w:t>
-      </w:r>
-      <w:r>
-        <w:rPr>
-          <w:rFonts w:ascii="Calibri" w:hAnsi="Calibri" w:cs="Calibri"/>
-          <w:sz w:val="22"/>
-          <w:szCs w:val="22"/>
-        </w:rPr>
-        <w:t>eine wichtige</w:t>
-      </w:r>
-      <w:r>
-        <w:rPr>
-          <w:rFonts w:ascii="Calibri" w:hAnsi="Calibri" w:cs="Calibri"/>
-          <w:sz w:val="22"/>
-          <w:szCs w:val="22"/>
-        </w:rPr>
-        <w:t xml:space="preserve"> Grundlage von Kamerakalibrierung </w:t>
-      </w:r>
-      <w:r>
-        <w:rPr>
-          <w:rFonts w:ascii="Calibri" w:hAnsi="Calibri" w:cs="Calibri"/>
-          <w:sz w:val="22"/>
-          <w:szCs w:val="22"/>
-        </w:rPr>
-        <w:t>für Anwendungen ist, in denen 2D-Bildinformationen in ein 3D-Koordinatensystem übersetzt werden müssen</w:t>
-      </w:r>
-      <w:r>
-        <w:rPr>
-          <w:rFonts w:ascii="Calibri" w:hAnsi="Calibri" w:cs="Calibri"/>
-          <w:sz w:val="22"/>
-          <w:szCs w:val="22"/>
-        </w:rPr>
-        <w:t>.</w:t>
+      <w:r>
+        <w:rPr>
+          <w:rFonts w:ascii="Calibri" w:hAnsi="Calibri" w:cs="Calibri"/>
+          <w:sz w:val="22"/>
+          <w:szCs w:val="22"/>
+        </w:rPr>
+        <w:t xml:space="preserve"> Die extrinsischen Parameter, sowie die radiale Linsenverzerrung können anschließend bestimmt werden.</w:t>
       </w:r>
       <w:r>
         <w:rPr>
@@ -3375,64 +3210,92 @@
           <w:sz w:val="22"/>
           <w:szCs w:val="22"/>
         </w:rPr>
-        <w:t xml:space="preserve">Es wird ein planares Kalibriermuster, oft ein Schachfeld, benötigt, das aus mehreren unterschiedlichen </w:t>
-      </w:r>
-      <w:r>
-        <w:rPr>
-          <w:rFonts w:ascii="Calibri" w:hAnsi="Calibri" w:cs="Calibri"/>
-          <w:sz w:val="22"/>
-          <w:szCs w:val="22"/>
-        </w:rPr>
-        <w:t>Perspektiven</w:t>
-      </w:r>
-      <w:r>
-        <w:rPr>
-          <w:rFonts w:ascii="Calibri" w:hAnsi="Calibri" w:cs="Calibri"/>
-          <w:sz w:val="22"/>
-          <w:szCs w:val="22"/>
-        </w:rPr>
-        <w:t xml:space="preserve"> aufgenommen wird. Für jede </w:t>
-      </w:r>
-      <w:r>
-        <w:rPr>
-          <w:rFonts w:ascii="Calibri" w:hAnsi="Calibri" w:cs="Calibri"/>
-          <w:sz w:val="22"/>
-          <w:szCs w:val="22"/>
-        </w:rPr>
-        <w:t>Aufnahme</w:t>
-      </w:r>
-      <w:r>
-        <w:rPr>
-          <w:rFonts w:ascii="Calibri" w:hAnsi="Calibri" w:cs="Calibri"/>
-          <w:sz w:val="22"/>
-          <w:szCs w:val="22"/>
-        </w:rPr>
-        <w:t xml:space="preserve"> wird dann zunächst eine Homographie zwischen Musterebene und Bildebene geschätzt.</w:t>
-      </w:r>
-      <w:r>
-        <w:rPr>
-          <w:rFonts w:ascii="Calibri" w:hAnsi="Calibri" w:cs="Calibri"/>
-          <w:sz w:val="22"/>
-          <w:szCs w:val="22"/>
-        </w:rPr>
-        <w:t xml:space="preserve"> </w:t>
-      </w:r>
-      <w:r>
-        <w:rPr>
-          <w:rFonts w:ascii="Calibri" w:hAnsi="Calibri" w:cs="Calibri"/>
-          <w:sz w:val="22"/>
-          <w:szCs w:val="22"/>
-        </w:rPr>
-        <w:t>Die Homographien liefern wiederum Bedingungen, um die intrinsischen Kameraparameter zu berechnen. Danach kann für jede Aufnahme Rotation und Translation des Kalibrierungsmusters relativ zur Kamera bestimmt werden.</w:t>
-      </w:r>
-      <w:r>
-        <w:rPr>
-          <w:rFonts w:ascii="Calibri" w:hAnsi="Calibri" w:cs="Calibri"/>
-          <w:sz w:val="22"/>
-          <w:szCs w:val="22"/>
-        </w:rPr>
-        <w:t xml:space="preserve"> Die extrinsischen Parameter, sowie die radiale Linsenverzerrung können anschließend bestimmt werden.</w:t>
-      </w:r>
+        <w:t>Somit erhalten wir die benötigten Kameraparameter</w:t>
+      </w:r>
+      <w:r>
+        <w:rPr>
+          <w:rFonts w:ascii="Calibri" w:hAnsi="Calibri" w:cs="Calibri"/>
+          <w:sz w:val="22"/>
+          <w:szCs w:val="22"/>
+        </w:rPr>
+        <w:t xml:space="preserve"> und können </w:t>
+      </w:r>
+      <w:r>
+        <w:rPr>
+          <w:rFonts w:ascii="Calibri" w:hAnsi="Calibri" w:cs="Calibri"/>
+          <w:sz w:val="22"/>
+          <w:szCs w:val="22"/>
+        </w:rPr>
+        <w:t>beispielsweise</w:t>
+      </w:r>
+      <w:r>
+        <w:rPr>
+          <w:rFonts w:ascii="Calibri" w:hAnsi="Calibri" w:cs="Calibri"/>
+          <w:sz w:val="22"/>
+          <w:szCs w:val="22"/>
+        </w:rPr>
+        <w:t xml:space="preserve"> die Position der Augen aus </w:t>
+      </w:r>
+      <w:r>
+        <w:rPr>
+          <w:rFonts w:ascii="Calibri" w:hAnsi="Calibri" w:cs="Calibri"/>
+          <w:sz w:val="22"/>
+          <w:szCs w:val="22"/>
+        </w:rPr>
+        <w:t>einem</w:t>
+      </w:r>
+      <w:r>
+        <w:rPr>
+          <w:rFonts w:ascii="Calibri" w:hAnsi="Calibri" w:cs="Calibri"/>
+          <w:sz w:val="22"/>
+          <w:szCs w:val="22"/>
+        </w:rPr>
+        <w:t xml:space="preserve"> Bild heraus berechnen.</w:t>
+      </w:r>
+    </w:p>
+    <w:p>
+      <w:pPr>
+        <w:rPr>
+          <w:rFonts w:ascii="Calibri" w:hAnsi="Calibri" w:cs="Calibri"/>
+          <w:sz w:val="22"/>
+          <w:szCs w:val="22"/>
+        </w:rPr>
+      </w:pPr>
+      <w:r>
+        <w:rPr>
+          <w:rFonts w:ascii="Calibri" w:hAnsi="Calibri" w:cs="Calibri"/>
+          <w:sz w:val="22"/>
+          <w:szCs w:val="22"/>
+        </w:rPr>
+        <w:t>Ein weiteres planares Kalibriermuster</w:t>
+      </w:r>
+    </w:p>
+    <w:p>
+      <w:pPr>
+        <w:rPr>
+          <w:rFonts w:ascii="Calibri" w:hAnsi="Calibri" w:cs="Calibri"/>
+          <w:sz w:val="22"/>
+          <w:szCs w:val="22"/>
+        </w:rPr>
+      </w:pPr>
+      <w:r>
+        <w:rPr>
+          <w:rFonts w:ascii="Calibri" w:hAnsi="Calibri" w:cs="Calibri"/>
+          <w:sz w:val="22"/>
+          <w:szCs w:val="22"/>
+          <w:highlight w:val="yellow"/>
+        </w:rPr>
+        <w:t>Synchronisation:</w:t>
+      </w:r>
+    </w:p>
+    <w:p>
+      <w:pPr>
+        <w:rPr>
+          <w:rFonts w:ascii="Calibri" w:hAnsi="Calibri" w:cs="Calibri"/>
+          <w:sz w:val="22"/>
+          <w:szCs w:val="22"/>
+        </w:rPr>
+      </w:pPr>
     </w:p>
     <w:p>
       <w:pPr>
@@ -3675,43 +3538,8 @@
           <w:sz w:val="22"/>
           <w:szCs w:val="22"/>
         </w:rPr>
-        <w:t xml:space="preserve">EYEDIAP, </w:t>
-      </w:r>
-      <w:proofErr w:type="spellStart"/>
-      <w:r>
-        <w:rPr>
-          <w:rFonts w:ascii="Calibri" w:hAnsi="Calibri" w:cs="Calibri"/>
-          <w:sz w:val="22"/>
-          <w:szCs w:val="22"/>
-        </w:rPr>
-        <w:t>GazeCapture</w:t>
-      </w:r>
-      <w:proofErr w:type="spellEnd"/>
-      <w:r>
-        <w:rPr>
-          <w:rFonts w:ascii="Calibri" w:hAnsi="Calibri" w:cs="Calibri"/>
-          <w:sz w:val="22"/>
-          <w:szCs w:val="22"/>
-        </w:rPr>
-        <w:t>, MPIIGAZE, Gaze360, EVE, ETH-</w:t>
-      </w:r>
-      <w:proofErr w:type="spellStart"/>
-      <w:r>
-        <w:rPr>
-          <w:rFonts w:ascii="Calibri" w:hAnsi="Calibri" w:cs="Calibri"/>
-          <w:sz w:val="22"/>
-          <w:szCs w:val="22"/>
-        </w:rPr>
-        <w:t>XGaze</w:t>
-      </w:r>
-      <w:proofErr w:type="spellEnd"/>
-      <w:r>
-        <w:rPr>
-          <w:rFonts w:ascii="Calibri" w:hAnsi="Calibri" w:cs="Calibri"/>
-          <w:sz w:val="22"/>
-          <w:szCs w:val="22"/>
-        </w:rPr>
-        <w:t>,</w:t>
+        <w:lastRenderedPageBreak/>
+        <w:t>EYEDIAP, GazeCapture, MPIIGAZE, Gaze360, EVE, ETH-XGaze,</w:t>
       </w:r>
     </w:p>
     <w:p>
@@ -3806,9 +3634,8 @@
           <w:sz w:val="22"/>
           <w:szCs w:val="22"/>
         </w:rPr>
-        <w:lastRenderedPageBreak/>
         <w:pict w14:anchorId="66382140">
-          <v:rect id="_x0000_i1035" style="width:0;height:1.5pt" o:hralign="center" o:hrstd="t" o:hr="t" fillcolor="#a0a0a0" stroked="f"/>
+          <v:rect id="_x0000_i1033" style="width:0;height:1.5pt" o:hralign="center" o:hrstd="t" o:hr="t" fillcolor="#a0a0a0" stroked="f"/>
         </w:pict>
       </w:r>
     </w:p>
@@ -3927,7 +3754,7 @@
 </file>
 
 <file path=word/endnotes.xml><?xml version="1.0" encoding="utf-8"?>
-<w:endnotes xmlns:wpc="http://schemas.microsoft.com/office/word/2010/wordprocessingCanvas" xmlns:cx="http://schemas.microsoft.com/office/drawing/2014/chartex" xmlns:cx1="http://schemas.microsoft.com/office/drawing/2015/9/8/chartex" xmlns:cx2="http://schemas.microsoft.com/office/drawing/2015/10/21/chartex" xmlns:cx3="http://schemas.microsoft.com/office/drawing/2016/5/9/chartex" xmlns:cx4="http://schemas.microsoft.com/office/drawing/2016/5/10/chartex" xmlns:cx5="http://schemas.microsoft.com/office/drawing/2016/5/11/chartex" xmlns:cx6="http://schemas.microsoft.com/office/drawing/2016/5/12/chartex" xmlns:cx7="http://schemas.microsoft.com/office/drawing/2016/5/13/chartex" xmlns:cx8="http://schemas.microsoft.com/office/drawing/2016/5/14/chartex" xmlns:mc="http://schemas.openxmlformats.org/markup-compatibility/2006" xmlns:aink="http://schemas.microsoft.com/office/drawing/2016/ink" xmlns:am3d="http://schemas.microsoft.com/office/drawing/2017/model3d" xmlns:o="urn:schemas-microsoft-com:office:office" xmlns:oel="http://schemas.microsoft.com/office/2019/extlst" xmlns:r="http://schemas.openxmlformats.org/officeDocument/2006/relationships" xmlns:m="http://schemas.openxmlformats.org/officeDocument/2006/math" xmlns:v="urn:schemas-microsoft-com:vml" xmlns:wp14="http://schemas.microsoft.com/office/word/2010/wordprocessingDrawing" xmlns:wp="http://schemas.openxmlformats.org/drawingml/2006/wordprocessingDrawing" xmlns:w10="urn:schemas-microsoft-com:office:word" xmlns:w="http://schemas.openxmlformats.org/wordprocessingml/2006/main" xmlns:w14="http://schemas.microsoft.com/office/word/2010/wordml" xmlns:w15="http://schemas.microsoft.com/office/word/2012/wordml" xmlns:w16cex="http://schemas.microsoft.com/office/word/2018/wordml/cex" xmlns:w16cid="http://schemas.microsoft.com/office/word/2016/wordml/cid" xmlns:w16="http://schemas.microsoft.com/office/word/2018/wordml" xmlns:w16du="http://schemas.microsoft.com/office/word/2023/wordml/word16du" xmlns:w16sdtdh="http://schemas.microsoft.com/office/word/2020/wordml/sdtdatahash" xmlns:w16sdtfl="http://schemas.microsoft.com/office/word/2024/wordml/sdtformatlock" xmlns:w16se="http://schemas.microsoft.com/office/word/2015/wordml/symex" xmlns:wpg="http://schemas.microsoft.com/office/word/2010/wordprocessingGroup" xmlns:wpi="http://schemas.microsoft.com/office/word/2010/wordprocessingInk" xmlns:wne="http://schemas.microsoft.com/office/word/2006/wordml" xmlns:wps="http://schemas.microsoft.com/office/word/2010/wordprocessingShape" mc:Ignorable="w14 w15 w16se w16cid w16 w16cex w16sdtdh w16sdtfl w16du wp14">
+<w:endnotes xmlns:wpc="http://schemas.microsoft.com/office/word/2010/wordprocessingCanvas" xmlns:cx="http://schemas.microsoft.com/office/drawing/2014/chartex" xmlns:cx1="http://schemas.microsoft.com/office/drawing/2015/9/8/chartex" xmlns:cx2="http://schemas.microsoft.com/office/drawing/2015/10/21/chartex" xmlns:cx3="http://schemas.microsoft.com/office/drawing/2016/5/9/chartex" xmlns:cx4="http://schemas.microsoft.com/office/drawing/2016/5/10/chartex" xmlns:cx5="http://schemas.microsoft.com/office/drawing/2016/5/11/chartex" xmlns:cx6="http://schemas.microsoft.com/office/drawing/2016/5/12/chartex" xmlns:cx7="http://schemas.microsoft.com/office/drawing/2016/5/13/chartex" xmlns:cx8="http://schemas.microsoft.com/office/drawing/2016/5/14/chartex" xmlns:mc="http://schemas.openxmlformats.org/markup-compatibility/2006" xmlns:aink="http://schemas.microsoft.com/office/drawing/2016/ink" xmlns:am3d="http://schemas.microsoft.com/office/drawing/2017/model3d" xmlns:o="urn:schemas-microsoft-com:office:office" xmlns:oel="http://schemas.microsoft.com/office/2019/extlst" xmlns:r="http://schemas.openxmlformats.org/officeDocument/2006/relationships" xmlns:m="http://schemas.openxmlformats.org/officeDocument/2006/math" xmlns:v="urn:schemas-microsoft-com:vml" xmlns:wp14="http://schemas.microsoft.com/office/word/2010/wordprocessingDrawing" xmlns:wp="http://schemas.openxmlformats.org/drawingml/2006/wordprocessingDrawing" xmlns:w10="urn:schemas-microsoft-com:office:word" xmlns:w="http://schemas.openxmlformats.org/wordprocessingml/2006/main" xmlns:w14="http://schemas.microsoft.com/office/word/2010/wordml" xmlns:w15="http://schemas.microsoft.com/office/word/2012/wordml" xmlns:w16cei="http://schemas.microsoft.com/office/word/2026/wordml/cei" xmlns:w16cex="http://schemas.microsoft.com/office/word/2018/wordml/cex" xmlns:w16cid="http://schemas.microsoft.com/office/word/2016/wordml/cid" xmlns:w16="http://schemas.microsoft.com/office/word/2018/wordml" xmlns:w16du="http://schemas.microsoft.com/office/word/2023/wordml/word16du" xmlns:w16sdtdh="http://schemas.microsoft.com/office/word/2020/wordml/sdtdatahash" xmlns:w16sdtfl="http://schemas.microsoft.com/office/word/2024/wordml/sdtformatlock" xmlns:w16se="http://schemas.microsoft.com/office/word/2015/wordml/symex" xmlns:wpg="http://schemas.microsoft.com/office/word/2010/wordprocessingGroup" xmlns:wpi="http://schemas.microsoft.com/office/word/2010/wordprocessingInk" xmlns:wne="http://schemas.microsoft.com/office/word/2006/wordml" xmlns:wps="http://schemas.microsoft.com/office/word/2010/wordprocessingShape" mc:Ignorable="w14 w15 w16se w16cid w16 w16cex w16sdtdh w16sdtfl w16du wp14">
   <w:endnote w:type="separator" w:id="-1">
     <w:p>
       <w:pPr>
@@ -3952,7 +3779,7 @@
 </file>
 
 <file path=word/footer1.xml><?xml version="1.0" encoding="utf-8"?>
-<w:ftr xmlns:wpc="http://schemas.microsoft.com/office/word/2010/wordprocessingCanvas" xmlns:cx="http://schemas.microsoft.com/office/drawing/2014/chartex" xmlns:cx1="http://schemas.microsoft.com/office/drawing/2015/9/8/chartex" xmlns:cx2="http://schemas.microsoft.com/office/drawing/2015/10/21/chartex" xmlns:cx3="http://schemas.microsoft.com/office/drawing/2016/5/9/chartex" xmlns:cx4="http://schemas.microsoft.com/office/drawing/2016/5/10/chartex" xmlns:cx5="http://schemas.microsoft.com/office/drawing/2016/5/11/chartex" xmlns:cx6="http://schemas.microsoft.com/office/drawing/2016/5/12/chartex" xmlns:cx7="http://schemas.microsoft.com/office/drawing/2016/5/13/chartex" xmlns:cx8="http://schemas.microsoft.com/office/drawing/2016/5/14/chartex" xmlns:mc="http://schemas.openxmlformats.org/markup-compatibility/2006" xmlns:aink="http://schemas.microsoft.com/office/drawing/2016/ink" xmlns:am3d="http://schemas.microsoft.com/office/drawing/2017/model3d" xmlns:o="urn:schemas-microsoft-com:office:office" xmlns:oel="http://schemas.microsoft.com/office/2019/extlst" xmlns:r="http://schemas.openxmlformats.org/officeDocument/2006/relationships" xmlns:m="http://schemas.openxmlformats.org/officeDocument/2006/math" xmlns:v="urn:schemas-microsoft-com:vml" xmlns:wp14="http://schemas.microsoft.com/office/word/2010/wordprocessingDrawing" xmlns:wp="http://schemas.openxmlformats.org/drawingml/2006/wordprocessingDrawing" xmlns:w10="urn:schemas-microsoft-com:office:word" xmlns:w="http://schemas.openxmlformats.org/wordprocessingml/2006/main" xmlns:w14="http://schemas.microsoft.com/office/word/2010/wordml" xmlns:w15="http://schemas.microsoft.com/office/word/2012/wordml" xmlns:w16cex="http://schemas.microsoft.com/office/word/2018/wordml/cex" xmlns:w16cid="http://schemas.microsoft.com/office/word/2016/wordml/cid" xmlns:w16="http://schemas.microsoft.com/office/word/2018/wordml" xmlns:w16du="http://schemas.microsoft.com/office/word/2023/wordml/word16du" xmlns:w16sdtdh="http://schemas.microsoft.com/office/word/2020/wordml/sdtdatahash" xmlns:w16sdtfl="http://schemas.microsoft.com/office/word/2024/wordml/sdtformatlock" xmlns:w16se="http://schemas.microsoft.com/office/word/2015/wordml/symex" xmlns:wpg="http://schemas.microsoft.com/office/word/2010/wordprocessingGroup" xmlns:wpi="http://schemas.microsoft.com/office/word/2010/wordprocessingInk" xmlns:wne="http://schemas.microsoft.com/office/word/2006/wordml" xmlns:wps="http://schemas.microsoft.com/office/word/2010/wordprocessingShape" mc:Ignorable="w14 w15 w16se w16cid w16 w16cex w16sdtdh w16sdtfl w16du wp14">
+<w:ftr xmlns:wpc="http://schemas.microsoft.com/office/word/2010/wordprocessingCanvas" xmlns:cx="http://schemas.microsoft.com/office/drawing/2014/chartex" xmlns:cx1="http://schemas.microsoft.com/office/drawing/2015/9/8/chartex" xmlns:cx2="http://schemas.microsoft.com/office/drawing/2015/10/21/chartex" xmlns:cx3="http://schemas.microsoft.com/office/drawing/2016/5/9/chartex" xmlns:cx4="http://schemas.microsoft.com/office/drawing/2016/5/10/chartex" xmlns:cx5="http://schemas.microsoft.com/office/drawing/2016/5/11/chartex" xmlns:cx6="http://schemas.microsoft.com/office/drawing/2016/5/12/chartex" xmlns:cx7="http://schemas.microsoft.com/office/drawing/2016/5/13/chartex" xmlns:cx8="http://schemas.microsoft.com/office/drawing/2016/5/14/chartex" xmlns:mc="http://schemas.openxmlformats.org/markup-compatibility/2006" xmlns:aink="http://schemas.microsoft.com/office/drawing/2016/ink" xmlns:am3d="http://schemas.microsoft.com/office/drawing/2017/model3d" xmlns:o="urn:schemas-microsoft-com:office:office" xmlns:oel="http://schemas.microsoft.com/office/2019/extlst" xmlns:r="http://schemas.openxmlformats.org/officeDocument/2006/relationships" xmlns:m="http://schemas.openxmlformats.org/officeDocument/2006/math" xmlns:v="urn:schemas-microsoft-com:vml" xmlns:wp14="http://schemas.microsoft.com/office/word/2010/wordprocessingDrawing" xmlns:wp="http://schemas.openxmlformats.org/drawingml/2006/wordprocessingDrawing" xmlns:w10="urn:schemas-microsoft-com:office:word" xmlns:w="http://schemas.openxmlformats.org/wordprocessingml/2006/main" xmlns:w14="http://schemas.microsoft.com/office/word/2010/wordml" xmlns:w15="http://schemas.microsoft.com/office/word/2012/wordml" xmlns:w16cei="http://schemas.microsoft.com/office/word/2026/wordml/cei" xmlns:w16cex="http://schemas.microsoft.com/office/word/2018/wordml/cex" xmlns:w16cid="http://schemas.microsoft.com/office/word/2016/wordml/cid" xmlns:w16="http://schemas.microsoft.com/office/word/2018/wordml" xmlns:w16du="http://schemas.microsoft.com/office/word/2023/wordml/word16du" xmlns:w16sdtdh="http://schemas.microsoft.com/office/word/2020/wordml/sdtdatahash" xmlns:w16sdtfl="http://schemas.microsoft.com/office/word/2024/wordml/sdtformatlock" xmlns:w16se="http://schemas.microsoft.com/office/word/2015/wordml/symex" xmlns:wpg="http://schemas.microsoft.com/office/word/2010/wordprocessingGroup" xmlns:wpi="http://schemas.microsoft.com/office/word/2010/wordprocessingInk" xmlns:wne="http://schemas.microsoft.com/office/word/2006/wordml" xmlns:wps="http://schemas.microsoft.com/office/word/2010/wordprocessingShape" mc:Ignorable="w14 w15 w16se w16cid w16 w16cex w16sdtdh w16sdtfl w16du wp14">
   <w:p>
     <w:pPr>
       <w:pStyle w:val="Fuzeile"/>
@@ -4082,7 +3909,7 @@
 </file>
 
 <file path=word/footer2.xml><?xml version="1.0" encoding="utf-8"?>
-<w:ftr xmlns:wpc="http://schemas.microsoft.com/office/word/2010/wordprocessingCanvas" xmlns:cx="http://schemas.microsoft.com/office/drawing/2014/chartex" xmlns:cx1="http://schemas.microsoft.com/office/drawing/2015/9/8/chartex" xmlns:cx2="http://schemas.microsoft.com/office/drawing/2015/10/21/chartex" xmlns:cx3="http://schemas.microsoft.com/office/drawing/2016/5/9/chartex" xmlns:cx4="http://schemas.microsoft.com/office/drawing/2016/5/10/chartex" xmlns:cx5="http://schemas.microsoft.com/office/drawing/2016/5/11/chartex" xmlns:cx6="http://schemas.microsoft.com/office/drawing/2016/5/12/chartex" xmlns:cx7="http://schemas.microsoft.com/office/drawing/2016/5/13/chartex" xmlns:cx8="http://schemas.microsoft.com/office/drawing/2016/5/14/chartex" xmlns:mc="http://schemas.openxmlformats.org/markup-compatibility/2006" xmlns:aink="http://schemas.microsoft.com/office/drawing/2016/ink" xmlns:am3d="http://schemas.microsoft.com/office/drawing/2017/model3d" xmlns:o="urn:schemas-microsoft-com:office:office" xmlns:oel="http://schemas.microsoft.com/office/2019/extlst" xmlns:r="http://schemas.openxmlformats.org/officeDocument/2006/relationships" xmlns:m="http://schemas.openxmlformats.org/officeDocument/2006/math" xmlns:v="urn:schemas-microsoft-com:vml" xmlns:wp14="http://schemas.microsoft.com/office/word/2010/wordprocessingDrawing" xmlns:wp="http://schemas.openxmlformats.org/drawingml/2006/wordprocessingDrawing" xmlns:w10="urn:schemas-microsoft-com:office:word" xmlns:w="http://schemas.openxmlformats.org/wordprocessingml/2006/main" xmlns:w14="http://schemas.microsoft.com/office/word/2010/wordml" xmlns:w15="http://schemas.microsoft.com/office/word/2012/wordml" xmlns:w16cex="http://schemas.microsoft.com/office/word/2018/wordml/cex" xmlns:w16cid="http://schemas.microsoft.com/office/word/2016/wordml/cid" xmlns:w16="http://schemas.microsoft.com/office/word/2018/wordml" xmlns:w16du="http://schemas.microsoft.com/office/word/2023/wordml/word16du" xmlns:w16sdtdh="http://schemas.microsoft.com/office/word/2020/wordml/sdtdatahash" xmlns:w16sdtfl="http://schemas.microsoft.com/office/word/2024/wordml/sdtformatlock" xmlns:w16se="http://schemas.microsoft.com/office/word/2015/wordml/symex" xmlns:wpg="http://schemas.microsoft.com/office/word/2010/wordprocessingGroup" xmlns:wpi="http://schemas.microsoft.com/office/word/2010/wordprocessingInk" xmlns:wne="http://schemas.microsoft.com/office/word/2006/wordml" xmlns:wps="http://schemas.microsoft.com/office/word/2010/wordprocessingShape" mc:Ignorable="w14 w15 w16se w16cid w16 w16cex w16sdtdh w16sdtfl w16du wp14">
+<w:ftr xmlns:wpc="http://schemas.microsoft.com/office/word/2010/wordprocessingCanvas" xmlns:cx="http://schemas.microsoft.com/office/drawing/2014/chartex" xmlns:cx1="http://schemas.microsoft.com/office/drawing/2015/9/8/chartex" xmlns:cx2="http://schemas.microsoft.com/office/drawing/2015/10/21/chartex" xmlns:cx3="http://schemas.microsoft.com/office/drawing/2016/5/9/chartex" xmlns:cx4="http://schemas.microsoft.com/office/drawing/2016/5/10/chartex" xmlns:cx5="http://schemas.microsoft.com/office/drawing/2016/5/11/chartex" xmlns:cx6="http://schemas.microsoft.com/office/drawing/2016/5/12/chartex" xmlns:cx7="http://schemas.microsoft.com/office/drawing/2016/5/13/chartex" xmlns:cx8="http://schemas.microsoft.com/office/drawing/2016/5/14/chartex" xmlns:mc="http://schemas.openxmlformats.org/markup-compatibility/2006" xmlns:aink="http://schemas.microsoft.com/office/drawing/2016/ink" xmlns:am3d="http://schemas.microsoft.com/office/drawing/2017/model3d" xmlns:o="urn:schemas-microsoft-com:office:office" xmlns:oel="http://schemas.microsoft.com/office/2019/extlst" xmlns:r="http://schemas.openxmlformats.org/officeDocument/2006/relationships" xmlns:m="http://schemas.openxmlformats.org/officeDocument/2006/math" xmlns:v="urn:schemas-microsoft-com:vml" xmlns:wp14="http://schemas.microsoft.com/office/word/2010/wordprocessingDrawing" xmlns:wp="http://schemas.openxmlformats.org/drawingml/2006/wordprocessingDrawing" xmlns:w10="urn:schemas-microsoft-com:office:word" xmlns:w="http://schemas.openxmlformats.org/wordprocessingml/2006/main" xmlns:w14="http://schemas.microsoft.com/office/word/2010/wordml" xmlns:w15="http://schemas.microsoft.com/office/word/2012/wordml" xmlns:w16cei="http://schemas.microsoft.com/office/word/2026/wordml/cei" xmlns:w16cex="http://schemas.microsoft.com/office/word/2018/wordml/cex" xmlns:w16cid="http://schemas.microsoft.com/office/word/2016/wordml/cid" xmlns:w16="http://schemas.microsoft.com/office/word/2018/wordml" xmlns:w16du="http://schemas.microsoft.com/office/word/2023/wordml/word16du" xmlns:w16sdtdh="http://schemas.microsoft.com/office/word/2020/wordml/sdtdatahash" xmlns:w16sdtfl="http://schemas.microsoft.com/office/word/2024/wordml/sdtformatlock" xmlns:w16se="http://schemas.microsoft.com/office/word/2015/wordml/symex" xmlns:wpg="http://schemas.microsoft.com/office/word/2010/wordprocessingGroup" xmlns:wpi="http://schemas.microsoft.com/office/word/2010/wordprocessingInk" xmlns:wne="http://schemas.microsoft.com/office/word/2006/wordml" xmlns:wps="http://schemas.microsoft.com/office/word/2010/wordprocessingShape" mc:Ignorable="w14 w15 w16se w16cid w16 w16cex w16sdtdh w16sdtfl w16du wp14">
   <w:p>
     <w:pPr>
       <w:pStyle w:val="Fuzeile"/>
@@ -4212,7 +4039,7 @@
 </file>
 
 <file path=word/footer3.xml><?xml version="1.0" encoding="utf-8"?>
-<w:ftr xmlns:wpc="http://schemas.microsoft.com/office/word/2010/wordprocessingCanvas" xmlns:cx="http://schemas.microsoft.com/office/drawing/2014/chartex" xmlns:cx1="http://schemas.microsoft.com/office/drawing/2015/9/8/chartex" xmlns:cx2="http://schemas.microsoft.com/office/drawing/2015/10/21/chartex" xmlns:cx3="http://schemas.microsoft.com/office/drawing/2016/5/9/chartex" xmlns:cx4="http://schemas.microsoft.com/office/drawing/2016/5/10/chartex" xmlns:cx5="http://schemas.microsoft.com/office/drawing/2016/5/11/chartex" xmlns:cx6="http://schemas.microsoft.com/office/drawing/2016/5/12/chartex" xmlns:cx7="http://schemas.microsoft.com/office/drawing/2016/5/13/chartex" xmlns:cx8="http://schemas.microsoft.com/office/drawing/2016/5/14/chartex" xmlns:mc="http://schemas.openxmlformats.org/markup-compatibility/2006" xmlns:aink="http://schemas.microsoft.com/office/drawing/2016/ink" xmlns:am3d="http://schemas.microsoft.com/office/drawing/2017/model3d" xmlns:o="urn:schemas-microsoft-com:office:office" xmlns:oel="http://schemas.microsoft.com/office/2019/extlst" xmlns:r="http://schemas.openxmlformats.org/officeDocument/2006/relationships" xmlns:m="http://schemas.openxmlformats.org/officeDocument/2006/math" xmlns:v="urn:schemas-microsoft-com:vml" xmlns:wp14="http://schemas.microsoft.com/office/word/2010/wordprocessingDrawing" xmlns:wp="http://schemas.openxmlformats.org/drawingml/2006/wordprocessingDrawing" xmlns:w10="urn:schemas-microsoft-com:office:word" xmlns:w="http://schemas.openxmlformats.org/wordprocessingml/2006/main" xmlns:w14="http://schemas.microsoft.com/office/word/2010/wordml" xmlns:w15="http://schemas.microsoft.com/office/word/2012/wordml" xmlns:w16cex="http://schemas.microsoft.com/office/word/2018/wordml/cex" xmlns:w16cid="http://schemas.microsoft.com/office/word/2016/wordml/cid" xmlns:w16="http://schemas.microsoft.com/office/word/2018/wordml" xmlns:w16du="http://schemas.microsoft.com/office/word/2023/wordml/word16du" xmlns:w16sdtdh="http://schemas.microsoft.com/office/word/2020/wordml/sdtdatahash" xmlns:w16sdtfl="http://schemas.microsoft.com/office/word/2024/wordml/sdtformatlock" xmlns:w16se="http://schemas.microsoft.com/office/word/2015/wordml/symex" xmlns:wpg="http://schemas.microsoft.com/office/word/2010/wordprocessingGroup" xmlns:wpi="http://schemas.microsoft.com/office/word/2010/wordprocessingInk" xmlns:wne="http://schemas.microsoft.com/office/word/2006/wordml" xmlns:wps="http://schemas.microsoft.com/office/word/2010/wordprocessingShape" mc:Ignorable="w14 w15 w16se w16cid w16 w16cex w16sdtdh w16sdtfl w16du wp14">
+<w:ftr xmlns:wpc="http://schemas.microsoft.com/office/word/2010/wordprocessingCanvas" xmlns:cx="http://schemas.microsoft.com/office/drawing/2014/chartex" xmlns:cx1="http://schemas.microsoft.com/office/drawing/2015/9/8/chartex" xmlns:cx2="http://schemas.microsoft.com/office/drawing/2015/10/21/chartex" xmlns:cx3="http://schemas.microsoft.com/office/drawing/2016/5/9/chartex" xmlns:cx4="http://schemas.microsoft.com/office/drawing/2016/5/10/chartex" xmlns:cx5="http://schemas.microsoft.com/office/drawing/2016/5/11/chartex" xmlns:cx6="http://schemas.microsoft.com/office/drawing/2016/5/12/chartex" xmlns:cx7="http://schemas.microsoft.com/office/drawing/2016/5/13/chartex" xmlns:cx8="http://schemas.microsoft.com/office/drawing/2016/5/14/chartex" xmlns:mc="http://schemas.openxmlformats.org/markup-compatibility/2006" xmlns:aink="http://schemas.microsoft.com/office/drawing/2016/ink" xmlns:am3d="http://schemas.microsoft.com/office/drawing/2017/model3d" xmlns:o="urn:schemas-microsoft-com:office:office" xmlns:oel="http://schemas.microsoft.com/office/2019/extlst" xmlns:r="http://schemas.openxmlformats.org/officeDocument/2006/relationships" xmlns:m="http://schemas.openxmlformats.org/officeDocument/2006/math" xmlns:v="urn:schemas-microsoft-com:vml" xmlns:wp14="http://schemas.microsoft.com/office/word/2010/wordprocessingDrawing" xmlns:wp="http://schemas.openxmlformats.org/drawingml/2006/wordprocessingDrawing" xmlns:w10="urn:schemas-microsoft-com:office:word" xmlns:w="http://schemas.openxmlformats.org/wordprocessingml/2006/main" xmlns:w14="http://schemas.microsoft.com/office/word/2010/wordml" xmlns:w15="http://schemas.microsoft.com/office/word/2012/wordml" xmlns:w16cei="http://schemas.microsoft.com/office/word/2026/wordml/cei" xmlns:w16cex="http://schemas.microsoft.com/office/word/2018/wordml/cex" xmlns:w16cid="http://schemas.microsoft.com/office/word/2016/wordml/cid" xmlns:w16="http://schemas.microsoft.com/office/word/2018/wordml" xmlns:w16du="http://schemas.microsoft.com/office/word/2023/wordml/word16du" xmlns:w16sdtdh="http://schemas.microsoft.com/office/word/2020/wordml/sdtdatahash" xmlns:w16sdtfl="http://schemas.microsoft.com/office/word/2024/wordml/sdtformatlock" xmlns:w16se="http://schemas.microsoft.com/office/word/2015/wordml/symex" xmlns:wpg="http://schemas.microsoft.com/office/word/2010/wordprocessingGroup" xmlns:wpi="http://schemas.microsoft.com/office/word/2010/wordprocessingInk" xmlns:wne="http://schemas.microsoft.com/office/word/2006/wordml" xmlns:wps="http://schemas.microsoft.com/office/word/2010/wordprocessingShape" mc:Ignorable="w14 w15 w16se w16cid w16 w16cex w16sdtdh w16sdtfl w16du wp14">
   <w:p>
     <w:pPr>
       <w:pStyle w:val="Fuzeile"/>
@@ -4342,7 +4169,7 @@
 </file>
 
 <file path=word/footnotes.xml><?xml version="1.0" encoding="utf-8"?>
-<w:footnotes xmlns:wpc="http://schemas.microsoft.com/office/word/2010/wordprocessingCanvas" xmlns:cx="http://schemas.microsoft.com/office/drawing/2014/chartex" xmlns:cx1="http://schemas.microsoft.com/office/drawing/2015/9/8/chartex" xmlns:cx2="http://schemas.microsoft.com/office/drawing/2015/10/21/chartex" xmlns:cx3="http://schemas.microsoft.com/office/drawing/2016/5/9/chartex" xmlns:cx4="http://schemas.microsoft.com/office/drawing/2016/5/10/chartex" xmlns:cx5="http://schemas.microsoft.com/office/drawing/2016/5/11/chartex" xmlns:cx6="http://schemas.microsoft.com/office/drawing/2016/5/12/chartex" xmlns:cx7="http://schemas.microsoft.com/office/drawing/2016/5/13/chartex" xmlns:cx8="http://schemas.microsoft.com/office/drawing/2016/5/14/chartex" xmlns:mc="http://schemas.openxmlformats.org/markup-compatibility/2006" xmlns:aink="http://schemas.microsoft.com/office/drawing/2016/ink" xmlns:am3d="http://schemas.microsoft.com/office/drawing/2017/model3d" xmlns:o="urn:schemas-microsoft-com:office:office" xmlns:oel="http://schemas.microsoft.com/office/2019/extlst" xmlns:r="http://schemas.openxmlformats.org/officeDocument/2006/relationships" xmlns:m="http://schemas.openxmlformats.org/officeDocument/2006/math" xmlns:v="urn:schemas-microsoft-com:vml" xmlns:wp14="http://schemas.microsoft.com/office/word/2010/wordprocessingDrawing" xmlns:wp="http://schemas.openxmlformats.org/drawingml/2006/wordprocessingDrawing" xmlns:w10="urn:schemas-microsoft-com:office:word" xmlns:w="http://schemas.openxmlformats.org/wordprocessingml/2006/main" xmlns:w14="http://schemas.microsoft.com/office/word/2010/wordml" xmlns:w15="http://schemas.microsoft.com/office/word/2012/wordml" xmlns:w16cex="http://schemas.microsoft.com/office/word/2018/wordml/cex" xmlns:w16cid="http://schemas.microsoft.com/office/word/2016/wordml/cid" xmlns:w16="http://schemas.microsoft.com/office/word/2018/wordml" xmlns:w16du="http://schemas.microsoft.com/office/word/2023/wordml/word16du" xmlns:w16sdtdh="http://schemas.microsoft.com/office/word/2020/wordml/sdtdatahash" xmlns:w16sdtfl="http://schemas.microsoft.com/office/word/2024/wordml/sdtformatlock" xmlns:w16se="http://schemas.microsoft.com/office/word/2015/wordml/symex" xmlns:wpg="http://schemas.microsoft.com/office/word/2010/wordprocessingGroup" xmlns:wpi="http://schemas.microsoft.com/office/word/2010/wordprocessingInk" xmlns:wne="http://schemas.microsoft.com/office/word/2006/wordml" xmlns:wps="http://schemas.microsoft.com/office/word/2010/wordprocessingShape" mc:Ignorable="w14 w15 w16se w16cid w16 w16cex w16sdtdh w16sdtfl w16du wp14">
+<w:footnotes xmlns:wpc="http://schemas.microsoft.com/office/word/2010/wordprocessingCanvas" xmlns:cx="http://schemas.microsoft.com/office/drawing/2014/chartex" xmlns:cx1="http://schemas.microsoft.com/office/drawing/2015/9/8/chartex" xmlns:cx2="http://schemas.microsoft.com/office/drawing/2015/10/21/chartex" xmlns:cx3="http://schemas.microsoft.com/office/drawing/2016/5/9/chartex" xmlns:cx4="http://schemas.microsoft.com/office/drawing/2016/5/10/chartex" xmlns:cx5="http://schemas.microsoft.com/office/drawing/2016/5/11/chartex" xmlns:cx6="http://schemas.microsoft.com/office/drawing/2016/5/12/chartex" xmlns:cx7="http://schemas.microsoft.com/office/drawing/2016/5/13/chartex" xmlns:cx8="http://schemas.microsoft.com/office/drawing/2016/5/14/chartex" xmlns:mc="http://schemas.openxmlformats.org/markup-compatibility/2006" xmlns:aink="http://schemas.microsoft.com/office/drawing/2016/ink" xmlns:am3d="http://schemas.microsoft.com/office/drawing/2017/model3d" xmlns:o="urn:schemas-microsoft-com:office:office" xmlns:oel="http://schemas.microsoft.com/office/2019/extlst" xmlns:r="http://schemas.openxmlformats.org/officeDocument/2006/relationships" xmlns:m="http://schemas.openxmlformats.org/officeDocument/2006/math" xmlns:v="urn:schemas-microsoft-com:vml" xmlns:wp14="http://schemas.microsoft.com/office/word/2010/wordprocessingDrawing" xmlns:wp="http://schemas.openxmlformats.org/drawingml/2006/wordprocessingDrawing" xmlns:w10="urn:schemas-microsoft-com:office:word" xmlns:w="http://schemas.openxmlformats.org/wordprocessingml/2006/main" xmlns:w14="http://schemas.microsoft.com/office/word/2010/wordml" xmlns:w15="http://schemas.microsoft.com/office/word/2012/wordml" xmlns:w16cei="http://schemas.microsoft.com/office/word/2026/wordml/cei" xmlns:w16cex="http://schemas.microsoft.com/office/word/2018/wordml/cex" xmlns:w16cid="http://schemas.microsoft.com/office/word/2016/wordml/cid" xmlns:w16="http://schemas.microsoft.com/office/word/2018/wordml" xmlns:w16du="http://schemas.microsoft.com/office/word/2023/wordml/word16du" xmlns:w16sdtdh="http://schemas.microsoft.com/office/word/2020/wordml/sdtdatahash" xmlns:w16sdtfl="http://schemas.microsoft.com/office/word/2024/wordml/sdtformatlock" xmlns:w16se="http://schemas.microsoft.com/office/word/2015/wordml/symex" xmlns:wpg="http://schemas.microsoft.com/office/word/2010/wordprocessingGroup" xmlns:wpi="http://schemas.microsoft.com/office/word/2010/wordprocessingInk" xmlns:wne="http://schemas.microsoft.com/office/word/2006/wordml" xmlns:wps="http://schemas.microsoft.com/office/word/2010/wordprocessingShape" mc:Ignorable="w14 w15 w16se w16cid w16 w16cex w16sdtdh w16sdtfl w16du wp14">
   <w:footnote w:type="separator" w:id="-1">
     <w:p>
       <w:pPr>
@@ -4367,7 +4194,7 @@
 </file>
 
 <file path=word/numbering.xml><?xml version="1.0" encoding="utf-8"?>
-<w:numbering xmlns:wpc="http://schemas.microsoft.com/office/word/2010/wordprocessingCanvas" xmlns:cx="http://schemas.microsoft.com/office/drawing/2014/chartex" xmlns:cx1="http://schemas.microsoft.com/office/drawing/2015/9/8/chartex" xmlns:cx2="http://schemas.microsoft.com/office/drawing/2015/10/21/chartex" xmlns:cx3="http://schemas.microsoft.com/office/drawing/2016/5/9/chartex" xmlns:cx4="http://schemas.microsoft.com/office/drawing/2016/5/10/chartex" xmlns:cx5="http://schemas.microsoft.com/office/drawing/2016/5/11/chartex" xmlns:cx6="http://schemas.microsoft.com/office/drawing/2016/5/12/chartex" xmlns:cx7="http://schemas.microsoft.com/office/drawing/2016/5/13/chartex" xmlns:cx8="http://schemas.microsoft.com/office/drawing/2016/5/14/chartex" xmlns:mc="http://schemas.openxmlformats.org/markup-compatibility/2006" xmlns:aink="http://schemas.microsoft.com/office/drawing/2016/ink" xmlns:am3d="http://schemas.microsoft.com/office/drawing/2017/model3d" xmlns:o="urn:schemas-microsoft-com:office:office" xmlns:oel="http://schemas.microsoft.com/office/2019/extlst" xmlns:r="http://schemas.openxmlformats.org/officeDocument/2006/relationships" xmlns:m="http://schemas.openxmlformats.org/officeDocument/2006/math" xmlns:v="urn:schemas-microsoft-com:vml" xmlns:wp14="http://schemas.microsoft.com/office/word/2010/wordprocessingDrawing" xmlns:wp="http://schemas.openxmlformats.org/drawingml/2006/wordprocessingDrawing" xmlns:w10="urn:schemas-microsoft-com:office:word" xmlns:w="http://schemas.openxmlformats.org/wordprocessingml/2006/main" xmlns:w14="http://schemas.microsoft.com/office/word/2010/wordml" xmlns:w15="http://schemas.microsoft.com/office/word/2012/wordml" xmlns:w16cex="http://schemas.microsoft.com/office/word/2018/wordml/cex" xmlns:w16cid="http://schemas.microsoft.com/office/word/2016/wordml/cid" xmlns:w16="http://schemas.microsoft.com/office/word/2018/wordml" xmlns:w16du="http://schemas.microsoft.com/office/word/2023/wordml/word16du" xmlns:w16sdtdh="http://schemas.microsoft.com/office/word/2020/wordml/sdtdatahash" xmlns:w16sdtfl="http://schemas.microsoft.com/office/word/2024/wordml/sdtformatlock" xmlns:w16se="http://schemas.microsoft.com/office/word/2015/wordml/symex" xmlns:wpg="http://schemas.microsoft.com/office/word/2010/wordprocessingGroup" xmlns:wpi="http://schemas.microsoft.com/office/word/2010/wordprocessingInk" xmlns:wne="http://schemas.microsoft.com/office/word/2006/wordml" xmlns:wps="http://schemas.microsoft.com/office/word/2010/wordprocessingShape" mc:Ignorable="w14 w15 w16se w16cid w16 w16cex w16sdtdh w16sdtfl w16du wp14">
+<w:numbering xmlns:wpc="http://schemas.microsoft.com/office/word/2010/wordprocessingCanvas" xmlns:cx="http://schemas.microsoft.com/office/drawing/2014/chartex" xmlns:cx1="http://schemas.microsoft.com/office/drawing/2015/9/8/chartex" xmlns:cx2="http://schemas.microsoft.com/office/drawing/2015/10/21/chartex" xmlns:cx3="http://schemas.microsoft.com/office/drawing/2016/5/9/chartex" xmlns:cx4="http://schemas.microsoft.com/office/drawing/2016/5/10/chartex" xmlns:cx5="http://schemas.microsoft.com/office/drawing/2016/5/11/chartex" xmlns:cx6="http://schemas.microsoft.com/office/drawing/2016/5/12/chartex" xmlns:cx7="http://schemas.microsoft.com/office/drawing/2016/5/13/chartex" xmlns:cx8="http://schemas.microsoft.com/office/drawing/2016/5/14/chartex" xmlns:mc="http://schemas.openxmlformats.org/markup-compatibility/2006" xmlns:aink="http://schemas.microsoft.com/office/drawing/2016/ink" xmlns:am3d="http://schemas.microsoft.com/office/drawing/2017/model3d" xmlns:o="urn:schemas-microsoft-com:office:office" xmlns:oel="http://schemas.microsoft.com/office/2019/extlst" xmlns:r="http://schemas.openxmlformats.org/officeDocument/2006/relationships" xmlns:m="http://schemas.openxmlformats.org/officeDocument/2006/math" xmlns:v="urn:schemas-microsoft-com:vml" xmlns:wp14="http://schemas.microsoft.com/office/word/2010/wordprocessingDrawing" xmlns:wp="http://schemas.openxmlformats.org/drawingml/2006/wordprocessingDrawing" xmlns:w10="urn:schemas-microsoft-com:office:word" xmlns:w="http://schemas.openxmlformats.org/wordprocessingml/2006/main" xmlns:w14="http://schemas.microsoft.com/office/word/2010/wordml" xmlns:w15="http://schemas.microsoft.com/office/word/2012/wordml" xmlns:w16cei="http://schemas.microsoft.com/office/word/2026/wordml/cei" xmlns:w16cex="http://schemas.microsoft.com/office/word/2018/wordml/cex" xmlns:w16cid="http://schemas.microsoft.com/office/word/2016/wordml/cid" xmlns:w16="http://schemas.microsoft.com/office/word/2018/wordml" xmlns:w16du="http://schemas.microsoft.com/office/word/2023/wordml/word16du" xmlns:w16sdtdh="http://schemas.microsoft.com/office/word/2020/wordml/sdtdatahash" xmlns:w16sdtfl="http://schemas.microsoft.com/office/word/2024/wordml/sdtformatlock" xmlns:w16se="http://schemas.microsoft.com/office/word/2015/wordml/symex" xmlns:wpg="http://schemas.microsoft.com/office/word/2010/wordprocessingGroup" xmlns:wpi="http://schemas.microsoft.com/office/word/2010/wordprocessingInk" xmlns:wne="http://schemas.microsoft.com/office/word/2006/wordml" xmlns:wps="http://schemas.microsoft.com/office/word/2010/wordprocessingShape" mc:Ignorable="w14 w15 w16se w16cid w16 w16cex w16sdtdh w16sdtfl w16du wp14">
   <w:abstractNum w:abstractNumId="0" w15:restartNumberingAfterBreak="0">
     <w:nsid w:val="0F7A653B"/>
     <w:multiLevelType w:val="multilevel"/>
@@ -6494,7 +6321,6 @@
   <w:style w:type="character" w:default="1" w:styleId="Absatz-Standardschriftart">
     <w:name w:val="Default Paragraph Font"/>
     <w:uiPriority w:val="1"/>
-    <w:semiHidden/>
     <w:unhideWhenUsed/>
   </w:style>
   <w:style w:type="table" w:default="1" w:styleId="NormaleTabelle">

--- a/Thesis Text.docx
+++ b/Thesis Text.docx
@@ -41,8 +41,20 @@
           <w:sz w:val="22"/>
           <w:szCs w:val="22"/>
         </w:rPr>
-        <w:t>2.1 Gaze Estimation</w:t>
-      </w:r>
+        <w:t xml:space="preserve">2.1 Gaze </w:t>
+      </w:r>
+      <w:proofErr w:type="spellStart"/>
+      <w:r>
+        <w:rPr>
+          <w:rFonts w:ascii="Calibri" w:hAnsi="Calibri" w:cs="Calibri"/>
+          <w:b/>
+          <w:bCs/>
+          <w:sz w:val="22"/>
+          <w:szCs w:val="22"/>
+        </w:rPr>
+        <w:t>Estimation</w:t>
+      </w:r>
+      <w:proofErr w:type="spellEnd"/>
     </w:p>
     <w:p>
       <w:pPr>
@@ -144,8 +156,18 @@
           <w:sz w:val="22"/>
           <w:szCs w:val="22"/>
         </w:rPr>
-        <w:t>Gaze Estimation</w:t>
-      </w:r>
+        <w:t xml:space="preserve">Gaze </w:t>
+      </w:r>
+      <w:proofErr w:type="spellStart"/>
+      <w:r>
+        <w:rPr>
+          <w:rFonts w:ascii="Calibri" w:hAnsi="Calibri" w:cs="Calibri"/>
+          <w:sz w:val="22"/>
+          <w:szCs w:val="22"/>
+        </w:rPr>
+        <w:t>Estimation</w:t>
+      </w:r>
+      <w:proofErr w:type="spellEnd"/>
       <w:r>
         <w:rPr>
           <w:rFonts w:ascii="Calibri" w:hAnsi="Calibri" w:cs="Calibri"/>
@@ -328,8 +350,18 @@
           <w:sz w:val="22"/>
           <w:szCs w:val="22"/>
         </w:rPr>
-        <w:t>Head Pose Estimation</w:t>
-      </w:r>
+        <w:t xml:space="preserve">Head Pose </w:t>
+      </w:r>
+      <w:proofErr w:type="spellStart"/>
+      <w:r>
+        <w:rPr>
+          <w:rFonts w:ascii="Calibri" w:hAnsi="Calibri" w:cs="Calibri"/>
+          <w:sz w:val="22"/>
+          <w:szCs w:val="22"/>
+        </w:rPr>
+        <w:t>Estimation</w:t>
+      </w:r>
+      <w:proofErr w:type="spellEnd"/>
       <w:r>
         <w:rPr>
           <w:rFonts w:ascii="Calibri" w:hAnsi="Calibri" w:cs="Calibri"/>
@@ -913,7 +945,25 @@
           <w:sz w:val="22"/>
           <w:szCs w:val="22"/>
         </w:rPr>
-        <w:t xml:space="preserve">(model-based) </w:t>
+        <w:t>(model-</w:t>
+      </w:r>
+      <w:proofErr w:type="spellStart"/>
+      <w:r>
+        <w:rPr>
+          <w:rFonts w:ascii="Calibri" w:hAnsi="Calibri" w:cs="Calibri"/>
+          <w:sz w:val="22"/>
+          <w:szCs w:val="22"/>
+        </w:rPr>
+        <w:t>based</w:t>
+      </w:r>
+      <w:proofErr w:type="spellEnd"/>
+      <w:r>
+        <w:rPr>
+          <w:rFonts w:ascii="Calibri" w:hAnsi="Calibri" w:cs="Calibri"/>
+          <w:sz w:val="22"/>
+          <w:szCs w:val="22"/>
+        </w:rPr>
+        <w:t xml:space="preserve">) </w:t>
       </w:r>
       <w:r>
         <w:rPr>
@@ -1141,6 +1191,7 @@
           <w:szCs w:val="22"/>
         </w:rPr>
       </w:pPr>
+      <w:proofErr w:type="spellStart"/>
       <w:r>
         <w:rPr>
           <w:rFonts w:ascii="Calibri" w:hAnsi="Calibri" w:cs="Calibri"/>
@@ -1148,7 +1199,17 @@
           <w:sz w:val="22"/>
           <w:szCs w:val="22"/>
         </w:rPr>
-        <w:t>Shaped-Based-Verfahren</w:t>
+        <w:t>Shaped</w:t>
+      </w:r>
+      <w:proofErr w:type="spellEnd"/>
+      <w:r>
+        <w:rPr>
+          <w:rFonts w:ascii="Calibri" w:hAnsi="Calibri" w:cs="Calibri"/>
+          <w:b/>
+          <w:sz w:val="22"/>
+          <w:szCs w:val="22"/>
+        </w:rPr>
+        <w:t>-Based-Verfahren</w:t>
       </w:r>
       <w:r>
         <w:rPr>
@@ -1236,7 +1297,43 @@
           <w:sz w:val="22"/>
           <w:szCs w:val="22"/>
         </w:rPr>
-        <w:t xml:space="preserve"> (Similarity Measure)</w:t>
+        <w:t xml:space="preserve"> (</w:t>
+      </w:r>
+      <w:proofErr w:type="spellStart"/>
+      <w:r>
+        <w:rPr>
+          <w:rFonts w:ascii="Calibri" w:hAnsi="Calibri" w:cs="Calibri"/>
+          <w:sz w:val="22"/>
+          <w:szCs w:val="22"/>
+        </w:rPr>
+        <w:t>Similarity</w:t>
+      </w:r>
+      <w:proofErr w:type="spellEnd"/>
+      <w:r>
+        <w:rPr>
+          <w:rFonts w:ascii="Calibri" w:hAnsi="Calibri" w:cs="Calibri"/>
+          <w:sz w:val="22"/>
+          <w:szCs w:val="22"/>
+        </w:rPr>
+        <w:t xml:space="preserve"> </w:t>
+      </w:r>
+      <w:proofErr w:type="spellStart"/>
+      <w:r>
+        <w:rPr>
+          <w:rFonts w:ascii="Calibri" w:hAnsi="Calibri" w:cs="Calibri"/>
+          <w:sz w:val="22"/>
+          <w:szCs w:val="22"/>
+        </w:rPr>
+        <w:t>Measure</w:t>
+      </w:r>
+      <w:proofErr w:type="spellEnd"/>
+      <w:r>
+        <w:rPr>
+          <w:rFonts w:ascii="Calibri" w:hAnsi="Calibri" w:cs="Calibri"/>
+          <w:sz w:val="22"/>
+          <w:szCs w:val="22"/>
+        </w:rPr>
+        <w:t>)</w:t>
       </w:r>
       <w:r>
         <w:rPr>
@@ -1318,6 +1415,7 @@
         </w:rPr>
         <w:t xml:space="preserve"> </w:t>
       </w:r>
+      <w:proofErr w:type="gramStart"/>
       <w:r>
         <w:rPr>
           <w:rFonts w:ascii="Calibri" w:hAnsi="Calibri" w:cs="Calibri"/>
@@ -1332,7 +1430,16 @@
           <w:sz w:val="22"/>
           <w:szCs w:val="22"/>
         </w:rPr>
-        <w:t xml:space="preserve">, wie Translation, Rotation und Skalierung, als auch durch </w:t>
+        <w:t>,</w:t>
+      </w:r>
+      <w:proofErr w:type="gramEnd"/>
+      <w:r>
+        <w:rPr>
+          <w:rFonts w:ascii="Calibri" w:hAnsi="Calibri" w:cs="Calibri"/>
+          <w:sz w:val="22"/>
+          <w:szCs w:val="22"/>
+        </w:rPr>
+        <w:t xml:space="preserve"> wie Translation, Rotation und Skalierung, als auch durch </w:t>
       </w:r>
       <w:r>
         <w:rPr>
@@ -1710,8 +1817,18 @@
           <w:sz w:val="22"/>
           <w:szCs w:val="22"/>
         </w:rPr>
-        <w:t>Lichtquelle Reflexionspunkte auf der Hornhaut, sogenannte Glints</w:t>
-      </w:r>
+        <w:t xml:space="preserve">Lichtquelle Reflexionspunkte auf der Hornhaut, sogenannte </w:t>
+      </w:r>
+      <w:proofErr w:type="spellStart"/>
+      <w:r>
+        <w:rPr>
+          <w:rFonts w:ascii="Calibri" w:hAnsi="Calibri" w:cs="Calibri"/>
+          <w:sz w:val="22"/>
+          <w:szCs w:val="22"/>
+        </w:rPr>
+        <w:t>Glints</w:t>
+      </w:r>
+      <w:proofErr w:type="spellEnd"/>
       <w:r>
         <w:rPr>
           <w:rFonts w:ascii="Calibri" w:hAnsi="Calibri" w:cs="Calibri"/>
@@ -1766,8 +1883,18 @@
           <w:sz w:val="22"/>
           <w:szCs w:val="22"/>
         </w:rPr>
-        <w:t>Lage der Glints</w:t>
-      </w:r>
+        <w:t xml:space="preserve">Lage der </w:t>
+      </w:r>
+      <w:proofErr w:type="spellStart"/>
+      <w:r>
+        <w:rPr>
+          <w:rFonts w:ascii="Calibri" w:hAnsi="Calibri" w:cs="Calibri"/>
+          <w:sz w:val="22"/>
+          <w:szCs w:val="22"/>
+        </w:rPr>
+        <w:t>Glints</w:t>
+      </w:r>
+      <w:proofErr w:type="spellEnd"/>
       <w:r>
         <w:rPr>
           <w:rFonts w:ascii="Calibri" w:hAnsi="Calibri" w:cs="Calibri"/>
@@ -2005,7 +2132,25 @@
           <w:sz w:val="22"/>
           <w:szCs w:val="22"/>
         </w:rPr>
-        <w:t xml:space="preserve"> (appearance-based)</w:t>
+        <w:t xml:space="preserve"> (</w:t>
+      </w:r>
+      <w:proofErr w:type="spellStart"/>
+      <w:r>
+        <w:rPr>
+          <w:rFonts w:ascii="Calibri" w:hAnsi="Calibri" w:cs="Calibri"/>
+          <w:sz w:val="22"/>
+          <w:szCs w:val="22"/>
+        </w:rPr>
+        <w:t>appearance-based</w:t>
+      </w:r>
+      <w:proofErr w:type="spellEnd"/>
+      <w:r>
+        <w:rPr>
+          <w:rFonts w:ascii="Calibri" w:hAnsi="Calibri" w:cs="Calibri"/>
+          <w:sz w:val="22"/>
+          <w:szCs w:val="22"/>
+        </w:rPr>
+        <w:t>)</w:t>
       </w:r>
       <w:r>
         <w:rPr>
@@ -2037,7 +2182,25 @@
           <w:sz w:val="22"/>
           <w:szCs w:val="22"/>
         </w:rPr>
-        <w:t>kein explizites geometrisches Augenmodell. Stattdessen wird die Blickrichtung direkt aus dem visuellen Erscheinungsbild (Appearance) des Auges geschätzt.</w:t>
+        <w:t>kein explizites geometrisches Augenmodell. Stattdessen wird die Blickrichtung direkt aus dem visuellen Erscheinungsbild (</w:t>
+      </w:r>
+      <w:proofErr w:type="spellStart"/>
+      <w:r>
+        <w:rPr>
+          <w:rFonts w:ascii="Calibri" w:hAnsi="Calibri" w:cs="Calibri"/>
+          <w:sz w:val="22"/>
+          <w:szCs w:val="22"/>
+        </w:rPr>
+        <w:t>Appearance</w:t>
+      </w:r>
+      <w:proofErr w:type="spellEnd"/>
+      <w:r>
+        <w:rPr>
+          <w:rFonts w:ascii="Calibri" w:hAnsi="Calibri" w:cs="Calibri"/>
+          <w:sz w:val="22"/>
+          <w:szCs w:val="22"/>
+        </w:rPr>
+        <w:t>) des Auges geschätzt.</w:t>
       </w:r>
       <w:r>
         <w:rPr>
@@ -2069,7 +2232,25 @@
           <w:sz w:val="22"/>
           <w:szCs w:val="22"/>
         </w:rPr>
-        <w:t xml:space="preserve"> (Template Matching)</w:t>
+        <w:t xml:space="preserve"> (Template </w:t>
+      </w:r>
+      <w:proofErr w:type="spellStart"/>
+      <w:r>
+        <w:rPr>
+          <w:rFonts w:ascii="Calibri" w:hAnsi="Calibri" w:cs="Calibri"/>
+          <w:sz w:val="22"/>
+          <w:szCs w:val="22"/>
+        </w:rPr>
+        <w:t>Matching</w:t>
+      </w:r>
+      <w:proofErr w:type="spellEnd"/>
+      <w:r>
+        <w:rPr>
+          <w:rFonts w:ascii="Calibri" w:hAnsi="Calibri" w:cs="Calibri"/>
+          <w:sz w:val="22"/>
+          <w:szCs w:val="22"/>
+        </w:rPr>
+        <w:t>)</w:t>
       </w:r>
       <w:r>
         <w:rPr>
@@ -2206,7 +2387,25 @@
           <w:sz w:val="22"/>
           <w:szCs w:val="22"/>
         </w:rPr>
-        <w:t>Durch die Deep Feature Extraction lernen Deep-Learning-Modelle selbstständig</w:t>
+        <w:t xml:space="preserve">Durch die Deep Feature </w:t>
+      </w:r>
+      <w:proofErr w:type="spellStart"/>
+      <w:r>
+        <w:rPr>
+          <w:rFonts w:ascii="Calibri" w:hAnsi="Calibri" w:cs="Calibri"/>
+          <w:sz w:val="22"/>
+          <w:szCs w:val="22"/>
+        </w:rPr>
+        <w:t>Extraction</w:t>
+      </w:r>
+      <w:proofErr w:type="spellEnd"/>
+      <w:r>
+        <w:rPr>
+          <w:rFonts w:ascii="Calibri" w:hAnsi="Calibri" w:cs="Calibri"/>
+          <w:sz w:val="22"/>
+          <w:szCs w:val="22"/>
+        </w:rPr>
+        <w:t xml:space="preserve"> lernen Deep-Learning-Modelle selbstständig</w:t>
       </w:r>
       <w:r>
         <w:rPr>
@@ -2272,7 +2471,43 @@
           <w:sz w:val="22"/>
           <w:szCs w:val="22"/>
         </w:rPr>
-        <w:t>Verfahren bilden Convolutional Neural Networks (CNNs). Diese Netzwerke sind speziell für die Verarbeitung von Bilddaten konzipiert und extrahieren Merkmale</w:t>
+        <w:t xml:space="preserve">Verfahren bilden </w:t>
+      </w:r>
+      <w:proofErr w:type="spellStart"/>
+      <w:r>
+        <w:rPr>
+          <w:rFonts w:ascii="Calibri" w:hAnsi="Calibri" w:cs="Calibri"/>
+          <w:sz w:val="22"/>
+          <w:szCs w:val="22"/>
+        </w:rPr>
+        <w:t>Convolutional</w:t>
+      </w:r>
+      <w:proofErr w:type="spellEnd"/>
+      <w:r>
+        <w:rPr>
+          <w:rFonts w:ascii="Calibri" w:hAnsi="Calibri" w:cs="Calibri"/>
+          <w:sz w:val="22"/>
+          <w:szCs w:val="22"/>
+        </w:rPr>
+        <w:t xml:space="preserve"> </w:t>
+      </w:r>
+      <w:proofErr w:type="spellStart"/>
+      <w:r>
+        <w:rPr>
+          <w:rFonts w:ascii="Calibri" w:hAnsi="Calibri" w:cs="Calibri"/>
+          <w:sz w:val="22"/>
+          <w:szCs w:val="22"/>
+        </w:rPr>
+        <w:t>Neural</w:t>
+      </w:r>
+      <w:proofErr w:type="spellEnd"/>
+      <w:r>
+        <w:rPr>
+          <w:rFonts w:ascii="Calibri" w:hAnsi="Calibri" w:cs="Calibri"/>
+          <w:sz w:val="22"/>
+          <w:szCs w:val="22"/>
+        </w:rPr>
+        <w:t xml:space="preserve"> Networks (CNNs). Diese Netzwerke sind speziell für die Verarbeitung von Bilddaten konzipiert und extrahieren Merkmale</w:t>
       </w:r>
       <w:r>
         <w:rPr>
@@ -2297,7 +2532,6 @@
           <w:rFonts w:ascii="Calibri" w:hAnsi="Calibri" w:cs="Calibri"/>
           <w:sz w:val="22"/>
           <w:szCs w:val="22"/>
-          <w:lang w:val="en-US"/>
         </w:rPr>
       </w:pPr>
       <w:r>
@@ -2609,7 +2843,25 @@
           <w:sz w:val="22"/>
           <w:szCs w:val="22"/>
         </w:rPr>
-        <w:t xml:space="preserve">vorgestellt. Es wird eine zusätzliche Schicht, ein Geometric Layer </w:t>
+        <w:t xml:space="preserve">vorgestellt. Es wird eine zusätzliche Schicht, ein </w:t>
+      </w:r>
+      <w:proofErr w:type="spellStart"/>
+      <w:r>
+        <w:rPr>
+          <w:rFonts w:ascii="Calibri" w:hAnsi="Calibri" w:cs="Calibri"/>
+          <w:sz w:val="22"/>
+          <w:szCs w:val="22"/>
+        </w:rPr>
+        <w:t>Geometric</w:t>
+      </w:r>
+      <w:proofErr w:type="spellEnd"/>
+      <w:r>
+        <w:rPr>
+          <w:rFonts w:ascii="Calibri" w:hAnsi="Calibri" w:cs="Calibri"/>
+          <w:sz w:val="22"/>
+          <w:szCs w:val="22"/>
+        </w:rPr>
+        <w:t xml:space="preserve"> Layer </w:t>
       </w:r>
       <w:r>
         <w:rPr>
@@ -2651,17 +2903,31 @@
       <w:pPr>
         <w:rPr>
           <w:rFonts w:ascii="Calibri" w:hAnsi="Calibri" w:cs="Calibri"/>
-          <w:sz w:val="22"/>
-          <w:szCs w:val="22"/>
-        </w:rPr>
-      </w:pPr>
-      <w:r>
-        <w:rPr>
-          <w:rFonts w:ascii="Calibri" w:hAnsi="Calibri" w:cs="Calibri"/>
+          <w:b/>
+          <w:bCs/>
+          <w:sz w:val="22"/>
+          <w:szCs w:val="22"/>
+        </w:rPr>
+      </w:pPr>
+      <w:r>
+        <w:rPr>
+          <w:rFonts w:ascii="Calibri" w:hAnsi="Calibri" w:cs="Calibri"/>
+          <w:b/>
+          <w:bCs/>
           <w:sz w:val="22"/>
           <w:szCs w:val="22"/>
         </w:rPr>
         <w:t>2.2 Koordinatensysteme</w:t>
+      </w:r>
+      <w:r>
+        <w:rPr>
+          <w:rFonts w:ascii="Calibri" w:hAnsi="Calibri" w:cs="Calibri"/>
+          <w:b/>
+          <w:bCs/>
+          <w:sz w:val="22"/>
+          <w:szCs w:val="22"/>
+        </w:rPr>
+        <w:t xml:space="preserve"> und Blickrepräsentation</w:t>
       </w:r>
     </w:p>
     <w:p>
@@ -2683,30 +2949,34 @@
         </w:rPr>
         <w:t xml:space="preserve">Quellen: </w:t>
       </w:r>
-      <w:r>
-        <w:rPr>
-          <w:rFonts w:ascii="Calibri" w:hAnsi="Calibri" w:cs="Calibri"/>
-          <w:sz w:val="22"/>
-          <w:szCs w:val="22"/>
-        </w:rPr>
-        <w:t>Hansen &amp; Ji (2010)</w:t>
-      </w:r>
-      <w:r>
-        <w:rPr>
-          <w:rFonts w:ascii="Calibri" w:hAnsi="Calibri" w:cs="Calibri"/>
-          <w:sz w:val="22"/>
-          <w:szCs w:val="22"/>
-        </w:rPr>
-        <w:t xml:space="preserve">, </w:t>
-      </w:r>
-      <w:r>
-        <w:rPr>
-          <w:rFonts w:ascii="Calibri" w:hAnsi="Calibri" w:cs="Calibri"/>
-          <w:sz w:val="22"/>
-          <w:szCs w:val="22"/>
-        </w:rPr>
-        <w:t>Kaur et al. (2022)</w:t>
-      </w:r>
+      <w:proofErr w:type="spellStart"/>
+      <w:r>
+        <w:rPr>
+          <w:rFonts w:ascii="Calibri" w:hAnsi="Calibri" w:cs="Calibri"/>
+          <w:sz w:val="22"/>
+          <w:szCs w:val="22"/>
+        </w:rPr>
+        <w:t>MPIIGaze</w:t>
+      </w:r>
+      <w:proofErr w:type="spellEnd"/>
+      <w:r>
+        <w:rPr>
+          <w:rFonts w:ascii="Calibri" w:hAnsi="Calibri" w:cs="Calibri"/>
+          <w:sz w:val="22"/>
+          <w:szCs w:val="22"/>
+        </w:rPr>
+        <w:t xml:space="preserve"> ETH-</w:t>
+      </w:r>
+      <w:proofErr w:type="spellStart"/>
+      <w:r>
+        <w:rPr>
+          <w:rFonts w:ascii="Calibri" w:hAnsi="Calibri" w:cs="Calibri"/>
+          <w:sz w:val="22"/>
+          <w:szCs w:val="22"/>
+        </w:rPr>
+        <w:t>XGaze</w:t>
+      </w:r>
+      <w:proofErr w:type="spellEnd"/>
     </w:p>
     <w:p>
       <w:pPr>
@@ -2740,7 +3010,68 @@
           <w:szCs w:val="22"/>
           <w:highlight w:val="yellow"/>
         </w:rPr>
+        <w:t xml:space="preserve">1. </w:t>
+      </w:r>
+      <w:r>
+        <w:rPr>
+          <w:rFonts w:ascii="Calibri" w:hAnsi="Calibri" w:cs="Calibri"/>
+          <w:sz w:val="22"/>
+          <w:szCs w:val="22"/>
+          <w:highlight w:val="yellow"/>
+        </w:rPr>
         <w:t>Bildkoordinatensystem</w:t>
+      </w:r>
+      <w:r>
+        <w:rPr>
+          <w:rFonts w:ascii="Calibri" w:hAnsi="Calibri" w:cs="Calibri"/>
+          <w:sz w:val="22"/>
+          <w:szCs w:val="22"/>
+        </w:rPr>
+        <w:t>:</w:t>
+      </w:r>
+      <w:r>
+        <w:rPr>
+          <w:rFonts w:ascii="Calibri" w:hAnsi="Calibri" w:cs="Calibri"/>
+          <w:sz w:val="22"/>
+          <w:szCs w:val="22"/>
+        </w:rPr>
+        <w:t xml:space="preserve"> </w:t>
+      </w:r>
+      <w:r>
+        <w:rPr>
+          <w:rFonts w:ascii="Calibri" w:hAnsi="Calibri" w:cs="Calibri"/>
+          <w:sz w:val="22"/>
+          <w:szCs w:val="22"/>
+        </w:rPr>
+        <w:t>B</w:t>
+      </w:r>
+      <w:r>
+        <w:rPr>
+          <w:rFonts w:ascii="Calibri" w:hAnsi="Calibri" w:cs="Calibri"/>
+          <w:sz w:val="22"/>
+          <w:szCs w:val="22"/>
+        </w:rPr>
+        <w:t>eschreibt Positionen von Merkmalen innerhalb eines aufgenommenen Kamerabildes. Es handelt sich um ein zweidimensionales Koordinatensystem (</w:t>
+      </w:r>
+      <w:proofErr w:type="spellStart"/>
+      <w:proofErr w:type="gramStart"/>
+      <w:r>
+        <w:rPr>
+          <w:rFonts w:ascii="Calibri" w:hAnsi="Calibri" w:cs="Calibri"/>
+          <w:sz w:val="22"/>
+          <w:szCs w:val="22"/>
+        </w:rPr>
+        <w:t>u,v</w:t>
+      </w:r>
+      <w:proofErr w:type="spellEnd"/>
+      <w:proofErr w:type="gramEnd"/>
+      <w:r>
+        <w:rPr>
+          <w:rFonts w:ascii="Calibri" w:hAnsi="Calibri" w:cs="Calibri"/>
+          <w:sz w:val="22"/>
+          <w:szCs w:val="22"/>
+        </w:rPr>
+        <w:t>) in dem beispielsweise Pupillenmittelpunkt, Iriskontur oder Augenwinkel lokalisiert werden.</w:t>
       </w:r>
     </w:p>
     <w:p>
@@ -2758,7 +3089,56 @@
           <w:szCs w:val="22"/>
           <w:highlight w:val="yellow"/>
         </w:rPr>
+        <w:t xml:space="preserve">2. </w:t>
+      </w:r>
+      <w:r>
+        <w:rPr>
+          <w:rFonts w:ascii="Calibri" w:hAnsi="Calibri" w:cs="Calibri"/>
+          <w:sz w:val="22"/>
+          <w:szCs w:val="22"/>
+          <w:highlight w:val="yellow"/>
+        </w:rPr>
         <w:t>Kamerakoordinatensystem</w:t>
+      </w:r>
+      <w:r>
+        <w:rPr>
+          <w:rFonts w:ascii="Calibri" w:hAnsi="Calibri" w:cs="Calibri"/>
+          <w:sz w:val="22"/>
+          <w:szCs w:val="22"/>
+        </w:rPr>
+        <w:t>: Jeder</w:t>
+      </w:r>
+      <w:r>
+        <w:rPr>
+          <w:rFonts w:ascii="Calibri" w:hAnsi="Calibri" w:cs="Calibri"/>
+          <w:sz w:val="22"/>
+          <w:szCs w:val="22"/>
+        </w:rPr>
+        <w:t xml:space="preserve"> Punkt besitzt dreidimensionale</w:t>
+      </w:r>
+      <w:r>
+        <w:rPr>
+          <w:rFonts w:ascii="Calibri" w:hAnsi="Calibri" w:cs="Calibri"/>
+          <w:sz w:val="22"/>
+          <w:szCs w:val="22"/>
+        </w:rPr>
+        <w:t xml:space="preserve"> Koordinaten</w:t>
+      </w:r>
+      <w:r>
+        <w:rPr>
+          <w:rFonts w:ascii="Calibri" w:hAnsi="Calibri" w:cs="Calibri"/>
+          <w:sz w:val="22"/>
+          <w:szCs w:val="22"/>
+        </w:rPr>
+        <w:t xml:space="preserve"> relativ zum Kamerazentrum</w:t>
+      </w:r>
+      <w:r>
+        <w:rPr>
+          <w:rFonts w:ascii="Calibri" w:hAnsi="Calibri" w:cs="Calibri"/>
+          <w:sz w:val="22"/>
+          <w:szCs w:val="22"/>
+        </w:rPr>
+        <w:t>. Bildpunkte können dank intrinsischer Kameraparameter in Strahlen des Kamerakoordinatensystem projiziert werden.</w:t>
       </w:r>
     </w:p>
     <w:p>
@@ -2775,6 +3155,7 @@
           <w:sz w:val="22"/>
           <w:szCs w:val="22"/>
         </w:rPr>
+        <w:lastRenderedPageBreak/>
         <w:t>Augenkoordinatensystem</w:t>
       </w:r>
     </w:p>
@@ -2795,6 +3176,64 @@
         </w:rPr>
         <w:t>Weltkoordinatensystem</w:t>
       </w:r>
+      <w:r>
+        <w:rPr>
+          <w:rFonts w:ascii="Calibri" w:hAnsi="Calibri" w:cs="Calibri"/>
+          <w:sz w:val="22"/>
+          <w:szCs w:val="22"/>
+        </w:rPr>
+        <w:t>: Beschreibt Blickrichtung</w:t>
+      </w:r>
+      <w:r>
+        <w:rPr>
+          <w:rFonts w:ascii="Calibri" w:hAnsi="Calibri" w:cs="Calibri"/>
+          <w:sz w:val="22"/>
+          <w:szCs w:val="22"/>
+        </w:rPr>
+        <w:t xml:space="preserve"> unabhängig von der Kamera. Wichtig für Multikamera Setup, Kompensation von Kopfbewegung </w:t>
+      </w:r>
+      <w:r>
+        <w:rPr>
+          <w:rFonts w:ascii="Calibri" w:hAnsi="Calibri" w:cs="Calibri"/>
+          <w:sz w:val="22"/>
+          <w:szCs w:val="22"/>
+        </w:rPr>
+        <w:t>und</w:t>
+      </w:r>
+      <w:r>
+        <w:rPr>
+          <w:rFonts w:ascii="Calibri" w:hAnsi="Calibri" w:cs="Calibri"/>
+          <w:sz w:val="22"/>
+          <w:szCs w:val="22"/>
+        </w:rPr>
+        <w:t xml:space="preserve"> Bestimmung von Blickpunkt auf Weltobjekt</w:t>
+      </w:r>
+      <w:r>
+        <w:rPr>
+          <w:rFonts w:ascii="Calibri" w:hAnsi="Calibri" w:cs="Calibri"/>
+          <w:sz w:val="22"/>
+          <w:szCs w:val="22"/>
+        </w:rPr>
+        <w:t xml:space="preserve">. Hier werden </w:t>
+      </w:r>
+      <w:proofErr w:type="spellStart"/>
+      <w:r>
+        <w:rPr>
+          <w:rFonts w:ascii="Calibri" w:hAnsi="Calibri" w:cs="Calibri"/>
+          <w:sz w:val="22"/>
+          <w:szCs w:val="22"/>
+        </w:rPr>
+        <w:t>Extrinsikparameter</w:t>
+      </w:r>
+      <w:proofErr w:type="spellEnd"/>
+      <w:r>
+        <w:rPr>
+          <w:rFonts w:ascii="Calibri" w:hAnsi="Calibri" w:cs="Calibri"/>
+          <w:sz w:val="22"/>
+          <w:szCs w:val="22"/>
+        </w:rPr>
+        <w:t xml:space="preserve"> benutzt die die Transformation zwischen Kamera- und Weltkoordinatensystem beschreiben.</w:t>
+      </w:r>
     </w:p>
     <w:p>
       <w:pPr>
@@ -2810,8 +3249,122 @@
           <w:sz w:val="22"/>
           <w:szCs w:val="22"/>
         </w:rPr>
-        <w:lastRenderedPageBreak/>
-        <w:t>Blickrichtung ist 3d Vektor, daher müssen Transformationen zwischen den Koordinatensystemen durchgeführt werden.</w:t>
+        <w:t xml:space="preserve">Die Blickrichtung wird in modernen Gaze </w:t>
+      </w:r>
+      <w:proofErr w:type="spellStart"/>
+      <w:r>
+        <w:rPr>
+          <w:rFonts w:ascii="Calibri" w:hAnsi="Calibri" w:cs="Calibri"/>
+          <w:sz w:val="22"/>
+          <w:szCs w:val="22"/>
+        </w:rPr>
+        <w:t>Estimation</w:t>
+      </w:r>
+      <w:proofErr w:type="spellEnd"/>
+      <w:r>
+        <w:rPr>
+          <w:rFonts w:ascii="Calibri" w:hAnsi="Calibri" w:cs="Calibri"/>
+          <w:sz w:val="22"/>
+          <w:szCs w:val="22"/>
+        </w:rPr>
+        <w:t xml:space="preserve"> Datensätzen typischerweise als normierter dreidimensionaler Richtungsvektor im Kamerakoordinatensystem oder äquivalent durch Pitch- und Yaw-Winkel repräsentiert.</w:t>
+      </w:r>
+    </w:p>
+    <w:p>
+      <w:pPr>
+        <w:rPr>
+          <w:rFonts w:ascii="Calibri" w:hAnsi="Calibri" w:cs="Calibri"/>
+          <w:sz w:val="22"/>
+          <w:szCs w:val="22"/>
+        </w:rPr>
+      </w:pPr>
+      <w:r>
+        <w:rPr>
+          <w:rFonts w:ascii="Calibri" w:hAnsi="Calibri" w:cs="Calibri"/>
+          <w:sz w:val="22"/>
+          <w:szCs w:val="22"/>
+        </w:rPr>
+        <w:t>Hansen &amp; Ji (2010)</w:t>
+      </w:r>
+      <w:r>
+        <w:rPr>
+          <w:rFonts w:ascii="Calibri" w:hAnsi="Calibri" w:cs="Calibri"/>
+          <w:sz w:val="22"/>
+          <w:szCs w:val="22"/>
+        </w:rPr>
+        <w:t xml:space="preserve">: </w:t>
+      </w:r>
+      <w:r>
+        <w:rPr>
+          <w:rFonts w:ascii="Calibri" w:hAnsi="Calibri" w:cs="Calibri"/>
+          <w:sz w:val="22"/>
+          <w:szCs w:val="22"/>
+        </w:rPr>
+        <w:t xml:space="preserve">Blickrichtung </w:t>
+      </w:r>
+      <w:r>
+        <w:rPr>
+          <w:rFonts w:ascii="Calibri" w:hAnsi="Calibri" w:cs="Calibri"/>
+          <w:sz w:val="22"/>
+          <w:szCs w:val="22"/>
+        </w:rPr>
+        <w:t>wird als</w:t>
+      </w:r>
+      <w:r>
+        <w:rPr>
+          <w:rFonts w:ascii="Calibri" w:hAnsi="Calibri" w:cs="Calibri"/>
+          <w:sz w:val="22"/>
+          <w:szCs w:val="22"/>
+        </w:rPr>
+        <w:t xml:space="preserve"> </w:t>
+      </w:r>
+      <w:r>
+        <w:rPr>
+          <w:rFonts w:ascii="Calibri" w:hAnsi="Calibri" w:cs="Calibri"/>
+          <w:sz w:val="22"/>
+          <w:szCs w:val="22"/>
+        </w:rPr>
+        <w:t>dreidimensionaler</w:t>
+      </w:r>
+      <w:r>
+        <w:rPr>
+          <w:rFonts w:ascii="Calibri" w:hAnsi="Calibri" w:cs="Calibri"/>
+          <w:sz w:val="22"/>
+          <w:szCs w:val="22"/>
+        </w:rPr>
+        <w:t xml:space="preserve"> </w:t>
+      </w:r>
+      <w:r>
+        <w:rPr>
+          <w:rFonts w:ascii="Calibri" w:hAnsi="Calibri" w:cs="Calibri"/>
+          <w:sz w:val="22"/>
+          <w:szCs w:val="22"/>
+        </w:rPr>
+        <w:t>Richtungsv</w:t>
+      </w:r>
+      <w:r>
+        <w:rPr>
+          <w:rFonts w:ascii="Calibri" w:hAnsi="Calibri" w:cs="Calibri"/>
+          <w:sz w:val="22"/>
+          <w:szCs w:val="22"/>
+        </w:rPr>
+        <w:t>ektor</w:t>
+      </w:r>
+      <w:r>
+        <w:rPr>
+          <w:rFonts w:ascii="Calibri" w:hAnsi="Calibri" w:cs="Calibri"/>
+          <w:sz w:val="22"/>
+          <w:szCs w:val="22"/>
+        </w:rPr>
+        <w:t xml:space="preserve"> beschrieben</w:t>
+      </w:r>
+      <w:r>
+        <w:rPr>
+          <w:rFonts w:ascii="Calibri" w:hAnsi="Calibri" w:cs="Calibri"/>
+          <w:sz w:val="22"/>
+          <w:szCs w:val="22"/>
+        </w:rPr>
+        <w:t>, daher müssen Transformationen zwischen den Koordinatensystemen durchgeführt werden.</w:t>
       </w:r>
     </w:p>
     <w:p>
@@ -2837,13 +3390,17 @@
       <w:pPr>
         <w:rPr>
           <w:rFonts w:ascii="Calibri" w:hAnsi="Calibri" w:cs="Calibri"/>
-          <w:sz w:val="22"/>
-          <w:szCs w:val="22"/>
-        </w:rPr>
-      </w:pPr>
-      <w:r>
-        <w:rPr>
-          <w:rFonts w:ascii="Calibri" w:hAnsi="Calibri" w:cs="Calibri"/>
+          <w:b/>
+          <w:bCs/>
+          <w:sz w:val="22"/>
+          <w:szCs w:val="22"/>
+        </w:rPr>
+      </w:pPr>
+      <w:r>
+        <w:rPr>
+          <w:rFonts w:ascii="Calibri" w:hAnsi="Calibri" w:cs="Calibri"/>
+          <w:b/>
+          <w:bCs/>
           <w:sz w:val="22"/>
           <w:szCs w:val="22"/>
         </w:rPr>
@@ -2888,8 +3445,18 @@
           <w:sz w:val="22"/>
           <w:szCs w:val="22"/>
         </w:rPr>
-        <w:t>Olson (2011) AprilTag</w:t>
-      </w:r>
+        <w:t xml:space="preserve">Olson (2011) </w:t>
+      </w:r>
+      <w:proofErr w:type="spellStart"/>
+      <w:r>
+        <w:rPr>
+          <w:rFonts w:ascii="Calibri" w:hAnsi="Calibri" w:cs="Calibri"/>
+          <w:sz w:val="22"/>
+          <w:szCs w:val="22"/>
+        </w:rPr>
+        <w:t>AprilTag</w:t>
+      </w:r>
+      <w:proofErr w:type="spellEnd"/>
       <w:r>
         <w:rPr>
           <w:rFonts w:ascii="Calibri" w:hAnsi="Calibri" w:cs="Calibri"/>
@@ -2969,7 +3536,25 @@
           <w:sz w:val="22"/>
           <w:szCs w:val="22"/>
         </w:rPr>
-        <w:t xml:space="preserve"> Für die Gaze Estimation </w:t>
+        <w:t xml:space="preserve"> Für die Gaze </w:t>
+      </w:r>
+      <w:proofErr w:type="spellStart"/>
+      <w:r>
+        <w:rPr>
+          <w:rFonts w:ascii="Calibri" w:hAnsi="Calibri" w:cs="Calibri"/>
+          <w:sz w:val="22"/>
+          <w:szCs w:val="22"/>
+        </w:rPr>
+        <w:t>Estimation</w:t>
+      </w:r>
+      <w:proofErr w:type="spellEnd"/>
+      <w:r>
+        <w:rPr>
+          <w:rFonts w:ascii="Calibri" w:hAnsi="Calibri" w:cs="Calibri"/>
+          <w:sz w:val="22"/>
+          <w:szCs w:val="22"/>
+        </w:rPr>
+        <w:t xml:space="preserve"> </w:t>
       </w:r>
       <w:r>
         <w:rPr>
@@ -3266,8 +3851,69 @@
           <w:rFonts w:ascii="Calibri" w:hAnsi="Calibri" w:cs="Calibri"/>
           <w:sz w:val="22"/>
           <w:szCs w:val="22"/>
-        </w:rPr>
-        <w:t>Ein weiteres planares Kalibriermuster</w:t>
+          <w:highlight w:val="yellow"/>
+        </w:rPr>
+        <w:t xml:space="preserve">"Als praktische Alternative bzw. Ergänzung zu Schachbrettmustern haben sich </w:t>
+      </w:r>
+      <w:proofErr w:type="spellStart"/>
+      <w:r>
+        <w:rPr>
+          <w:rFonts w:ascii="Calibri" w:hAnsi="Calibri" w:cs="Calibri"/>
+          <w:sz w:val="22"/>
+          <w:szCs w:val="22"/>
+          <w:highlight w:val="yellow"/>
+        </w:rPr>
+        <w:t>fiduzielle</w:t>
+      </w:r>
+      <w:proofErr w:type="spellEnd"/>
+      <w:r>
+        <w:rPr>
+          <w:rFonts w:ascii="Calibri" w:hAnsi="Calibri" w:cs="Calibri"/>
+          <w:sz w:val="22"/>
+          <w:szCs w:val="22"/>
+          <w:highlight w:val="yellow"/>
+        </w:rPr>
+        <w:t xml:space="preserve"> Marker wie </w:t>
+      </w:r>
+      <w:proofErr w:type="spellStart"/>
+      <w:r>
+        <w:rPr>
+          <w:rFonts w:ascii="Calibri" w:hAnsi="Calibri" w:cs="Calibri"/>
+          <w:sz w:val="22"/>
+          <w:szCs w:val="22"/>
+          <w:highlight w:val="yellow"/>
+        </w:rPr>
+        <w:t>AprilTag</w:t>
+      </w:r>
+      <w:proofErr w:type="spellEnd"/>
+      <w:r>
+        <w:rPr>
+          <w:rFonts w:ascii="Calibri" w:hAnsi="Calibri" w:cs="Calibri"/>
+          <w:sz w:val="22"/>
+          <w:szCs w:val="22"/>
+          <w:highlight w:val="yellow"/>
+        </w:rPr>
+        <w:t xml:space="preserve"> (Olson, 2011) etabliert, die durch ihre robuste Erkennbarkeit auch unter Verdeckung und variabler Beleuchtung eine präzise Schätzung von Position und Orientierung ermöglichen. Solche Marker werden häufig in Gaze-</w:t>
+      </w:r>
+      <w:proofErr w:type="spellStart"/>
+      <w:r>
+        <w:rPr>
+          <w:rFonts w:ascii="Calibri" w:hAnsi="Calibri" w:cs="Calibri"/>
+          <w:sz w:val="22"/>
+          <w:szCs w:val="22"/>
+          <w:highlight w:val="yellow"/>
+        </w:rPr>
+        <w:t>Estimation</w:t>
+      </w:r>
+      <w:proofErr w:type="spellEnd"/>
+      <w:r>
+        <w:rPr>
+          <w:rFonts w:ascii="Calibri" w:hAnsi="Calibri" w:cs="Calibri"/>
+          <w:sz w:val="22"/>
+          <w:szCs w:val="22"/>
+          <w:highlight w:val="yellow"/>
+        </w:rPr>
+        <w:t>-Datensätzen wie EYEDIAP (Funes Mora et al., 2014) zur Kalibrierung und Synchronisation mehrerer Kamerasysteme eingesetzt, um Bild-, Tiefen- und Blickdaten in ein gemeinsames Koordinatensystem zu überführen."</w:t>
       </w:r>
     </w:p>
     <w:p>
@@ -3538,8 +4184,43 @@
           <w:sz w:val="22"/>
           <w:szCs w:val="22"/>
         </w:rPr>
-        <w:lastRenderedPageBreak/>
-        <w:t>EYEDIAP, GazeCapture, MPIIGAZE, Gaze360, EVE, ETH-XGaze,</w:t>
+        <w:t xml:space="preserve">EYEDIAP, </w:t>
+      </w:r>
+      <w:proofErr w:type="spellStart"/>
+      <w:r>
+        <w:rPr>
+          <w:rFonts w:ascii="Calibri" w:hAnsi="Calibri" w:cs="Calibri"/>
+          <w:sz w:val="22"/>
+          <w:szCs w:val="22"/>
+        </w:rPr>
+        <w:t>GazeCapture</w:t>
+      </w:r>
+      <w:proofErr w:type="spellEnd"/>
+      <w:r>
+        <w:rPr>
+          <w:rFonts w:ascii="Calibri" w:hAnsi="Calibri" w:cs="Calibri"/>
+          <w:sz w:val="22"/>
+          <w:szCs w:val="22"/>
+        </w:rPr>
+        <w:t>, MPIIGAZE, Gaze360, EVE, ETH-</w:t>
+      </w:r>
+      <w:proofErr w:type="spellStart"/>
+      <w:r>
+        <w:rPr>
+          <w:rFonts w:ascii="Calibri" w:hAnsi="Calibri" w:cs="Calibri"/>
+          <w:sz w:val="22"/>
+          <w:szCs w:val="22"/>
+        </w:rPr>
+        <w:t>XGaze</w:t>
+      </w:r>
+      <w:proofErr w:type="spellEnd"/>
+      <w:r>
+        <w:rPr>
+          <w:rFonts w:ascii="Calibri" w:hAnsi="Calibri" w:cs="Calibri"/>
+          <w:sz w:val="22"/>
+          <w:szCs w:val="22"/>
+        </w:rPr>
+        <w:t>,</w:t>
       </w:r>
     </w:p>
     <w:p>

--- a/Thesis Text.docx
+++ b/Thesis Text.docx
@@ -1,6 +1,6 @@
 
 <file path=word/document.xml><?xml version="1.0" encoding="utf-8"?>
-<w:document xmlns:wpc="http://schemas.microsoft.com/office/word/2010/wordprocessingCanvas" xmlns:cx="http://schemas.microsoft.com/office/drawing/2014/chartex" xmlns:cx1="http://schemas.microsoft.com/office/drawing/2015/9/8/chartex" xmlns:cx2="http://schemas.microsoft.com/office/drawing/2015/10/21/chartex" xmlns:cx3="http://schemas.microsoft.com/office/drawing/2016/5/9/chartex" xmlns:cx4="http://schemas.microsoft.com/office/drawing/2016/5/10/chartex" xmlns:cx5="http://schemas.microsoft.com/office/drawing/2016/5/11/chartex" xmlns:cx6="http://schemas.microsoft.com/office/drawing/2016/5/12/chartex" xmlns:cx7="http://schemas.microsoft.com/office/drawing/2016/5/13/chartex" xmlns:cx8="http://schemas.microsoft.com/office/drawing/2016/5/14/chartex" xmlns:mc="http://schemas.openxmlformats.org/markup-compatibility/2006" xmlns:aink="http://schemas.microsoft.com/office/drawing/2016/ink" xmlns:am3d="http://schemas.microsoft.com/office/drawing/2017/model3d" xmlns:o="urn:schemas-microsoft-com:office:office" xmlns:oel="http://schemas.microsoft.com/office/2019/extlst" xmlns:r="http://schemas.openxmlformats.org/officeDocument/2006/relationships" xmlns:m="http://schemas.openxmlformats.org/officeDocument/2006/math" xmlns:v="urn:schemas-microsoft-com:vml" xmlns:wp14="http://schemas.microsoft.com/office/word/2010/wordprocessingDrawing" xmlns:wp="http://schemas.openxmlformats.org/drawingml/2006/wordprocessingDrawing" xmlns:w10="urn:schemas-microsoft-com:office:word" xmlns:w="http://schemas.openxmlformats.org/wordprocessingml/2006/main" xmlns:w14="http://schemas.microsoft.com/office/word/2010/wordml" xmlns:w15="http://schemas.microsoft.com/office/word/2012/wordml" xmlns:w16cei="http://schemas.microsoft.com/office/word/2026/wordml/cei" xmlns:w16cex="http://schemas.microsoft.com/office/word/2018/wordml/cex" xmlns:w16cid="http://schemas.microsoft.com/office/word/2016/wordml/cid" xmlns:w16="http://schemas.microsoft.com/office/word/2018/wordml" xmlns:w16du="http://schemas.microsoft.com/office/word/2023/wordml/word16du" xmlns:w16sdtdh="http://schemas.microsoft.com/office/word/2020/wordml/sdtdatahash" xmlns:w16sdtfl="http://schemas.microsoft.com/office/word/2024/wordml/sdtformatlock" xmlns:w16se="http://schemas.microsoft.com/office/word/2015/wordml/symex" xmlns:wpg="http://schemas.microsoft.com/office/word/2010/wordprocessingGroup" xmlns:wpi="http://schemas.microsoft.com/office/word/2010/wordprocessingInk" xmlns:wne="http://schemas.microsoft.com/office/word/2006/wordml" xmlns:wps="http://schemas.microsoft.com/office/word/2010/wordprocessingShape" mc:Ignorable="w14 w15 w16se w16cid w16 w16cex w16sdtdh w16sdtfl w16du wp14">
+<w:document xmlns:wpc="http://schemas.microsoft.com/office/word/2010/wordprocessingCanvas" xmlns:cx="http://schemas.microsoft.com/office/drawing/2014/chartex" xmlns:cx1="http://schemas.microsoft.com/office/drawing/2015/9/8/chartex" xmlns:cx2="http://schemas.microsoft.com/office/drawing/2015/10/21/chartex" xmlns:cx3="http://schemas.microsoft.com/office/drawing/2016/5/9/chartex" xmlns:cx4="http://schemas.microsoft.com/office/drawing/2016/5/10/chartex" xmlns:cx5="http://schemas.microsoft.com/office/drawing/2016/5/11/chartex" xmlns:cx6="http://schemas.microsoft.com/office/drawing/2016/5/12/chartex" xmlns:cx7="http://schemas.microsoft.com/office/drawing/2016/5/13/chartex" xmlns:cx8="http://schemas.microsoft.com/office/drawing/2016/5/14/chartex" xmlns:mc="http://schemas.openxmlformats.org/markup-compatibility/2006" xmlns:aink="http://schemas.microsoft.com/office/drawing/2016/ink" xmlns:am3d="http://schemas.microsoft.com/office/drawing/2017/model3d" xmlns:o="urn:schemas-microsoft-com:office:office" xmlns:oel="http://schemas.microsoft.com/office/2019/extlst" xmlns:r="http://schemas.openxmlformats.org/officeDocument/2006/relationships" xmlns:m="http://schemas.openxmlformats.org/officeDocument/2006/math" xmlns:v="urn:schemas-microsoft-com:vml" xmlns:wp14="http://schemas.microsoft.com/office/word/2010/wordprocessingDrawing" xmlns:wp="http://schemas.openxmlformats.org/drawingml/2006/wordprocessingDrawing" xmlns:w10="urn:schemas-microsoft-com:office:word" xmlns:w="http://schemas.openxmlformats.org/wordprocessingml/2006/main" xmlns:w14="http://schemas.microsoft.com/office/word/2010/wordml" xmlns:w15="http://schemas.microsoft.com/office/word/2012/wordml" xmlns:w16cex="http://schemas.microsoft.com/office/word/2018/wordml/cex" xmlns:w16cid="http://schemas.microsoft.com/office/word/2016/wordml/cid" xmlns:w16="http://schemas.microsoft.com/office/word/2018/wordml" xmlns:w16du="http://schemas.microsoft.com/office/word/2023/wordml/word16du" xmlns:w16sdtdh="http://schemas.microsoft.com/office/word/2020/wordml/sdtdatahash" xmlns:w16sdtfl="http://schemas.microsoft.com/office/word/2024/wordml/sdtformatlock" xmlns:w16se="http://schemas.microsoft.com/office/word/2015/wordml/symex" xmlns:wpg="http://schemas.microsoft.com/office/word/2010/wordprocessingGroup" xmlns:wpi="http://schemas.microsoft.com/office/word/2010/wordprocessingInk" xmlns:wne="http://schemas.microsoft.com/office/word/2006/wordml" xmlns:wps="http://schemas.microsoft.com/office/word/2010/wordprocessingShape" mc:Ignorable="w14 w15 w16se w16cid w16 w16cex w16sdtdh w16sdtfl w16du wp14">
   <w:body>
     <w:p>
       <w:pPr>
@@ -1209,7 +1209,27 @@
           <w:sz w:val="22"/>
           <w:szCs w:val="22"/>
         </w:rPr>
-        <w:t>-Based-Verfahren</w:t>
+        <w:t>-</w:t>
+      </w:r>
+      <w:proofErr w:type="spellStart"/>
+      <w:r>
+        <w:rPr>
+          <w:rFonts w:ascii="Calibri" w:hAnsi="Calibri" w:cs="Calibri"/>
+          <w:b/>
+          <w:sz w:val="22"/>
+          <w:szCs w:val="22"/>
+        </w:rPr>
+        <w:t>Based</w:t>
+      </w:r>
+      <w:proofErr w:type="spellEnd"/>
+      <w:r>
+        <w:rPr>
+          <w:rFonts w:ascii="Calibri" w:hAnsi="Calibri" w:cs="Calibri"/>
+          <w:b/>
+          <w:sz w:val="22"/>
+          <w:szCs w:val="22"/>
+        </w:rPr>
+        <w:t>-Verfahren</w:t>
       </w:r>
       <w:r>
         <w:rPr>
@@ -1974,7 +1994,23 @@
           <w:sz w:val="22"/>
           <w:szCs w:val="22"/>
         </w:rPr>
-        <w:t xml:space="preserve"> Diese Verfahren werden daher meist ausschließlich in Laborumgebungen, mit wenigen Probanden durchgeführt.</w:t>
+        <w:t xml:space="preserve"> Diese Verfahren werden daher meist ausschließlich in </w:t>
+      </w:r>
+      <w:r>
+        <w:rPr>
+          <w:rFonts w:ascii="Calibri" w:hAnsi="Calibri" w:cs="Calibri"/>
+          <w:sz w:val="22"/>
+          <w:szCs w:val="22"/>
+        </w:rPr>
+        <w:t>Laborumge</w:t>
+      </w:r>
+      <w:r>
+        <w:rPr>
+          <w:rFonts w:ascii="Calibri" w:hAnsi="Calibri" w:cs="Calibri"/>
+          <w:sz w:val="22"/>
+          <w:szCs w:val="22"/>
+        </w:rPr>
+        <w:t>bungen, mit wenigen Probanden durchgeführt.</w:t>
       </w:r>
     </w:p>
     <w:p>
@@ -2298,7 +2334,23 @@
           <w:sz w:val="22"/>
           <w:szCs w:val="22"/>
         </w:rPr>
-        <w:t xml:space="preserve"> Blickrichtungen zugeordnet sind. Die Blickrichtung des ähnlichsten Referenzbild wird anschließend als Schätzung für das aktuelle Augenbild verwendet. Spätere Verfahren verwenden anstelle vollständiger Augenbilder spezifische Bildmerkmale, um die Blickrichtung vorherzusagen.</w:t>
+        <w:t xml:space="preserve"> Blickrichtungen zugeordnet sind. Die Blickrichtung des ähnlichsten Referenzbild wird anschließend als Schätzung für das aktuelle Augenbild verwendet. Spätere Verfahren verwenden</w:t>
+      </w:r>
+      <w:r>
+        <w:rPr>
+          <w:rFonts w:ascii="Calibri" w:hAnsi="Calibri" w:cs="Calibri"/>
+          <w:sz w:val="22"/>
+          <w:szCs w:val="22"/>
+        </w:rPr>
+        <w:t>,</w:t>
+      </w:r>
+      <w:r>
+        <w:rPr>
+          <w:rFonts w:ascii="Calibri" w:hAnsi="Calibri" w:cs="Calibri"/>
+          <w:sz w:val="22"/>
+          <w:szCs w:val="22"/>
+        </w:rPr>
+        <w:t xml:space="preserve"> anstelle vollständiger Augenbilder spezifische Bildmerkmale, um die Blickrichtung vorherzusagen.</w:t>
       </w:r>
     </w:p>
     <w:p>
@@ -2932,51 +2984,20 @@
     </w:p>
     <w:p>
       <w:pPr>
-        <w:tabs>
-          <w:tab w:val="left" w:pos="3068"/>
-        </w:tabs>
-        <w:rPr>
-          <w:rFonts w:ascii="Calibri" w:hAnsi="Calibri" w:cs="Calibri"/>
-          <w:sz w:val="22"/>
-          <w:szCs w:val="22"/>
-        </w:rPr>
-      </w:pPr>
-      <w:r>
-        <w:rPr>
-          <w:rFonts w:ascii="Calibri" w:hAnsi="Calibri" w:cs="Calibri"/>
-          <w:sz w:val="22"/>
-          <w:szCs w:val="22"/>
-        </w:rPr>
-        <w:t xml:space="preserve">Quellen: </w:t>
-      </w:r>
-      <w:proofErr w:type="spellStart"/>
-      <w:r>
-        <w:rPr>
-          <w:rFonts w:ascii="Calibri" w:hAnsi="Calibri" w:cs="Calibri"/>
-          <w:sz w:val="22"/>
-          <w:szCs w:val="22"/>
-        </w:rPr>
-        <w:t>MPIIGaze</w:t>
-      </w:r>
-      <w:proofErr w:type="spellEnd"/>
-      <w:r>
-        <w:rPr>
-          <w:rFonts w:ascii="Calibri" w:hAnsi="Calibri" w:cs="Calibri"/>
-          <w:sz w:val="22"/>
-          <w:szCs w:val="22"/>
-        </w:rPr>
-        <w:t xml:space="preserve"> ETH-</w:t>
-      </w:r>
-      <w:proofErr w:type="spellStart"/>
-      <w:r>
-        <w:rPr>
-          <w:rFonts w:ascii="Calibri" w:hAnsi="Calibri" w:cs="Calibri"/>
-          <w:sz w:val="22"/>
-          <w:szCs w:val="22"/>
-        </w:rPr>
-        <w:t>XGaze</w:t>
-      </w:r>
-      <w:proofErr w:type="spellEnd"/>
+        <w:rPr>
+          <w:rFonts w:ascii="Calibri" w:hAnsi="Calibri" w:cs="Calibri"/>
+          <w:sz w:val="22"/>
+          <w:szCs w:val="22"/>
+        </w:rPr>
+      </w:pPr>
+      <w:r>
+        <w:rPr>
+          <w:rFonts w:ascii="Calibri" w:hAnsi="Calibri" w:cs="Calibri"/>
+          <w:sz w:val="22"/>
+          <w:szCs w:val="22"/>
+        </w:rPr>
+        <w:t>Bezugssysteme</w:t>
+      </w:r>
     </w:p>
     <w:p>
       <w:pPr>
@@ -2991,8 +3012,70 @@
           <w:rFonts w:ascii="Calibri" w:hAnsi="Calibri" w:cs="Calibri"/>
           <w:sz w:val="22"/>
           <w:szCs w:val="22"/>
-        </w:rPr>
-        <w:t>Bezugssysteme</w:t>
+          <w:highlight w:val="yellow"/>
+        </w:rPr>
+        <w:t xml:space="preserve">1. </w:t>
+      </w:r>
+      <w:r>
+        <w:rPr>
+          <w:rFonts w:ascii="Calibri" w:hAnsi="Calibri" w:cs="Calibri"/>
+          <w:sz w:val="22"/>
+          <w:szCs w:val="22"/>
+          <w:highlight w:val="yellow"/>
+        </w:rPr>
+        <w:t>Bildkoordinatensystem</w:t>
+      </w:r>
+      <w:r>
+        <w:rPr>
+          <w:rFonts w:ascii="Calibri" w:hAnsi="Calibri" w:cs="Calibri"/>
+          <w:sz w:val="22"/>
+          <w:szCs w:val="22"/>
+        </w:rPr>
+        <w:t>:</w:t>
+      </w:r>
+      <w:r>
+        <w:rPr>
+          <w:rFonts w:ascii="Calibri" w:hAnsi="Calibri" w:cs="Calibri"/>
+          <w:sz w:val="22"/>
+          <w:szCs w:val="22"/>
+        </w:rPr>
+        <w:t xml:space="preserve"> </w:t>
+      </w:r>
+      <w:r>
+        <w:rPr>
+          <w:rFonts w:ascii="Calibri" w:hAnsi="Calibri" w:cs="Calibri"/>
+          <w:sz w:val="22"/>
+          <w:szCs w:val="22"/>
+        </w:rPr>
+        <w:t>B</w:t>
+      </w:r>
+      <w:r>
+        <w:rPr>
+          <w:rFonts w:ascii="Calibri" w:hAnsi="Calibri" w:cs="Calibri"/>
+          <w:sz w:val="22"/>
+          <w:szCs w:val="22"/>
+        </w:rPr>
+        <w:t>eschreibt Positionen von Merkmalen innerhalb eines aufgenommenen Kamerabildes. Es handelt sich um ein zweidimensionales Koordinatensystem (</w:t>
+      </w:r>
+      <w:proofErr w:type="spellStart"/>
+      <w:proofErr w:type="gramStart"/>
+      <w:r>
+        <w:rPr>
+          <w:rFonts w:ascii="Calibri" w:hAnsi="Calibri" w:cs="Calibri"/>
+          <w:sz w:val="22"/>
+          <w:szCs w:val="22"/>
+        </w:rPr>
+        <w:t>u,v</w:t>
+      </w:r>
+      <w:proofErr w:type="spellEnd"/>
+      <w:proofErr w:type="gramEnd"/>
+      <w:r>
+        <w:rPr>
+          <w:rFonts w:ascii="Calibri" w:hAnsi="Calibri" w:cs="Calibri"/>
+          <w:sz w:val="22"/>
+          <w:szCs w:val="22"/>
+        </w:rPr>
+        <w:t>) in dem beispielsweise Pupillenmittelpunkt, Iriskontur oder Augenwinkel lokalisiert werden.</w:t>
       </w:r>
     </w:p>
     <w:p>
@@ -3010,7 +3093,7 @@
           <w:szCs w:val="22"/>
           <w:highlight w:val="yellow"/>
         </w:rPr>
-        <w:t xml:space="preserve">1. </w:t>
+        <w:t xml:space="preserve">2. </w:t>
       </w:r>
       <w:r>
         <w:rPr>
@@ -3019,59 +3102,47 @@
           <w:szCs w:val="22"/>
           <w:highlight w:val="yellow"/>
         </w:rPr>
-        <w:t>Bildkoordinatensystem</w:t>
-      </w:r>
-      <w:r>
-        <w:rPr>
-          <w:rFonts w:ascii="Calibri" w:hAnsi="Calibri" w:cs="Calibri"/>
-          <w:sz w:val="22"/>
-          <w:szCs w:val="22"/>
-        </w:rPr>
-        <w:t>:</w:t>
-      </w:r>
-      <w:r>
-        <w:rPr>
-          <w:rFonts w:ascii="Calibri" w:hAnsi="Calibri" w:cs="Calibri"/>
-          <w:sz w:val="22"/>
-          <w:szCs w:val="22"/>
-        </w:rPr>
-        <w:t xml:space="preserve"> </w:t>
-      </w:r>
-      <w:r>
-        <w:rPr>
-          <w:rFonts w:ascii="Calibri" w:hAnsi="Calibri" w:cs="Calibri"/>
-          <w:sz w:val="22"/>
-          <w:szCs w:val="22"/>
-        </w:rPr>
-        <w:t>B</w:t>
-      </w:r>
-      <w:r>
-        <w:rPr>
-          <w:rFonts w:ascii="Calibri" w:hAnsi="Calibri" w:cs="Calibri"/>
-          <w:sz w:val="22"/>
-          <w:szCs w:val="22"/>
-        </w:rPr>
-        <w:t>eschreibt Positionen von Merkmalen innerhalb eines aufgenommenen Kamerabildes. Es handelt sich um ein zweidimensionales Koordinatensystem (</w:t>
-      </w:r>
-      <w:proofErr w:type="spellStart"/>
-      <w:proofErr w:type="gramStart"/>
-      <w:r>
-        <w:rPr>
-          <w:rFonts w:ascii="Calibri" w:hAnsi="Calibri" w:cs="Calibri"/>
-          <w:sz w:val="22"/>
-          <w:szCs w:val="22"/>
-        </w:rPr>
-        <w:t>u,v</w:t>
-      </w:r>
-      <w:proofErr w:type="spellEnd"/>
-      <w:proofErr w:type="gramEnd"/>
-      <w:r>
-        <w:rPr>
-          <w:rFonts w:ascii="Calibri" w:hAnsi="Calibri" w:cs="Calibri"/>
-          <w:sz w:val="22"/>
-          <w:szCs w:val="22"/>
-        </w:rPr>
-        <w:t>) in dem beispielsweise Pupillenmittelpunkt, Iriskontur oder Augenwinkel lokalisiert werden.</w:t>
+        <w:t>Kamerakoordinatensystem</w:t>
+      </w:r>
+      <w:r>
+        <w:rPr>
+          <w:rFonts w:ascii="Calibri" w:hAnsi="Calibri" w:cs="Calibri"/>
+          <w:sz w:val="22"/>
+          <w:szCs w:val="22"/>
+        </w:rPr>
+        <w:t>: Jeder</w:t>
+      </w:r>
+      <w:r>
+        <w:rPr>
+          <w:rFonts w:ascii="Calibri" w:hAnsi="Calibri" w:cs="Calibri"/>
+          <w:sz w:val="22"/>
+          <w:szCs w:val="22"/>
+        </w:rPr>
+        <w:t xml:space="preserve"> Punkt besitzt dreidimensionale</w:t>
+      </w:r>
+      <w:r>
+        <w:rPr>
+          <w:rFonts w:ascii="Calibri" w:hAnsi="Calibri" w:cs="Calibri"/>
+          <w:sz w:val="22"/>
+          <w:szCs w:val="22"/>
+        </w:rPr>
+        <w:t xml:space="preserve"> Koordinaten</w:t>
+      </w:r>
+      <w:r>
+        <w:rPr>
+          <w:rFonts w:ascii="Calibri" w:hAnsi="Calibri" w:cs="Calibri"/>
+          <w:sz w:val="22"/>
+          <w:szCs w:val="22"/>
+        </w:rPr>
+        <w:t xml:space="preserve"> relativ zum Kamerazentrum</w:t>
+      </w:r>
+      <w:r>
+        <w:rPr>
+          <w:rFonts w:ascii="Calibri" w:hAnsi="Calibri" w:cs="Calibri"/>
+          <w:sz w:val="22"/>
+          <w:szCs w:val="22"/>
+        </w:rPr>
+        <w:t>. Bildpunkte können dank intrinsischer Kameraparameter in Strahlen des Kamerakoordinatensystem projiziert werden.</w:t>
       </w:r>
     </w:p>
     <w:p>
@@ -3087,58 +3158,8 @@
           <w:rFonts w:ascii="Calibri" w:hAnsi="Calibri" w:cs="Calibri"/>
           <w:sz w:val="22"/>
           <w:szCs w:val="22"/>
-          <w:highlight w:val="yellow"/>
-        </w:rPr>
-        <w:t xml:space="preserve">2. </w:t>
-      </w:r>
-      <w:r>
-        <w:rPr>
-          <w:rFonts w:ascii="Calibri" w:hAnsi="Calibri" w:cs="Calibri"/>
-          <w:sz w:val="22"/>
-          <w:szCs w:val="22"/>
-          <w:highlight w:val="yellow"/>
-        </w:rPr>
-        <w:t>Kamerakoordinatensystem</w:t>
-      </w:r>
-      <w:r>
-        <w:rPr>
-          <w:rFonts w:ascii="Calibri" w:hAnsi="Calibri" w:cs="Calibri"/>
-          <w:sz w:val="22"/>
-          <w:szCs w:val="22"/>
-        </w:rPr>
-        <w:t>: Jeder</w:t>
-      </w:r>
-      <w:r>
-        <w:rPr>
-          <w:rFonts w:ascii="Calibri" w:hAnsi="Calibri" w:cs="Calibri"/>
-          <w:sz w:val="22"/>
-          <w:szCs w:val="22"/>
-        </w:rPr>
-        <w:t xml:space="preserve"> Punkt besitzt dreidimensionale</w:t>
-      </w:r>
-      <w:r>
-        <w:rPr>
-          <w:rFonts w:ascii="Calibri" w:hAnsi="Calibri" w:cs="Calibri"/>
-          <w:sz w:val="22"/>
-          <w:szCs w:val="22"/>
-        </w:rPr>
-        <w:t xml:space="preserve"> Koordinaten</w:t>
-      </w:r>
-      <w:r>
-        <w:rPr>
-          <w:rFonts w:ascii="Calibri" w:hAnsi="Calibri" w:cs="Calibri"/>
-          <w:sz w:val="22"/>
-          <w:szCs w:val="22"/>
-        </w:rPr>
-        <w:t xml:space="preserve"> relativ zum Kamerazentrum</w:t>
-      </w:r>
-      <w:r>
-        <w:rPr>
-          <w:rFonts w:ascii="Calibri" w:hAnsi="Calibri" w:cs="Calibri"/>
-          <w:sz w:val="22"/>
-          <w:szCs w:val="22"/>
-        </w:rPr>
-        <w:t>. Bildpunkte können dank intrinsischer Kameraparameter in Strahlen des Kamerakoordinatensystem projiziert werden.</w:t>
+        </w:rPr>
+        <w:t>Augenkoordinatensystem</w:t>
       </w:r>
     </w:p>
     <w:p>
@@ -3154,19 +3175,11 @@
           <w:rFonts w:ascii="Calibri" w:hAnsi="Calibri" w:cs="Calibri"/>
           <w:sz w:val="22"/>
           <w:szCs w:val="22"/>
+          <w:highlight w:val="yellow"/>
         </w:rPr>
         <w:lastRenderedPageBreak/>
-        <w:t>Augenkoordinatensystem</w:t>
-      </w:r>
-    </w:p>
-    <w:p>
-      <w:pPr>
-        <w:rPr>
-          <w:rFonts w:ascii="Calibri" w:hAnsi="Calibri" w:cs="Calibri"/>
-          <w:sz w:val="22"/>
-          <w:szCs w:val="22"/>
-        </w:rPr>
-      </w:pPr>
+        <w:t xml:space="preserve">3. </w:t>
+      </w:r>
       <w:r>
         <w:rPr>
           <w:rFonts w:ascii="Calibri" w:hAnsi="Calibri" w:cs="Calibri"/>
@@ -3404,7 +3417,7 @@
           <w:sz w:val="22"/>
           <w:szCs w:val="22"/>
         </w:rPr>
-        <w:t>2.3 Kamerakalibrierung und Synchronisation</w:t>
+        <w:t>2.3 Kamerakalibrierung</w:t>
       </w:r>
     </w:p>
     <w:p>
@@ -3465,14 +3478,6 @@
         </w:rPr>
         <w:t xml:space="preserve">, </w:t>
       </w:r>
-      <w:r>
-        <w:rPr>
-          <w:rFonts w:ascii="Calibri" w:hAnsi="Calibri" w:cs="Calibri"/>
-          <w:sz w:val="22"/>
-          <w:szCs w:val="22"/>
-        </w:rPr>
-        <w:t>EYEDIAP (Funes Mora et al., 2014)</w:t>
-      </w:r>
     </w:p>
     <w:p>
       <w:pPr>
@@ -3488,7 +3493,7 @@
           <w:sz w:val="22"/>
           <w:szCs w:val="22"/>
         </w:rPr>
-        <w:t>Da Bilddaten keine geometrischen Informationen enthalten, ist die</w:t>
+        <w:t>Die</w:t>
       </w:r>
       <w:r>
         <w:rPr>
@@ -3504,7 +3509,23 @@
           <w:sz w:val="22"/>
           <w:szCs w:val="22"/>
         </w:rPr>
-        <w:t xml:space="preserve"> notwendig, um</w:t>
+        <w:t xml:space="preserve"> </w:t>
+      </w:r>
+      <w:r>
+        <w:rPr>
+          <w:rFonts w:ascii="Calibri" w:hAnsi="Calibri" w:cs="Calibri"/>
+          <w:sz w:val="22"/>
+          <w:szCs w:val="22"/>
+        </w:rPr>
+        <w:t xml:space="preserve">ist </w:t>
+      </w:r>
+      <w:r>
+        <w:rPr>
+          <w:rFonts w:ascii="Calibri" w:hAnsi="Calibri" w:cs="Calibri"/>
+          <w:sz w:val="22"/>
+          <w:szCs w:val="22"/>
+        </w:rPr>
+        <w:t>notwendig, um</w:t>
       </w:r>
       <w:r>
         <w:rPr>
@@ -3675,7 +3696,23 @@
           <w:sz w:val="22"/>
           <w:szCs w:val="22"/>
         </w:rPr>
-        <w:t xml:space="preserve">Es wird ein planares Kalibriermuster, oft ein Schachfeld, benötigt, das aus mehreren unterschiedlichen </w:t>
+        <w:t>Es wird ein planares Kalibriermuster, oft ein Schach</w:t>
+      </w:r>
+      <w:r>
+        <w:rPr>
+          <w:rFonts w:ascii="Calibri" w:hAnsi="Calibri" w:cs="Calibri"/>
+          <w:sz w:val="22"/>
+          <w:szCs w:val="22"/>
+        </w:rPr>
+        <w:t>brettmuster</w:t>
+      </w:r>
+      <w:r>
+        <w:rPr>
+          <w:rFonts w:ascii="Calibri" w:hAnsi="Calibri" w:cs="Calibri"/>
+          <w:sz w:val="22"/>
+          <w:szCs w:val="22"/>
+        </w:rPr>
+        <w:t xml:space="preserve">, benötigt, das aus mehreren unterschiedlichen </w:t>
       </w:r>
       <w:r>
         <w:rPr>
@@ -3779,7 +3816,23 @@
           <w:sz w:val="22"/>
           <w:szCs w:val="22"/>
         </w:rPr>
-        <w:t xml:space="preserve"> Die extrinsischen Parameter, sowie die radiale Linsenverzerrung können anschließend bestimmt werden.</w:t>
+        <w:t xml:space="preserve"> Die extrinsischen Parameter, sowie die radiale Linsenverzerrung können </w:t>
+      </w:r>
+      <w:r>
+        <w:rPr>
+          <w:rFonts w:ascii="Calibri" w:hAnsi="Calibri" w:cs="Calibri"/>
+          <w:sz w:val="22"/>
+          <w:szCs w:val="22"/>
+        </w:rPr>
+        <w:t>konsequent</w:t>
+      </w:r>
+      <w:r>
+        <w:rPr>
+          <w:rFonts w:ascii="Calibri" w:hAnsi="Calibri" w:cs="Calibri"/>
+          <w:sz w:val="22"/>
+          <w:szCs w:val="22"/>
+        </w:rPr>
+        <w:t xml:space="preserve"> bestimmt werden.</w:t>
       </w:r>
       <w:r>
         <w:rPr>
@@ -3844,16 +3897,17 @@
           <w:rFonts w:ascii="Calibri" w:hAnsi="Calibri" w:cs="Calibri"/>
           <w:sz w:val="22"/>
           <w:szCs w:val="22"/>
-        </w:rPr>
-      </w:pPr>
-      <w:r>
-        <w:rPr>
-          <w:rFonts w:ascii="Calibri" w:hAnsi="Calibri" w:cs="Calibri"/>
-          <w:sz w:val="22"/>
-          <w:szCs w:val="22"/>
           <w:highlight w:val="yellow"/>
         </w:rPr>
-        <w:t xml:space="preserve">"Als praktische Alternative bzw. Ergänzung zu Schachbrettmustern haben sich </w:t>
+      </w:pPr>
+      <w:r>
+        <w:rPr>
+          <w:rFonts w:ascii="Calibri" w:hAnsi="Calibri" w:cs="Calibri"/>
+          <w:sz w:val="22"/>
+          <w:szCs w:val="22"/>
+          <w:highlight w:val="yellow"/>
+        </w:rPr>
+        <w:t xml:space="preserve">Als praktische Alternative bzw. Ergänzung zu Schachbrettmustern haben sich </w:t>
       </w:r>
       <w:proofErr w:type="spellStart"/>
       <w:r>
@@ -3893,7 +3947,16 @@
           <w:szCs w:val="22"/>
           <w:highlight w:val="yellow"/>
         </w:rPr>
-        <w:t xml:space="preserve"> (Olson, 2011) etabliert, die durch ihre robuste Erkennbarkeit auch unter Verdeckung und variabler Beleuchtung eine präzise Schätzung von Position und Orientierung ermöglichen. Solche Marker werden häufig in Gaze-</w:t>
+        <w:t xml:space="preserve"> (Olson, 2011) etabliert, die durch ihre robuste Erkennbarkeit auch unter Verdeckung und variabler Beleuchtung eine präzise Schätzung von Position und Orientierung ermöglichen. </w:t>
+      </w:r>
+      <w:r>
+        <w:rPr>
+          <w:rFonts w:ascii="Calibri" w:hAnsi="Calibri" w:cs="Calibri"/>
+          <w:sz w:val="22"/>
+          <w:szCs w:val="22"/>
+          <w:highlight w:val="yellow"/>
+        </w:rPr>
+        <w:t xml:space="preserve">Im Gaze360-Datensatz werden </w:t>
       </w:r>
       <w:proofErr w:type="spellStart"/>
       <w:r>
@@ -3903,7 +3966,7 @@
           <w:szCs w:val="22"/>
           <w:highlight w:val="yellow"/>
         </w:rPr>
-        <w:t>Estimation</w:t>
+        <w:t>AprilTags</w:t>
       </w:r>
       <w:proofErr w:type="spellEnd"/>
       <w:r>
@@ -3913,7 +3976,27 @@
           <w:szCs w:val="22"/>
           <w:highlight w:val="yellow"/>
         </w:rPr>
-        <w:t>-Datensätzen wie EYEDIAP (Funes Mora et al., 2014) zur Kalibrierung und Synchronisation mehrerer Kamerasysteme eingesetzt, um Bild-, Tiefen- und Blickdaten in ein gemeinsames Koordinatensystem zu überführen."</w:t>
+        <w:t xml:space="preserve"> beispielsweise als Bestandteil eines Zielmarkers verwendet, dessen Position zur Erzeugung von Ground-Truth-Blickrichtungen herangezogen wird (</w:t>
+      </w:r>
+      <w:proofErr w:type="spellStart"/>
+      <w:r>
+        <w:rPr>
+          <w:rFonts w:ascii="Calibri" w:hAnsi="Calibri" w:cs="Calibri"/>
+          <w:sz w:val="22"/>
+          <w:szCs w:val="22"/>
+          <w:highlight w:val="yellow"/>
+        </w:rPr>
+        <w:t>Kellnhofer</w:t>
+      </w:r>
+      <w:proofErr w:type="spellEnd"/>
+      <w:r>
+        <w:rPr>
+          <w:rFonts w:ascii="Calibri" w:hAnsi="Calibri" w:cs="Calibri"/>
+          <w:sz w:val="22"/>
+          <w:szCs w:val="22"/>
+          <w:highlight w:val="yellow"/>
+        </w:rPr>
+        <w:t xml:space="preserve"> et al., 2019).</w:t>
       </w:r>
     </w:p>
     <w:p>
@@ -3929,9 +4012,8 @@
           <w:rFonts w:ascii="Calibri" w:hAnsi="Calibri" w:cs="Calibri"/>
           <w:sz w:val="22"/>
           <w:szCs w:val="22"/>
-          <w:highlight w:val="yellow"/>
-        </w:rPr>
-        <w:t>Synchronisation:</w:t>
+        </w:rPr>
+        <w:t>2.4 Synchronisation</w:t>
       </w:r>
     </w:p>
     <w:p>
@@ -3940,26 +4022,256 @@
           <w:rFonts w:ascii="Calibri" w:hAnsi="Calibri" w:cs="Calibri"/>
           <w:sz w:val="22"/>
           <w:szCs w:val="22"/>
-        </w:rPr>
-      </w:pPr>
+          <w:lang w:val="en-US"/>
+        </w:rPr>
+      </w:pPr>
+      <w:r>
+        <w:rPr>
+          <w:rFonts w:ascii="Calibri" w:hAnsi="Calibri" w:cs="Calibri"/>
+          <w:sz w:val="22"/>
+          <w:szCs w:val="22"/>
+          <w:lang w:val="en-US"/>
+        </w:rPr>
+        <w:t>EYEDIAP (Funes Mora et al., 2014)</w:t>
+      </w:r>
+      <w:r>
+        <w:rPr>
+          <w:rFonts w:ascii="Calibri" w:hAnsi="Calibri" w:cs="Calibri"/>
+          <w:sz w:val="22"/>
+          <w:szCs w:val="22"/>
+          <w:lang w:val="en-US"/>
+        </w:rPr>
+        <w:t xml:space="preserve"> + Technical Report, Zhou et al., 2024</w:t>
+      </w:r>
     </w:p>
     <w:p>
       <w:pPr>
         <w:rPr>
-          <w:rFonts w:ascii="Calibri" w:hAnsi="Calibri" w:cs="Calibri"/>
-          <w:sz w:val="22"/>
-          <w:szCs w:val="22"/>
-        </w:rPr>
-      </w:pPr>
+          <w:sz w:val="22"/>
+          <w:szCs w:val="22"/>
+          <w:highlight w:val="yellow"/>
+        </w:rPr>
+      </w:pPr>
+      <w:r>
+        <w:rPr>
+          <w:sz w:val="22"/>
+          <w:szCs w:val="22"/>
+          <w:highlight w:val="yellow"/>
+        </w:rPr>
+        <w:t xml:space="preserve">Für die Erhebung von Gaze-Daten ist </w:t>
+      </w:r>
+      <w:r>
+        <w:rPr>
+          <w:sz w:val="22"/>
+          <w:szCs w:val="22"/>
+          <w:highlight w:val="yellow"/>
+        </w:rPr>
+        <w:t xml:space="preserve">außerdem </w:t>
+      </w:r>
+      <w:r>
+        <w:rPr>
+          <w:sz w:val="22"/>
+          <w:szCs w:val="22"/>
+          <w:highlight w:val="yellow"/>
+        </w:rPr>
+        <w:t xml:space="preserve">eine </w:t>
+      </w:r>
+      <w:r>
+        <w:rPr>
+          <w:sz w:val="22"/>
+          <w:szCs w:val="22"/>
+          <w:highlight w:val="yellow"/>
+        </w:rPr>
+        <w:t xml:space="preserve">präzise </w:t>
+      </w:r>
+      <w:r>
+        <w:rPr>
+          <w:sz w:val="22"/>
+          <w:szCs w:val="22"/>
+          <w:highlight w:val="yellow"/>
+        </w:rPr>
+        <w:t xml:space="preserve">zeitliche Synchronisation zwischen Kamerasystem und Ground-Truth-Quellen erforderlich. </w:t>
+      </w:r>
+      <w:r>
+        <w:rPr>
+          <w:sz w:val="22"/>
+          <w:szCs w:val="22"/>
+          <w:highlight w:val="yellow"/>
+        </w:rPr>
+        <w:t>Werden</w:t>
+      </w:r>
+      <w:r>
+        <w:rPr>
+          <w:sz w:val="22"/>
+          <w:szCs w:val="22"/>
+          <w:highlight w:val="yellow"/>
+        </w:rPr>
+        <w:t xml:space="preserve"> Blickmessungen, Kopfposen und Kamerabilder nicht </w:t>
+      </w:r>
+      <w:r>
+        <w:rPr>
+          <w:sz w:val="22"/>
+          <w:szCs w:val="22"/>
+          <w:highlight w:val="yellow"/>
+        </w:rPr>
+        <w:t xml:space="preserve">korrekt </w:t>
+      </w:r>
+      <w:r>
+        <w:rPr>
+          <w:sz w:val="22"/>
+          <w:szCs w:val="22"/>
+          <w:highlight w:val="yellow"/>
+        </w:rPr>
+        <w:t xml:space="preserve">zeitlich </w:t>
+      </w:r>
+      <w:r>
+        <w:rPr>
+          <w:sz w:val="22"/>
+          <w:szCs w:val="22"/>
+          <w:highlight w:val="yellow"/>
+        </w:rPr>
+        <w:t>aufeinander abgestimmt</w:t>
+      </w:r>
+      <w:r>
+        <w:rPr>
+          <w:sz w:val="22"/>
+          <w:szCs w:val="22"/>
+          <w:highlight w:val="yellow"/>
+        </w:rPr>
+        <w:t xml:space="preserve">, </w:t>
+      </w:r>
+      <w:r>
+        <w:rPr>
+          <w:sz w:val="22"/>
+          <w:szCs w:val="22"/>
+          <w:highlight w:val="yellow"/>
+        </w:rPr>
+        <w:t>können</w:t>
+      </w:r>
+      <w:r>
+        <w:rPr>
+          <w:sz w:val="22"/>
+          <w:szCs w:val="22"/>
+          <w:highlight w:val="yellow"/>
+        </w:rPr>
+        <w:t xml:space="preserve"> fehlerhafte </w:t>
+      </w:r>
+      <w:r>
+        <w:rPr>
+          <w:sz w:val="22"/>
+          <w:szCs w:val="22"/>
+          <w:highlight w:val="yellow"/>
+        </w:rPr>
+        <w:lastRenderedPageBreak/>
+        <w:t>Annotationen</w:t>
+      </w:r>
+      <w:r>
+        <w:rPr>
+          <w:sz w:val="22"/>
+          <w:szCs w:val="22"/>
+          <w:highlight w:val="yellow"/>
+        </w:rPr>
+        <w:t xml:space="preserve"> entstehen</w:t>
+      </w:r>
+      <w:r>
+        <w:rPr>
+          <w:sz w:val="22"/>
+          <w:szCs w:val="22"/>
+          <w:highlight w:val="yellow"/>
+        </w:rPr>
+        <w:t xml:space="preserve">, die </w:t>
+      </w:r>
+      <w:r>
+        <w:rPr>
+          <w:sz w:val="22"/>
+          <w:szCs w:val="22"/>
+          <w:highlight w:val="yellow"/>
+        </w:rPr>
+        <w:t>die Qualität des Datensatzes erheblich beeinträchtigt</w:t>
+      </w:r>
+      <w:r>
+        <w:rPr>
+          <w:sz w:val="22"/>
+          <w:szCs w:val="22"/>
+          <w:highlight w:val="yellow"/>
+        </w:rPr>
+        <w:t>.</w:t>
+      </w:r>
+      <w:r>
+        <w:rPr>
+          <w:sz w:val="22"/>
+          <w:szCs w:val="22"/>
+          <w:highlight w:val="yellow"/>
+        </w:rPr>
+        <w:t xml:space="preserve"> Dies gilt insbesondere für</w:t>
+      </w:r>
+      <w:r>
+        <w:rPr>
+          <w:sz w:val="22"/>
+          <w:szCs w:val="22"/>
+          <w:highlight w:val="yellow"/>
+        </w:rPr>
+        <w:t xml:space="preserve"> Multi-Kamera- oder Multi-Sensor-Systemen</w:t>
+      </w:r>
+      <w:r>
+        <w:rPr>
+          <w:sz w:val="22"/>
+          <w:szCs w:val="22"/>
+          <w:highlight w:val="yellow"/>
+        </w:rPr>
+        <w:t xml:space="preserve">, bei denen mehrere Datenströme gleichzeitig erfasst werden. </w:t>
+      </w:r>
+      <w:r>
+        <w:rPr>
+          <w:sz w:val="22"/>
+          <w:szCs w:val="22"/>
+          <w:highlight w:val="yellow"/>
+        </w:rPr>
+        <w:t>Zur Synchronisation werden häufig gemeinsame Zeitbasen</w:t>
+      </w:r>
+      <w:r>
+        <w:rPr>
+          <w:sz w:val="22"/>
+          <w:szCs w:val="22"/>
+        </w:rPr>
+        <w:t xml:space="preserve"> oder Hardware-Trigger eingesetzt, die die Aufnahme mehrerer Kameras und weiterer Komponenten nahezu gleichzeitig auslösen. </w:t>
+      </w:r>
     </w:p>
     <w:p>
       <w:pPr>
         <w:rPr>
-          <w:rFonts w:ascii="Calibri" w:hAnsi="Calibri" w:cs="Calibri"/>
-          <w:sz w:val="22"/>
-          <w:szCs w:val="22"/>
-        </w:rPr>
-      </w:pPr>
+          <w:sz w:val="22"/>
+          <w:szCs w:val="22"/>
+        </w:rPr>
+      </w:pPr>
+      <w:r>
+        <w:rPr>
+          <w:sz w:val="22"/>
+          <w:szCs w:val="22"/>
+        </w:rPr>
+        <w:t>Im EYEDIAP-Datensatz wurde zur Synchronisation zwischen RGB-D-Kamera und Eye-Tracking-System ein binärer Gray-Code verwendet. Hierfür zeigte eine LED-Anordnung zeitkodierte Muster an, die von beiden Systemen erfasst wurden und anschließen</w:t>
+      </w:r>
+      <w:r>
+        <w:rPr>
+          <w:sz w:val="22"/>
+          <w:szCs w:val="22"/>
+        </w:rPr>
+        <w:t>d</w:t>
+      </w:r>
+      <w:r>
+        <w:rPr>
+          <w:sz w:val="22"/>
+          <w:szCs w:val="22"/>
+        </w:rPr>
+        <w:t xml:space="preserve"> eine zeitliche Zuordnung der Datenströme ermöglichten (Funes Mora et al., 2014)</w:t>
+      </w:r>
+      <w:r>
+        <w:rPr>
+          <w:sz w:val="22"/>
+          <w:szCs w:val="22"/>
+        </w:rPr>
+        <w:t>.</w:t>
+      </w:r>
     </w:p>
     <w:p>
       <w:pPr>
@@ -4435,7 +4747,7 @@
 </file>
 
 <file path=word/endnotes.xml><?xml version="1.0" encoding="utf-8"?>
-<w:endnotes xmlns:wpc="http://schemas.microsoft.com/office/word/2010/wordprocessingCanvas" xmlns:cx="http://schemas.microsoft.com/office/drawing/2014/chartex" xmlns:cx1="http://schemas.microsoft.com/office/drawing/2015/9/8/chartex" xmlns:cx2="http://schemas.microsoft.com/office/drawing/2015/10/21/chartex" xmlns:cx3="http://schemas.microsoft.com/office/drawing/2016/5/9/chartex" xmlns:cx4="http://schemas.microsoft.com/office/drawing/2016/5/10/chartex" xmlns:cx5="http://schemas.microsoft.com/office/drawing/2016/5/11/chartex" xmlns:cx6="http://schemas.microsoft.com/office/drawing/2016/5/12/chartex" xmlns:cx7="http://schemas.microsoft.com/office/drawing/2016/5/13/chartex" xmlns:cx8="http://schemas.microsoft.com/office/drawing/2016/5/14/chartex" xmlns:mc="http://schemas.openxmlformats.org/markup-compatibility/2006" xmlns:aink="http://schemas.microsoft.com/office/drawing/2016/ink" xmlns:am3d="http://schemas.microsoft.com/office/drawing/2017/model3d" xmlns:o="urn:schemas-microsoft-com:office:office" xmlns:oel="http://schemas.microsoft.com/office/2019/extlst" xmlns:r="http://schemas.openxmlformats.org/officeDocument/2006/relationships" xmlns:m="http://schemas.openxmlformats.org/officeDocument/2006/math" xmlns:v="urn:schemas-microsoft-com:vml" xmlns:wp14="http://schemas.microsoft.com/office/word/2010/wordprocessingDrawing" xmlns:wp="http://schemas.openxmlformats.org/drawingml/2006/wordprocessingDrawing" xmlns:w10="urn:schemas-microsoft-com:office:word" xmlns:w="http://schemas.openxmlformats.org/wordprocessingml/2006/main" xmlns:w14="http://schemas.microsoft.com/office/word/2010/wordml" xmlns:w15="http://schemas.microsoft.com/office/word/2012/wordml" xmlns:w16cei="http://schemas.microsoft.com/office/word/2026/wordml/cei" xmlns:w16cex="http://schemas.microsoft.com/office/word/2018/wordml/cex" xmlns:w16cid="http://schemas.microsoft.com/office/word/2016/wordml/cid" xmlns:w16="http://schemas.microsoft.com/office/word/2018/wordml" xmlns:w16du="http://schemas.microsoft.com/office/word/2023/wordml/word16du" xmlns:w16sdtdh="http://schemas.microsoft.com/office/word/2020/wordml/sdtdatahash" xmlns:w16sdtfl="http://schemas.microsoft.com/office/word/2024/wordml/sdtformatlock" xmlns:w16se="http://schemas.microsoft.com/office/word/2015/wordml/symex" xmlns:wpg="http://schemas.microsoft.com/office/word/2010/wordprocessingGroup" xmlns:wpi="http://schemas.microsoft.com/office/word/2010/wordprocessingInk" xmlns:wne="http://schemas.microsoft.com/office/word/2006/wordml" xmlns:wps="http://schemas.microsoft.com/office/word/2010/wordprocessingShape" mc:Ignorable="w14 w15 w16se w16cid w16 w16cex w16sdtdh w16sdtfl w16du wp14">
+<w:endnotes xmlns:wpc="http://schemas.microsoft.com/office/word/2010/wordprocessingCanvas" xmlns:cx="http://schemas.microsoft.com/office/drawing/2014/chartex" xmlns:cx1="http://schemas.microsoft.com/office/drawing/2015/9/8/chartex" xmlns:cx2="http://schemas.microsoft.com/office/drawing/2015/10/21/chartex" xmlns:cx3="http://schemas.microsoft.com/office/drawing/2016/5/9/chartex" xmlns:cx4="http://schemas.microsoft.com/office/drawing/2016/5/10/chartex" xmlns:cx5="http://schemas.microsoft.com/office/drawing/2016/5/11/chartex" xmlns:cx6="http://schemas.microsoft.com/office/drawing/2016/5/12/chartex" xmlns:cx7="http://schemas.microsoft.com/office/drawing/2016/5/13/chartex" xmlns:cx8="http://schemas.microsoft.com/office/drawing/2016/5/14/chartex" xmlns:mc="http://schemas.openxmlformats.org/markup-compatibility/2006" xmlns:aink="http://schemas.microsoft.com/office/drawing/2016/ink" xmlns:am3d="http://schemas.microsoft.com/office/drawing/2017/model3d" xmlns:o="urn:schemas-microsoft-com:office:office" xmlns:oel="http://schemas.microsoft.com/office/2019/extlst" xmlns:r="http://schemas.openxmlformats.org/officeDocument/2006/relationships" xmlns:m="http://schemas.openxmlformats.org/officeDocument/2006/math" xmlns:v="urn:schemas-microsoft-com:vml" xmlns:wp14="http://schemas.microsoft.com/office/word/2010/wordprocessingDrawing" xmlns:wp="http://schemas.openxmlformats.org/drawingml/2006/wordprocessingDrawing" xmlns:w10="urn:schemas-microsoft-com:office:word" xmlns:w="http://schemas.openxmlformats.org/wordprocessingml/2006/main" xmlns:w14="http://schemas.microsoft.com/office/word/2010/wordml" xmlns:w15="http://schemas.microsoft.com/office/word/2012/wordml" xmlns:w16cex="http://schemas.microsoft.com/office/word/2018/wordml/cex" xmlns:w16cid="http://schemas.microsoft.com/office/word/2016/wordml/cid" xmlns:w16="http://schemas.microsoft.com/office/word/2018/wordml" xmlns:w16du="http://schemas.microsoft.com/office/word/2023/wordml/word16du" xmlns:w16sdtdh="http://schemas.microsoft.com/office/word/2020/wordml/sdtdatahash" xmlns:w16sdtfl="http://schemas.microsoft.com/office/word/2024/wordml/sdtformatlock" xmlns:w16se="http://schemas.microsoft.com/office/word/2015/wordml/symex" xmlns:wpg="http://schemas.microsoft.com/office/word/2010/wordprocessingGroup" xmlns:wpi="http://schemas.microsoft.com/office/word/2010/wordprocessingInk" xmlns:wne="http://schemas.microsoft.com/office/word/2006/wordml" xmlns:wps="http://schemas.microsoft.com/office/word/2010/wordprocessingShape" mc:Ignorable="w14 w15 w16se w16cid w16 w16cex w16sdtdh w16sdtfl w16du wp14">
   <w:endnote w:type="separator" w:id="-1">
     <w:p>
       <w:pPr>
@@ -4460,7 +4772,7 @@
 </file>
 
 <file path=word/footer1.xml><?xml version="1.0" encoding="utf-8"?>
-<w:ftr xmlns:wpc="http://schemas.microsoft.com/office/word/2010/wordprocessingCanvas" xmlns:cx="http://schemas.microsoft.com/office/drawing/2014/chartex" xmlns:cx1="http://schemas.microsoft.com/office/drawing/2015/9/8/chartex" xmlns:cx2="http://schemas.microsoft.com/office/drawing/2015/10/21/chartex" xmlns:cx3="http://schemas.microsoft.com/office/drawing/2016/5/9/chartex" xmlns:cx4="http://schemas.microsoft.com/office/drawing/2016/5/10/chartex" xmlns:cx5="http://schemas.microsoft.com/office/drawing/2016/5/11/chartex" xmlns:cx6="http://schemas.microsoft.com/office/drawing/2016/5/12/chartex" xmlns:cx7="http://schemas.microsoft.com/office/drawing/2016/5/13/chartex" xmlns:cx8="http://schemas.microsoft.com/office/drawing/2016/5/14/chartex" xmlns:mc="http://schemas.openxmlformats.org/markup-compatibility/2006" xmlns:aink="http://schemas.microsoft.com/office/drawing/2016/ink" xmlns:am3d="http://schemas.microsoft.com/office/drawing/2017/model3d" xmlns:o="urn:schemas-microsoft-com:office:office" xmlns:oel="http://schemas.microsoft.com/office/2019/extlst" xmlns:r="http://schemas.openxmlformats.org/officeDocument/2006/relationships" xmlns:m="http://schemas.openxmlformats.org/officeDocument/2006/math" xmlns:v="urn:schemas-microsoft-com:vml" xmlns:wp14="http://schemas.microsoft.com/office/word/2010/wordprocessingDrawing" xmlns:wp="http://schemas.openxmlformats.org/drawingml/2006/wordprocessingDrawing" xmlns:w10="urn:schemas-microsoft-com:office:word" xmlns:w="http://schemas.openxmlformats.org/wordprocessingml/2006/main" xmlns:w14="http://schemas.microsoft.com/office/word/2010/wordml" xmlns:w15="http://schemas.microsoft.com/office/word/2012/wordml" xmlns:w16cei="http://schemas.microsoft.com/office/word/2026/wordml/cei" xmlns:w16cex="http://schemas.microsoft.com/office/word/2018/wordml/cex" xmlns:w16cid="http://schemas.microsoft.com/office/word/2016/wordml/cid" xmlns:w16="http://schemas.microsoft.com/office/word/2018/wordml" xmlns:w16du="http://schemas.microsoft.com/office/word/2023/wordml/word16du" xmlns:w16sdtdh="http://schemas.microsoft.com/office/word/2020/wordml/sdtdatahash" xmlns:w16sdtfl="http://schemas.microsoft.com/office/word/2024/wordml/sdtformatlock" xmlns:w16se="http://schemas.microsoft.com/office/word/2015/wordml/symex" xmlns:wpg="http://schemas.microsoft.com/office/word/2010/wordprocessingGroup" xmlns:wpi="http://schemas.microsoft.com/office/word/2010/wordprocessingInk" xmlns:wne="http://schemas.microsoft.com/office/word/2006/wordml" xmlns:wps="http://schemas.microsoft.com/office/word/2010/wordprocessingShape" mc:Ignorable="w14 w15 w16se w16cid w16 w16cex w16sdtdh w16sdtfl w16du wp14">
+<w:ftr xmlns:wpc="http://schemas.microsoft.com/office/word/2010/wordprocessingCanvas" xmlns:cx="http://schemas.microsoft.com/office/drawing/2014/chartex" xmlns:cx1="http://schemas.microsoft.com/office/drawing/2015/9/8/chartex" xmlns:cx2="http://schemas.microsoft.com/office/drawing/2015/10/21/chartex" xmlns:cx3="http://schemas.microsoft.com/office/drawing/2016/5/9/chartex" xmlns:cx4="http://schemas.microsoft.com/office/drawing/2016/5/10/chartex" xmlns:cx5="http://schemas.microsoft.com/office/drawing/2016/5/11/chartex" xmlns:cx6="http://schemas.microsoft.com/office/drawing/2016/5/12/chartex" xmlns:cx7="http://schemas.microsoft.com/office/drawing/2016/5/13/chartex" xmlns:cx8="http://schemas.microsoft.com/office/drawing/2016/5/14/chartex" xmlns:mc="http://schemas.openxmlformats.org/markup-compatibility/2006" xmlns:aink="http://schemas.microsoft.com/office/drawing/2016/ink" xmlns:am3d="http://schemas.microsoft.com/office/drawing/2017/model3d" xmlns:o="urn:schemas-microsoft-com:office:office" xmlns:oel="http://schemas.microsoft.com/office/2019/extlst" xmlns:r="http://schemas.openxmlformats.org/officeDocument/2006/relationships" xmlns:m="http://schemas.openxmlformats.org/officeDocument/2006/math" xmlns:v="urn:schemas-microsoft-com:vml" xmlns:wp14="http://schemas.microsoft.com/office/word/2010/wordprocessingDrawing" xmlns:wp="http://schemas.openxmlformats.org/drawingml/2006/wordprocessingDrawing" xmlns:w10="urn:schemas-microsoft-com:office:word" xmlns:w="http://schemas.openxmlformats.org/wordprocessingml/2006/main" xmlns:w14="http://schemas.microsoft.com/office/word/2010/wordml" xmlns:w15="http://schemas.microsoft.com/office/word/2012/wordml" xmlns:w16cex="http://schemas.microsoft.com/office/word/2018/wordml/cex" xmlns:w16cid="http://schemas.microsoft.com/office/word/2016/wordml/cid" xmlns:w16="http://schemas.microsoft.com/office/word/2018/wordml" xmlns:w16du="http://schemas.microsoft.com/office/word/2023/wordml/word16du" xmlns:w16sdtdh="http://schemas.microsoft.com/office/word/2020/wordml/sdtdatahash" xmlns:w16sdtfl="http://schemas.microsoft.com/office/word/2024/wordml/sdtformatlock" xmlns:w16se="http://schemas.microsoft.com/office/word/2015/wordml/symex" xmlns:wpg="http://schemas.microsoft.com/office/word/2010/wordprocessingGroup" xmlns:wpi="http://schemas.microsoft.com/office/word/2010/wordprocessingInk" xmlns:wne="http://schemas.microsoft.com/office/word/2006/wordml" xmlns:wps="http://schemas.microsoft.com/office/word/2010/wordprocessingShape" mc:Ignorable="w14 w15 w16se w16cid w16 w16cex w16sdtdh w16sdtfl w16du wp14">
   <w:p>
     <w:pPr>
       <w:pStyle w:val="Fuzeile"/>
@@ -4590,7 +4902,7 @@
 </file>
 
 <file path=word/footer2.xml><?xml version="1.0" encoding="utf-8"?>
-<w:ftr xmlns:wpc="http://schemas.microsoft.com/office/word/2010/wordprocessingCanvas" xmlns:cx="http://schemas.microsoft.com/office/drawing/2014/chartex" xmlns:cx1="http://schemas.microsoft.com/office/drawing/2015/9/8/chartex" xmlns:cx2="http://schemas.microsoft.com/office/drawing/2015/10/21/chartex" xmlns:cx3="http://schemas.microsoft.com/office/drawing/2016/5/9/chartex" xmlns:cx4="http://schemas.microsoft.com/office/drawing/2016/5/10/chartex" xmlns:cx5="http://schemas.microsoft.com/office/drawing/2016/5/11/chartex" xmlns:cx6="http://schemas.microsoft.com/office/drawing/2016/5/12/chartex" xmlns:cx7="http://schemas.microsoft.com/office/drawing/2016/5/13/chartex" xmlns:cx8="http://schemas.microsoft.com/office/drawing/2016/5/14/chartex" xmlns:mc="http://schemas.openxmlformats.org/markup-compatibility/2006" xmlns:aink="http://schemas.microsoft.com/office/drawing/2016/ink" xmlns:am3d="http://schemas.microsoft.com/office/drawing/2017/model3d" xmlns:o="urn:schemas-microsoft-com:office:office" xmlns:oel="http://schemas.microsoft.com/office/2019/extlst" xmlns:r="http://schemas.openxmlformats.org/officeDocument/2006/relationships" xmlns:m="http://schemas.openxmlformats.org/officeDocument/2006/math" xmlns:v="urn:schemas-microsoft-com:vml" xmlns:wp14="http://schemas.microsoft.com/office/word/2010/wordprocessingDrawing" xmlns:wp="http://schemas.openxmlformats.org/drawingml/2006/wordprocessingDrawing" xmlns:w10="urn:schemas-microsoft-com:office:word" xmlns:w="http://schemas.openxmlformats.org/wordprocessingml/2006/main" xmlns:w14="http://schemas.microsoft.com/office/word/2010/wordml" xmlns:w15="http://schemas.microsoft.com/office/word/2012/wordml" xmlns:w16cei="http://schemas.microsoft.com/office/word/2026/wordml/cei" xmlns:w16cex="http://schemas.microsoft.com/office/word/2018/wordml/cex" xmlns:w16cid="http://schemas.microsoft.com/office/word/2016/wordml/cid" xmlns:w16="http://schemas.microsoft.com/office/word/2018/wordml" xmlns:w16du="http://schemas.microsoft.com/office/word/2023/wordml/word16du" xmlns:w16sdtdh="http://schemas.microsoft.com/office/word/2020/wordml/sdtdatahash" xmlns:w16sdtfl="http://schemas.microsoft.com/office/word/2024/wordml/sdtformatlock" xmlns:w16se="http://schemas.microsoft.com/office/word/2015/wordml/symex" xmlns:wpg="http://schemas.microsoft.com/office/word/2010/wordprocessingGroup" xmlns:wpi="http://schemas.microsoft.com/office/word/2010/wordprocessingInk" xmlns:wne="http://schemas.microsoft.com/office/word/2006/wordml" xmlns:wps="http://schemas.microsoft.com/office/word/2010/wordprocessingShape" mc:Ignorable="w14 w15 w16se w16cid w16 w16cex w16sdtdh w16sdtfl w16du wp14">
+<w:ftr xmlns:wpc="http://schemas.microsoft.com/office/word/2010/wordprocessingCanvas" xmlns:cx="http://schemas.microsoft.com/office/drawing/2014/chartex" xmlns:cx1="http://schemas.microsoft.com/office/drawing/2015/9/8/chartex" xmlns:cx2="http://schemas.microsoft.com/office/drawing/2015/10/21/chartex" xmlns:cx3="http://schemas.microsoft.com/office/drawing/2016/5/9/chartex" xmlns:cx4="http://schemas.microsoft.com/office/drawing/2016/5/10/chartex" xmlns:cx5="http://schemas.microsoft.com/office/drawing/2016/5/11/chartex" xmlns:cx6="http://schemas.microsoft.com/office/drawing/2016/5/12/chartex" xmlns:cx7="http://schemas.microsoft.com/office/drawing/2016/5/13/chartex" xmlns:cx8="http://schemas.microsoft.com/office/drawing/2016/5/14/chartex" xmlns:mc="http://schemas.openxmlformats.org/markup-compatibility/2006" xmlns:aink="http://schemas.microsoft.com/office/drawing/2016/ink" xmlns:am3d="http://schemas.microsoft.com/office/drawing/2017/model3d" xmlns:o="urn:schemas-microsoft-com:office:office" xmlns:oel="http://schemas.microsoft.com/office/2019/extlst" xmlns:r="http://schemas.openxmlformats.org/officeDocument/2006/relationships" xmlns:m="http://schemas.openxmlformats.org/officeDocument/2006/math" xmlns:v="urn:schemas-microsoft-com:vml" xmlns:wp14="http://schemas.microsoft.com/office/word/2010/wordprocessingDrawing" xmlns:wp="http://schemas.openxmlformats.org/drawingml/2006/wordprocessingDrawing" xmlns:w10="urn:schemas-microsoft-com:office:word" xmlns:w="http://schemas.openxmlformats.org/wordprocessingml/2006/main" xmlns:w14="http://schemas.microsoft.com/office/word/2010/wordml" xmlns:w15="http://schemas.microsoft.com/office/word/2012/wordml" xmlns:w16cex="http://schemas.microsoft.com/office/word/2018/wordml/cex" xmlns:w16cid="http://schemas.microsoft.com/office/word/2016/wordml/cid" xmlns:w16="http://schemas.microsoft.com/office/word/2018/wordml" xmlns:w16du="http://schemas.microsoft.com/office/word/2023/wordml/word16du" xmlns:w16sdtdh="http://schemas.microsoft.com/office/word/2020/wordml/sdtdatahash" xmlns:w16sdtfl="http://schemas.microsoft.com/office/word/2024/wordml/sdtformatlock" xmlns:w16se="http://schemas.microsoft.com/office/word/2015/wordml/symex" xmlns:wpg="http://schemas.microsoft.com/office/word/2010/wordprocessingGroup" xmlns:wpi="http://schemas.microsoft.com/office/word/2010/wordprocessingInk" xmlns:wne="http://schemas.microsoft.com/office/word/2006/wordml" xmlns:wps="http://schemas.microsoft.com/office/word/2010/wordprocessingShape" mc:Ignorable="w14 w15 w16se w16cid w16 w16cex w16sdtdh w16sdtfl w16du wp14">
   <w:p>
     <w:pPr>
       <w:pStyle w:val="Fuzeile"/>
@@ -4720,7 +5032,7 @@
 </file>
 
 <file path=word/footer3.xml><?xml version="1.0" encoding="utf-8"?>
-<w:ftr xmlns:wpc="http://schemas.microsoft.com/office/word/2010/wordprocessingCanvas" xmlns:cx="http://schemas.microsoft.com/office/drawing/2014/chartex" xmlns:cx1="http://schemas.microsoft.com/office/drawing/2015/9/8/chartex" xmlns:cx2="http://schemas.microsoft.com/office/drawing/2015/10/21/chartex" xmlns:cx3="http://schemas.microsoft.com/office/drawing/2016/5/9/chartex" xmlns:cx4="http://schemas.microsoft.com/office/drawing/2016/5/10/chartex" xmlns:cx5="http://schemas.microsoft.com/office/drawing/2016/5/11/chartex" xmlns:cx6="http://schemas.microsoft.com/office/drawing/2016/5/12/chartex" xmlns:cx7="http://schemas.microsoft.com/office/drawing/2016/5/13/chartex" xmlns:cx8="http://schemas.microsoft.com/office/drawing/2016/5/14/chartex" xmlns:mc="http://schemas.openxmlformats.org/markup-compatibility/2006" xmlns:aink="http://schemas.microsoft.com/office/drawing/2016/ink" xmlns:am3d="http://schemas.microsoft.com/office/drawing/2017/model3d" xmlns:o="urn:schemas-microsoft-com:office:office" xmlns:oel="http://schemas.microsoft.com/office/2019/extlst" xmlns:r="http://schemas.openxmlformats.org/officeDocument/2006/relationships" xmlns:m="http://schemas.openxmlformats.org/officeDocument/2006/math" xmlns:v="urn:schemas-microsoft-com:vml" xmlns:wp14="http://schemas.microsoft.com/office/word/2010/wordprocessingDrawing" xmlns:wp="http://schemas.openxmlformats.org/drawingml/2006/wordprocessingDrawing" xmlns:w10="urn:schemas-microsoft-com:office:word" xmlns:w="http://schemas.openxmlformats.org/wordprocessingml/2006/main" xmlns:w14="http://schemas.microsoft.com/office/word/2010/wordml" xmlns:w15="http://schemas.microsoft.com/office/word/2012/wordml" xmlns:w16cei="http://schemas.microsoft.com/office/word/2026/wordml/cei" xmlns:w16cex="http://schemas.microsoft.com/office/word/2018/wordml/cex" xmlns:w16cid="http://schemas.microsoft.com/office/word/2016/wordml/cid" xmlns:w16="http://schemas.microsoft.com/office/word/2018/wordml" xmlns:w16du="http://schemas.microsoft.com/office/word/2023/wordml/word16du" xmlns:w16sdtdh="http://schemas.microsoft.com/office/word/2020/wordml/sdtdatahash" xmlns:w16sdtfl="http://schemas.microsoft.com/office/word/2024/wordml/sdtformatlock" xmlns:w16se="http://schemas.microsoft.com/office/word/2015/wordml/symex" xmlns:wpg="http://schemas.microsoft.com/office/word/2010/wordprocessingGroup" xmlns:wpi="http://schemas.microsoft.com/office/word/2010/wordprocessingInk" xmlns:wne="http://schemas.microsoft.com/office/word/2006/wordml" xmlns:wps="http://schemas.microsoft.com/office/word/2010/wordprocessingShape" mc:Ignorable="w14 w15 w16se w16cid w16 w16cex w16sdtdh w16sdtfl w16du wp14">
+<w:ftr xmlns:wpc="http://schemas.microsoft.com/office/word/2010/wordprocessingCanvas" xmlns:cx="http://schemas.microsoft.com/office/drawing/2014/chartex" xmlns:cx1="http://schemas.microsoft.com/office/drawing/2015/9/8/chartex" xmlns:cx2="http://schemas.microsoft.com/office/drawing/2015/10/21/chartex" xmlns:cx3="http://schemas.microsoft.com/office/drawing/2016/5/9/chartex" xmlns:cx4="http://schemas.microsoft.com/office/drawing/2016/5/10/chartex" xmlns:cx5="http://schemas.microsoft.com/office/drawing/2016/5/11/chartex" xmlns:cx6="http://schemas.microsoft.com/office/drawing/2016/5/12/chartex" xmlns:cx7="http://schemas.microsoft.com/office/drawing/2016/5/13/chartex" xmlns:cx8="http://schemas.microsoft.com/office/drawing/2016/5/14/chartex" xmlns:mc="http://schemas.openxmlformats.org/markup-compatibility/2006" xmlns:aink="http://schemas.microsoft.com/office/drawing/2016/ink" xmlns:am3d="http://schemas.microsoft.com/office/drawing/2017/model3d" xmlns:o="urn:schemas-microsoft-com:office:office" xmlns:oel="http://schemas.microsoft.com/office/2019/extlst" xmlns:r="http://schemas.openxmlformats.org/officeDocument/2006/relationships" xmlns:m="http://schemas.openxmlformats.org/officeDocument/2006/math" xmlns:v="urn:schemas-microsoft-com:vml" xmlns:wp14="http://schemas.microsoft.com/office/word/2010/wordprocessingDrawing" xmlns:wp="http://schemas.openxmlformats.org/drawingml/2006/wordprocessingDrawing" xmlns:w10="urn:schemas-microsoft-com:office:word" xmlns:w="http://schemas.openxmlformats.org/wordprocessingml/2006/main" xmlns:w14="http://schemas.microsoft.com/office/word/2010/wordml" xmlns:w15="http://schemas.microsoft.com/office/word/2012/wordml" xmlns:w16cex="http://schemas.microsoft.com/office/word/2018/wordml/cex" xmlns:w16cid="http://schemas.microsoft.com/office/word/2016/wordml/cid" xmlns:w16="http://schemas.microsoft.com/office/word/2018/wordml" xmlns:w16du="http://schemas.microsoft.com/office/word/2023/wordml/word16du" xmlns:w16sdtdh="http://schemas.microsoft.com/office/word/2020/wordml/sdtdatahash" xmlns:w16sdtfl="http://schemas.microsoft.com/office/word/2024/wordml/sdtformatlock" xmlns:w16se="http://schemas.microsoft.com/office/word/2015/wordml/symex" xmlns:wpg="http://schemas.microsoft.com/office/word/2010/wordprocessingGroup" xmlns:wpi="http://schemas.microsoft.com/office/word/2010/wordprocessingInk" xmlns:wne="http://schemas.microsoft.com/office/word/2006/wordml" xmlns:wps="http://schemas.microsoft.com/office/word/2010/wordprocessingShape" mc:Ignorable="w14 w15 w16se w16cid w16 w16cex w16sdtdh w16sdtfl w16du wp14">
   <w:p>
     <w:pPr>
       <w:pStyle w:val="Fuzeile"/>
@@ -4850,7 +5162,7 @@
 </file>
 
 <file path=word/footnotes.xml><?xml version="1.0" encoding="utf-8"?>
-<w:footnotes xmlns:wpc="http://schemas.microsoft.com/office/word/2010/wordprocessingCanvas" xmlns:cx="http://schemas.microsoft.com/office/drawing/2014/chartex" xmlns:cx1="http://schemas.microsoft.com/office/drawing/2015/9/8/chartex" xmlns:cx2="http://schemas.microsoft.com/office/drawing/2015/10/21/chartex" xmlns:cx3="http://schemas.microsoft.com/office/drawing/2016/5/9/chartex" xmlns:cx4="http://schemas.microsoft.com/office/drawing/2016/5/10/chartex" xmlns:cx5="http://schemas.microsoft.com/office/drawing/2016/5/11/chartex" xmlns:cx6="http://schemas.microsoft.com/office/drawing/2016/5/12/chartex" xmlns:cx7="http://schemas.microsoft.com/office/drawing/2016/5/13/chartex" xmlns:cx8="http://schemas.microsoft.com/office/drawing/2016/5/14/chartex" xmlns:mc="http://schemas.openxmlformats.org/markup-compatibility/2006" xmlns:aink="http://schemas.microsoft.com/office/drawing/2016/ink" xmlns:am3d="http://schemas.microsoft.com/office/drawing/2017/model3d" xmlns:o="urn:schemas-microsoft-com:office:office" xmlns:oel="http://schemas.microsoft.com/office/2019/extlst" xmlns:r="http://schemas.openxmlformats.org/officeDocument/2006/relationships" xmlns:m="http://schemas.openxmlformats.org/officeDocument/2006/math" xmlns:v="urn:schemas-microsoft-com:vml" xmlns:wp14="http://schemas.microsoft.com/office/word/2010/wordprocessingDrawing" xmlns:wp="http://schemas.openxmlformats.org/drawingml/2006/wordprocessingDrawing" xmlns:w10="urn:schemas-microsoft-com:office:word" xmlns:w="http://schemas.openxmlformats.org/wordprocessingml/2006/main" xmlns:w14="http://schemas.microsoft.com/office/word/2010/wordml" xmlns:w15="http://schemas.microsoft.com/office/word/2012/wordml" xmlns:w16cei="http://schemas.microsoft.com/office/word/2026/wordml/cei" xmlns:w16cex="http://schemas.microsoft.com/office/word/2018/wordml/cex" xmlns:w16cid="http://schemas.microsoft.com/office/word/2016/wordml/cid" xmlns:w16="http://schemas.microsoft.com/office/word/2018/wordml" xmlns:w16du="http://schemas.microsoft.com/office/word/2023/wordml/word16du" xmlns:w16sdtdh="http://schemas.microsoft.com/office/word/2020/wordml/sdtdatahash" xmlns:w16sdtfl="http://schemas.microsoft.com/office/word/2024/wordml/sdtformatlock" xmlns:w16se="http://schemas.microsoft.com/office/word/2015/wordml/symex" xmlns:wpg="http://schemas.microsoft.com/office/word/2010/wordprocessingGroup" xmlns:wpi="http://schemas.microsoft.com/office/word/2010/wordprocessingInk" xmlns:wne="http://schemas.microsoft.com/office/word/2006/wordml" xmlns:wps="http://schemas.microsoft.com/office/word/2010/wordprocessingShape" mc:Ignorable="w14 w15 w16se w16cid w16 w16cex w16sdtdh w16sdtfl w16du wp14">
+<w:footnotes xmlns:wpc="http://schemas.microsoft.com/office/word/2010/wordprocessingCanvas" xmlns:cx="http://schemas.microsoft.com/office/drawing/2014/chartex" xmlns:cx1="http://schemas.microsoft.com/office/drawing/2015/9/8/chartex" xmlns:cx2="http://schemas.microsoft.com/office/drawing/2015/10/21/chartex" xmlns:cx3="http://schemas.microsoft.com/office/drawing/2016/5/9/chartex" xmlns:cx4="http://schemas.microsoft.com/office/drawing/2016/5/10/chartex" xmlns:cx5="http://schemas.microsoft.com/office/drawing/2016/5/11/chartex" xmlns:cx6="http://schemas.microsoft.com/office/drawing/2016/5/12/chartex" xmlns:cx7="http://schemas.microsoft.com/office/drawing/2016/5/13/chartex" xmlns:cx8="http://schemas.microsoft.com/office/drawing/2016/5/14/chartex" xmlns:mc="http://schemas.openxmlformats.org/markup-compatibility/2006" xmlns:aink="http://schemas.microsoft.com/office/drawing/2016/ink" xmlns:am3d="http://schemas.microsoft.com/office/drawing/2017/model3d" xmlns:o="urn:schemas-microsoft-com:office:office" xmlns:oel="http://schemas.microsoft.com/office/2019/extlst" xmlns:r="http://schemas.openxmlformats.org/officeDocument/2006/relationships" xmlns:m="http://schemas.openxmlformats.org/officeDocument/2006/math" xmlns:v="urn:schemas-microsoft-com:vml" xmlns:wp14="http://schemas.microsoft.com/office/word/2010/wordprocessingDrawing" xmlns:wp="http://schemas.openxmlformats.org/drawingml/2006/wordprocessingDrawing" xmlns:w10="urn:schemas-microsoft-com:office:word" xmlns:w="http://schemas.openxmlformats.org/wordprocessingml/2006/main" xmlns:w14="http://schemas.microsoft.com/office/word/2010/wordml" xmlns:w15="http://schemas.microsoft.com/office/word/2012/wordml" xmlns:w16cex="http://schemas.microsoft.com/office/word/2018/wordml/cex" xmlns:w16cid="http://schemas.microsoft.com/office/word/2016/wordml/cid" xmlns:w16="http://schemas.microsoft.com/office/word/2018/wordml" xmlns:w16du="http://schemas.microsoft.com/office/word/2023/wordml/word16du" xmlns:w16sdtdh="http://schemas.microsoft.com/office/word/2020/wordml/sdtdatahash" xmlns:w16sdtfl="http://schemas.microsoft.com/office/word/2024/wordml/sdtformatlock" xmlns:w16se="http://schemas.microsoft.com/office/word/2015/wordml/symex" xmlns:wpg="http://schemas.microsoft.com/office/word/2010/wordprocessingGroup" xmlns:wpi="http://schemas.microsoft.com/office/word/2010/wordprocessingInk" xmlns:wne="http://schemas.microsoft.com/office/word/2006/wordml" xmlns:wps="http://schemas.microsoft.com/office/word/2010/wordprocessingShape" mc:Ignorable="w14 w15 w16se w16cid w16 w16cex w16sdtdh w16sdtfl w16du wp14">
   <w:footnote w:type="separator" w:id="-1">
     <w:p>
       <w:pPr>
@@ -4875,7 +5187,7 @@
 </file>
 
 <file path=word/numbering.xml><?xml version="1.0" encoding="utf-8"?>
-<w:numbering xmlns:wpc="http://schemas.microsoft.com/office/word/2010/wordprocessingCanvas" xmlns:cx="http://schemas.microsoft.com/office/drawing/2014/chartex" xmlns:cx1="http://schemas.microsoft.com/office/drawing/2015/9/8/chartex" xmlns:cx2="http://schemas.microsoft.com/office/drawing/2015/10/21/chartex" xmlns:cx3="http://schemas.microsoft.com/office/drawing/2016/5/9/chartex" xmlns:cx4="http://schemas.microsoft.com/office/drawing/2016/5/10/chartex" xmlns:cx5="http://schemas.microsoft.com/office/drawing/2016/5/11/chartex" xmlns:cx6="http://schemas.microsoft.com/office/drawing/2016/5/12/chartex" xmlns:cx7="http://schemas.microsoft.com/office/drawing/2016/5/13/chartex" xmlns:cx8="http://schemas.microsoft.com/office/drawing/2016/5/14/chartex" xmlns:mc="http://schemas.openxmlformats.org/markup-compatibility/2006" xmlns:aink="http://schemas.microsoft.com/office/drawing/2016/ink" xmlns:am3d="http://schemas.microsoft.com/office/drawing/2017/model3d" xmlns:o="urn:schemas-microsoft-com:office:office" xmlns:oel="http://schemas.microsoft.com/office/2019/extlst" xmlns:r="http://schemas.openxmlformats.org/officeDocument/2006/relationships" xmlns:m="http://schemas.openxmlformats.org/officeDocument/2006/math" xmlns:v="urn:schemas-microsoft-com:vml" xmlns:wp14="http://schemas.microsoft.com/office/word/2010/wordprocessingDrawing" xmlns:wp="http://schemas.openxmlformats.org/drawingml/2006/wordprocessingDrawing" xmlns:w10="urn:schemas-microsoft-com:office:word" xmlns:w="http://schemas.openxmlformats.org/wordprocessingml/2006/main" xmlns:w14="http://schemas.microsoft.com/office/word/2010/wordml" xmlns:w15="http://schemas.microsoft.com/office/word/2012/wordml" xmlns:w16cei="http://schemas.microsoft.com/office/word/2026/wordml/cei" xmlns:w16cex="http://schemas.microsoft.com/office/word/2018/wordml/cex" xmlns:w16cid="http://schemas.microsoft.com/office/word/2016/wordml/cid" xmlns:w16="http://schemas.microsoft.com/office/word/2018/wordml" xmlns:w16du="http://schemas.microsoft.com/office/word/2023/wordml/word16du" xmlns:w16sdtdh="http://schemas.microsoft.com/office/word/2020/wordml/sdtdatahash" xmlns:w16sdtfl="http://schemas.microsoft.com/office/word/2024/wordml/sdtformatlock" xmlns:w16se="http://schemas.microsoft.com/office/word/2015/wordml/symex" xmlns:wpg="http://schemas.microsoft.com/office/word/2010/wordprocessingGroup" xmlns:wpi="http://schemas.microsoft.com/office/word/2010/wordprocessingInk" xmlns:wne="http://schemas.microsoft.com/office/word/2006/wordml" xmlns:wps="http://schemas.microsoft.com/office/word/2010/wordprocessingShape" mc:Ignorable="w14 w15 w16se w16cid w16 w16cex w16sdtdh w16sdtfl w16du wp14">
+<w:numbering xmlns:wpc="http://schemas.microsoft.com/office/word/2010/wordprocessingCanvas" xmlns:cx="http://schemas.microsoft.com/office/drawing/2014/chartex" xmlns:cx1="http://schemas.microsoft.com/office/drawing/2015/9/8/chartex" xmlns:cx2="http://schemas.microsoft.com/office/drawing/2015/10/21/chartex" xmlns:cx3="http://schemas.microsoft.com/office/drawing/2016/5/9/chartex" xmlns:cx4="http://schemas.microsoft.com/office/drawing/2016/5/10/chartex" xmlns:cx5="http://schemas.microsoft.com/office/drawing/2016/5/11/chartex" xmlns:cx6="http://schemas.microsoft.com/office/drawing/2016/5/12/chartex" xmlns:cx7="http://schemas.microsoft.com/office/drawing/2016/5/13/chartex" xmlns:cx8="http://schemas.microsoft.com/office/drawing/2016/5/14/chartex" xmlns:mc="http://schemas.openxmlformats.org/markup-compatibility/2006" xmlns:aink="http://schemas.microsoft.com/office/drawing/2016/ink" xmlns:am3d="http://schemas.microsoft.com/office/drawing/2017/model3d" xmlns:o="urn:schemas-microsoft-com:office:office" xmlns:oel="http://schemas.microsoft.com/office/2019/extlst" xmlns:r="http://schemas.openxmlformats.org/officeDocument/2006/relationships" xmlns:m="http://schemas.openxmlformats.org/officeDocument/2006/math" xmlns:v="urn:schemas-microsoft-com:vml" xmlns:wp14="http://schemas.microsoft.com/office/word/2010/wordprocessingDrawing" xmlns:wp="http://schemas.openxmlformats.org/drawingml/2006/wordprocessingDrawing" xmlns:w10="urn:schemas-microsoft-com:office:word" xmlns:w="http://schemas.openxmlformats.org/wordprocessingml/2006/main" xmlns:w14="http://schemas.microsoft.com/office/word/2010/wordml" xmlns:w15="http://schemas.microsoft.com/office/word/2012/wordml" xmlns:w16cex="http://schemas.microsoft.com/office/word/2018/wordml/cex" xmlns:w16cid="http://schemas.microsoft.com/office/word/2016/wordml/cid" xmlns:w16="http://schemas.microsoft.com/office/word/2018/wordml" xmlns:w16du="http://schemas.microsoft.com/office/word/2023/wordml/word16du" xmlns:w16sdtdh="http://schemas.microsoft.com/office/word/2020/wordml/sdtdatahash" xmlns:w16sdtfl="http://schemas.microsoft.com/office/word/2024/wordml/sdtformatlock" xmlns:w16se="http://schemas.microsoft.com/office/word/2015/wordml/symex" xmlns:wpg="http://schemas.microsoft.com/office/word/2010/wordprocessingGroup" xmlns:wpi="http://schemas.microsoft.com/office/word/2010/wordprocessingInk" xmlns:wne="http://schemas.microsoft.com/office/word/2006/wordml" xmlns:wps="http://schemas.microsoft.com/office/word/2010/wordprocessingShape" mc:Ignorable="w14 w15 w16se w16cid w16 w16cex w16sdtdh w16sdtfl w16du wp14">
   <w:abstractNum w:abstractNumId="0" w15:restartNumberingAfterBreak="0">
     <w:nsid w:val="0F7A653B"/>
     <w:multiLevelType w:val="multilevel"/>

--- a/Thesis Text.docx
+++ b/Thesis Text.docx
@@ -262,63 +262,31 @@
           <w:sz w:val="22"/>
           <w:szCs w:val="22"/>
         </w:rPr>
-        <w:t>Je nach methodischem Ansatz erfolgt die Blickschätzung in unterschiedlichen Schritten.</w:t>
-      </w:r>
-      <w:r>
-        <w:rPr>
-          <w:rFonts w:ascii="Calibri" w:hAnsi="Calibri" w:cs="Calibri"/>
-          <w:sz w:val="22"/>
-          <w:szCs w:val="22"/>
-        </w:rPr>
-        <w:t xml:space="preserve"> </w:t>
-      </w:r>
-      <w:r>
-        <w:rPr>
-          <w:rFonts w:ascii="Calibri" w:hAnsi="Calibri" w:cs="Calibri"/>
-          <w:sz w:val="22"/>
-          <w:szCs w:val="22"/>
-        </w:rPr>
-        <w:t>Häufig werden z</w:t>
-      </w:r>
-      <w:r>
-        <w:rPr>
-          <w:rFonts w:ascii="Calibri" w:hAnsi="Calibri" w:cs="Calibri"/>
-          <w:sz w:val="22"/>
-          <w:szCs w:val="22"/>
-        </w:rPr>
-        <w:t>unächst</w:t>
-      </w:r>
-      <w:r>
-        <w:rPr>
-          <w:rFonts w:ascii="Calibri" w:hAnsi="Calibri" w:cs="Calibri"/>
-          <w:sz w:val="22"/>
-          <w:szCs w:val="22"/>
-        </w:rPr>
-        <w:t xml:space="preserve"> </w:t>
-      </w:r>
-      <w:r>
-        <w:rPr>
-          <w:rFonts w:ascii="Calibri" w:hAnsi="Calibri" w:cs="Calibri"/>
-          <w:sz w:val="22"/>
-          <w:szCs w:val="22"/>
-        </w:rPr>
-        <w:t xml:space="preserve">die </w:t>
-      </w:r>
-      <w:r>
-        <w:rPr>
-          <w:rFonts w:ascii="Calibri" w:hAnsi="Calibri" w:cs="Calibri"/>
-          <w:sz w:val="22"/>
-          <w:szCs w:val="22"/>
-        </w:rPr>
-        <w:t xml:space="preserve">Augen </w:t>
-      </w:r>
-      <w:r>
-        <w:rPr>
-          <w:rFonts w:ascii="Calibri" w:hAnsi="Calibri" w:cs="Calibri"/>
-          <w:sz w:val="22"/>
-          <w:szCs w:val="22"/>
-        </w:rPr>
-        <w:t>im Bild lokalisiert</w:t>
+        <w:t>Je nach methodischem Ansatz erfolgt die Blickschätzung in unterschiedlichen Schritten</w:t>
+      </w:r>
+      <w:r>
+        <w:rPr>
+          <w:rFonts w:ascii="Calibri" w:hAnsi="Calibri" w:cs="Calibri"/>
+          <w:sz w:val="22"/>
+          <w:szCs w:val="22"/>
+        </w:rPr>
+        <w:t>, wobei der erste Schritt h</w:t>
+      </w:r>
+      <w:r>
+        <w:rPr>
+          <w:rFonts w:ascii="Calibri" w:hAnsi="Calibri" w:cs="Calibri"/>
+          <w:sz w:val="22"/>
+          <w:szCs w:val="22"/>
+        </w:rPr>
+        <w:t>äufig</w:t>
+      </w:r>
+      <w:r>
+        <w:rPr>
+          <w:rFonts w:ascii="Calibri" w:hAnsi="Calibri" w:cs="Calibri"/>
+          <w:sz w:val="22"/>
+          <w:szCs w:val="22"/>
+        </w:rPr>
+        <w:t xml:space="preserve"> die Lokalisierung der Augen beinhaltet</w:t>
       </w:r>
       <w:r>
         <w:rPr>
@@ -1435,7 +1403,6 @@
         </w:rPr>
         <w:t xml:space="preserve"> </w:t>
       </w:r>
-      <w:proofErr w:type="gramStart"/>
       <w:r>
         <w:rPr>
           <w:rFonts w:ascii="Calibri" w:hAnsi="Calibri" w:cs="Calibri"/>
@@ -1450,16 +1417,7 @@
           <w:sz w:val="22"/>
           <w:szCs w:val="22"/>
         </w:rPr>
-        <w:t>,</w:t>
-      </w:r>
-      <w:proofErr w:type="gramEnd"/>
-      <w:r>
-        <w:rPr>
-          <w:rFonts w:ascii="Calibri" w:hAnsi="Calibri" w:cs="Calibri"/>
-          <w:sz w:val="22"/>
-          <w:szCs w:val="22"/>
-        </w:rPr>
-        <w:t xml:space="preserve"> wie Translation, Rotation und Skalierung, als auch durch </w:t>
+        <w:t xml:space="preserve">, wie Translation, Rotation und Skalierung, als auch durch </w:t>
       </w:r>
       <w:r>
         <w:rPr>
@@ -3058,7 +3016,6 @@
         <w:t>eschreibt Positionen von Merkmalen innerhalb eines aufgenommenen Kamerabildes. Es handelt sich um ein zweidimensionales Koordinatensystem (</w:t>
       </w:r>
       <w:proofErr w:type="spellStart"/>
-      <w:proofErr w:type="gramStart"/>
       <w:r>
         <w:rPr>
           <w:rFonts w:ascii="Calibri" w:hAnsi="Calibri" w:cs="Calibri"/>
@@ -3068,7 +3025,6 @@
         <w:t>u,v</w:t>
       </w:r>
       <w:proofErr w:type="spellEnd"/>
-      <w:proofErr w:type="gramEnd"/>
       <w:r>
         <w:rPr>
           <w:rFonts w:ascii="Calibri" w:hAnsi="Calibri" w:cs="Calibri"/>
@@ -4005,16 +3961,29 @@
           <w:rFonts w:ascii="Calibri" w:hAnsi="Calibri" w:cs="Calibri"/>
           <w:sz w:val="22"/>
           <w:szCs w:val="22"/>
-        </w:rPr>
-      </w:pPr>
-      <w:r>
-        <w:rPr>
-          <w:rFonts w:ascii="Calibri" w:hAnsi="Calibri" w:cs="Calibri"/>
-          <w:sz w:val="22"/>
-          <w:szCs w:val="22"/>
-        </w:rPr>
-        <w:t>2.4 Synchronisation</w:t>
-      </w:r>
+          <w:lang w:val="en-US"/>
+        </w:rPr>
+      </w:pPr>
+      <w:r>
+        <w:rPr>
+          <w:rFonts w:ascii="Calibri" w:hAnsi="Calibri" w:cs="Calibri"/>
+          <w:sz w:val="22"/>
+          <w:szCs w:val="22"/>
+          <w:lang w:val="en-US"/>
+        </w:rPr>
+        <w:t xml:space="preserve">2.4 </w:t>
+      </w:r>
+      <w:proofErr w:type="spellStart"/>
+      <w:r>
+        <w:rPr>
+          <w:rFonts w:ascii="Calibri" w:hAnsi="Calibri" w:cs="Calibri"/>
+          <w:sz w:val="22"/>
+          <w:szCs w:val="22"/>
+          <w:lang w:val="en-US"/>
+        </w:rPr>
+        <w:t>Synchronisation</w:t>
+      </w:r>
+      <w:proofErr w:type="spellEnd"/>
     </w:p>
     <w:p>
       <w:pPr>
@@ -4488,22 +4457,102 @@
           <w:rFonts w:ascii="Calibri" w:hAnsi="Calibri" w:cs="Calibri"/>
           <w:sz w:val="22"/>
           <w:szCs w:val="22"/>
-        </w:rPr>
-      </w:pPr>
-      <w:r>
-        <w:rPr>
-          <w:rFonts w:ascii="Calibri" w:hAnsi="Calibri" w:cs="Calibri"/>
-          <w:sz w:val="22"/>
-          <w:szCs w:val="22"/>
-        </w:rPr>
-        <w:t xml:space="preserve">EYEDIAP, </w:t>
-      </w:r>
+          <w:highlight w:val="yellow"/>
+          <w:lang w:val="en-US"/>
+        </w:rPr>
+      </w:pPr>
+      <w:r>
+        <w:rPr>
+          <w:rFonts w:ascii="Calibri" w:hAnsi="Calibri" w:cs="Calibri"/>
+          <w:sz w:val="22"/>
+          <w:szCs w:val="22"/>
+          <w:highlight w:val="yellow"/>
+          <w:lang w:val="en-US"/>
+        </w:rPr>
+        <w:t>EYEDIAP</w:t>
+      </w:r>
+      <w:r>
+        <w:rPr>
+          <w:rFonts w:ascii="Calibri" w:hAnsi="Calibri" w:cs="Calibri"/>
+          <w:sz w:val="22"/>
+          <w:szCs w:val="22"/>
+          <w:highlight w:val="yellow"/>
+          <w:lang w:val="en-US"/>
+        </w:rPr>
+        <w:t xml:space="preserve"> (Funes Mora et al.</w:t>
+      </w:r>
+      <w:r>
+        <w:rPr>
+          <w:rFonts w:ascii="Calibri" w:hAnsi="Calibri" w:cs="Calibri"/>
+          <w:sz w:val="22"/>
+          <w:szCs w:val="22"/>
+          <w:highlight w:val="yellow"/>
+          <w:lang w:val="en-US"/>
+        </w:rPr>
+        <w:t>, 2014</w:t>
+      </w:r>
+      <w:r>
+        <w:rPr>
+          <w:rFonts w:ascii="Calibri" w:hAnsi="Calibri" w:cs="Calibri"/>
+          <w:sz w:val="22"/>
+          <w:szCs w:val="22"/>
+          <w:highlight w:val="yellow"/>
+          <w:lang w:val="en-US"/>
+        </w:rPr>
+        <w:t>)</w:t>
+      </w:r>
+    </w:p>
+    <w:p>
+      <w:pPr>
+        <w:rPr>
+          <w:rFonts w:ascii="Calibri" w:hAnsi="Calibri" w:cs="Calibri"/>
+          <w:sz w:val="22"/>
+          <w:szCs w:val="22"/>
+        </w:rPr>
+      </w:pPr>
+      <w:r>
+        <w:rPr>
+          <w:rFonts w:ascii="Calibri" w:hAnsi="Calibri" w:cs="Calibri"/>
+          <w:sz w:val="22"/>
+          <w:szCs w:val="22"/>
+        </w:rPr>
+        <w:t>EYEDIAP</w:t>
+      </w:r>
+      <w:r>
+        <w:rPr>
+          <w:rFonts w:ascii="Calibri" w:hAnsi="Calibri" w:cs="Calibri"/>
+          <w:sz w:val="22"/>
+          <w:szCs w:val="22"/>
+        </w:rPr>
+        <w:t xml:space="preserve"> ist ein Datensatz der</w:t>
+      </w:r>
+      <w:r>
+        <w:rPr>
+          <w:rFonts w:ascii="Calibri" w:hAnsi="Calibri" w:cs="Calibri"/>
+          <w:sz w:val="22"/>
+          <w:szCs w:val="22"/>
+        </w:rPr>
+        <w:t xml:space="preserve"> </w:t>
+      </w:r>
+    </w:p>
+    <w:p>
+      <w:pPr>
+        <w:rPr>
+          <w:rFonts w:ascii="Calibri" w:hAnsi="Calibri" w:cs="Calibri"/>
+          <w:sz w:val="22"/>
+          <w:szCs w:val="22"/>
+          <w:highlight w:val="yellow"/>
+          <w:lang w:val="en-US"/>
+        </w:rPr>
+      </w:pPr>
       <w:proofErr w:type="spellStart"/>
       <w:r>
         <w:rPr>
           <w:rFonts w:ascii="Calibri" w:hAnsi="Calibri" w:cs="Calibri"/>
           <w:sz w:val="22"/>
           <w:szCs w:val="22"/>
+          <w:highlight w:val="yellow"/>
+          <w:lang w:val="en-US"/>
         </w:rPr>
         <w:t>GazeCapture</w:t>
       </w:r>
@@ -4513,8 +4562,105 @@
           <w:rFonts w:ascii="Calibri" w:hAnsi="Calibri" w:cs="Calibri"/>
           <w:sz w:val="22"/>
           <w:szCs w:val="22"/>
-        </w:rPr>
-        <w:t>, MPIIGAZE, Gaze360, EVE, ETH-</w:t>
+          <w:highlight w:val="yellow"/>
+          <w:lang w:val="en-US"/>
+        </w:rPr>
+        <w:t xml:space="preserve"> (Krafka et al., 2016)</w:t>
+      </w:r>
+    </w:p>
+    <w:p>
+      <w:pPr>
+        <w:rPr>
+          <w:rFonts w:ascii="Calibri" w:hAnsi="Calibri" w:cs="Calibri"/>
+          <w:sz w:val="22"/>
+          <w:szCs w:val="22"/>
+          <w:lang w:val="en-US"/>
+        </w:rPr>
+      </w:pPr>
+      <w:r>
+        <w:rPr>
+          <w:rFonts w:ascii="Calibri" w:hAnsi="Calibri" w:cs="Calibri"/>
+          <w:sz w:val="22"/>
+          <w:szCs w:val="22"/>
+          <w:lang w:val="en-US"/>
+        </w:rPr>
+        <w:t>l</w:t>
+      </w:r>
+    </w:p>
+    <w:p>
+      <w:pPr>
+        <w:rPr>
+          <w:rFonts w:ascii="Calibri" w:hAnsi="Calibri" w:cs="Calibri"/>
+          <w:sz w:val="22"/>
+          <w:szCs w:val="22"/>
+          <w:highlight w:val="yellow"/>
+        </w:rPr>
+      </w:pPr>
+      <w:r>
+        <w:rPr>
+          <w:rFonts w:ascii="Calibri" w:hAnsi="Calibri" w:cs="Calibri"/>
+          <w:sz w:val="22"/>
+          <w:szCs w:val="22"/>
+          <w:highlight w:val="yellow"/>
+        </w:rPr>
+        <w:t>MPIIGAZE</w:t>
+      </w:r>
+      <w:r>
+        <w:rPr>
+          <w:rFonts w:ascii="Calibri" w:hAnsi="Calibri" w:cs="Calibri"/>
+          <w:sz w:val="22"/>
+          <w:szCs w:val="22"/>
+          <w:highlight w:val="yellow"/>
+        </w:rPr>
+        <w:t xml:space="preserve"> (Zhang et al., 2017 )</w:t>
+      </w:r>
+    </w:p>
+    <w:p>
+      <w:pPr>
+        <w:rPr>
+          <w:rFonts w:ascii="Calibri" w:hAnsi="Calibri" w:cs="Calibri"/>
+          <w:sz w:val="22"/>
+          <w:szCs w:val="22"/>
+        </w:rPr>
+      </w:pPr>
+      <w:r>
+        <w:rPr>
+          <w:rFonts w:ascii="Calibri" w:hAnsi="Calibri" w:cs="Calibri"/>
+          <w:sz w:val="22"/>
+          <w:szCs w:val="22"/>
+        </w:rPr>
+        <w:t>m</w:t>
+      </w:r>
+    </w:p>
+    <w:p>
+      <w:pPr>
+        <w:rPr>
+          <w:rFonts w:ascii="Calibri" w:hAnsi="Calibri" w:cs="Calibri"/>
+          <w:sz w:val="22"/>
+          <w:szCs w:val="22"/>
+          <w:highlight w:val="yellow"/>
+          <w:lang w:val="en-US"/>
+        </w:rPr>
+      </w:pPr>
+      <w:r>
+        <w:rPr>
+          <w:rFonts w:ascii="Calibri" w:hAnsi="Calibri" w:cs="Calibri"/>
+          <w:sz w:val="22"/>
+          <w:szCs w:val="22"/>
+          <w:highlight w:val="yellow"/>
+          <w:lang w:val="en-US"/>
+        </w:rPr>
+        <w:t>Gaze360</w:t>
+      </w:r>
+      <w:r>
+        <w:rPr>
+          <w:rFonts w:ascii="Calibri" w:hAnsi="Calibri" w:cs="Calibri"/>
+          <w:sz w:val="22"/>
+          <w:szCs w:val="22"/>
+          <w:highlight w:val="yellow"/>
+          <w:lang w:val="en-US"/>
+        </w:rPr>
+        <w:t xml:space="preserve"> (</w:t>
       </w:r>
       <w:proofErr w:type="spellStart"/>
       <w:r>
@@ -4522,6 +4668,126 @@
           <w:rFonts w:ascii="Calibri" w:hAnsi="Calibri" w:cs="Calibri"/>
           <w:sz w:val="22"/>
           <w:szCs w:val="22"/>
+          <w:highlight w:val="yellow"/>
+          <w:lang w:val="en-US"/>
+        </w:rPr>
+        <w:t>Kellnhofer</w:t>
+      </w:r>
+      <w:proofErr w:type="spellEnd"/>
+      <w:r>
+        <w:rPr>
+          <w:rFonts w:ascii="Calibri" w:hAnsi="Calibri" w:cs="Calibri"/>
+          <w:sz w:val="22"/>
+          <w:szCs w:val="22"/>
+          <w:highlight w:val="yellow"/>
+          <w:lang w:val="en-US"/>
+        </w:rPr>
+        <w:t xml:space="preserve"> et al., 2019</w:t>
+      </w:r>
+      <w:r>
+        <w:rPr>
+          <w:rFonts w:ascii="Calibri" w:hAnsi="Calibri" w:cs="Calibri"/>
+          <w:sz w:val="22"/>
+          <w:szCs w:val="22"/>
+          <w:highlight w:val="yellow"/>
+          <w:lang w:val="en-US"/>
+        </w:rPr>
+        <w:t>)</w:t>
+      </w:r>
+    </w:p>
+    <w:p>
+      <w:pPr>
+        <w:rPr>
+          <w:rFonts w:ascii="Calibri" w:hAnsi="Calibri" w:cs="Calibri"/>
+          <w:sz w:val="22"/>
+          <w:szCs w:val="22"/>
+          <w:lang w:val="en-US"/>
+        </w:rPr>
+      </w:pPr>
+      <w:r>
+        <w:rPr>
+          <w:rFonts w:ascii="Calibri" w:hAnsi="Calibri" w:cs="Calibri"/>
+          <w:sz w:val="22"/>
+          <w:szCs w:val="22"/>
+          <w:lang w:val="en-US"/>
+        </w:rPr>
+        <w:t>m</w:t>
+      </w:r>
+    </w:p>
+    <w:p>
+      <w:pPr>
+        <w:rPr>
+          <w:rFonts w:ascii="Calibri" w:hAnsi="Calibri" w:cs="Calibri"/>
+          <w:sz w:val="22"/>
+          <w:szCs w:val="22"/>
+          <w:highlight w:val="yellow"/>
+          <w:lang w:val="en-US"/>
+        </w:rPr>
+      </w:pPr>
+      <w:r>
+        <w:rPr>
+          <w:rFonts w:ascii="Calibri" w:hAnsi="Calibri" w:cs="Calibri"/>
+          <w:sz w:val="22"/>
+          <w:szCs w:val="22"/>
+          <w:highlight w:val="yellow"/>
+          <w:lang w:val="en-US"/>
+        </w:rPr>
+        <w:t>EVE</w:t>
+      </w:r>
+      <w:r>
+        <w:rPr>
+          <w:rFonts w:ascii="Calibri" w:hAnsi="Calibri" w:cs="Calibri"/>
+          <w:sz w:val="22"/>
+          <w:szCs w:val="22"/>
+          <w:highlight w:val="yellow"/>
+          <w:lang w:val="en-US"/>
+        </w:rPr>
+        <w:t xml:space="preserve"> (Park et al., 2020)</w:t>
+      </w:r>
+    </w:p>
+    <w:p>
+      <w:pPr>
+        <w:rPr>
+          <w:rFonts w:ascii="Calibri" w:hAnsi="Calibri" w:cs="Calibri"/>
+          <w:sz w:val="22"/>
+          <w:szCs w:val="22"/>
+          <w:lang w:val="en-US"/>
+        </w:rPr>
+      </w:pPr>
+      <w:r>
+        <w:rPr>
+          <w:rFonts w:ascii="Calibri" w:hAnsi="Calibri" w:cs="Calibri"/>
+          <w:sz w:val="22"/>
+          <w:szCs w:val="22"/>
+          <w:lang w:val="en-US"/>
+        </w:rPr>
+        <w:t>m</w:t>
+      </w:r>
+    </w:p>
+    <w:p>
+      <w:pPr>
+        <w:rPr>
+          <w:rFonts w:ascii="Calibri" w:hAnsi="Calibri" w:cs="Calibri"/>
+          <w:sz w:val="22"/>
+          <w:szCs w:val="22"/>
+        </w:rPr>
+      </w:pPr>
+      <w:r>
+        <w:rPr>
+          <w:rFonts w:ascii="Calibri" w:hAnsi="Calibri" w:cs="Calibri"/>
+          <w:sz w:val="22"/>
+          <w:szCs w:val="22"/>
+          <w:highlight w:val="yellow"/>
+        </w:rPr>
+        <w:t>ETH-</w:t>
+      </w:r>
+      <w:proofErr w:type="spellStart"/>
+      <w:r>
+        <w:rPr>
+          <w:rFonts w:ascii="Calibri" w:hAnsi="Calibri" w:cs="Calibri"/>
+          <w:sz w:val="22"/>
+          <w:szCs w:val="22"/>
+          <w:highlight w:val="yellow"/>
         </w:rPr>
         <w:t>XGaze</w:t>
       </w:r>
@@ -4531,8 +4797,28 @@
           <w:rFonts w:ascii="Calibri" w:hAnsi="Calibri" w:cs="Calibri"/>
           <w:sz w:val="22"/>
           <w:szCs w:val="22"/>
-        </w:rPr>
-        <w:t>,</w:t>
+          <w:highlight w:val="yellow"/>
+        </w:rPr>
+        <w:t xml:space="preserve"> (Zhang et al., 2020)</w:t>
+      </w:r>
+    </w:p>
+    <w:p>
+      <w:pPr>
+        <w:rPr>
+          <w:rFonts w:ascii="Calibri" w:hAnsi="Calibri" w:cs="Calibri"/>
+          <w:sz w:val="22"/>
+          <w:szCs w:val="22"/>
+          <w:lang w:val="en-US"/>
+        </w:rPr>
+      </w:pPr>
+      <w:r>
+        <w:rPr>
+          <w:rFonts w:ascii="Calibri" w:hAnsi="Calibri" w:cs="Calibri"/>
+          <w:sz w:val="22"/>
+          <w:szCs w:val="22"/>
+          <w:lang w:val="en-US"/>
+        </w:rPr>
+        <w:t>m</w:t>
       </w:r>
     </w:p>
     <w:p>
@@ -4585,7 +4871,23 @@
           <w:sz w:val="22"/>
           <w:szCs w:val="22"/>
         </w:rPr>
-        <w:t xml:space="preserve">Quellen: </w:t>
+        <w:t>Quellen:</w:t>
+      </w:r>
+      <w:r>
+        <w:rPr>
+          <w:rFonts w:ascii="Calibri" w:hAnsi="Calibri" w:cs="Calibri"/>
+          <w:sz w:val="22"/>
+          <w:szCs w:val="22"/>
+        </w:rPr>
+        <w:t xml:space="preserve"> Datensätze,</w:t>
+      </w:r>
+      <w:r>
+        <w:rPr>
+          <w:rFonts w:ascii="Calibri" w:hAnsi="Calibri" w:cs="Calibri"/>
+          <w:sz w:val="22"/>
+          <w:szCs w:val="22"/>
+        </w:rPr>
+        <w:t xml:space="preserve"> </w:t>
       </w:r>
       <w:r>
         <w:rPr>
@@ -4595,21 +4897,64 @@
         </w:rPr>
         <w:t>Cheng et al. (2024)</w:t>
       </w:r>
-    </w:p>
-    <w:p>
-      <w:pPr>
-        <w:rPr>
-          <w:rFonts w:ascii="Calibri" w:hAnsi="Calibri" w:cs="Calibri"/>
-          <w:sz w:val="22"/>
-          <w:szCs w:val="22"/>
-        </w:rPr>
-      </w:pPr>
-      <w:r>
-        <w:rPr>
-          <w:rFonts w:ascii="Calibri" w:hAnsi="Calibri" w:cs="Calibri"/>
-          <w:sz w:val="22"/>
-          <w:szCs w:val="22"/>
-        </w:rPr>
+      <w:r>
+        <w:rPr>
+          <w:rFonts w:ascii="Calibri" w:hAnsi="Calibri" w:cs="Calibri"/>
+          <w:sz w:val="22"/>
+          <w:szCs w:val="22"/>
+        </w:rPr>
+        <w:t xml:space="preserve"> + RT-Gene (Fischer et al., 2018) + </w:t>
+      </w:r>
+      <w:proofErr w:type="spellStart"/>
+      <w:r>
+        <w:rPr>
+          <w:rFonts w:ascii="Calibri" w:hAnsi="Calibri" w:cs="Calibri"/>
+          <w:sz w:val="22"/>
+          <w:szCs w:val="22"/>
+        </w:rPr>
+        <w:t>FreeGaze</w:t>
+      </w:r>
+      <w:proofErr w:type="spellEnd"/>
+      <w:r>
+        <w:rPr>
+          <w:rFonts w:ascii="Calibri" w:hAnsi="Calibri" w:cs="Calibri"/>
+          <w:sz w:val="22"/>
+          <w:szCs w:val="22"/>
+        </w:rPr>
+        <w:t xml:space="preserve"> (Tian</w:t>
+      </w:r>
+      <w:r>
+        <w:rPr>
+          <w:rFonts w:ascii="Calibri" w:hAnsi="Calibri" w:cs="Calibri"/>
+          <w:sz w:val="22"/>
+          <w:szCs w:val="22"/>
+        </w:rPr>
+        <w:t xml:space="preserve"> et al.,2023</w:t>
+      </w:r>
+      <w:r>
+        <w:rPr>
+          <w:rFonts w:ascii="Calibri" w:hAnsi="Calibri" w:cs="Calibri"/>
+          <w:sz w:val="22"/>
+          <w:szCs w:val="22"/>
+        </w:rPr>
+        <w:t>)</w:t>
+      </w:r>
+    </w:p>
+    <w:p>
+      <w:pPr>
+        <w:rPr>
+          <w:rFonts w:ascii="Calibri" w:hAnsi="Calibri" w:cs="Calibri"/>
+          <w:sz w:val="22"/>
+          <w:szCs w:val="22"/>
+        </w:rPr>
+      </w:pPr>
+      <w:r>
+        <w:rPr>
+          <w:rFonts w:ascii="Calibri" w:hAnsi="Calibri" w:cs="Calibri"/>
+          <w:sz w:val="22"/>
+          <w:szCs w:val="22"/>
+        </w:rPr>
+        <w:lastRenderedPageBreak/>
         <w:t>Anzahl der Probanden, Head-Pose Bereich, Blickwinkelbereich, Beleuchtungsvariation, Auflösung, Indoor/Outdoor, Person Unabhängigkeit, Verfügbarkeit, Besonderheiten</w:t>
       </w:r>
     </w:p>
@@ -4663,7 +5008,23 @@
           <w:sz w:val="22"/>
           <w:szCs w:val="22"/>
         </w:rPr>
-        <w:t xml:space="preserve">Quellen: </w:t>
+        <w:t>Quellen:</w:t>
+      </w:r>
+      <w:r>
+        <w:rPr>
+          <w:rFonts w:ascii="Calibri" w:hAnsi="Calibri" w:cs="Calibri"/>
+          <w:sz w:val="22"/>
+          <w:szCs w:val="22"/>
+        </w:rPr>
+        <w:t xml:space="preserve"> Datensätze,</w:t>
+      </w:r>
+      <w:r>
+        <w:rPr>
+          <w:rFonts w:ascii="Calibri" w:hAnsi="Calibri" w:cs="Calibri"/>
+          <w:sz w:val="22"/>
+          <w:szCs w:val="22"/>
+        </w:rPr>
+        <w:t xml:space="preserve"> </w:t>
       </w:r>
       <w:r>
         <w:rPr>
@@ -7314,6 +7675,7 @@
   <w:style w:type="character" w:default="1" w:styleId="Absatz-Standardschriftart">
     <w:name w:val="Default Paragraph Font"/>
     <w:uiPriority w:val="1"/>
+    <w:semiHidden/>
     <w:unhideWhenUsed/>
   </w:style>
   <w:style w:type="table" w:default="1" w:styleId="NormaleTabelle">
